--- a/納品レポート/ホテル別レポート/comfort_roppongi_口コミ分析改善レポート.docx
+++ b/納品レポート/ホテル別レポート/comfort_roppongi_口コミ分析改善レポート.docx
@@ -96,7 +96,7 @@
           <w:sz w:val="22"/>
           <w:szCs w:val="22"/>
         </w:rPr>
-        <w:t xml:space="preserve">レビュー総数：97件（6サイト）</w:t>
+        <w:t xml:space="preserve">レビュー総数：102件（6サイト）</w:t>
       </w:r>
     </w:p>
     <w:p>
@@ -111,7 +111,7 @@
           <w:sz w:val="20"/>
           <w:szCs w:val="20"/>
         </w:rPr>
-        <w:t xml:space="preserve">対象サイト：じゃらん / Trip.com / 楽天トラベル / Booking.com / Agoda / Google</w:t>
+        <w:t xml:space="preserve">対象サイト：じゃらん / Trip.com / 楽天トラベル / Booking.com / Google / Agoda</w:t>
       </w:r>
     </w:p>
     <w:p>
@@ -131,7 +131,7 @@
           <w:sz w:val="20"/>
           <w:szCs w:val="20"/>
         </w:rPr>
-        <w:t xml:space="preserve">作成日：2026年3月17日</w:t>
+        <w:t xml:space="preserve">作成日：2026年3月18日</w:t>
       </w:r>
     </w:p>
     <w:p>
@@ -189,7 +189,7 @@
           <w:sz w:val="21"/>
           <w:szCs w:val="21"/>
         </w:rPr>
-        <w:t xml:space="preserve">2026年2月〜3月に各OTAサイト・口コミサイトに投稿された97件のレビューを包括的に分析しました。以下が主要な発見事項です。</w:t>
+        <w:t xml:space="preserve">2026年2月〜3月に各OTAサイト・口コミサイトに投稿された102件のレビューを包括的に分析しました。以下が主要な発見事項です。</w:t>
       </w:r>
     </w:p>
     <w:p>
@@ -261,7 +261,7 @@
                 <w:sz w:val="36"/>
                 <w:szCs w:val="36"/>
               </w:rPr>
-              <w:t xml:space="preserve">8.10</w:t>
+              <w:t xml:space="preserve">8.11</w:t>
             </w:r>
           </w:p>
         </w:tc>
@@ -359,7 +359,7 @@
                 <w:sz w:val="36"/>
                 <w:szCs w:val="36"/>
               </w:rPr>
-              <w:t xml:space="preserve">9.3%</w:t>
+              <w:t xml:space="preserve">8.8%</w:t>
             </w:r>
           </w:p>
         </w:tc>
@@ -408,7 +408,7 @@
                 <w:sz w:val="36"/>
                 <w:szCs w:val="36"/>
               </w:rPr>
-              <w:t xml:space="preserve">97件</w:t>
+              <w:t xml:space="preserve">102件</w:t>
             </w:r>
           </w:p>
         </w:tc>
@@ -448,7 +448,7 @@
           <w:sz w:val="21"/>
           <w:szCs w:val="21"/>
         </w:rPr>
-        <w:t xml:space="preserve">全体平均スコア8.10点（10点換算）は良好な水準であり、78.4%が高評価（8-10点）に分類されます。低評価（1-4点）は9件（9.3%）で、一定の改善課題があります。じゃらん（10.00点）で特に高い評価を獲得しています。</w:t>
+        <w:t xml:space="preserve">全体平均スコア8.11点（10点換算）は良好な水準であり、78.4%が高評価（8-10点）に分類されます。低評価（1-4点）は9件（8.8%）で、一定の改善課題があります。じゃらん（10.00点）で特に高い評価を獲得しています。</w:t>
       </w:r>
     </w:p>
     <w:p>
@@ -542,7 +542,7 @@
                 <w:sz w:val="20"/>
                 <w:szCs w:val="20"/>
               </w:rPr>
-              <w:t xml:space="preserve">立地・アクセス（20件以上で言及）、スタッフの対応（20件以上で言及）、朝食（20件以上で言及）</w:t>
+              <w:t xml:space="preserve">立地・アクセス（20件以上で言及）、スタッフの対応（20件以上で言及）、快適さ・設備（20件以上で言及）</w:t>
             </w:r>
           </w:p>
           <w:p>
@@ -567,7 +567,7 @@
                 <w:sz w:val="20"/>
                 <w:szCs w:val="20"/>
               </w:rPr>
-              <w:t xml:space="preserve">エアコン・空調（21件）、浴室・水回り（17件）、部屋の狭さ（10件）、設備の老朽化（7件）</w:t>
+              <w:t xml:space="preserve">エアコン・空調（23件）、浴室・水回り（17件）、部屋の狭さ（10件）、設備の老朽化（7件）</w:t>
             </w:r>
           </w:p>
           <w:p>
@@ -1474,7 +1474,7 @@
                 <w:sz w:val="20"/>
                 <w:szCs w:val="20"/>
               </w:rPr>
-              <w:t xml:space="preserve">12</w:t>
+              <w:t xml:space="preserve">13</w:t>
             </w:r>
           </w:p>
         </w:tc>
@@ -1508,7 +1508,7 @@
                 <w:sz w:val="20"/>
                 <w:szCs w:val="20"/>
               </w:rPr>
-              <w:t xml:space="preserve">4.17</w:t>
+              <w:t xml:space="preserve">4.23</w:t>
             </w:r>
           </w:p>
         </w:tc>
@@ -1576,7 +1576,7 @@
                 <w:sz w:val="20"/>
                 <w:szCs w:val="20"/>
               </w:rPr>
-              <w:t xml:space="preserve">8.33</w:t>
+              <w:t xml:space="preserve">8.46</w:t>
             </w:r>
           </w:p>
         </w:tc>
@@ -1716,7 +1716,7 @@
                 <w:sz w:val="20"/>
                 <w:szCs w:val="20"/>
               </w:rPr>
-              <w:t xml:space="preserve">50</w:t>
+              <w:t xml:space="preserve">52</w:t>
             </w:r>
           </w:p>
         </w:tc>
@@ -1751,7 +1751,7 @@
                 <w:sz w:val="20"/>
                 <w:szCs w:val="20"/>
               </w:rPr>
-              <w:t xml:space="preserve">8.16</w:t>
+              <w:t xml:space="preserve">8.17</w:t>
             </w:r>
           </w:p>
         </w:tc>
@@ -1821,7 +1821,7 @@
                 <w:sz w:val="20"/>
                 <w:szCs w:val="20"/>
               </w:rPr>
-              <w:t xml:space="preserve">8.16</w:t>
+              <w:t xml:space="preserve">8.17</w:t>
             </w:r>
           </w:p>
         </w:tc>
@@ -1927,7 +1927,7 @@
                 <w:sz w:val="20"/>
                 <w:szCs w:val="20"/>
               </w:rPr>
-              <w:t xml:space="preserve">Agoda</w:t>
+              <w:t xml:space="preserve">Google</w:t>
             </w:r>
           </w:p>
         </w:tc>
@@ -1961,7 +1961,7 @@
                 <w:sz w:val="20"/>
                 <w:szCs w:val="20"/>
               </w:rPr>
-              <w:t xml:space="preserve">2</w:t>
+              <w:t xml:space="preserve">28</w:t>
             </w:r>
           </w:p>
         </w:tc>
@@ -1995,7 +1995,7 @@
                 <w:sz w:val="20"/>
                 <w:szCs w:val="20"/>
               </w:rPr>
-              <w:t xml:space="preserve">8</w:t>
+              <w:t xml:space="preserve">3.79</w:t>
             </w:r>
           </w:p>
         </w:tc>
@@ -2029,7 +2029,7 @@
                 <w:sz w:val="20"/>
                 <w:szCs w:val="20"/>
               </w:rPr>
-              <w:t xml:space="preserve">/10</w:t>
+              <w:t xml:space="preserve">/5 (×2)</w:t>
             </w:r>
           </w:p>
         </w:tc>
@@ -2059,11 +2059,11 @@
                 <w:rFonts w:ascii="Arial" w:cs="Arial" w:eastAsia="Arial" w:hAnsi="Arial"/>
                 <w:b/>
                 <w:bCs/>
-                <w:color w:val="27AE60"/>
-                <w:sz w:val="20"/>
-                <w:szCs w:val="20"/>
-              </w:rPr>
-              <w:t xml:space="preserve">8</w:t>
+                <w:color w:val="E67E22"/>
+                <w:sz w:val="20"/>
+                <w:szCs w:val="20"/>
+              </w:rPr>
+              <w:t xml:space="preserve">7.57</w:t>
             </w:r>
           </w:p>
         </w:tc>
@@ -2127,11 +2127,11 @@
                 <w:rFonts w:ascii="Arial" w:cs="Arial" w:eastAsia="Arial" w:hAnsi="Arial"/>
                 <w:b/>
                 <w:bCs/>
-                <w:color w:val="27AE60"/>
-                <w:sz w:val="20"/>
-                <w:szCs w:val="20"/>
-              </w:rPr>
-              <w:t xml:space="preserve">良好</w:t>
+                <w:color w:val="E67E22"/>
+                <w:sz w:val="20"/>
+                <w:szCs w:val="20"/>
+              </w:rPr>
+              <w:t xml:space="preserve">概ね良好</w:t>
             </w:r>
           </w:p>
         </w:tc>
@@ -2168,7 +2168,7 @@
                 <w:sz w:val="20"/>
                 <w:szCs w:val="20"/>
               </w:rPr>
-              <w:t xml:space="preserve">Google</w:t>
+              <w:t xml:space="preserve">Agoda</w:t>
             </w:r>
           </w:p>
         </w:tc>
@@ -2203,7 +2203,7 @@
                 <w:sz w:val="20"/>
                 <w:szCs w:val="20"/>
               </w:rPr>
-              <w:t xml:space="preserve">27</w:t>
+              <w:t xml:space="preserve">3</w:t>
             </w:r>
           </w:p>
         </w:tc>
@@ -2238,7 +2238,7 @@
                 <w:sz w:val="20"/>
                 <w:szCs w:val="20"/>
               </w:rPr>
-              <w:t xml:space="preserve">3.78</w:t>
+              <w:t xml:space="preserve">7.33</w:t>
             </w:r>
           </w:p>
         </w:tc>
@@ -2273,7 +2273,7 @@
                 <w:sz w:val="20"/>
                 <w:szCs w:val="20"/>
               </w:rPr>
-              <w:t xml:space="preserve">/5 (×2)</w:t>
+              <w:t xml:space="preserve">/10</w:t>
             </w:r>
           </w:p>
         </w:tc>
@@ -2308,7 +2308,7 @@
                 <w:sz w:val="20"/>
                 <w:szCs w:val="20"/>
               </w:rPr>
-              <w:t xml:space="preserve">7.56</w:t>
+              <w:t xml:space="preserve">7.33</w:t>
             </w:r>
           </w:p>
         </w:tc>
@@ -2418,7 +2418,7 @@
           <w:sz w:val="21"/>
           <w:szCs w:val="21"/>
         </w:rPr>
-        <w:t xml:space="preserve">評価分布は10点（33.0%）に最も多く、8点以上の高評価が78.4%を占めています。低評価（1-4点）は計9件（9.3%）です。</w:t>
+        <w:t xml:space="preserve">評価分布は8点（32.4%）に最も多く、8点以上の高評価が78.4%を占めています。低評価（1-4点）は計9件（8.8%）です。</w:t>
       </w:r>
     </w:p>
     <w:p>
@@ -2653,7 +2653,7 @@
                 <w:sz w:val="20"/>
                 <w:szCs w:val="20"/>
               </w:rPr>
-              <w:t xml:space="preserve">32</w:t>
+              <w:t xml:space="preserve">33</w:t>
             </w:r>
           </w:p>
         </w:tc>
@@ -2688,7 +2688,7 @@
                 <w:sz w:val="20"/>
                 <w:szCs w:val="20"/>
               </w:rPr>
-              <w:t xml:space="preserve">33.0%</w:t>
+              <w:t xml:space="preserve">32.4%</w:t>
             </w:r>
           </w:p>
         </w:tc>
@@ -2726,7 +2726,7 @@
                 <w:sz w:val="18"/>
                 <w:szCs w:val="18"/>
               </w:rPr>
-              <w:t xml:space="preserve"> 32件</w:t>
+              <w:t xml:space="preserve"> 33件</w:t>
             </w:r>
           </w:p>
         </w:tc>
@@ -2798,7 +2798,7 @@
                 <w:sz w:val="20"/>
                 <w:szCs w:val="20"/>
               </w:rPr>
-              <w:t xml:space="preserve">13</w:t>
+              <w:t xml:space="preserve">14</w:t>
             </w:r>
           </w:p>
         </w:tc>
@@ -2833,7 +2833,7 @@
                 <w:sz w:val="20"/>
                 <w:szCs w:val="20"/>
               </w:rPr>
-              <w:t xml:space="preserve">13.4%</w:t>
+              <w:t xml:space="preserve">13.7%</w:t>
             </w:r>
           </w:p>
         </w:tc>
@@ -2870,7 +2870,7 @@
                 <w:sz w:val="18"/>
                 <w:szCs w:val="18"/>
               </w:rPr>
-              <w:t xml:space="preserve"> 13件</w:t>
+              <w:t xml:space="preserve"> 14件</w:t>
             </w:r>
           </w:p>
         </w:tc>
@@ -2942,7 +2942,7 @@
                 <w:sz w:val="20"/>
                 <w:szCs w:val="20"/>
               </w:rPr>
-              <w:t xml:space="preserve">31</w:t>
+              <w:t xml:space="preserve">33</w:t>
             </w:r>
           </w:p>
         </w:tc>
@@ -2977,7 +2977,7 @@
                 <w:sz w:val="20"/>
                 <w:szCs w:val="20"/>
               </w:rPr>
-              <w:t xml:space="preserve">32.0%</w:t>
+              <w:t xml:space="preserve">32.4%</w:t>
             </w:r>
           </w:p>
         </w:tc>
@@ -3006,7 +3006,7 @@
                 <w:sz w:val="20"/>
                 <w:szCs w:val="20"/>
               </w:rPr>
-              <w:t xml:space="preserve">███████████████████</w:t>
+              <w:t xml:space="preserve">████████████████████</w:t>
             </w:r>
             <w:r>
               <w:rPr>
@@ -3015,7 +3015,7 @@
                 <w:sz w:val="18"/>
                 <w:szCs w:val="18"/>
               </w:rPr>
-              <w:t xml:space="preserve"> 31件</w:t>
+              <w:t xml:space="preserve"> 33件</w:t>
             </w:r>
           </w:p>
         </w:tc>
@@ -3122,7 +3122,7 @@
                 <w:sz w:val="20"/>
                 <w:szCs w:val="20"/>
               </w:rPr>
-              <w:t xml:space="preserve">8.2%</w:t>
+              <w:t xml:space="preserve">7.8%</w:t>
             </w:r>
           </w:p>
         </w:tc>
@@ -3231,7 +3231,7 @@
                 <w:sz w:val="20"/>
                 <w:szCs w:val="20"/>
               </w:rPr>
-              <w:t xml:space="preserve">3</w:t>
+              <w:t xml:space="preserve">4</w:t>
             </w:r>
           </w:p>
         </w:tc>
@@ -3266,7 +3266,7 @@
                 <w:sz w:val="20"/>
                 <w:szCs w:val="20"/>
               </w:rPr>
-              <w:t xml:space="preserve">3.1%</w:t>
+              <w:t xml:space="preserve">3.9%</w:t>
             </w:r>
           </w:p>
         </w:tc>
@@ -3304,7 +3304,7 @@
                 <w:sz w:val="18"/>
                 <w:szCs w:val="18"/>
               </w:rPr>
-              <w:t xml:space="preserve"> 3件</w:t>
+              <w:t xml:space="preserve"> 4件</w:t>
             </w:r>
           </w:p>
         </w:tc>
@@ -3555,7 +3555,7 @@
                 <w:sz w:val="20"/>
                 <w:szCs w:val="20"/>
               </w:rPr>
-              <w:t xml:space="preserve">2.1%</w:t>
+              <w:t xml:space="preserve">2.0%</w:t>
             </w:r>
           </w:p>
         </w:tc>
@@ -3700,7 +3700,7 @@
                 <w:sz w:val="20"/>
                 <w:szCs w:val="20"/>
               </w:rPr>
-              <w:t xml:space="preserve">7.2%</w:t>
+              <w:t xml:space="preserve">6.9%</w:t>
             </w:r>
           </w:p>
         </w:tc>
@@ -3814,7 +3814,7 @@
                 <w:sz w:val="24"/>
                 <w:szCs w:val="24"/>
               </w:rPr>
-              <w:t xml:space="preserve">76件（78.4%）</w:t>
+              <w:t xml:space="preserve">80件（78.4%）</w:t>
             </w:r>
           </w:p>
         </w:tc>
@@ -3865,7 +3865,7 @@
                 <w:sz w:val="24"/>
                 <w:szCs w:val="24"/>
               </w:rPr>
-              <w:t xml:space="preserve">12件（12.4%）</w:t>
+              <w:t xml:space="preserve">13件（12.7%）</w:t>
             </w:r>
           </w:p>
         </w:tc>
@@ -3916,7 +3916,7 @@
                 <w:sz w:val="24"/>
                 <w:szCs w:val="24"/>
               </w:rPr>
-              <w:t xml:space="preserve">9件（9.3%）</w:t>
+              <w:t xml:space="preserve">9件（8.8%）</w:t>
             </w:r>
           </w:p>
         </w:tc>
@@ -4190,7 +4190,7 @@
                 <w:sz w:val="20"/>
                 <w:szCs w:val="20"/>
               </w:rPr>
-              <w:t xml:space="preserve">「駅から近くて、寝るだけの滞在にピッタリ」「地下鉄の駅からも近く、ホテルも分かりやすかったです」</w:t>
+              <w:t xml:space="preserve">「部屋には加湿器が備え付けられていて、滞在中とても便利でした」「Clean spacious good location Lack of facilities but can’t...」</w:t>
             </w:r>
           </w:p>
         </w:tc>
@@ -4294,7 +4294,7 @@
                 <w:sz w:val="20"/>
                 <w:szCs w:val="20"/>
               </w:rPr>
-              <w:t xml:space="preserve">「スタッフの対応 洗面ボール中のカビ 洗面ボール中のカビ」「アップグレードをリクエストしたところ、対応してもらえたが、追加料金が少し高いと感じた」</w:t>
+              <w:t xml:space="preserve">「スタッフは親切で気配りが行き届いていました」「フロントの方々の対応が丁寧でした」</w:t>
             </w:r>
           </w:p>
         </w:tc>
@@ -4331,7 +4331,7 @@
                 <w:sz w:val="20"/>
                 <w:szCs w:val="20"/>
               </w:rPr>
-              <w:t xml:space="preserve">朝食</w:t>
+              <w:t xml:space="preserve">快適さ・設備</w:t>
             </w:r>
           </w:p>
         </w:tc>
@@ -4401,7 +4401,7 @@
                 <w:sz w:val="20"/>
                 <w:szCs w:val="20"/>
               </w:rPr>
-              <w:t xml:space="preserve">「タイ料理の朝食は、初めてで とても美味しかったです」「朝食が「タイ料理」と言う事で楽しみにしていましたが、とても美味しかったです」</w:t>
+              <w:t xml:space="preserve">「クイーンサイズのベッドがある部屋を予約したのですが、日本の基準からするとかなり広々としていました」「Good value 設備は少ないけど、それ以上は望めない」</w:t>
             </w:r>
           </w:p>
         </w:tc>
@@ -4437,7 +4437,7 @@
                 <w:sz w:val="20"/>
                 <w:szCs w:val="20"/>
               </w:rPr>
-              <w:t xml:space="preserve">快適さ・設備</w:t>
+              <w:t xml:space="preserve">朝食</w:t>
             </w:r>
           </w:p>
         </w:tc>
@@ -4505,7 +4505,7 @@
                 <w:sz w:val="20"/>
                 <w:szCs w:val="20"/>
               </w:rPr>
-              <w:t xml:space="preserve">「ベッドにコンセントは無いですが、横の壁にはコンセントがあるので、少し長めの電源ケーブルがあれば問題無いかなと思います」「Posizione attaccata alla metro  Dimensione spaziosa delle...」</w:t>
+              <w:t xml:space="preserve">「タイ風の朝食は本当に美味しく、期待以上で、ぜひおすすめします」「タイ料理の朝食は、初めてで とても美味しかったです」</w:t>
             </w:r>
           </w:p>
         </w:tc>
@@ -4612,7 +4612,7 @@
                 <w:sz w:val="20"/>
                 <w:szCs w:val="20"/>
               </w:rPr>
-              <w:t xml:space="preserve">「建物自体は古いとは思いますが清掃が行き届いていて、快適に過ごせました」「あまり清潔ではない」</w:t>
+              <w:t xml:space="preserve">「スタッフは親切で気配りが行き届いていました」「Clean spacious good location Lack of facilities but can’t...」</w:t>
             </w:r>
           </w:p>
         </w:tc>
@@ -4682,7 +4682,7 @@
                 <w:sz w:val="20"/>
                 <w:szCs w:val="20"/>
               </w:rPr>
-              <w:t xml:space="preserve">9件</w:t>
+              <w:t xml:space="preserve">10件以上</w:t>
             </w:r>
           </w:p>
         </w:tc>
@@ -4716,7 +4716,7 @@
                 <w:sz w:val="20"/>
                 <w:szCs w:val="20"/>
               </w:rPr>
-              <w:t xml:space="preserve">「不都合はありませんでしたが、段差が大きいなと思いました」「風呂トイレはユニットバスになってますが、浴槽は広めで足を伸ばしてくつろげるサイズになってました」</w:t>
+              <w:t xml:space="preserve">「I booked a room with a queen bed, which I found quite spa...」「Clean spacious good location Lack of facilities but can’t...」</w:t>
             </w:r>
           </w:p>
         </w:tc>
@@ -4756,7 +4756,7 @@
           <w:sz w:val="21"/>
           <w:szCs w:val="21"/>
         </w:rPr>
-        <w:t xml:space="preserve">口コミの多数で「立地・アクセス」に関するポジティブな言及が見られ、コンフォートイン六本木の最大の差別化要因となっています。駅から近くて、寝るだけの滞在にピッタリといった声が多数寄せられています。</w:t>
+        <w:t xml:space="preserve">口コミの多数で「立地・アクセス」に関するポジティブな言及が見られ、コンフォートイン六本木の最大の差別化要因となっています。部屋には加湿器が備え付けられていて、滞在中とても便利でしたといった声が多数寄せられています。</w:t>
       </w:r>
     </w:p>
     <w:p>
@@ -4775,7 +4775,7 @@
           <w:sz w:val="21"/>
           <w:szCs w:val="21"/>
         </w:rPr>
-        <w:t xml:space="preserve">駅から近くて、寝るだけの滞在にピッタリ</w:t>
+        <w:t xml:space="preserve">部屋には加湿器が備え付けられていて、滞在中とても便利でした</w:t>
       </w:r>
     </w:p>
     <w:p>
@@ -4794,7 +4794,7 @@
           <w:sz w:val="21"/>
           <w:szCs w:val="21"/>
         </w:rPr>
-        <w:t xml:space="preserve">地下鉄の駅からも近く、ホテルも分かりやすかったです</w:t>
+        <w:t xml:space="preserve">Clean spacious good location Lack of facilities but can’t...</w:t>
       </w:r>
     </w:p>
     <w:p>
@@ -4813,7 +4813,7 @@
           <w:sz w:val="21"/>
           <w:szCs w:val="21"/>
         </w:rPr>
-        <w:t xml:space="preserve">The location close to the MTR station was excellent and g...</w:t>
+        <w:t xml:space="preserve">駅から近くて、寝るだけの滞在にピッタリ</w:t>
       </w:r>
     </w:p>
     <w:p>
@@ -4850,7 +4850,7 @@
           <w:sz w:val="21"/>
           <w:szCs w:val="21"/>
         </w:rPr>
-        <w:t xml:space="preserve">スタッフの対応に関するポジティブな評価も多く寄せられています。「スタッフの対応 洗面ボール中のカビ 洗面ボール中のカビ」といったコメントが見られます。</w:t>
+        <w:t xml:space="preserve">スタッフの対応に関するポジティブな評価も多く寄せられています。「スタッフは親切で気配りが行き届いていました」といったコメントが見られます。</w:t>
       </w:r>
     </w:p>
     <w:p>
@@ -5155,7 +5155,7 @@
                 <w:sz w:val="20"/>
                 <w:szCs w:val="20"/>
               </w:rPr>
-              <w:t xml:space="preserve">he found the driver sitting in the car at the back of the...</w:t>
+              <w:t xml:space="preserve">I booked a room with a queen bed, which I found quite spa...</w:t>
             </w:r>
           </w:p>
         </w:tc>
@@ -5189,7 +5189,7 @@
                 <w:sz w:val="20"/>
                 <w:szCs w:val="20"/>
               </w:rPr>
-              <w:t xml:space="preserve">重大・21件</w:t>
+              <w:t xml:space="preserve">重大・23件</w:t>
             </w:r>
           </w:p>
         </w:tc>
@@ -7047,7 +7047,7 @@
                 <w:sz w:val="20"/>
                 <w:szCs w:val="20"/>
               </w:rPr>
-              <w:t xml:space="preserve">8.10点</w:t>
+              <w:t xml:space="preserve">8.11点</w:t>
             </w:r>
           </w:p>
         </w:tc>
@@ -7327,7 +7327,7 @@
                 <w:sz w:val="20"/>
                 <w:szCs w:val="20"/>
               </w:rPr>
-              <w:t xml:space="preserve">9.3%</w:t>
+              <w:t xml:space="preserve">8.8%</w:t>
             </w:r>
           </w:p>
         </w:tc>
@@ -7432,7 +7432,7 @@
                 <w:sz w:val="20"/>
                 <w:szCs w:val="20"/>
               </w:rPr>
-              <w:t xml:space="preserve">Google平均評価</w:t>
+              <w:t xml:space="preserve">Agoda平均評価</w:t>
             </w:r>
           </w:p>
         </w:tc>
@@ -7467,7 +7467,7 @@
                 <w:sz w:val="20"/>
                 <w:szCs w:val="20"/>
               </w:rPr>
-              <w:t xml:space="preserve">7.6点</w:t>
+              <w:t xml:space="preserve">7.3点</w:t>
             </w:r>
           </w:p>
         </w:tc>
@@ -7502,7 +7502,7 @@
                 <w:sz w:val="20"/>
                 <w:szCs w:val="20"/>
               </w:rPr>
-              <w:t xml:space="preserve">8.6点以上</w:t>
+              <w:t xml:space="preserve">8.3点以上</w:t>
             </w:r>
           </w:p>
         </w:tc>
@@ -7747,7 +7747,7 @@
                 <w:sz w:val="20"/>
                 <w:szCs w:val="20"/>
               </w:rPr>
-              <w:t xml:space="preserve">約21件/期間</w:t>
+              <w:t xml:space="preserve">約23件/期間</w:t>
             </w:r>
           </w:p>
         </w:tc>
@@ -7782,7 +7782,7 @@
                 <w:sz w:val="20"/>
                 <w:szCs w:val="20"/>
               </w:rPr>
-              <w:t xml:space="preserve">10件以下</w:t>
+              <w:t xml:space="preserve">11件以下</w:t>
             </w:r>
           </w:p>
         </w:tc>
@@ -7878,7 +7878,7 @@
           <w:sz w:val="22"/>
           <w:szCs w:val="22"/>
         </w:rPr>
-        <w:t xml:space="preserve">[1] 楽天トラベル / 8点 / 2026-03-15</w:t>
+        <w:t xml:space="preserve">[1] Google / 8点 / 2026-03-17</w:t>
       </w:r>
     </w:p>
     <w:p>
@@ -7893,7 +7893,7 @@
           <w:sz w:val="21"/>
           <w:szCs w:val="21"/>
         </w:rPr>
-        <w:t xml:space="preserve">タイ料理の朝食は、初めてで とても美味しかったです。 ただ、調理場の方が、ずっと咳をしていたのが気になりました。 洗い場では、マスクなしでしたが 調理中は、どうだったのかなと思っています。  不都合はありませんでしたが、段差が大きいなと思いました。</w:t>
+        <w:t xml:space="preserve">このホテルには大変満足しました。クイーンサイズのベッドがある部屋を予約したのですが、日本の基準からするとかなり広々としていました。部屋には加湿器が備え付けられていて、滞在中とても便利でした。スタッフは親切で気配りが行き届いていました。タイ風の朝食は本当に美味しく、期待以上で、ぜひおすすめします。全体的に素晴らしい滞在でした！</w:t>
       </w:r>
     </w:p>
     <w:p>
@@ -7914,7 +7914,7 @@
           <w:sz w:val="22"/>
           <w:szCs w:val="22"/>
         </w:rPr>
-        <w:t xml:space="preserve">[2] Agoda / 8点 / 2026-03-15</w:t>
+        <w:t xml:space="preserve">[2] 楽天トラベル / 10点 / 2026-03-17</w:t>
       </w:r>
     </w:p>
     <w:p>
@@ -7929,7 +7929,7 @@
           <w:sz w:val="21"/>
           <w:szCs w:val="21"/>
         </w:rPr>
-        <w:t xml:space="preserve">駅から近くて、寝るだけの滞在にピッタリ！セルフコーヒーも嬉しいポイント♡</w:t>
+        <w:t xml:space="preserve">フロントの方々の対応が丁寧でした！</w:t>
       </w:r>
     </w:p>
     <w:p>
@@ -7950,7 +7950,7 @@
           <w:sz w:val="22"/>
           <w:szCs w:val="22"/>
         </w:rPr>
-        <w:t xml:space="preserve">[3] 楽天トラベル / 10点 / 2026-03-14</w:t>
+        <w:t xml:space="preserve">[3] Booking.com / 8点 / 2026-03-17</w:t>
       </w:r>
     </w:p>
     <w:p>
@@ -7965,7 +7965,33 @@
           <w:sz w:val="21"/>
           <w:szCs w:val="21"/>
         </w:rPr>
-        <w:t xml:space="preserve">初めて利用させてもらいました！ 地下鉄の駅からも近く、ホテルも分かりやすかったです。周りに飲食店も多く、夕食にも困りませんでした。 朝食が「タイ料理」と言う事で楽しみにしていましたが、とても美味しかったです！ 機会があったら、また是非利用したいと思います。 お世話になりました。</w:t>
+        <w:t xml:space="preserve">Clean spacious good location</w:t>
+      </w:r>
+    </w:p>
+    <w:p>
+      <w:pPr>
+        <w:spacing w:after="120" w:line="320"/>
+        <w:jc w:val="left"/>
+      </w:pPr>
+      <w:r>
+        <w:rPr>
+          <w:rFonts w:ascii="Arial" w:cs="Arial" w:eastAsia="Arial" w:hAnsi="Arial"/>
+          <w:b/>
+          <w:bCs/>
+          <w:color w:val="C0392B"/>
+          <w:sz w:val="21"/>
+          <w:szCs w:val="21"/>
+        </w:rPr>
+        <w:t xml:space="preserve">【改善点】</w:t>
+      </w:r>
+      <w:r>
+        <w:rPr>
+          <w:rFonts w:ascii="Arial" w:cs="Arial" w:eastAsia="Arial" w:hAnsi="Arial"/>
+          <w:color w:val="333333"/>
+          <w:sz w:val="21"/>
+          <w:szCs w:val="21"/>
+        </w:rPr>
+        <w:t xml:space="preserve">設備は少ないけど、それ以上は望めない！値段も手頃。</w:t>
       </w:r>
     </w:p>
     <w:p>
@@ -7986,7 +8012,7 @@
           <w:sz w:val="22"/>
           <w:szCs w:val="22"/>
         </w:rPr>
-        <w:t xml:space="preserve">[4] Google / 8点 / 2026-03-13</w:t>
+        <w:t xml:space="preserve">[4] Booking.com / 9点 / 2026-03-17</w:t>
       </w:r>
     </w:p>
     <w:p>
@@ -8001,7 +8027,7 @@
           <w:sz w:val="21"/>
           <w:szCs w:val="21"/>
         </w:rPr>
-        <w:t xml:space="preserve">六本木駅から割と近くにあるホテルで、立地的には安い方に入るかなと思います。 フロントにはフリードリンクが有りました。 部屋はコンパクトで狭めですが、この辺りのホテルなら平均的なのかなとは思います。 ベッドにコンセントは無いですが、横の壁にはコンセントがあるので、少し長めの電源ケーブルがあれば問題無いかなと思います。 風呂トイレはユニットバスになってますが、浴槽は広めで足を伸ばしてくつろげるサ...</w:t>
+        <w:t xml:space="preserve">設備完善，環境乾淨，地理位置很棒，櫃檯人員十分友善且有耐心。</w:t>
       </w:r>
     </w:p>
     <w:p>
@@ -8022,7 +8048,7 @@
           <w:sz w:val="22"/>
           <w:szCs w:val="22"/>
         </w:rPr>
-        <w:t xml:space="preserve">[5] Agoda / 8点 / 2026-03-13</w:t>
+        <w:t xml:space="preserve">[5] 楽天トラベル / 8点 / 2026-03-15</w:t>
       </w:r>
     </w:p>
     <w:p>
@@ -8037,7 +8063,7 @@
           <w:sz w:val="21"/>
           <w:szCs w:val="21"/>
         </w:rPr>
-        <w:t xml:space="preserve">建物自体は古いとは思いますが清掃が行き届いていて、快適に過ごせました。何よりスタッフの皆さんが笑顔で対応してくださるので、深夜に寝に帰るだけのような生活の中で癒しとなりました。ロビーの紅茶のドリンクサービスも最高でした！</w:t>
+        <w:t xml:space="preserve">タイ料理の朝食は、初めてで とても美味しかったです。 ただ、調理場の方が、ずっと咳をしていたのが気になりました。 洗い場では、マスクなしでしたが 調理中は、どうだったのかなと思っています。  不都合はありませんでしたが、段差が大きいなと思いました。</w:t>
       </w:r>
     </w:p>
     <w:p>
@@ -8120,7 +8146,7 @@
           <w:sz w:val="22"/>
           <w:szCs w:val="22"/>
         </w:rPr>
-        <w:t xml:space="preserve">[7] Booking.com / 6点 / 2026-03-14</w:t>
+        <w:t xml:space="preserve">[7] Agoda / 6点 / 2026-03-16</w:t>
       </w:r>
     </w:p>
     <w:p>
@@ -8135,7 +8161,7 @@
           <w:sz w:val="21"/>
           <w:szCs w:val="21"/>
         </w:rPr>
-        <w:t xml:space="preserve">The car that we booked to return to the airport didn't appear to have turned up. However the receptionist went out of his way to find where it was. he found the driver sitting in the car at the bac...</w:t>
+        <w:t xml:space="preserve">スタッフの対応</w:t>
       </w:r>
     </w:p>
     <w:p>
@@ -8161,7 +8187,7 @@
           <w:sz w:val="21"/>
           <w:szCs w:val="21"/>
         </w:rPr>
-        <w:t xml:space="preserve">最初に割り当てられた部屋はとても狭かった。アップグレードをリクエストしたところ、対応してもらえたが、追加料金が少し高いと感じた。</w:t>
+        <w:t xml:space="preserve">洗面ボール中のカビ</w:t>
       </w:r>
     </w:p>
     <w:p>
@@ -8182,7 +8208,7 @@
           <w:sz w:val="22"/>
           <w:szCs w:val="22"/>
         </w:rPr>
-        <w:t xml:space="preserve">[8] Booking.com / 5点 / 2026-03-03</w:t>
+        <w:t xml:space="preserve">[8] Booking.com / 6点 / 2026-03-14</w:t>
       </w:r>
     </w:p>
     <w:p>
@@ -8197,7 +8223,7 @@
           <w:sz w:val="21"/>
           <w:szCs w:val="21"/>
         </w:rPr>
-        <w:t xml:space="preserve">The property is situated in good location</w:t>
+        <w:t xml:space="preserve">The car that we booked to return to the airport didn't appear to have turned up. However the receptionist went out of his way to find where it was. he found the driver sitting in the car at the bac...</w:t>
       </w:r>
     </w:p>
     <w:p>
@@ -8223,7 +8249,7 @@
           <w:sz w:val="21"/>
           <w:szCs w:val="21"/>
         </w:rPr>
-        <w:t xml:space="preserve">朝食はタイ料理です。日本料理ではありません。チェックアウト時間は午前10時ですが、早すぎます。</w:t>
+        <w:t xml:space="preserve">最初に割り当てられた部屋はとても狭かった。アップグレードをリクエストしたところ、対応してもらえたものの、追加料金が少し高いと感じた。</w:t>
       </w:r>
     </w:p>
     <w:p>
@@ -8244,7 +8270,7 @@
           <w:sz w:val="22"/>
           <w:szCs w:val="22"/>
         </w:rPr>
-        <w:t xml:space="preserve">[9] Booking.com / 4点 / 2026-02-21</w:t>
+        <w:t xml:space="preserve">[9] Booking.com / 5点 / 2026-03-03</w:t>
       </w:r>
     </w:p>
     <w:p>
@@ -8259,7 +8285,7 @@
           <w:sz w:val="21"/>
           <w:szCs w:val="21"/>
         </w:rPr>
-        <w:t xml:space="preserve">Staff were very nice.</w:t>
+        <w:t xml:space="preserve">The property is situated in good location</w:t>
       </w:r>
     </w:p>
     <w:p>
@@ -8285,7 +8311,7 @@
           <w:sz w:val="21"/>
           <w:szCs w:val="21"/>
         </w:rPr>
-        <w:t xml:space="preserve">値段の割には部屋があまり良くなかった。窓が開けられないので、部屋が蒸し暑くなる。</w:t>
+        <w:t xml:space="preserve">朝食はタイ料理です。日本料理ではありません。チェックアウト時間は午前10時ですが、早すぎます。</w:t>
       </w:r>
     </w:p>
     <w:p>
@@ -8306,7 +8332,22 @@
           <w:sz w:val="22"/>
           <w:szCs w:val="22"/>
         </w:rPr>
-        <w:t xml:space="preserve">[10] Booking.com / 2点 / 2026-02-15</w:t>
+        <w:t xml:space="preserve">[10] Booking.com / 4点 / 2026-02-21</w:t>
+      </w:r>
+    </w:p>
+    <w:p>
+      <w:pPr>
+        <w:spacing w:after="120" w:line="320"/>
+        <w:jc w:val="left"/>
+      </w:pPr>
+      <w:r>
+        <w:rPr>
+          <w:rFonts w:ascii="Arial" w:cs="Arial" w:eastAsia="Arial" w:hAnsi="Arial"/>
+          <w:color w:val="333333"/>
+          <w:sz w:val="21"/>
+          <w:szCs w:val="21"/>
+        </w:rPr>
+        <w:t xml:space="preserve">Staff were very nice.</w:t>
       </w:r>
     </w:p>
     <w:p>
@@ -8332,7 +8373,7 @@
           <w:sz w:val="21"/>
           <w:szCs w:val="21"/>
         </w:rPr>
-        <w:t xml:space="preserve">部屋は摂氏35度でした。エアコンを摂氏15度まで下げてもです。暑すぎて眠れませんでした。2泊予約しましたが、翌日午前10時前にチェックアウトしたため、2泊目の料金は返金されませんでした。お金をもらっても泊まりたくありません。外の歩道で寝た方がましでした。二度とあんなトカゲのテラリウムに招待しな...</w:t>
+        <w:t xml:space="preserve">値段の割には部屋があまり良くなかった。窓が開けられないので、部屋が蒸し暑くなる。</w:t>
       </w:r>
     </w:p>
     <w:p>
@@ -8397,7 +8438,7 @@
                 <w:sz w:val="21"/>
                 <w:szCs w:val="21"/>
               </w:rPr>
-              <w:t xml:space="preserve">コンフォートイン六本木は、全体平均8.10点（10点換算）、高評価率78.4%という良好な顧客満足度を維持しているホテルです。特に「立地・アクセス」「スタッフの対応」が多くのゲストから高く評価されています。</w:t>
+              <w:t xml:space="preserve">コンフォートイン六本木は、全体平均8.11点（10点換算）、高評価率78.4%という良好な顧客満足度を維持しているホテルです。特に「立地・アクセス」「スタッフの対応」が多くのゲストから高く評価されています。</w:t>
             </w:r>
           </w:p>
           <w:p>
@@ -8439,7 +8480,7 @@
                 <w:sz w:val="21"/>
                 <w:szCs w:val="21"/>
               </w:rPr>
-              <w:t xml:space="preserve">Googleでの低スコア（7.6点）は、口コミ返信の強化とサービス品質の一貫性確保で改善余地があります。全サイトでの口コミ返信率100%を目指すことで、ホテルの姿勢をゲストに伝え、リピート率の向上につなげることが重要です。</w:t>
+              <w:t xml:space="preserve">Agodaでの低スコア（7.3点）は、口コミ返信の強化とサービス品質の一貫性確保で改善余地があります。全サイトでの口コミ返信率100%を目指すことで、ホテルの姿勢をゲストに伝え、リピート率の向上につなげることが重要です。</w:t>
             </w:r>
           </w:p>
           <w:p>

--- a/納品レポート/ホテル別レポート/comfort_roppongi_口コミ分析改善レポート.docx
+++ b/納品レポート/ホテル別レポート/comfort_roppongi_口コミ分析改善レポート.docx
@@ -96,7 +96,7 @@
           <w:sz w:val="22"/>
           <w:szCs w:val="22"/>
         </w:rPr>
-        <w:t xml:space="preserve">レビュー総数：102件（6サイト）</w:t>
+        <w:t xml:space="preserve">レビュー総数：106件（6サイト）</w:t>
       </w:r>
     </w:p>
     <w:p>
@@ -131,7 +131,7 @@
           <w:sz w:val="20"/>
           <w:szCs w:val="20"/>
         </w:rPr>
-        <w:t xml:space="preserve">作成日：2026年3月18日</w:t>
+        <w:t xml:space="preserve">作成日：2026年3月19日</w:t>
       </w:r>
     </w:p>
     <w:p>
@@ -189,7 +189,7 @@
           <w:sz w:val="21"/>
           <w:szCs w:val="21"/>
         </w:rPr>
-        <w:t xml:space="preserve">2026年2月〜3月に各OTAサイト・口コミサイトに投稿された102件のレビューを包括的に分析しました。以下が主要な発見事項です。</w:t>
+        <w:t xml:space="preserve">2026年2月〜3月に各OTAサイト・口コミサイトに投稿された106件のレビューを包括的に分析しました。以下が主要な発見事項です。</w:t>
       </w:r>
     </w:p>
     <w:p>
@@ -261,7 +261,7 @@
                 <w:sz w:val="36"/>
                 <w:szCs w:val="36"/>
               </w:rPr>
-              <w:t xml:space="preserve">8.11</w:t>
+              <w:t xml:space="preserve">8.16</w:t>
             </w:r>
           </w:p>
         </w:tc>
@@ -310,7 +310,7 @@
                 <w:sz w:val="36"/>
                 <w:szCs w:val="36"/>
               </w:rPr>
-              <w:t xml:space="preserve">78.4%</w:t>
+              <w:t xml:space="preserve">79.2%</w:t>
             </w:r>
           </w:p>
         </w:tc>
@@ -359,7 +359,7 @@
                 <w:sz w:val="36"/>
                 <w:szCs w:val="36"/>
               </w:rPr>
-              <w:t xml:space="preserve">8.8%</w:t>
+              <w:t xml:space="preserve">8.5%</w:t>
             </w:r>
           </w:p>
         </w:tc>
@@ -408,7 +408,7 @@
                 <w:sz w:val="36"/>
                 <w:szCs w:val="36"/>
               </w:rPr>
-              <w:t xml:space="preserve">102件</w:t>
+              <w:t xml:space="preserve">106件</w:t>
             </w:r>
           </w:p>
         </w:tc>
@@ -448,7 +448,7 @@
           <w:sz w:val="21"/>
           <w:szCs w:val="21"/>
         </w:rPr>
-        <w:t xml:space="preserve">全体平均スコア8.11点（10点換算）は良好な水準であり、78.4%が高評価（8-10点）に分類されます。低評価（1-4点）は9件（8.8%）で、一定の改善課題があります。じゃらん（10.00点）で特に高い評価を獲得しています。</w:t>
+        <w:t xml:space="preserve">全体平均スコア8.16点（10点換算）は良好な水準であり、79.2%が高評価（8-10点）に分類されます。低評価（1-4点）は9件（8.5%）で、一定の改善課題があります。じゃらん（10.00点）で特に高い評価を獲得しています。</w:t>
       </w:r>
     </w:p>
     <w:p>
@@ -1229,7 +1229,7 @@
                 <w:sz w:val="20"/>
                 <w:szCs w:val="20"/>
               </w:rPr>
-              <w:t xml:space="preserve">5</w:t>
+              <w:t xml:space="preserve">7</w:t>
             </w:r>
           </w:p>
         </w:tc>
@@ -1264,7 +1264,7 @@
                 <w:sz w:val="20"/>
                 <w:szCs w:val="20"/>
               </w:rPr>
-              <w:t xml:space="preserve">9.6</w:t>
+              <w:t xml:space="preserve">9.71</w:t>
             </w:r>
           </w:p>
         </w:tc>
@@ -1334,7 +1334,7 @@
                 <w:sz w:val="20"/>
                 <w:szCs w:val="20"/>
               </w:rPr>
-              <w:t xml:space="preserve">9.6</w:t>
+              <w:t xml:space="preserve">9.71</w:t>
             </w:r>
           </w:p>
         </w:tc>
@@ -1716,7 +1716,7 @@
                 <w:sz w:val="20"/>
                 <w:szCs w:val="20"/>
               </w:rPr>
-              <w:t xml:space="preserve">52</w:t>
+              <w:t xml:space="preserve">53</w:t>
             </w:r>
           </w:p>
         </w:tc>
@@ -1751,7 +1751,7 @@
                 <w:sz w:val="20"/>
                 <w:szCs w:val="20"/>
               </w:rPr>
-              <w:t xml:space="preserve">8.17</w:t>
+              <w:t xml:space="preserve">8.21</w:t>
             </w:r>
           </w:p>
         </w:tc>
@@ -1821,7 +1821,7 @@
                 <w:sz w:val="20"/>
                 <w:szCs w:val="20"/>
               </w:rPr>
-              <w:t xml:space="preserve">8.17</w:t>
+              <w:t xml:space="preserve">8.21</w:t>
             </w:r>
           </w:p>
         </w:tc>
@@ -1961,7 +1961,7 @@
                 <w:sz w:val="20"/>
                 <w:szCs w:val="20"/>
               </w:rPr>
-              <w:t xml:space="preserve">28</w:t>
+              <w:t xml:space="preserve">29</w:t>
             </w:r>
           </w:p>
         </w:tc>
@@ -2063,7 +2063,7 @@
                 <w:sz w:val="20"/>
                 <w:szCs w:val="20"/>
               </w:rPr>
-              <w:t xml:space="preserve">7.57</w:t>
+              <w:t xml:space="preserve">7.59</w:t>
             </w:r>
           </w:p>
         </w:tc>
@@ -2418,7 +2418,7 @@
           <w:sz w:val="21"/>
           <w:szCs w:val="21"/>
         </w:rPr>
-        <w:t xml:space="preserve">評価分布は8点（32.4%）に最も多く、8点以上の高評価が78.4%を占めています。低評価（1-4点）は計9件（8.8%）です。</w:t>
+        <w:t xml:space="preserve">評価分布は10点（34.0%）に最も多く、8点以上の高評価が79.2%を占めています。低評価（1-4点）は計9件（8.5%）です。</w:t>
       </w:r>
     </w:p>
     <w:p>
@@ -2653,7 +2653,7 @@
                 <w:sz w:val="20"/>
                 <w:szCs w:val="20"/>
               </w:rPr>
-              <w:t xml:space="preserve">33</w:t>
+              <w:t xml:space="preserve">36</w:t>
             </w:r>
           </w:p>
         </w:tc>
@@ -2688,7 +2688,7 @@
                 <w:sz w:val="20"/>
                 <w:szCs w:val="20"/>
               </w:rPr>
-              <w:t xml:space="preserve">32.4%</w:t>
+              <w:t xml:space="preserve">34.0%</w:t>
             </w:r>
           </w:p>
         </w:tc>
@@ -2726,7 +2726,7 @@
                 <w:sz w:val="18"/>
                 <w:szCs w:val="18"/>
               </w:rPr>
-              <w:t xml:space="preserve"> 33件</w:t>
+              <w:t xml:space="preserve"> 36件</w:t>
             </w:r>
           </w:p>
         </w:tc>
@@ -2833,7 +2833,7 @@
                 <w:sz w:val="20"/>
                 <w:szCs w:val="20"/>
               </w:rPr>
-              <w:t xml:space="preserve">13.7%</w:t>
+              <w:t xml:space="preserve">13.2%</w:t>
             </w:r>
           </w:p>
         </w:tc>
@@ -2942,7 +2942,7 @@
                 <w:sz w:val="20"/>
                 <w:szCs w:val="20"/>
               </w:rPr>
-              <w:t xml:space="preserve">33</w:t>
+              <w:t xml:space="preserve">34</w:t>
             </w:r>
           </w:p>
         </w:tc>
@@ -2977,7 +2977,7 @@
                 <w:sz w:val="20"/>
                 <w:szCs w:val="20"/>
               </w:rPr>
-              <w:t xml:space="preserve">32.4%</w:t>
+              <w:t xml:space="preserve">32.1%</w:t>
             </w:r>
           </w:p>
         </w:tc>
@@ -3006,7 +3006,7 @@
                 <w:sz w:val="20"/>
                 <w:szCs w:val="20"/>
               </w:rPr>
-              <w:t xml:space="preserve">████████████████████</w:t>
+              <w:t xml:space="preserve">███████████████████</w:t>
             </w:r>
             <w:r>
               <w:rPr>
@@ -3015,7 +3015,7 @@
                 <w:sz w:val="18"/>
                 <w:szCs w:val="18"/>
               </w:rPr>
-              <w:t xml:space="preserve"> 33件</w:t>
+              <w:t xml:space="preserve"> 34件</w:t>
             </w:r>
           </w:p>
         </w:tc>
@@ -3122,7 +3122,7 @@
                 <w:sz w:val="20"/>
                 <w:szCs w:val="20"/>
               </w:rPr>
-              <w:t xml:space="preserve">7.8%</w:t>
+              <w:t xml:space="preserve">7.5%</w:t>
             </w:r>
           </w:p>
         </w:tc>
@@ -3150,7 +3150,7 @@
                 <w:sz w:val="20"/>
                 <w:szCs w:val="20"/>
               </w:rPr>
-              <w:t xml:space="preserve">█████</w:t>
+              <w:t xml:space="preserve">████</w:t>
             </w:r>
             <w:r>
               <w:rPr>
@@ -3266,7 +3266,7 @@
                 <w:sz w:val="20"/>
                 <w:szCs w:val="20"/>
               </w:rPr>
-              <w:t xml:space="preserve">3.9%</w:t>
+              <w:t xml:space="preserve">3.8%</w:t>
             </w:r>
           </w:p>
         </w:tc>
@@ -3411,7 +3411,7 @@
                 <w:sz w:val="20"/>
                 <w:szCs w:val="20"/>
               </w:rPr>
-              <w:t xml:space="preserve">1.0%</w:t>
+              <w:t xml:space="preserve">0.9%</w:t>
             </w:r>
           </w:p>
         </w:tc>
@@ -3555,7 +3555,7 @@
                 <w:sz w:val="20"/>
                 <w:szCs w:val="20"/>
               </w:rPr>
-              <w:t xml:space="preserve">2.0%</w:t>
+              <w:t xml:space="preserve">1.9%</w:t>
             </w:r>
           </w:p>
         </w:tc>
@@ -3700,7 +3700,7 @@
                 <w:sz w:val="20"/>
                 <w:szCs w:val="20"/>
               </w:rPr>
-              <w:t xml:space="preserve">6.9%</w:t>
+              <w:t xml:space="preserve">6.6%</w:t>
             </w:r>
           </w:p>
         </w:tc>
@@ -3814,7 +3814,7 @@
                 <w:sz w:val="24"/>
                 <w:szCs w:val="24"/>
               </w:rPr>
-              <w:t xml:space="preserve">80件（78.4%）</w:t>
+              <w:t xml:space="preserve">84件（79.2%）</w:t>
             </w:r>
           </w:p>
         </w:tc>
@@ -3865,7 +3865,7 @@
                 <w:sz w:val="24"/>
                 <w:szCs w:val="24"/>
               </w:rPr>
-              <w:t xml:space="preserve">13件（12.7%）</w:t>
+              <w:t xml:space="preserve">13件（12.3%）</w:t>
             </w:r>
           </w:p>
         </w:tc>
@@ -3916,7 +3916,7 @@
                 <w:sz w:val="24"/>
                 <w:szCs w:val="24"/>
               </w:rPr>
-              <w:t xml:space="preserve">9件（8.8%）</w:t>
+              <w:t xml:space="preserve">9件（8.5%）</w:t>
             </w:r>
           </w:p>
         </w:tc>
@@ -4190,7 +4190,7 @@
                 <w:sz w:val="20"/>
                 <w:szCs w:val="20"/>
               </w:rPr>
-              <w:t xml:space="preserve">「部屋には加湿器が備え付けられていて、滞在中とても便利でした」「Clean spacious good location Lack of facilities but can’t...」</w:t>
+              <w:t xml:space="preserve">「六本木地點方便，價格合理，推薦 六本木は立地が良く、価格も手頃なのでおすすめです」「階下に地下鉄の駅があるので、一人でも友達とでも気軽に来られます」</w:t>
             </w:r>
           </w:p>
         </w:tc>
@@ -4294,7 +4294,7 @@
                 <w:sz w:val="20"/>
                 <w:szCs w:val="20"/>
               </w:rPr>
-              <w:t xml:space="preserve">「スタッフは親切で気配りが行き届いていました」「フロントの方々の対応が丁寧でした」</w:t>
+              <w:t xml:space="preserve">「そして何より、カスタマーサービスのスタッフがとても親切で助かります」「スタッフは親切で気配りが行き届いていました」</w:t>
             </w:r>
           </w:p>
         </w:tc>
@@ -4505,7 +4505,7 @@
                 <w:sz w:val="20"/>
                 <w:szCs w:val="20"/>
               </w:rPr>
-              <w:t xml:space="preserve">「タイ風の朝食は本当に美味しく、期待以上で、ぜひおすすめします」「タイ料理の朝食は、初めてで とても美味しかったです」</w:t>
+              <w:t xml:space="preserve">「タイ風の朝食は本当に美味しく、期待以上で、ぜひおすすめします」「タイ式の朝食は本当に美味しく、期待以上で、ぜひおすすめします」</w:t>
             </w:r>
           </w:p>
         </w:tc>
@@ -4756,7 +4756,7 @@
           <w:sz w:val="21"/>
           <w:szCs w:val="21"/>
         </w:rPr>
-        <w:t xml:space="preserve">口コミの多数で「立地・アクセス」に関するポジティブな言及が見られ、コンフォートイン六本木の最大の差別化要因となっています。部屋には加湿器が備え付けられていて、滞在中とても便利でしたといった声が多数寄せられています。</w:t>
+        <w:t xml:space="preserve">口コミの多数で「立地・アクセス」に関するポジティブな言及が見られ、コンフォートイン六本木の最大の差別化要因となっています。六本木地點方便，價格合理，推薦 六本木は立地が良く、価格も手頃なのでおすすめですといった声が多数寄せられています。</w:t>
       </w:r>
     </w:p>
     <w:p>
@@ -4775,7 +4775,7 @@
           <w:sz w:val="21"/>
           <w:szCs w:val="21"/>
         </w:rPr>
-        <w:t xml:space="preserve">部屋には加湿器が備え付けられていて、滞在中とても便利でした</w:t>
+        <w:t xml:space="preserve">六本木地點方便，價格合理，推薦 六本木は立地が良く、価格も手頃なのでおすすめです</w:t>
       </w:r>
     </w:p>
     <w:p>
@@ -4794,7 +4794,7 @@
           <w:sz w:val="21"/>
           <w:szCs w:val="21"/>
         </w:rPr>
-        <w:t xml:space="preserve">Clean spacious good location Lack of facilities but can’t...</w:t>
+        <w:t xml:space="preserve">階下に地下鉄の駅があるので、一人でも友達とでも気軽に来られます</w:t>
       </w:r>
     </w:p>
     <w:p>
@@ -4813,7 +4813,7 @@
           <w:sz w:val="21"/>
           <w:szCs w:val="21"/>
         </w:rPr>
-        <w:t xml:space="preserve">駅から近くて、寝るだけの滞在にピッタリ</w:t>
+        <w:t xml:space="preserve">部屋には加湿器が備え付けられていて、滞在中とても便利でした</w:t>
       </w:r>
     </w:p>
     <w:p>
@@ -4850,7 +4850,7 @@
           <w:sz w:val="21"/>
           <w:szCs w:val="21"/>
         </w:rPr>
-        <w:t xml:space="preserve">スタッフの対応に関するポジティブな評価も多く寄せられています。「スタッフは親切で気配りが行き届いていました」といったコメントが見られます。</w:t>
+        <w:t xml:space="preserve">スタッフの対応に関するポジティブな評価も多く寄せられています。「そして何より、カスタマーサービスのスタッフがとても親切で助かります」といったコメントが見られます。</w:t>
       </w:r>
     </w:p>
     <w:p>
@@ -5677,7 +5677,7 @@
                 <w:sz w:val="20"/>
                 <w:szCs w:val="20"/>
               </w:rPr>
-              <w:t xml:space="preserve">臭い・匂い</w:t>
+              <w:t xml:space="preserve">対応・サービスの不満</w:t>
             </w:r>
           </w:p>
         </w:tc>
@@ -5711,7 +5711,7 @@
                 <w:sz w:val="20"/>
                 <w:szCs w:val="20"/>
               </w:rPr>
-              <w:t xml:space="preserve">また、禁煙室と謳われているにもかかわらず、部屋の中には明らかにタバコの臭いが漂っていた</w:t>
+              <w:t xml:space="preserve">這裏太方便了，樓下就是地鐵站，不論是自己或是朋友一起來都非常之方便，最重要的是客服人員態度10分好，10分推薦 こ...</w:t>
             </w:r>
           </w:p>
         </w:tc>
@@ -5745,7 +5745,7 @@
                 <w:sz w:val="20"/>
                 <w:szCs w:val="20"/>
               </w:rPr>
-              <w:t xml:space="preserve">重大・6件</w:t>
+              <w:t xml:space="preserve">重大・7件</w:t>
             </w:r>
           </w:p>
         </w:tc>
@@ -5816,7 +5816,7 @@
                 <w:sz w:val="20"/>
                 <w:szCs w:val="20"/>
               </w:rPr>
-              <w:t xml:space="preserve">対応・サービスの不満</w:t>
+              <w:t xml:space="preserve">臭い・匂い</w:t>
             </w:r>
           </w:p>
         </w:tc>
@@ -5850,7 +5850,7 @@
                 <w:sz w:val="20"/>
                 <w:szCs w:val="20"/>
               </w:rPr>
-              <w:t xml:space="preserve">2泊予約しましたが、翌日午前10時前にチェックアウトしたため、2泊目の料金は返金されませんでした</w:t>
+              <w:t xml:space="preserve">また、禁煙室と謳われているにもかかわらず、部屋の中には明らかにタバコの臭いが漂っていた</w:t>
             </w:r>
           </w:p>
         </w:tc>
@@ -7047,7 +7047,7 @@
                 <w:sz w:val="20"/>
                 <w:szCs w:val="20"/>
               </w:rPr>
-              <w:t xml:space="preserve">8.11点</w:t>
+              <w:t xml:space="preserve">8.16点</w:t>
             </w:r>
           </w:p>
         </w:tc>
@@ -7081,7 +7081,7 @@
                 <w:sz w:val="20"/>
                 <w:szCs w:val="20"/>
               </w:rPr>
-              <w:t xml:space="preserve">8.4点以上</w:t>
+              <w:t xml:space="preserve">8.5点以上</w:t>
             </w:r>
           </w:p>
         </w:tc>
@@ -7187,7 +7187,7 @@
                 <w:sz w:val="20"/>
                 <w:szCs w:val="20"/>
               </w:rPr>
-              <w:t xml:space="preserve">78.4%</w:t>
+              <w:t xml:space="preserve">79.2%</w:t>
             </w:r>
           </w:p>
         </w:tc>
@@ -7222,7 +7222,7 @@
                 <w:sz w:val="20"/>
                 <w:szCs w:val="20"/>
               </w:rPr>
-              <w:t xml:space="preserve">83%以上</w:t>
+              <w:t xml:space="preserve">84%以上</w:t>
             </w:r>
           </w:p>
         </w:tc>
@@ -7327,7 +7327,7 @@
                 <w:sz w:val="20"/>
                 <w:szCs w:val="20"/>
               </w:rPr>
-              <w:t xml:space="preserve">8.8%</w:t>
+              <w:t xml:space="preserve">8.5%</w:t>
             </w:r>
           </w:p>
         </w:tc>
@@ -7878,7 +7878,7 @@
           <w:sz w:val="22"/>
           <w:szCs w:val="22"/>
         </w:rPr>
-        <w:t xml:space="preserve">[1] Google / 8点 / 2026-03-17</w:t>
+        <w:t xml:space="preserve">[1] Trip.com / 10点 / 2026-03-18</w:t>
       </w:r>
     </w:p>
     <w:p>
@@ -7893,7 +7893,7 @@
           <w:sz w:val="21"/>
           <w:szCs w:val="21"/>
         </w:rPr>
-        <w:t xml:space="preserve">このホテルには大変満足しました。クイーンサイズのベッドがある部屋を予約したのですが、日本の基準からするとかなり広々としていました。部屋には加湿器が備え付けられていて、滞在中とても便利でした。スタッフは親切で気配りが行き届いていました。タイ風の朝食は本当に美味しく、期待以上で、ぜひおすすめします。全体的に素晴らしい滞在でした！</w:t>
+        <w:t xml:space="preserve">六本木は立地が良く、価格も手頃なのでおすすめです。</w:t>
       </w:r>
     </w:p>
     <w:p>
@@ -7914,7 +7914,7 @@
           <w:sz w:val="22"/>
           <w:szCs w:val="22"/>
         </w:rPr>
-        <w:t xml:space="preserve">[2] 楽天トラベル / 10点 / 2026-03-17</w:t>
+        <w:t xml:space="preserve">[2] Trip.com / 10点 / 2026-03-18</w:t>
       </w:r>
     </w:p>
     <w:p>
@@ -7929,7 +7929,7 @@
           <w:sz w:val="21"/>
           <w:szCs w:val="21"/>
         </w:rPr>
-        <w:t xml:space="preserve">フロントの方々の対応が丁寧でした！</w:t>
+        <w:t xml:space="preserve">ここは本当に便利です！階下に地下鉄の駅があるので、一人でも友達とでも気軽に来られます。そして何より、カスタマーサービスのスタッフがとても親切で助かります。本当におすすめです！</w:t>
       </w:r>
     </w:p>
     <w:p>
@@ -7950,7 +7950,79 @@
           <w:sz w:val="22"/>
           <w:szCs w:val="22"/>
         </w:rPr>
-        <w:t xml:space="preserve">[3] Booking.com / 8点 / 2026-03-17</w:t>
+        <w:t xml:space="preserve">[3] Google / 8点 / 2026-03-17</w:t>
+      </w:r>
+    </w:p>
+    <w:p>
+      <w:pPr>
+        <w:spacing w:after="120" w:line="320"/>
+        <w:jc w:val="left"/>
+      </w:pPr>
+      <w:r>
+        <w:rPr>
+          <w:rFonts w:ascii="Arial" w:cs="Arial" w:eastAsia="Arial" w:hAnsi="Arial"/>
+          <w:color w:val="333333"/>
+          <w:sz w:val="21"/>
+          <w:szCs w:val="21"/>
+        </w:rPr>
+        <w:t xml:space="preserve">このホテルには大変満足しました。クイーンサイズのベッドがある部屋を予約したのですが、日本の基準からするとかなり広々としていました。部屋には加湿器が備え付けられていて、滞在中とても便利でした。スタッフは親切で気配りが行き届いていました。タイ風の朝食は本当に美味しく、期待以上で、ぜひおすすめします。全体的に素晴らしい滞在でした！</w:t>
+      </w:r>
+    </w:p>
+    <w:p>
+      <w:pPr>
+        <w:spacing w:after="60"/>
+      </w:pPr>
+    </w:p>
+    <w:p>
+      <w:pPr>
+        <w:spacing w:after="120" w:before="200"/>
+      </w:pPr>
+      <w:r>
+        <w:rPr>
+          <w:rFonts w:ascii="Arial" w:cs="Arial" w:eastAsia="Arial" w:hAnsi="Arial"/>
+          <w:b/>
+          <w:bCs/>
+          <w:color w:val="1B3A5C"/>
+          <w:sz w:val="22"/>
+          <w:szCs w:val="22"/>
+        </w:rPr>
+        <w:t xml:space="preserve">[4] 楽天トラベル / 10点 / 2026-03-17</w:t>
+      </w:r>
+    </w:p>
+    <w:p>
+      <w:pPr>
+        <w:spacing w:after="120" w:line="320"/>
+        <w:jc w:val="left"/>
+      </w:pPr>
+      <w:r>
+        <w:rPr>
+          <w:rFonts w:ascii="Arial" w:cs="Arial" w:eastAsia="Arial" w:hAnsi="Arial"/>
+          <w:color w:val="333333"/>
+          <w:sz w:val="21"/>
+          <w:szCs w:val="21"/>
+        </w:rPr>
+        <w:t xml:space="preserve">フロントの方々の対応が丁寧でした！</w:t>
+      </w:r>
+    </w:p>
+    <w:p>
+      <w:pPr>
+        <w:spacing w:after="60"/>
+      </w:pPr>
+    </w:p>
+    <w:p>
+      <w:pPr>
+        <w:spacing w:after="120" w:before="200"/>
+      </w:pPr>
+      <w:r>
+        <w:rPr>
+          <w:rFonts w:ascii="Arial" w:cs="Arial" w:eastAsia="Arial" w:hAnsi="Arial"/>
+          <w:b/>
+          <w:bCs/>
+          <w:color w:val="1B3A5C"/>
+          <w:sz w:val="22"/>
+          <w:szCs w:val="22"/>
+        </w:rPr>
+        <w:t xml:space="preserve">[5] Booking.com / 8点 / 2026-03-17</w:t>
       </w:r>
     </w:p>
     <w:p>
@@ -8012,7 +8084,7 @@
           <w:sz w:val="22"/>
           <w:szCs w:val="22"/>
         </w:rPr>
-        <w:t xml:space="preserve">[4] Booking.com / 9点 / 2026-03-17</w:t>
+        <w:t xml:space="preserve">[6] Booking.com / 6点 / 2026-03-16</w:t>
       </w:r>
     </w:p>
     <w:p>
@@ -8027,7 +8099,33 @@
           <w:sz w:val="21"/>
           <w:szCs w:val="21"/>
         </w:rPr>
-        <w:t xml:space="preserve">設備完善，環境乾淨，地理位置很棒，櫃檯人員十分友善且有耐心。</w:t>
+        <w:t xml:space="preserve">スタッフの対応</w:t>
+      </w:r>
+    </w:p>
+    <w:p>
+      <w:pPr>
+        <w:spacing w:after="120" w:line="320"/>
+        <w:jc w:val="left"/>
+      </w:pPr>
+      <w:r>
+        <w:rPr>
+          <w:rFonts w:ascii="Arial" w:cs="Arial" w:eastAsia="Arial" w:hAnsi="Arial"/>
+          <w:b/>
+          <w:bCs/>
+          <w:color w:val="C0392B"/>
+          <w:sz w:val="21"/>
+          <w:szCs w:val="21"/>
+        </w:rPr>
+        <w:t xml:space="preserve">【改善点】</w:t>
+      </w:r>
+      <w:r>
+        <w:rPr>
+          <w:rFonts w:ascii="Arial" w:cs="Arial" w:eastAsia="Arial" w:hAnsi="Arial"/>
+          <w:color w:val="333333"/>
+          <w:sz w:val="21"/>
+          <w:szCs w:val="21"/>
+        </w:rPr>
+        <w:t xml:space="preserve">洗面ボール中のカビ</w:t>
       </w:r>
     </w:p>
     <w:p>
@@ -8048,7 +8146,7 @@
           <w:sz w:val="22"/>
           <w:szCs w:val="22"/>
         </w:rPr>
-        <w:t xml:space="preserve">[5] 楽天トラベル / 8点 / 2026-03-15</w:t>
+        <w:t xml:space="preserve">[7] Agoda / 6点 / 2026-03-16</w:t>
       </w:r>
     </w:p>
     <w:p>
@@ -8063,7 +8161,33 @@
           <w:sz w:val="21"/>
           <w:szCs w:val="21"/>
         </w:rPr>
-        <w:t xml:space="preserve">タイ料理の朝食は、初めてで とても美味しかったです。 ただ、調理場の方が、ずっと咳をしていたのが気になりました。 洗い場では、マスクなしでしたが 調理中は、どうだったのかなと思っています。  不都合はありませんでしたが、段差が大きいなと思いました。</w:t>
+        <w:t xml:space="preserve">スタッフの対応</w:t>
+      </w:r>
+    </w:p>
+    <w:p>
+      <w:pPr>
+        <w:spacing w:after="120" w:line="320"/>
+        <w:jc w:val="left"/>
+      </w:pPr>
+      <w:r>
+        <w:rPr>
+          <w:rFonts w:ascii="Arial" w:cs="Arial" w:eastAsia="Arial" w:hAnsi="Arial"/>
+          <w:b/>
+          <w:bCs/>
+          <w:color w:val="C0392B"/>
+          <w:sz w:val="21"/>
+          <w:szCs w:val="21"/>
+        </w:rPr>
+        <w:t xml:space="preserve">【改善点】</w:t>
+      </w:r>
+      <w:r>
+        <w:rPr>
+          <w:rFonts w:ascii="Arial" w:cs="Arial" w:eastAsia="Arial" w:hAnsi="Arial"/>
+          <w:color w:val="333333"/>
+          <w:sz w:val="21"/>
+          <w:szCs w:val="21"/>
+        </w:rPr>
+        <w:t xml:space="preserve">洗面ボール中のカビ</w:t>
       </w:r>
     </w:p>
     <w:p>
@@ -8084,7 +8208,7 @@
           <w:sz w:val="22"/>
           <w:szCs w:val="22"/>
         </w:rPr>
-        <w:t xml:space="preserve">[6] Booking.com / 6点 / 2026-03-16</w:t>
+        <w:t xml:space="preserve">[8] Booking.com / 6点 / 2026-03-14</w:t>
       </w:r>
     </w:p>
     <w:p>
@@ -8099,7 +8223,7 @@
           <w:sz w:val="21"/>
           <w:szCs w:val="21"/>
         </w:rPr>
-        <w:t xml:space="preserve">スタッフの対応</w:t>
+        <w:t xml:space="preserve">The car that we booked to return to the airport didn't appear to have turned up. However the receptionist went out of his way to find where it was. he found the driver sitting in the car at the bac...</w:t>
       </w:r>
     </w:p>
     <w:p>
@@ -8125,131 +8249,7 @@
           <w:sz w:val="21"/>
           <w:szCs w:val="21"/>
         </w:rPr>
-        <w:t xml:space="preserve">洗面ボール中のカビ</w:t>
-      </w:r>
-    </w:p>
-    <w:p>
-      <w:pPr>
-        <w:spacing w:after="60"/>
-      </w:pPr>
-    </w:p>
-    <w:p>
-      <w:pPr>
-        <w:spacing w:after="120" w:before="200"/>
-      </w:pPr>
-      <w:r>
-        <w:rPr>
-          <w:rFonts w:ascii="Arial" w:cs="Arial" w:eastAsia="Arial" w:hAnsi="Arial"/>
-          <w:b/>
-          <w:bCs/>
-          <w:color w:val="1B3A5C"/>
-          <w:sz w:val="22"/>
-          <w:szCs w:val="22"/>
-        </w:rPr>
-        <w:t xml:space="preserve">[7] Agoda / 6点 / 2026-03-16</w:t>
-      </w:r>
-    </w:p>
-    <w:p>
-      <w:pPr>
-        <w:spacing w:after="120" w:line="320"/>
-        <w:jc w:val="left"/>
-      </w:pPr>
-      <w:r>
-        <w:rPr>
-          <w:rFonts w:ascii="Arial" w:cs="Arial" w:eastAsia="Arial" w:hAnsi="Arial"/>
-          <w:color w:val="333333"/>
-          <w:sz w:val="21"/>
-          <w:szCs w:val="21"/>
-        </w:rPr>
-        <w:t xml:space="preserve">スタッフの対応</w:t>
-      </w:r>
-    </w:p>
-    <w:p>
-      <w:pPr>
-        <w:spacing w:after="120" w:line="320"/>
-        <w:jc w:val="left"/>
-      </w:pPr>
-      <w:r>
-        <w:rPr>
-          <w:rFonts w:ascii="Arial" w:cs="Arial" w:eastAsia="Arial" w:hAnsi="Arial"/>
-          <w:b/>
-          <w:bCs/>
-          <w:color w:val="C0392B"/>
-          <w:sz w:val="21"/>
-          <w:szCs w:val="21"/>
-        </w:rPr>
-        <w:t xml:space="preserve">【改善点】</w:t>
-      </w:r>
-      <w:r>
-        <w:rPr>
-          <w:rFonts w:ascii="Arial" w:cs="Arial" w:eastAsia="Arial" w:hAnsi="Arial"/>
-          <w:color w:val="333333"/>
-          <w:sz w:val="21"/>
-          <w:szCs w:val="21"/>
-        </w:rPr>
-        <w:t xml:space="preserve">洗面ボール中のカビ</w:t>
-      </w:r>
-    </w:p>
-    <w:p>
-      <w:pPr>
-        <w:spacing w:after="60"/>
-      </w:pPr>
-    </w:p>
-    <w:p>
-      <w:pPr>
-        <w:spacing w:after="120" w:before="200"/>
-      </w:pPr>
-      <w:r>
-        <w:rPr>
-          <w:rFonts w:ascii="Arial" w:cs="Arial" w:eastAsia="Arial" w:hAnsi="Arial"/>
-          <w:b/>
-          <w:bCs/>
-          <w:color w:val="1B3A5C"/>
-          <w:sz w:val="22"/>
-          <w:szCs w:val="22"/>
-        </w:rPr>
-        <w:t xml:space="preserve">[8] Booking.com / 6点 / 2026-03-14</w:t>
-      </w:r>
-    </w:p>
-    <w:p>
-      <w:pPr>
-        <w:spacing w:after="120" w:line="320"/>
-        <w:jc w:val="left"/>
-      </w:pPr>
-      <w:r>
-        <w:rPr>
-          <w:rFonts w:ascii="Arial" w:cs="Arial" w:eastAsia="Arial" w:hAnsi="Arial"/>
-          <w:color w:val="333333"/>
-          <w:sz w:val="21"/>
-          <w:szCs w:val="21"/>
-        </w:rPr>
-        <w:t xml:space="preserve">The car that we booked to return to the airport didn't appear to have turned up. However the receptionist went out of his way to find where it was. he found the driver sitting in the car at the bac...</w:t>
-      </w:r>
-    </w:p>
-    <w:p>
-      <w:pPr>
-        <w:spacing w:after="120" w:line="320"/>
-        <w:jc w:val="left"/>
-      </w:pPr>
-      <w:r>
-        <w:rPr>
-          <w:rFonts w:ascii="Arial" w:cs="Arial" w:eastAsia="Arial" w:hAnsi="Arial"/>
-          <w:b/>
-          <w:bCs/>
-          <w:color w:val="C0392B"/>
-          <w:sz w:val="21"/>
-          <w:szCs w:val="21"/>
-        </w:rPr>
-        <w:t xml:space="preserve">【改善点】</w:t>
-      </w:r>
-      <w:r>
-        <w:rPr>
-          <w:rFonts w:ascii="Arial" w:cs="Arial" w:eastAsia="Arial" w:hAnsi="Arial"/>
-          <w:color w:val="333333"/>
-          <w:sz w:val="21"/>
-          <w:szCs w:val="21"/>
-        </w:rPr>
-        <w:t xml:space="preserve">最初に割り当てられた部屋はとても狭かった。アップグレードをリクエストしたところ、対応してもらえたものの、追加料金が少し高いと感じた。</w:t>
+        <w:t xml:space="preserve">最初に割り当てられた部屋はとても狭かった。アップグレードをリクエストしたところ、対応してもらえたが、追加料金が少し高いと感じた。</w:t>
       </w:r>
     </w:p>
     <w:p>
@@ -8438,7 +8438,7 @@
                 <w:sz w:val="21"/>
                 <w:szCs w:val="21"/>
               </w:rPr>
-              <w:t xml:space="preserve">コンフォートイン六本木は、全体平均8.11点（10点換算）、高評価率78.4%という良好な顧客満足度を維持しているホテルです。特に「立地・アクセス」「スタッフの対応」が多くのゲストから高く評価されています。</w:t>
+              <w:t xml:space="preserve">コンフォートイン六本木は、全体平均8.16点（10点換算）、高評価率79.2%という良好な顧客満足度を維持しているホテルです。特に「立地・アクセス」「スタッフの対応」が多くのゲストから高く評価されています。</w:t>
             </w:r>
           </w:p>
           <w:p>

--- a/納品レポート/ホテル別レポート/comfort_roppongi_口コミ分析改善レポート.docx
+++ b/納品レポート/ホテル別レポート/comfort_roppongi_口コミ分析改善レポート.docx
@@ -131,7 +131,7 @@
           <w:sz w:val="20"/>
           <w:szCs w:val="20"/>
         </w:rPr>
-        <w:t xml:space="preserve">作成日：2026年3月19日</w:t>
+        <w:t xml:space="preserve">作成日：2026年3月20日</w:t>
       </w:r>
     </w:p>
     <w:p>
@@ -4505,7 +4505,7 @@
                 <w:sz w:val="20"/>
                 <w:szCs w:val="20"/>
               </w:rPr>
-              <w:t xml:space="preserve">「タイ風の朝食は本当に美味しく、期待以上で、ぜひおすすめします」「タイ式の朝食は本当に美味しく、期待以上で、ぜひおすすめします」</w:t>
+              <w:t xml:space="preserve">「タイ式の朝食は本当に美味しく、期待以上で、ぜひおすすめします」「タイ料理の朝食は、初めてで とても美味しかったです」</w:t>
             </w:r>
           </w:p>
         </w:tc>
@@ -7965,7 +7965,7 @@
           <w:sz w:val="21"/>
           <w:szCs w:val="21"/>
         </w:rPr>
-        <w:t xml:space="preserve">このホテルには大変満足しました。クイーンサイズのベッドがある部屋を予約したのですが、日本の基準からするとかなり広々としていました。部屋には加湿器が備え付けられていて、滞在中とても便利でした。スタッフは親切で気配りが行き届いていました。タイ風の朝食は本当に美味しく、期待以上で、ぜひおすすめします。全体的に素晴らしい滞在でした！</w:t>
+        <w:t xml:space="preserve">このホテルには大変満足しました。クイーンサイズのベッドがある部屋を予約したのですが、日本の基準からするとかなり広々としていました。部屋には加湿器が備え付けられていて、滞在中とても便利でした。スタッフは親切で気配りが行き届いていました。タイ式の朝食は本当に美味しく、期待以上で、ぜひおすすめします。全体的に素晴らしい滞在でした！</w:t>
       </w:r>
     </w:p>
     <w:p>

--- a/納品レポート/ホテル別レポート/comfort_roppongi_口コミ分析改善レポート.docx
+++ b/納品レポート/ホテル別レポート/comfort_roppongi_口コミ分析改善レポート.docx
@@ -96,7 +96,7 @@
           <w:sz w:val="22"/>
           <w:szCs w:val="22"/>
         </w:rPr>
-        <w:t xml:space="preserve">レビュー総数：106件（6サイト）</w:t>
+        <w:t xml:space="preserve">レビュー総数：108件（6サイト）</w:t>
       </w:r>
     </w:p>
     <w:p>
@@ -131,7 +131,7 @@
           <w:sz w:val="20"/>
           <w:szCs w:val="20"/>
         </w:rPr>
-        <w:t xml:space="preserve">作成日：2026年3月20日</w:t>
+        <w:t xml:space="preserve">作成日：2026年3月21日</w:t>
       </w:r>
     </w:p>
     <w:p>
@@ -189,7 +189,7 @@
           <w:sz w:val="21"/>
           <w:szCs w:val="21"/>
         </w:rPr>
-        <w:t xml:space="preserve">2026年2月〜3月に各OTAサイト・口コミサイトに投稿された106件のレビューを包括的に分析しました。以下が主要な発見事項です。</w:t>
+        <w:t xml:space="preserve">2026年2月〜3月に各OTAサイト・口コミサイトに投稿された108件のレビューを包括的に分析しました。以下が主要な発見事項です。</w:t>
       </w:r>
     </w:p>
     <w:p>
@@ -261,7 +261,7 @@
                 <w:sz w:val="36"/>
                 <w:szCs w:val="36"/>
               </w:rPr>
-              <w:t xml:space="preserve">8.16</w:t>
+              <w:t xml:space="preserve">8.15</w:t>
             </w:r>
           </w:p>
         </w:tc>
@@ -310,7 +310,7 @@
                 <w:sz w:val="36"/>
                 <w:szCs w:val="36"/>
               </w:rPr>
-              <w:t xml:space="preserve">79.2%</w:t>
+              <w:t xml:space="preserve">78.7%</w:t>
             </w:r>
           </w:p>
         </w:tc>
@@ -359,7 +359,7 @@
                 <w:sz w:val="36"/>
                 <w:szCs w:val="36"/>
               </w:rPr>
-              <w:t xml:space="preserve">8.5%</w:t>
+              <w:t xml:space="preserve">8.3%</w:t>
             </w:r>
           </w:p>
         </w:tc>
@@ -408,7 +408,7 @@
                 <w:sz w:val="36"/>
                 <w:szCs w:val="36"/>
               </w:rPr>
-              <w:t xml:space="preserve">106件</w:t>
+              <w:t xml:space="preserve">108件</w:t>
             </w:r>
           </w:p>
         </w:tc>
@@ -448,7 +448,7 @@
           <w:sz w:val="21"/>
           <w:szCs w:val="21"/>
         </w:rPr>
-        <w:t xml:space="preserve">全体平均スコア8.16点（10点換算）は良好な水準であり、79.2%が高評価（8-10点）に分類されます。低評価（1-4点）は9件（8.5%）で、一定の改善課題があります。じゃらん（10.00点）で特に高い評価を獲得しています。</w:t>
+        <w:t xml:space="preserve">全体平均スコア8.15点（10点換算）は良好な水準であり、78.7%が高評価（8-10点）に分類されます。低評価（1-4点）は9件（8.3%）で、一定の改善課題があります。じゃらん（10.00点）で特に高い評価を獲得しています。</w:t>
       </w:r>
     </w:p>
     <w:p>
@@ -567,7 +567,7 @@
                 <w:sz w:val="20"/>
                 <w:szCs w:val="20"/>
               </w:rPr>
-              <w:t xml:space="preserve">エアコン・空調（23件）、浴室・水回り（17件）、部屋の狭さ（10件）、設備の老朽化（7件）</w:t>
+              <w:t xml:space="preserve">エアコン・空調（24件）、浴室・水回り（17件）、部屋の狭さ（10件）、設備の老朽化（7件）</w:t>
             </w:r>
           </w:p>
           <w:p>
@@ -1716,7 +1716,7 @@
                 <w:sz w:val="20"/>
                 <w:szCs w:val="20"/>
               </w:rPr>
-              <w:t xml:space="preserve">53</w:t>
+              <w:t xml:space="preserve">55</w:t>
             </w:r>
           </w:p>
         </w:tc>
@@ -1751,7 +1751,7 @@
                 <w:sz w:val="20"/>
                 <w:szCs w:val="20"/>
               </w:rPr>
-              <w:t xml:space="preserve">8.21</w:t>
+              <w:t xml:space="preserve">8.18</w:t>
             </w:r>
           </w:p>
         </w:tc>
@@ -1821,7 +1821,7 @@
                 <w:sz w:val="20"/>
                 <w:szCs w:val="20"/>
               </w:rPr>
-              <w:t xml:space="preserve">8.21</w:t>
+              <w:t xml:space="preserve">8.18</w:t>
             </w:r>
           </w:p>
         </w:tc>
@@ -2418,7 +2418,7 @@
           <w:sz w:val="21"/>
           <w:szCs w:val="21"/>
         </w:rPr>
-        <w:t xml:space="preserve">評価分布は10点（34.0%）に最も多く、8点以上の高評価が79.2%を占めています。低評価（1-4点）は計9件（8.5%）です。</w:t>
+        <w:t xml:space="preserve">評価分布は10点（33.3%）に最も多く、8点以上の高評価が78.7%を占めています。低評価（1-4点）は計9件（8.3%）です。</w:t>
       </w:r>
     </w:p>
     <w:p>
@@ -2688,7 +2688,7 @@
                 <w:sz w:val="20"/>
                 <w:szCs w:val="20"/>
               </w:rPr>
-              <w:t xml:space="preserve">34.0%</w:t>
+              <w:t xml:space="preserve">33.3%</w:t>
             </w:r>
           </w:p>
         </w:tc>
@@ -2798,7 +2798,7 @@
                 <w:sz w:val="20"/>
                 <w:szCs w:val="20"/>
               </w:rPr>
-              <w:t xml:space="preserve">14</w:t>
+              <w:t xml:space="preserve">15</w:t>
             </w:r>
           </w:p>
         </w:tc>
@@ -2833,7 +2833,7 @@
                 <w:sz w:val="20"/>
                 <w:szCs w:val="20"/>
               </w:rPr>
-              <w:t xml:space="preserve">13.2%</w:t>
+              <w:t xml:space="preserve">13.9%</w:t>
             </w:r>
           </w:p>
         </w:tc>
@@ -2870,7 +2870,7 @@
                 <w:sz w:val="18"/>
                 <w:szCs w:val="18"/>
               </w:rPr>
-              <w:t xml:space="preserve"> 14件</w:t>
+              <w:t xml:space="preserve"> 15件</w:t>
             </w:r>
           </w:p>
         </w:tc>
@@ -2977,7 +2977,7 @@
                 <w:sz w:val="20"/>
                 <w:szCs w:val="20"/>
               </w:rPr>
-              <w:t xml:space="preserve">32.1%</w:t>
+              <w:t xml:space="preserve">31.5%</w:t>
             </w:r>
           </w:p>
         </w:tc>
@@ -3122,7 +3122,7 @@
                 <w:sz w:val="20"/>
                 <w:szCs w:val="20"/>
               </w:rPr>
-              <w:t xml:space="preserve">7.5%</w:t>
+              <w:t xml:space="preserve">7.4%</w:t>
             </w:r>
           </w:p>
         </w:tc>
@@ -3231,7 +3231,7 @@
                 <w:sz w:val="20"/>
                 <w:szCs w:val="20"/>
               </w:rPr>
-              <w:t xml:space="preserve">4</w:t>
+              <w:t xml:space="preserve">5</w:t>
             </w:r>
           </w:p>
         </w:tc>
@@ -3266,7 +3266,7 @@
                 <w:sz w:val="20"/>
                 <w:szCs w:val="20"/>
               </w:rPr>
-              <w:t xml:space="preserve">3.8%</w:t>
+              <w:t xml:space="preserve">4.6%</w:t>
             </w:r>
           </w:p>
         </w:tc>
@@ -3295,7 +3295,7 @@
                 <w:sz w:val="20"/>
                 <w:szCs w:val="20"/>
               </w:rPr>
-              <w:t xml:space="preserve">██</w:t>
+              <w:t xml:space="preserve">███</w:t>
             </w:r>
             <w:r>
               <w:rPr>
@@ -3304,7 +3304,7 @@
                 <w:sz w:val="18"/>
                 <w:szCs w:val="18"/>
               </w:rPr>
-              <w:t xml:space="preserve"> 4件</w:t>
+              <w:t xml:space="preserve"> 5件</w:t>
             </w:r>
           </w:p>
         </w:tc>
@@ -3700,7 +3700,7 @@
                 <w:sz w:val="20"/>
                 <w:szCs w:val="20"/>
               </w:rPr>
-              <w:t xml:space="preserve">6.6%</w:t>
+              <w:t xml:space="preserve">6.5%</w:t>
             </w:r>
           </w:p>
         </w:tc>
@@ -3814,7 +3814,7 @@
                 <w:sz w:val="24"/>
                 <w:szCs w:val="24"/>
               </w:rPr>
-              <w:t xml:space="preserve">84件（79.2%）</w:t>
+              <w:t xml:space="preserve">85件（78.7%）</w:t>
             </w:r>
           </w:p>
         </w:tc>
@@ -3865,7 +3865,7 @@
                 <w:sz w:val="24"/>
                 <w:szCs w:val="24"/>
               </w:rPr>
-              <w:t xml:space="preserve">13件（12.3%）</w:t>
+              <w:t xml:space="preserve">14件（13.0%）</w:t>
             </w:r>
           </w:p>
         </w:tc>
@@ -3916,7 +3916,7 @@
                 <w:sz w:val="24"/>
                 <w:szCs w:val="24"/>
               </w:rPr>
-              <w:t xml:space="preserve">9件（8.5%）</w:t>
+              <w:t xml:space="preserve">9件（8.3%）</w:t>
             </w:r>
           </w:p>
         </w:tc>
@@ -4190,7 +4190,7 @@
                 <w:sz w:val="20"/>
                 <w:szCs w:val="20"/>
               </w:rPr>
-              <w:t xml:space="preserve">「六本木地點方便，價格合理，推薦 六本木は立地が良く、価格も手頃なのでおすすめです」「階下に地下鉄の駅があるので、一人でも友達とでも気軽に来られます」</w:t>
+              <w:t xml:space="preserve">「Good location and nice reception staff Coffee machine bro...」「六本木地點方便，價格合理，推薦 六本木は立地が良く、価格も手頃なのでおすすめです」</w:t>
             </w:r>
           </w:p>
         </w:tc>
@@ -4294,7 +4294,7 @@
                 <w:sz w:val="20"/>
                 <w:szCs w:val="20"/>
               </w:rPr>
-              <w:t xml:space="preserve">「そして何より、カスタマーサービスのスタッフがとても親切で助かります」「スタッフは親切で気配りが行き届いていました」</w:t>
+              <w:t xml:space="preserve">「Good location and nice reception staff Coffee machine bro...」「そして何より、カスタマーサービスのスタッフの方々がとても親切で助かります」</w:t>
             </w:r>
           </w:p>
         </w:tc>
@@ -4505,7 +4505,7 @@
                 <w:sz w:val="20"/>
                 <w:szCs w:val="20"/>
               </w:rPr>
-              <w:t xml:space="preserve">「タイ式の朝食は本当に美味しく、期待以上で、ぜひおすすめします」「タイ料理の朝食は、初めてで とても美味しかったです」</w:t>
+              <w:t xml:space="preserve">「タイ風の朝食は本当に美味しく、期待以上で、ぜひおすすめします」「タイ式の朝食は本当に美味しく、期待以上で、ぜひおすすめします」</w:t>
             </w:r>
           </w:p>
         </w:tc>
@@ -4756,7 +4756,7 @@
           <w:sz w:val="21"/>
           <w:szCs w:val="21"/>
         </w:rPr>
-        <w:t xml:space="preserve">口コミの多数で「立地・アクセス」に関するポジティブな言及が見られ、コンフォートイン六本木の最大の差別化要因となっています。六本木地點方便，價格合理，推薦 六本木は立地が良く、価格も手頃なのでおすすめですといった声が多数寄せられています。</w:t>
+        <w:t xml:space="preserve">口コミの多数で「立地・アクセス」に関するポジティブな言及が見られ、コンフォートイン六本木の最大の差別化要因となっています。Good location and nice reception staff Coffee machine bro...といった声が多数寄せられています。</w:t>
       </w:r>
     </w:p>
     <w:p>
@@ -4775,7 +4775,7 @@
           <w:sz w:val="21"/>
           <w:szCs w:val="21"/>
         </w:rPr>
-        <w:t xml:space="preserve">六本木地點方便，價格合理，推薦 六本木は立地が良く、価格も手頃なのでおすすめです</w:t>
+        <w:t xml:space="preserve">Good location and nice reception staff Coffee machine bro...</w:t>
       </w:r>
     </w:p>
     <w:p>
@@ -4794,7 +4794,7 @@
           <w:sz w:val="21"/>
           <w:szCs w:val="21"/>
         </w:rPr>
-        <w:t xml:space="preserve">階下に地下鉄の駅があるので、一人でも友達とでも気軽に来られます</w:t>
+        <w:t xml:space="preserve">六本木地點方便，價格合理，推薦 六本木は立地が良く、価格も手頃なのでおすすめです</w:t>
       </w:r>
     </w:p>
     <w:p>
@@ -4813,7 +4813,7 @@
           <w:sz w:val="21"/>
           <w:szCs w:val="21"/>
         </w:rPr>
-        <w:t xml:space="preserve">部屋には加湿器が備え付けられていて、滞在中とても便利でした</w:t>
+        <w:t xml:space="preserve">階下に地下鉄の駅があるので、一人でも友達とでも気軽に来られます</w:t>
       </w:r>
     </w:p>
     <w:p>
@@ -4850,7 +4850,7 @@
           <w:sz w:val="21"/>
           <w:szCs w:val="21"/>
         </w:rPr>
-        <w:t xml:space="preserve">スタッフの対応に関するポジティブな評価も多く寄せられています。「そして何より、カスタマーサービスのスタッフがとても親切で助かります」といったコメントが見られます。</w:t>
+        <w:t xml:space="preserve">スタッフの対応に関するポジティブな評価も多く寄せられています。「Good location and nice reception staff Coffee machine bro...」といったコメントが見られます。</w:t>
       </w:r>
     </w:p>
     <w:p>
@@ -5155,7 +5155,7 @@
                 <w:sz w:val="20"/>
                 <w:szCs w:val="20"/>
               </w:rPr>
-              <w:t xml:space="preserve">I booked a room with a queen bed, which I found quite spa...</w:t>
+              <w:t xml:space="preserve">Good location and nice reception staff Coffee machine bro...</w:t>
             </w:r>
           </w:p>
         </w:tc>
@@ -5189,7 +5189,7 @@
                 <w:sz w:val="20"/>
                 <w:szCs w:val="20"/>
               </w:rPr>
-              <w:t xml:space="preserve">重大・23件</w:t>
+              <w:t xml:space="preserve">重大・24件</w:t>
             </w:r>
           </w:p>
         </w:tc>
@@ -7047,7 +7047,7 @@
                 <w:sz w:val="20"/>
                 <w:szCs w:val="20"/>
               </w:rPr>
-              <w:t xml:space="preserve">8.16点</w:t>
+              <w:t xml:space="preserve">8.15点</w:t>
             </w:r>
           </w:p>
         </w:tc>
@@ -7187,7 +7187,7 @@
                 <w:sz w:val="20"/>
                 <w:szCs w:val="20"/>
               </w:rPr>
-              <w:t xml:space="preserve">79.2%</w:t>
+              <w:t xml:space="preserve">78.7%</w:t>
             </w:r>
           </w:p>
         </w:tc>
@@ -7327,7 +7327,7 @@
                 <w:sz w:val="20"/>
                 <w:szCs w:val="20"/>
               </w:rPr>
-              <w:t xml:space="preserve">8.5%</w:t>
+              <w:t xml:space="preserve">8.3%</w:t>
             </w:r>
           </w:p>
         </w:tc>
@@ -7361,7 +7361,7 @@
                 <w:sz w:val="20"/>
                 <w:szCs w:val="20"/>
               </w:rPr>
-              <w:t xml:space="preserve">6%以下</w:t>
+              <w:t xml:space="preserve">5%以下</w:t>
             </w:r>
           </w:p>
         </w:tc>
@@ -7747,7 +7747,7 @@
                 <w:sz w:val="20"/>
                 <w:szCs w:val="20"/>
               </w:rPr>
-              <w:t xml:space="preserve">約23件/期間</w:t>
+              <w:t xml:space="preserve">約24件/期間</w:t>
             </w:r>
           </w:p>
         </w:tc>
@@ -7782,7 +7782,7 @@
                 <w:sz w:val="20"/>
                 <w:szCs w:val="20"/>
               </w:rPr>
-              <w:t xml:space="preserve">11件以下</w:t>
+              <w:t xml:space="preserve">12件以下</w:t>
             </w:r>
           </w:p>
         </w:tc>
@@ -7929,7 +7929,7 @@
           <w:sz w:val="21"/>
           <w:szCs w:val="21"/>
         </w:rPr>
-        <w:t xml:space="preserve">ここは本当に便利です！階下に地下鉄の駅があるので、一人でも友達とでも気軽に来られます。そして何より、カスタマーサービスのスタッフがとても親切で助かります。本当におすすめです！</w:t>
+        <w:t xml:space="preserve">ここは本当に便利です！階下に地下鉄の駅があるので、一人でも友達とでも気軽に来られます。そして何より、カスタマーサービスのスタッフの方々がとても親切で助かります。本当におすすめです！</w:t>
       </w:r>
     </w:p>
     <w:p>
@@ -7965,7 +7965,7 @@
           <w:sz w:val="21"/>
           <w:szCs w:val="21"/>
         </w:rPr>
-        <w:t xml:space="preserve">このホテルには大変満足しました。クイーンサイズのベッドがある部屋を予約したのですが、日本の基準からするとかなり広々としていました。部屋には加湿器が備え付けられていて、滞在中とても便利でした。スタッフは親切で気配りが行き届いていました。タイ式の朝食は本当に美味しく、期待以上で、ぜひおすすめします。全体的に素晴らしい滞在でした！</w:t>
+        <w:t xml:space="preserve">このホテルには大変満足しました。クイーンサイズのベッドがある部屋を予約したのですが、日本の基準からするとかなり広々としていました。部屋には加湿器が備え付けられていて、滞在中とても便利でした。スタッフは親切で気配りが行き届いていました。タイ風の朝食は本当に美味しく、期待以上で、ぜひおすすめします。全体的に素晴らしい滞在でした！</w:t>
       </w:r>
     </w:p>
     <w:p>
@@ -8084,7 +8084,7 @@
           <w:sz w:val="22"/>
           <w:szCs w:val="22"/>
         </w:rPr>
-        <w:t xml:space="preserve">[6] Booking.com / 6点 / 2026-03-16</w:t>
+        <w:t xml:space="preserve">[6] Booking.com / 6点 / 2026-03-20</w:t>
       </w:r>
     </w:p>
     <w:p>
@@ -8099,7 +8099,7 @@
           <w:sz w:val="21"/>
           <w:szCs w:val="21"/>
         </w:rPr>
-        <w:t xml:space="preserve">スタッフの対応</w:t>
+        <w:t xml:space="preserve">Good location and nice reception staff</w:t>
       </w:r>
     </w:p>
     <w:p>
@@ -8125,7 +8125,7 @@
           <w:sz w:val="21"/>
           <w:szCs w:val="21"/>
         </w:rPr>
-        <w:t xml:space="preserve">洗面ボール中のカビ</w:t>
+        <w:t xml:space="preserve">滞在中ほとんどの時間、コーヒーマシンが故障していた。</w:t>
       </w:r>
     </w:p>
     <w:p>
@@ -8146,7 +8146,7 @@
           <w:sz w:val="22"/>
           <w:szCs w:val="22"/>
         </w:rPr>
-        <w:t xml:space="preserve">[7] Agoda / 6点 / 2026-03-16</w:t>
+        <w:t xml:space="preserve">[7] Booking.com / 6点 / 2026-03-16</w:t>
       </w:r>
     </w:p>
     <w:p>
@@ -8208,7 +8208,7 @@
           <w:sz w:val="22"/>
           <w:szCs w:val="22"/>
         </w:rPr>
-        <w:t xml:space="preserve">[8] Booking.com / 6点 / 2026-03-14</w:t>
+        <w:t xml:space="preserve">[8] Agoda / 6点 / 2026-03-16</w:t>
       </w:r>
     </w:p>
     <w:p>
@@ -8223,7 +8223,7 @@
           <w:sz w:val="21"/>
           <w:szCs w:val="21"/>
         </w:rPr>
-        <w:t xml:space="preserve">The car that we booked to return to the airport didn't appear to have turned up. However the receptionist went out of his way to find where it was. he found the driver sitting in the car at the bac...</w:t>
+        <w:t xml:space="preserve">スタッフの対応</w:t>
       </w:r>
     </w:p>
     <w:p>
@@ -8249,7 +8249,7 @@
           <w:sz w:val="21"/>
           <w:szCs w:val="21"/>
         </w:rPr>
-        <w:t xml:space="preserve">最初に割り当てられた部屋はとても狭かった。アップグレードをリクエストしたところ、対応してもらえたが、追加料金が少し高いと感じた。</w:t>
+        <w:t xml:space="preserve">洗面ボール中のカビ</w:t>
       </w:r>
     </w:p>
     <w:p>
@@ -8270,7 +8270,7 @@
           <w:sz w:val="22"/>
           <w:szCs w:val="22"/>
         </w:rPr>
-        <w:t xml:space="preserve">[9] Booking.com / 5点 / 2026-03-03</w:t>
+        <w:t xml:space="preserve">[9] Booking.com / 6点 / 2026-03-14</w:t>
       </w:r>
     </w:p>
     <w:p>
@@ -8285,7 +8285,7 @@
           <w:sz w:val="21"/>
           <w:szCs w:val="21"/>
         </w:rPr>
-        <w:t xml:space="preserve">The property is situated in good location</w:t>
+        <w:t xml:space="preserve">The car that we booked to return to the airport didn't appear to have turned up. However the receptionist went out of his way to find where it was. he found the driver sitting in the car at the bac...</w:t>
       </w:r>
     </w:p>
     <w:p>
@@ -8311,7 +8311,7 @@
           <w:sz w:val="21"/>
           <w:szCs w:val="21"/>
         </w:rPr>
-        <w:t xml:space="preserve">朝食はタイ料理です。日本料理ではありません。チェックアウト時間は午前10時ですが、早すぎます。</w:t>
+        <w:t xml:space="preserve">最初に割り当てられた部屋はとても狭かった。アップグレードをリクエストしたところ、対応してもらえたが、追加料金が少し高いと感じた。</w:t>
       </w:r>
     </w:p>
     <w:p>
@@ -8332,7 +8332,7 @@
           <w:sz w:val="22"/>
           <w:szCs w:val="22"/>
         </w:rPr>
-        <w:t xml:space="preserve">[10] Booking.com / 4点 / 2026-02-21</w:t>
+        <w:t xml:space="preserve">[10] Booking.com / 5点 / 2026-03-03</w:t>
       </w:r>
     </w:p>
     <w:p>
@@ -8347,7 +8347,7 @@
           <w:sz w:val="21"/>
           <w:szCs w:val="21"/>
         </w:rPr>
-        <w:t xml:space="preserve">Staff were very nice.</w:t>
+        <w:t xml:space="preserve">The property is situated in good location</w:t>
       </w:r>
     </w:p>
     <w:p>
@@ -8373,7 +8373,7 @@
           <w:sz w:val="21"/>
           <w:szCs w:val="21"/>
         </w:rPr>
-        <w:t xml:space="preserve">値段の割には部屋があまり良くなかった。窓が開けられないので、部屋が蒸し暑くなる。</w:t>
+        <w:t xml:space="preserve">朝食はタイ料理です。日本料理ではありません。チェックアウト時間は午前10時ですが、早すぎます。</w:t>
       </w:r>
     </w:p>
     <w:p>
@@ -8438,7 +8438,7 @@
                 <w:sz w:val="21"/>
                 <w:szCs w:val="21"/>
               </w:rPr>
-              <w:t xml:space="preserve">コンフォートイン六本木は、全体平均8.16点（10点換算）、高評価率79.2%という良好な顧客満足度を維持しているホテルです。特に「立地・アクセス」「スタッフの対応」が多くのゲストから高く評価されています。</w:t>
+              <w:t xml:space="preserve">コンフォートイン六本木は、全体平均8.15点（10点換算）、高評価率78.7%という良好な顧客満足度を維持しているホテルです。特に「立地・アクセス」「スタッフの対応」が多くのゲストから高く評価されています。</w:t>
             </w:r>
           </w:p>
           <w:p>

--- a/納品レポート/ホテル別レポート/comfort_roppongi_口コミ分析改善レポート.docx
+++ b/納品レポート/ホテル別レポート/comfort_roppongi_口コミ分析改善レポート.docx
@@ -96,7 +96,7 @@
           <w:sz w:val="22"/>
           <w:szCs w:val="22"/>
         </w:rPr>
-        <w:t xml:space="preserve">レビュー総数：108件（6サイト）</w:t>
+        <w:t xml:space="preserve">レビュー総数：115件（6サイト）</w:t>
       </w:r>
     </w:p>
     <w:p>
@@ -131,7 +131,7 @@
           <w:sz w:val="20"/>
           <w:szCs w:val="20"/>
         </w:rPr>
-        <w:t xml:space="preserve">作成日：2026年3月21日</w:t>
+        <w:t xml:space="preserve">作成日：2026年3月23日</w:t>
       </w:r>
     </w:p>
     <w:p>
@@ -189,7 +189,7 @@
           <w:sz w:val="21"/>
           <w:szCs w:val="21"/>
         </w:rPr>
-        <w:t xml:space="preserve">2026年2月〜3月に各OTAサイト・口コミサイトに投稿された108件のレビューを包括的に分析しました。以下が主要な発見事項です。</w:t>
+        <w:t xml:space="preserve">2026年2月〜3月に各OTAサイト・口コミサイトに投稿された115件のレビューを包括的に分析しました。以下が主要な発見事項です。</w:t>
       </w:r>
     </w:p>
     <w:p>
@@ -261,7 +261,7 @@
                 <w:sz w:val="36"/>
                 <w:szCs w:val="36"/>
               </w:rPr>
-              <w:t xml:space="preserve">8.15</w:t>
+              <w:t xml:space="preserve">8.16</w:t>
             </w:r>
           </w:p>
         </w:tc>
@@ -310,7 +310,7 @@
                 <w:sz w:val="36"/>
                 <w:szCs w:val="36"/>
               </w:rPr>
-              <w:t xml:space="preserve">78.7%</w:t>
+              <w:t xml:space="preserve">79.1%</w:t>
             </w:r>
           </w:p>
         </w:tc>
@@ -359,7 +359,7 @@
                 <w:sz w:val="36"/>
                 <w:szCs w:val="36"/>
               </w:rPr>
-              <w:t xml:space="preserve">8.3%</w:t>
+              <w:t xml:space="preserve">7.8%</w:t>
             </w:r>
           </w:p>
         </w:tc>
@@ -408,7 +408,7 @@
                 <w:sz w:val="36"/>
                 <w:szCs w:val="36"/>
               </w:rPr>
-              <w:t xml:space="preserve">108件</w:t>
+              <w:t xml:space="preserve">115件</w:t>
             </w:r>
           </w:p>
         </w:tc>
@@ -448,7 +448,7 @@
           <w:sz w:val="21"/>
           <w:szCs w:val="21"/>
         </w:rPr>
-        <w:t xml:space="preserve">全体平均スコア8.15点（10点換算）は良好な水準であり、78.7%が高評価（8-10点）に分類されます。低評価（1-4点）は9件（8.3%）で、一定の改善課題があります。じゃらん（10.00点）で特に高い評価を獲得しています。</w:t>
+        <w:t xml:space="preserve">全体平均スコア8.16点（10点換算）は良好な水準であり、79.1%が高評価（8-10点）に分類されます。低評価（1-4点）は9件（7.8%）で、一定の改善課題があります。じゃらん（10.00点）で特に高い評価を獲得しています。</w:t>
       </w:r>
     </w:p>
     <w:p>
@@ -567,7 +567,7 @@
                 <w:sz w:val="20"/>
                 <w:szCs w:val="20"/>
               </w:rPr>
-              <w:t xml:space="preserve">エアコン・空調（24件）、浴室・水回り（17件）、部屋の狭さ（10件）、設備の老朽化（7件）</w:t>
+              <w:t xml:space="preserve">エアコン・空調（25件）、浴室・水回り（20件）、部屋の狭さ（13件）、設備の老朽化（9件）</w:t>
             </w:r>
           </w:p>
           <w:p>
@@ -1716,7 +1716,7 @@
                 <w:sz w:val="20"/>
                 <w:szCs w:val="20"/>
               </w:rPr>
-              <w:t xml:space="preserve">55</w:t>
+              <w:t xml:space="preserve">58</w:t>
             </w:r>
           </w:p>
         </w:tc>
@@ -1751,7 +1751,7 @@
                 <w:sz w:val="20"/>
                 <w:szCs w:val="20"/>
               </w:rPr>
-              <w:t xml:space="preserve">8.18</w:t>
+              <w:t xml:space="preserve">8.22</w:t>
             </w:r>
           </w:p>
         </w:tc>
@@ -1821,7 +1821,7 @@
                 <w:sz w:val="20"/>
                 <w:szCs w:val="20"/>
               </w:rPr>
-              <w:t xml:space="preserve">8.18</w:t>
+              <w:t xml:space="preserve">8.22</w:t>
             </w:r>
           </w:p>
         </w:tc>
@@ -1961,7 +1961,7 @@
                 <w:sz w:val="20"/>
                 <w:szCs w:val="20"/>
               </w:rPr>
-              <w:t xml:space="preserve">29</w:t>
+              <w:t xml:space="preserve">31</w:t>
             </w:r>
           </w:p>
         </w:tc>
@@ -1995,7 +1995,7 @@
                 <w:sz w:val="20"/>
                 <w:szCs w:val="20"/>
               </w:rPr>
-              <w:t xml:space="preserve">3.79</w:t>
+              <w:t xml:space="preserve">3.81</w:t>
             </w:r>
           </w:p>
         </w:tc>
@@ -2063,7 +2063,7 @@
                 <w:sz w:val="20"/>
                 <w:szCs w:val="20"/>
               </w:rPr>
-              <w:t xml:space="preserve">7.59</w:t>
+              <w:t xml:space="preserve">7.61</w:t>
             </w:r>
           </w:p>
         </w:tc>
@@ -2203,7 +2203,7 @@
                 <w:sz w:val="20"/>
                 <w:szCs w:val="20"/>
               </w:rPr>
-              <w:t xml:space="preserve">3</w:t>
+              <w:t xml:space="preserve">5</w:t>
             </w:r>
           </w:p>
         </w:tc>
@@ -2238,7 +2238,7 @@
                 <w:sz w:val="20"/>
                 <w:szCs w:val="20"/>
               </w:rPr>
-              <w:t xml:space="preserve">7.33</w:t>
+              <w:t xml:space="preserve">7.4</w:t>
             </w:r>
           </w:p>
         </w:tc>
@@ -2308,7 +2308,7 @@
                 <w:sz w:val="20"/>
                 <w:szCs w:val="20"/>
               </w:rPr>
-              <w:t xml:space="preserve">7.33</w:t>
+              <w:t xml:space="preserve">7.4</w:t>
             </w:r>
           </w:p>
         </w:tc>
@@ -2418,7 +2418,7 @@
           <w:sz w:val="21"/>
           <w:szCs w:val="21"/>
         </w:rPr>
-        <w:t xml:space="preserve">評価分布は10点（33.3%）に最も多く、8点以上の高評価が78.7%を占めています。低評価（1-4点）は計9件（8.3%）です。</w:t>
+        <w:t xml:space="preserve">評価分布は10点（33.0%）に最も多く、8点以上の高評価が79.1%を占めています。低評価（1-4点）は計9件（7.8%）です。</w:t>
       </w:r>
     </w:p>
     <w:p>
@@ -2653,7 +2653,7 @@
                 <w:sz w:val="20"/>
                 <w:szCs w:val="20"/>
               </w:rPr>
-              <w:t xml:space="preserve">36</w:t>
+              <w:t xml:space="preserve">38</w:t>
             </w:r>
           </w:p>
         </w:tc>
@@ -2688,7 +2688,7 @@
                 <w:sz w:val="20"/>
                 <w:szCs w:val="20"/>
               </w:rPr>
-              <w:t xml:space="preserve">33.3%</w:t>
+              <w:t xml:space="preserve">33.0%</w:t>
             </w:r>
           </w:p>
         </w:tc>
@@ -2726,7 +2726,7 @@
                 <w:sz w:val="18"/>
                 <w:szCs w:val="18"/>
               </w:rPr>
-              <w:t xml:space="preserve"> 36件</w:t>
+              <w:t xml:space="preserve"> 38件</w:t>
             </w:r>
           </w:p>
         </w:tc>
@@ -2798,7 +2798,7 @@
                 <w:sz w:val="20"/>
                 <w:szCs w:val="20"/>
               </w:rPr>
-              <w:t xml:space="preserve">15</w:t>
+              <w:t xml:space="preserve">16</w:t>
             </w:r>
           </w:p>
         </w:tc>
@@ -2870,7 +2870,7 @@
                 <w:sz w:val="18"/>
                 <w:szCs w:val="18"/>
               </w:rPr>
-              <w:t xml:space="preserve"> 15件</w:t>
+              <w:t xml:space="preserve"> 16件</w:t>
             </w:r>
           </w:p>
         </w:tc>
@@ -2942,7 +2942,7 @@
                 <w:sz w:val="20"/>
                 <w:szCs w:val="20"/>
               </w:rPr>
-              <w:t xml:space="preserve">34</w:t>
+              <w:t xml:space="preserve">37</w:t>
             </w:r>
           </w:p>
         </w:tc>
@@ -2977,7 +2977,7 @@
                 <w:sz w:val="20"/>
                 <w:szCs w:val="20"/>
               </w:rPr>
-              <w:t xml:space="preserve">31.5%</w:t>
+              <w:t xml:space="preserve">32.2%</w:t>
             </w:r>
           </w:p>
         </w:tc>
@@ -3015,7 +3015,7 @@
                 <w:sz w:val="18"/>
                 <w:szCs w:val="18"/>
               </w:rPr>
-              <w:t xml:space="preserve"> 34件</w:t>
+              <w:t xml:space="preserve"> 37件</w:t>
             </w:r>
           </w:p>
         </w:tc>
@@ -3122,7 +3122,7 @@
                 <w:sz w:val="20"/>
                 <w:szCs w:val="20"/>
               </w:rPr>
-              <w:t xml:space="preserve">7.4%</w:t>
+              <w:t xml:space="preserve">7.0%</w:t>
             </w:r>
           </w:p>
         </w:tc>
@@ -3266,7 +3266,7 @@
                 <w:sz w:val="20"/>
                 <w:szCs w:val="20"/>
               </w:rPr>
-              <w:t xml:space="preserve">4.6%</w:t>
+              <w:t xml:space="preserve">4.3%</w:t>
             </w:r>
           </w:p>
         </w:tc>
@@ -3376,7 +3376,7 @@
                 <w:sz w:val="20"/>
                 <w:szCs w:val="20"/>
               </w:rPr>
-              <w:t xml:space="preserve">1</w:t>
+              <w:t xml:space="preserve">2</w:t>
             </w:r>
           </w:p>
         </w:tc>
@@ -3411,7 +3411,7 @@
                 <w:sz w:val="20"/>
                 <w:szCs w:val="20"/>
               </w:rPr>
-              <w:t xml:space="preserve">0.9%</w:t>
+              <w:t xml:space="preserve">1.7%</w:t>
             </w:r>
           </w:p>
         </w:tc>
@@ -3448,7 +3448,7 @@
                 <w:sz w:val="18"/>
                 <w:szCs w:val="18"/>
               </w:rPr>
-              <w:t xml:space="preserve"> 1件</w:t>
+              <w:t xml:space="preserve"> 2件</w:t>
             </w:r>
           </w:p>
         </w:tc>
@@ -3555,7 +3555,7 @@
                 <w:sz w:val="20"/>
                 <w:szCs w:val="20"/>
               </w:rPr>
-              <w:t xml:space="preserve">1.9%</w:t>
+              <w:t xml:space="preserve">1.7%</w:t>
             </w:r>
           </w:p>
         </w:tc>
@@ -3700,7 +3700,7 @@
                 <w:sz w:val="20"/>
                 <w:szCs w:val="20"/>
               </w:rPr>
-              <w:t xml:space="preserve">6.5%</w:t>
+              <w:t xml:space="preserve">6.1%</w:t>
             </w:r>
           </w:p>
         </w:tc>
@@ -3814,7 +3814,7 @@
                 <w:sz w:val="24"/>
                 <w:szCs w:val="24"/>
               </w:rPr>
-              <w:t xml:space="preserve">85件（78.7%）</w:t>
+              <w:t xml:space="preserve">91件（79.1%）</w:t>
             </w:r>
           </w:p>
         </w:tc>
@@ -3865,7 +3865,7 @@
                 <w:sz w:val="24"/>
                 <w:szCs w:val="24"/>
               </w:rPr>
-              <w:t xml:space="preserve">14件（13.0%）</w:t>
+              <w:t xml:space="preserve">15件（13.0%）</w:t>
             </w:r>
           </w:p>
         </w:tc>
@@ -3916,7 +3916,7 @@
                 <w:sz w:val="24"/>
                 <w:szCs w:val="24"/>
               </w:rPr>
-              <w:t xml:space="preserve">9件（8.3%）</w:t>
+              <w:t xml:space="preserve">9件（7.8%）</w:t>
             </w:r>
           </w:p>
         </w:tc>
@@ -4190,7 +4190,7 @@
                 <w:sz w:val="20"/>
                 <w:szCs w:val="20"/>
               </w:rPr>
-              <w:t xml:space="preserve">「Good location and nice reception staff Coffee machine bro...」「六本木地點方便，價格合理，推薦 六本木は立地が良く、価格も手頃なのでおすすめです」</w:t>
+              <w:t xml:space="preserve">「The location and very comfortable place to stay」「立地は良いが部屋は狭く、外国人観光客も多いからか壁紙等も綺麗ではない」</w:t>
             </w:r>
           </w:p>
         </w:tc>
@@ -4294,7 +4294,7 @@
                 <w:sz w:val="20"/>
                 <w:szCs w:val="20"/>
               </w:rPr>
-              <w:t xml:space="preserve">「Good location and nice reception staff Coffee machine bro...」「そして何より、カスタマーサービスのスタッフの方々がとても親切で助かります」</w:t>
+              <w:t xml:space="preserve">「駅からちかい スタッフの感じがいい」「ウエルカムドリンクはコーヒーと紅茶（大好きなティーアース♡）があり2階に自販機、氷、レンジがあり便利でした(⁠◍⁠...」</w:t>
             </w:r>
           </w:p>
         </w:tc>
@@ -4401,7 +4401,7 @@
                 <w:sz w:val="20"/>
                 <w:szCs w:val="20"/>
               </w:rPr>
-              <w:t xml:space="preserve">「クイーンサイズのベッドがある部屋を予約したのですが、日本の基準からするとかなり広々としていました」「Good value 設備は少ないけど、それ以上は望めない」</w:t>
+              <w:t xml:space="preserve">「The location and very comfortable place to stay」「とにかくここファミリールームのツインベッドルームはエキストラベッドに増えて4人まで入るのに十分ですね」</w:t>
             </w:r>
           </w:p>
         </w:tc>
@@ -4437,7 +4437,7 @@
                 <w:sz w:val="20"/>
                 <w:szCs w:val="20"/>
               </w:rPr>
-              <w:t xml:space="preserve">朝食</w:t>
+              <w:t xml:space="preserve">清潔さ・清掃</w:t>
             </w:r>
           </w:p>
         </w:tc>
@@ -4505,7 +4505,7 @@
                 <w:sz w:val="20"/>
                 <w:szCs w:val="20"/>
               </w:rPr>
-              <w:t xml:space="preserve">「タイ風の朝食は本当に美味しく、期待以上で、ぜひおすすめします」「タイ式の朝食は本当に美味しく、期待以上で、ぜひおすすめします」</w:t>
+              <w:t xml:space="preserve">「立地は良いが部屋は狭く、外国人観光客も多いからか壁紙等も綺麗ではない」「比較的綺麗に保たれるようだが昔のようではないよう」</w:t>
             </w:r>
           </w:p>
         </w:tc>
@@ -4542,7 +4542,7 @@
                 <w:sz w:val="20"/>
                 <w:szCs w:val="20"/>
               </w:rPr>
-              <w:t xml:space="preserve">清潔さ・清掃</w:t>
+              <w:t xml:space="preserve">朝食</w:t>
             </w:r>
           </w:p>
         </w:tc>
@@ -4612,7 +4612,7 @@
                 <w:sz w:val="20"/>
                 <w:szCs w:val="20"/>
               </w:rPr>
-              <w:t xml:space="preserve">「スタッフは親切で気配りが行き届いていました」「Clean spacious good location Lack of facilities but can’t...」</w:t>
+              <w:t xml:space="preserve">「ウエルカムドリンクはコーヒーと紅茶（大好きなティーアース♡）があり2階に自販機、氷、レンジがあり便利でした(⁠◍⁠...」「タイ風の朝食は本当に美味しく、期待以上で、ぜひおすすめします」</w:t>
             </w:r>
           </w:p>
         </w:tc>
@@ -4716,7 +4716,7 @@
                 <w:sz w:val="20"/>
                 <w:szCs w:val="20"/>
               </w:rPr>
-              <w:t xml:space="preserve">「I booked a room with a queen bed, which I found quite spa...」「Clean spacious good location Lack of facilities but can’t...」</w:t>
+              <w:t xml:space="preserve">「スペースをゆっくりと使えていいです」「I booked a room with a queen bed, which I found quite spa...」</w:t>
             </w:r>
           </w:p>
         </w:tc>
@@ -4756,7 +4756,7 @@
           <w:sz w:val="21"/>
           <w:szCs w:val="21"/>
         </w:rPr>
-        <w:t xml:space="preserve">口コミの多数で「立地・アクセス」に関するポジティブな言及が見られ、コンフォートイン六本木の最大の差別化要因となっています。Good location and nice reception staff Coffee machine bro...といった声が多数寄せられています。</w:t>
+        <w:t xml:space="preserve">口コミの多数で「立地・アクセス」に関するポジティブな言及が見られ、コンフォートイン六本木の最大の差別化要因となっています。The location and very comfortable place to stayといった声が多数寄せられています。</w:t>
       </w:r>
     </w:p>
     <w:p>
@@ -4775,7 +4775,7 @@
           <w:sz w:val="21"/>
           <w:szCs w:val="21"/>
         </w:rPr>
-        <w:t xml:space="preserve">Good location and nice reception staff Coffee machine bro...</w:t>
+        <w:t xml:space="preserve">The location and very comfortable place to stay</w:t>
       </w:r>
     </w:p>
     <w:p>
@@ -4794,7 +4794,7 @@
           <w:sz w:val="21"/>
           <w:szCs w:val="21"/>
         </w:rPr>
-        <w:t xml:space="preserve">六本木地點方便，價格合理，推薦 六本木は立地が良く、価格も手頃なのでおすすめです</w:t>
+        <w:t xml:space="preserve">立地は良いが部屋は狭く、外国人観光客も多いからか壁紙等も綺麗ではない</w:t>
       </w:r>
     </w:p>
     <w:p>
@@ -4813,7 +4813,7 @@
           <w:sz w:val="21"/>
           <w:szCs w:val="21"/>
         </w:rPr>
-        <w:t xml:space="preserve">階下に地下鉄の駅があるので、一人でも友達とでも気軽に来られます</w:t>
+        <w:t xml:space="preserve">駅からちかい スタッフの感じがいい</w:t>
       </w:r>
     </w:p>
     <w:p>
@@ -4850,7 +4850,7 @@
           <w:sz w:val="21"/>
           <w:szCs w:val="21"/>
         </w:rPr>
-        <w:t xml:space="preserve">スタッフの対応に関するポジティブな評価も多く寄せられています。「Good location and nice reception staff Coffee machine bro...」といったコメントが見られます。</w:t>
+        <w:t xml:space="preserve">スタッフの対応に関するポジティブな評価も多く寄せられています。「駅からちかい スタッフの感じがいい」といったコメントが見られます。</w:t>
       </w:r>
     </w:p>
     <w:p>
@@ -5155,7 +5155,7 @@
                 <w:sz w:val="20"/>
                 <w:szCs w:val="20"/>
               </w:rPr>
-              <w:t xml:space="preserve">Good location and nice reception staff Coffee machine bro...</w:t>
+              <w:t xml:space="preserve">The location and very comfortable place to stay</w:t>
             </w:r>
           </w:p>
         </w:tc>
@@ -5189,7 +5189,7 @@
                 <w:sz w:val="20"/>
                 <w:szCs w:val="20"/>
               </w:rPr>
-              <w:t xml:space="preserve">重大・24件</w:t>
+              <w:t xml:space="preserve">重大・25件</w:t>
             </w:r>
           </w:p>
         </w:tc>
@@ -5294,7 +5294,7 @@
                 <w:sz w:val="20"/>
                 <w:szCs w:val="20"/>
               </w:rPr>
-              <w:t xml:space="preserve">風呂トイレはユニットバスになってますが、浴槽は広めで足を伸ばしてくつろげるサイズになってました</w:t>
+              <w:t xml:space="preserve">バスルーム、トイレは小さいですが、そのまま水がよく出て水伝も最近変えたようです</w:t>
             </w:r>
           </w:p>
         </w:tc>
@@ -5328,7 +5328,7 @@
                 <w:sz w:val="20"/>
                 <w:szCs w:val="20"/>
               </w:rPr>
-              <w:t xml:space="preserve">重大・17件</w:t>
+              <w:t xml:space="preserve">重大・20件</w:t>
             </w:r>
           </w:p>
         </w:tc>
@@ -5433,7 +5433,7 @@
                 <w:sz w:val="20"/>
                 <w:szCs w:val="20"/>
               </w:rPr>
-              <w:t xml:space="preserve">The room originally allocated was very small</w:t>
+              <w:t xml:space="preserve">自分は狭い部屋に追いやられたのかと思ってしまうくらい部屋は狭いです</w:t>
             </w:r>
           </w:p>
         </w:tc>
@@ -5467,7 +5467,7 @@
                 <w:sz w:val="20"/>
                 <w:szCs w:val="20"/>
               </w:rPr>
-              <w:t xml:space="preserve">重大・10件</w:t>
+              <w:t xml:space="preserve">重大・13件</w:t>
             </w:r>
           </w:p>
         </w:tc>
@@ -5572,7 +5572,7 @@
                 <w:sz w:val="20"/>
                 <w:szCs w:val="20"/>
               </w:rPr>
-              <w:t xml:space="preserve">建物自体は古いとは思いますが清掃が行き届いていて、快適に過ごせました</w:t>
+              <w:t xml:space="preserve">古いホテルです</w:t>
             </w:r>
           </w:p>
         </w:tc>
@@ -5606,7 +5606,7 @@
                 <w:sz w:val="20"/>
                 <w:szCs w:val="20"/>
               </w:rPr>
-              <w:t xml:space="preserve">重大・7件</w:t>
+              <w:t xml:space="preserve">重大・9件</w:t>
             </w:r>
           </w:p>
         </w:tc>
@@ -5677,7 +5677,7 @@
                 <w:sz w:val="20"/>
                 <w:szCs w:val="20"/>
               </w:rPr>
-              <w:t xml:space="preserve">対応・サービスの不満</w:t>
+              <w:t xml:space="preserve">窓・採光</w:t>
             </w:r>
           </w:p>
         </w:tc>
@@ -5711,7 +5711,7 @@
                 <w:sz w:val="20"/>
                 <w:szCs w:val="20"/>
               </w:rPr>
-              <w:t xml:space="preserve">這裏太方便了，樓下就是地鐵站，不論是自己或是朋友一起來都非常之方便，最重要的是客服人員態度10分好，10分推薦 こ...</w:t>
+              <w:t xml:space="preserve">短所/窓の外がすぐに高架道路があるので防音がうまくいきません</w:t>
             </w:r>
           </w:p>
         </w:tc>
@@ -5816,7 +5816,7 @@
                 <w:sz w:val="20"/>
                 <w:szCs w:val="20"/>
               </w:rPr>
-              <w:t xml:space="preserve">臭い・匂い</w:t>
+              <w:t xml:space="preserve">対応・サービスの不満</w:t>
             </w:r>
           </w:p>
         </w:tc>
@@ -5850,7 +5850,7 @@
                 <w:sz w:val="20"/>
                 <w:szCs w:val="20"/>
               </w:rPr>
-              <w:t xml:space="preserve">また、禁煙室と謳われているにもかかわらず、部屋の中には明らかにタバコの臭いが漂っていた</w:t>
+              <w:t xml:space="preserve">這裏太方便了，樓下就是地鐵站，不論是自己或是朋友一起來都非常之方便，最重要的是客服人員態度10分好，10分推薦 こ...</w:t>
             </w:r>
           </w:p>
         </w:tc>
@@ -5884,7 +5884,7 @@
                 <w:sz w:val="20"/>
                 <w:szCs w:val="20"/>
               </w:rPr>
-              <w:t xml:space="preserve">重大・6件</w:t>
+              <w:t xml:space="preserve">重大・7件</w:t>
             </w:r>
           </w:p>
         </w:tc>
@@ -7047,7 +7047,7 @@
                 <w:sz w:val="20"/>
                 <w:szCs w:val="20"/>
               </w:rPr>
-              <w:t xml:space="preserve">8.15点</w:t>
+              <w:t xml:space="preserve">8.16点</w:t>
             </w:r>
           </w:p>
         </w:tc>
@@ -7187,7 +7187,7 @@
                 <w:sz w:val="20"/>
                 <w:szCs w:val="20"/>
               </w:rPr>
-              <w:t xml:space="preserve">78.7%</w:t>
+              <w:t xml:space="preserve">79.1%</w:t>
             </w:r>
           </w:p>
         </w:tc>
@@ -7327,7 +7327,7 @@
                 <w:sz w:val="20"/>
                 <w:szCs w:val="20"/>
               </w:rPr>
-              <w:t xml:space="preserve">8.3%</w:t>
+              <w:t xml:space="preserve">7.8%</w:t>
             </w:r>
           </w:p>
         </w:tc>
@@ -7467,7 +7467,7 @@
                 <w:sz w:val="20"/>
                 <w:szCs w:val="20"/>
               </w:rPr>
-              <w:t xml:space="preserve">7.3点</w:t>
+              <w:t xml:space="preserve">7.4点</w:t>
             </w:r>
           </w:p>
         </w:tc>
@@ -7502,7 +7502,7 @@
                 <w:sz w:val="20"/>
                 <w:szCs w:val="20"/>
               </w:rPr>
-              <w:t xml:space="preserve">8.3点以上</w:t>
+              <w:t xml:space="preserve">8.4点以上</w:t>
             </w:r>
           </w:p>
         </w:tc>
@@ -7747,7 +7747,7 @@
                 <w:sz w:val="20"/>
                 <w:szCs w:val="20"/>
               </w:rPr>
-              <w:t xml:space="preserve">約24件/期間</w:t>
+              <w:t xml:space="preserve">約25件/期間</w:t>
             </w:r>
           </w:p>
         </w:tc>
@@ -7878,7 +7878,7 @@
           <w:sz w:val="22"/>
           <w:szCs w:val="22"/>
         </w:rPr>
-        <w:t xml:space="preserve">[1] Trip.com / 10点 / 2026-03-18</w:t>
+        <w:t xml:space="preserve">[1] Booking.com / 10点 / 2026-03-22</w:t>
       </w:r>
     </w:p>
     <w:p>
@@ -7893,7 +7893,33 @@
           <w:sz w:val="21"/>
           <w:szCs w:val="21"/>
         </w:rPr>
-        <w:t xml:space="preserve">六本木は立地が良く、価格も手頃なのでおすすめです。</w:t>
+        <w:t xml:space="preserve">The location and very comfortable place to stay.</w:t>
+      </w:r>
+    </w:p>
+    <w:p>
+      <w:pPr>
+        <w:spacing w:after="120" w:line="320"/>
+        <w:jc w:val="left"/>
+      </w:pPr>
+      <w:r>
+        <w:rPr>
+          <w:rFonts w:ascii="Arial" w:cs="Arial" w:eastAsia="Arial" w:hAnsi="Arial"/>
+          <w:b/>
+          <w:bCs/>
+          <w:color w:val="C0392B"/>
+          <w:sz w:val="21"/>
+          <w:szCs w:val="21"/>
+        </w:rPr>
+        <w:t xml:space="preserve">【改善点】</w:t>
+      </w:r>
+      <w:r>
+        <w:rPr>
+          <w:rFonts w:ascii="Arial" w:cs="Arial" w:eastAsia="Arial" w:hAnsi="Arial"/>
+          <w:color w:val="333333"/>
+          <w:sz w:val="21"/>
+          <w:szCs w:val="21"/>
+        </w:rPr>
+        <w:t xml:space="preserve">何もない。</w:t>
       </w:r>
     </w:p>
     <w:p>
@@ -7914,7 +7940,7 @@
           <w:sz w:val="22"/>
           <w:szCs w:val="22"/>
         </w:rPr>
-        <w:t xml:space="preserve">[2] Trip.com / 10点 / 2026-03-18</w:t>
+        <w:t xml:space="preserve">[2] Booking.com / 8点 / 2026-03-22</w:t>
       </w:r>
     </w:p>
     <w:p>
@@ -7929,7 +7955,7 @@
           <w:sz w:val="21"/>
           <w:szCs w:val="21"/>
         </w:rPr>
-        <w:t xml:space="preserve">ここは本当に便利です！階下に地下鉄の駅があるので、一人でも友達とでも気軽に来られます。そして何より、カスタマーサービスのスタッフの方々がとても親切で助かります。本当におすすめです！</w:t>
+        <w:t xml:space="preserve">駅からちかい スタッフの感じがいい</w:t>
       </w:r>
     </w:p>
     <w:p>
@@ -7950,7 +7976,7 @@
           <w:sz w:val="22"/>
           <w:szCs w:val="22"/>
         </w:rPr>
-        <w:t xml:space="preserve">[3] Google / 8点 / 2026-03-17</w:t>
+        <w:t xml:space="preserve">[3] Google / 8点 / 2026-03-22</w:t>
       </w:r>
     </w:p>
     <w:p>
@@ -7965,7 +7991,7 @@
           <w:sz w:val="21"/>
           <w:szCs w:val="21"/>
         </w:rPr>
-        <w:t xml:space="preserve">このホテルには大変満足しました。クイーンサイズのベッドがある部屋を予約したのですが、日本の基準からするとかなり広々としていました。部屋には加湿器が備え付けられていて、滞在中とても便利でした。スタッフは親切で気配りが行き届いていました。タイ風の朝食は本当に美味しく、期待以上で、ぜひおすすめします。全体的に素晴らしい滞在でした！</w:t>
+        <w:t xml:space="preserve">古いホテルです。日本ビジネスホテルの代表ランナーでもあります。古いホテルですが、かなり大きな部屋を手に入れることができてここで決めました。東京ビジネス級で3つ星ホテルでは、なぜならこれくらいの大きさの部屋を手に入れることは難しいですが、最近の国際情勢が不安なうえ、日本も物価がどんどん上がっているのか、価格が安くはありません。比較的綺麗に保たれるようだが昔のようではないよう。よく覗くとほこりが...</w:t>
       </w:r>
     </w:p>
     <w:p>
@@ -7986,7 +8012,7 @@
           <w:sz w:val="22"/>
           <w:szCs w:val="22"/>
         </w:rPr>
-        <w:t xml:space="preserve">[4] 楽天トラベル / 10点 / 2026-03-17</w:t>
+        <w:t xml:space="preserve">[4] Agoda / 10点 / 2026-03-21</w:t>
       </w:r>
     </w:p>
     <w:p>
@@ -8001,7 +8027,7 @@
           <w:sz w:val="21"/>
           <w:szCs w:val="21"/>
         </w:rPr>
-        <w:t xml:space="preserve">フロントの方々の対応が丁寧でした！</w:t>
+        <w:t xml:space="preserve">チェックイン前に荷物も預かってもらえ助かりました(^^) アメニティは最小限ある感じでフロントでヘアアイロン貸出があるので良かったです! ウエルカムドリンクはコーヒーと紅茶（大好きなティーアース♡）があり2階に自販機、氷、レンジがあり便利でした(⁠◍⁠•⁠ᴗ⁠•⁠◍⁠)⁠ バスタブは広くてベッドはやわらかふわふわでした☆ 朝食はトムヤムクンやタイ風お粥、パンどれも美味しくてついつい食べ過ぎて...</w:t>
       </w:r>
     </w:p>
     <w:p>
@@ -8022,7 +8048,7 @@
           <w:sz w:val="22"/>
           <w:szCs w:val="22"/>
         </w:rPr>
-        <w:t xml:space="preserve">[5] Booking.com / 8点 / 2026-03-17</w:t>
+        <w:t xml:space="preserve">[5] Google / 8点 / 2026-03-21</w:t>
       </w:r>
     </w:p>
     <w:p>
@@ -8037,7 +8063,79 @@
           <w:sz w:val="21"/>
           <w:szCs w:val="21"/>
         </w:rPr>
-        <w:t xml:space="preserve">Clean spacious good location</w:t>
+        <w:t xml:space="preserve">古いホテルです。日本ビジネスホテルの代表ランナーでもあります。古いホテルですが、かなり大きな部屋を手に入れることができてここで決めました。東京ビジネス級で3つ星ホテルでは、なぜならこの程度の大きさの部屋を手に入れることが難しいようです。比較的清潔に保たれる点は賞賛されます。  ファミリールームのツインベッドルームはエキストラベッドに増やして4人まで入るのに十分ですね。 44平方平方です。コス...</w:t>
+      </w:r>
+    </w:p>
+    <w:p>
+      <w:pPr>
+        <w:spacing w:after="60"/>
+      </w:pPr>
+    </w:p>
+    <w:p>
+      <w:pPr>
+        <w:spacing w:after="120" w:before="200"/>
+      </w:pPr>
+      <w:r>
+        <w:rPr>
+          <w:rFonts w:ascii="Arial" w:cs="Arial" w:eastAsia="Arial" w:hAnsi="Arial"/>
+          <w:b/>
+          <w:bCs/>
+          <w:color w:val="1B3A5C"/>
+          <w:sz w:val="22"/>
+          <w:szCs w:val="22"/>
+        </w:rPr>
+        <w:t xml:space="preserve">[6] Agoda / 5点 / 2026-03-22</w:t>
+      </w:r>
+    </w:p>
+    <w:p>
+      <w:pPr>
+        <w:spacing w:after="120" w:line="320"/>
+        <w:jc w:val="left"/>
+      </w:pPr>
+      <w:r>
+        <w:rPr>
+          <w:rFonts w:ascii="Arial" w:cs="Arial" w:eastAsia="Arial" w:hAnsi="Arial"/>
+          <w:color w:val="333333"/>
+          <w:sz w:val="21"/>
+          <w:szCs w:val="21"/>
+        </w:rPr>
+        <w:t xml:space="preserve">立地は良いが部屋は狭く、外国人観光客も多いからか壁紙等も綺麗ではない。自分は狭い部屋に追いやられたのかと思ってしまうくらい部屋は狭いです。</w:t>
+      </w:r>
+    </w:p>
+    <w:p>
+      <w:pPr>
+        <w:spacing w:after="60"/>
+      </w:pPr>
+    </w:p>
+    <w:p>
+      <w:pPr>
+        <w:spacing w:after="120" w:before="200"/>
+      </w:pPr>
+      <w:r>
+        <w:rPr>
+          <w:rFonts w:ascii="Arial" w:cs="Arial" w:eastAsia="Arial" w:hAnsi="Arial"/>
+          <w:b/>
+          <w:bCs/>
+          <w:color w:val="1B3A5C"/>
+          <w:sz w:val="22"/>
+          <w:szCs w:val="22"/>
+        </w:rPr>
+        <w:t xml:space="preserve">[7] Booking.com / 6点 / 2026-03-20</w:t>
+      </w:r>
+    </w:p>
+    <w:p>
+      <w:pPr>
+        <w:spacing w:after="120" w:line="320"/>
+        <w:jc w:val="left"/>
+      </w:pPr>
+      <w:r>
+        <w:rPr>
+          <w:rFonts w:ascii="Arial" w:cs="Arial" w:eastAsia="Arial" w:hAnsi="Arial"/>
+          <w:color w:val="333333"/>
+          <w:sz w:val="21"/>
+          <w:szCs w:val="21"/>
+        </w:rPr>
+        <w:t xml:space="preserve">Good location and nice reception staff</w:t>
       </w:r>
     </w:p>
     <w:p>
@@ -8063,7 +8161,7 @@
           <w:sz w:val="21"/>
           <w:szCs w:val="21"/>
         </w:rPr>
-        <w:t xml:space="preserve">設備は少ないけど、それ以上は望めない！値段も手頃。</w:t>
+        <w:t xml:space="preserve">コーヒーマシンが滞在中ほとんど故障していた</w:t>
       </w:r>
     </w:p>
     <w:p>
@@ -8084,7 +8182,7 @@
           <w:sz w:val="22"/>
           <w:szCs w:val="22"/>
         </w:rPr>
-        <w:t xml:space="preserve">[6] Booking.com / 6点 / 2026-03-20</w:t>
+        <w:t xml:space="preserve">[8] Booking.com / 6点 / 2026-03-16</w:t>
       </w:r>
     </w:p>
     <w:p>
@@ -8099,7 +8197,7 @@
           <w:sz w:val="21"/>
           <w:szCs w:val="21"/>
         </w:rPr>
-        <w:t xml:space="preserve">Good location and nice reception staff</w:t>
+        <w:t xml:space="preserve">スタッフの対応</w:t>
       </w:r>
     </w:p>
     <w:p>
@@ -8125,7 +8223,7 @@
           <w:sz w:val="21"/>
           <w:szCs w:val="21"/>
         </w:rPr>
-        <w:t xml:space="preserve">滞在中ほとんどの時間、コーヒーマシンが故障していた。</w:t>
+        <w:t xml:space="preserve">洗面ボール中のカビ</w:t>
       </w:r>
     </w:p>
     <w:p>
@@ -8146,7 +8244,7 @@
           <w:sz w:val="22"/>
           <w:szCs w:val="22"/>
         </w:rPr>
-        <w:t xml:space="preserve">[7] Booking.com / 6点 / 2026-03-16</w:t>
+        <w:t xml:space="preserve">[9] Agoda / 6点 / 2026-03-16</w:t>
       </w:r>
     </w:p>
     <w:p>
@@ -8208,7 +8306,7 @@
           <w:sz w:val="22"/>
           <w:szCs w:val="22"/>
         </w:rPr>
-        <w:t xml:space="preserve">[8] Agoda / 6点 / 2026-03-16</w:t>
+        <w:t xml:space="preserve">[10] Booking.com / 6点 / 2026-03-14</w:t>
       </w:r>
     </w:p>
     <w:p>
@@ -8223,7 +8321,7 @@
           <w:sz w:val="21"/>
           <w:szCs w:val="21"/>
         </w:rPr>
-        <w:t xml:space="preserve">スタッフの対応</w:t>
+        <w:t xml:space="preserve">The car that we booked to return to the airport didn't appear to have turned up. However the receptionist went out of his way to find where it was. he found the driver sitting in the car at the bac...</w:t>
       </w:r>
     </w:p>
     <w:p>
@@ -8249,131 +8347,7 @@
           <w:sz w:val="21"/>
           <w:szCs w:val="21"/>
         </w:rPr>
-        <w:t xml:space="preserve">洗面ボール中のカビ</w:t>
-      </w:r>
-    </w:p>
-    <w:p>
-      <w:pPr>
-        <w:spacing w:after="60"/>
-      </w:pPr>
-    </w:p>
-    <w:p>
-      <w:pPr>
-        <w:spacing w:after="120" w:before="200"/>
-      </w:pPr>
-      <w:r>
-        <w:rPr>
-          <w:rFonts w:ascii="Arial" w:cs="Arial" w:eastAsia="Arial" w:hAnsi="Arial"/>
-          <w:b/>
-          <w:bCs/>
-          <w:color w:val="1B3A5C"/>
-          <w:sz w:val="22"/>
-          <w:szCs w:val="22"/>
-        </w:rPr>
-        <w:t xml:space="preserve">[9] Booking.com / 6点 / 2026-03-14</w:t>
-      </w:r>
-    </w:p>
-    <w:p>
-      <w:pPr>
-        <w:spacing w:after="120" w:line="320"/>
-        <w:jc w:val="left"/>
-      </w:pPr>
-      <w:r>
-        <w:rPr>
-          <w:rFonts w:ascii="Arial" w:cs="Arial" w:eastAsia="Arial" w:hAnsi="Arial"/>
-          <w:color w:val="333333"/>
-          <w:sz w:val="21"/>
-          <w:szCs w:val="21"/>
-        </w:rPr>
-        <w:t xml:space="preserve">The car that we booked to return to the airport didn't appear to have turned up. However the receptionist went out of his way to find where it was. he found the driver sitting in the car at the bac...</w:t>
-      </w:r>
-    </w:p>
-    <w:p>
-      <w:pPr>
-        <w:spacing w:after="120" w:line="320"/>
-        <w:jc w:val="left"/>
-      </w:pPr>
-      <w:r>
-        <w:rPr>
-          <w:rFonts w:ascii="Arial" w:cs="Arial" w:eastAsia="Arial" w:hAnsi="Arial"/>
-          <w:b/>
-          <w:bCs/>
-          <w:color w:val="C0392B"/>
-          <w:sz w:val="21"/>
-          <w:szCs w:val="21"/>
-        </w:rPr>
-        <w:t xml:space="preserve">【改善点】</w:t>
-      </w:r>
-      <w:r>
-        <w:rPr>
-          <w:rFonts w:ascii="Arial" w:cs="Arial" w:eastAsia="Arial" w:hAnsi="Arial"/>
-          <w:color w:val="333333"/>
-          <w:sz w:val="21"/>
-          <w:szCs w:val="21"/>
-        </w:rPr>
-        <w:t xml:space="preserve">最初に割り当てられた部屋はとても狭かった。アップグレードをリクエストしたところ、対応してもらえたが、追加料金が少し高いと感じた。</w:t>
-      </w:r>
-    </w:p>
-    <w:p>
-      <w:pPr>
-        <w:spacing w:after="60"/>
-      </w:pPr>
-    </w:p>
-    <w:p>
-      <w:pPr>
-        <w:spacing w:after="120" w:before="200"/>
-      </w:pPr>
-      <w:r>
-        <w:rPr>
-          <w:rFonts w:ascii="Arial" w:cs="Arial" w:eastAsia="Arial" w:hAnsi="Arial"/>
-          <w:b/>
-          <w:bCs/>
-          <w:color w:val="1B3A5C"/>
-          <w:sz w:val="22"/>
-          <w:szCs w:val="22"/>
-        </w:rPr>
-        <w:t xml:space="preserve">[10] Booking.com / 5点 / 2026-03-03</w:t>
-      </w:r>
-    </w:p>
-    <w:p>
-      <w:pPr>
-        <w:spacing w:after="120" w:line="320"/>
-        <w:jc w:val="left"/>
-      </w:pPr>
-      <w:r>
-        <w:rPr>
-          <w:rFonts w:ascii="Arial" w:cs="Arial" w:eastAsia="Arial" w:hAnsi="Arial"/>
-          <w:color w:val="333333"/>
-          <w:sz w:val="21"/>
-          <w:szCs w:val="21"/>
-        </w:rPr>
-        <w:t xml:space="preserve">The property is situated in good location</w:t>
-      </w:r>
-    </w:p>
-    <w:p>
-      <w:pPr>
-        <w:spacing w:after="120" w:line="320"/>
-        <w:jc w:val="left"/>
-      </w:pPr>
-      <w:r>
-        <w:rPr>
-          <w:rFonts w:ascii="Arial" w:cs="Arial" w:eastAsia="Arial" w:hAnsi="Arial"/>
-          <w:b/>
-          <w:bCs/>
-          <w:color w:val="C0392B"/>
-          <w:sz w:val="21"/>
-          <w:szCs w:val="21"/>
-        </w:rPr>
-        <w:t xml:space="preserve">【改善点】</w:t>
-      </w:r>
-      <w:r>
-        <w:rPr>
-          <w:rFonts w:ascii="Arial" w:cs="Arial" w:eastAsia="Arial" w:hAnsi="Arial"/>
-          <w:color w:val="333333"/>
-          <w:sz w:val="21"/>
-          <w:szCs w:val="21"/>
-        </w:rPr>
-        <w:t xml:space="preserve">朝食はタイ料理です。日本料理ではありません。チェックアウト時間は午前10時ですが、早すぎます。</w:t>
+        <w:t xml:space="preserve">最初に割り当てられた部屋はとても狭かった。アップグレードをリクエストしたところ、対応してもらえたものの、追加料金が少し高いと感じた。</w:t>
       </w:r>
     </w:p>
     <w:p>
@@ -8438,7 +8412,7 @@
                 <w:sz w:val="21"/>
                 <w:szCs w:val="21"/>
               </w:rPr>
-              <w:t xml:space="preserve">コンフォートイン六本木は、全体平均8.15点（10点換算）、高評価率78.7%という良好な顧客満足度を維持しているホテルです。特に「立地・アクセス」「スタッフの対応」が多くのゲストから高く評価されています。</w:t>
+              <w:t xml:space="preserve">コンフォートイン六本木は、全体平均8.16点（10点換算）、高評価率79.1%という良好な顧客満足度を維持しているホテルです。特に「立地・アクセス」「スタッフの対応」が多くのゲストから高く評価されています。</w:t>
             </w:r>
           </w:p>
           <w:p>
@@ -8480,7 +8454,7 @@
                 <w:sz w:val="21"/>
                 <w:szCs w:val="21"/>
               </w:rPr>
-              <w:t xml:space="preserve">Agodaでの低スコア（7.3点）は、口コミ返信の強化とサービス品質の一貫性確保で改善余地があります。全サイトでの口コミ返信率100%を目指すことで、ホテルの姿勢をゲストに伝え、リピート率の向上につなげることが重要です。</w:t>
+              <w:t xml:space="preserve">Agodaでの低スコア（7.4点）は、口コミ返信の強化とサービス品質の一貫性確保で改善余地があります。全サイトでの口コミ返信率100%を目指すことで、ホテルの姿勢をゲストに伝え、リピート率の向上につなげることが重要です。</w:t>
             </w:r>
           </w:p>
           <w:p>

--- a/納品レポート/ホテル別レポート/comfort_roppongi_口コミ分析改善レポート.docx
+++ b/納品レポート/ホテル別レポート/comfort_roppongi_口コミ分析改善レポート.docx
@@ -96,7 +96,7 @@
           <w:sz w:val="22"/>
           <w:szCs w:val="22"/>
         </w:rPr>
-        <w:t xml:space="preserve">レビュー総数：115件（6サイト）</w:t>
+        <w:t xml:space="preserve">レビュー総数：120件（6サイト）</w:t>
       </w:r>
     </w:p>
     <w:p>
@@ -131,7 +131,7 @@
           <w:sz w:val="20"/>
           <w:szCs w:val="20"/>
         </w:rPr>
-        <w:t xml:space="preserve">作成日：2026年3月23日</w:t>
+        <w:t xml:space="preserve">作成日：2026年3月24日</w:t>
       </w:r>
     </w:p>
     <w:p>
@@ -189,7 +189,7 @@
           <w:sz w:val="21"/>
           <w:szCs w:val="21"/>
         </w:rPr>
-        <w:t xml:space="preserve">2026年2月〜3月に各OTAサイト・口コミサイトに投稿された115件のレビューを包括的に分析しました。以下が主要な発見事項です。</w:t>
+        <w:t xml:space="preserve">2026年2月〜3月に各OTAサイト・口コミサイトに投稿された120件のレビューを包括的に分析しました。以下が主要な発見事項です。</w:t>
       </w:r>
     </w:p>
     <w:p>
@@ -261,7 +261,7 @@
                 <w:sz w:val="36"/>
                 <w:szCs w:val="36"/>
               </w:rPr>
-              <w:t xml:space="preserve">8.16</w:t>
+              <w:t xml:space="preserve">8.22</w:t>
             </w:r>
           </w:p>
         </w:tc>
@@ -274,7 +274,7 @@
               <w:bottom w:val="none" w:sz="0"/>
               <w:right w:val="single" w:color="DDDDDD" w:sz="1"/>
             </w:tcBorders>
-            <w:shd w:fill="FFF3E0" w:val="clear"/>
+            <w:shd w:fill="E8F5E9" w:val="clear"/>
             <w:tcMar>
               <w:top w:type="dxa" w:w="160"/>
               <w:left w:type="dxa" w:w="200"/>
@@ -306,11 +306,11 @@
                 <w:rFonts w:ascii="Arial" w:cs="Arial" w:eastAsia="Arial" w:hAnsi="Arial"/>
                 <w:b/>
                 <w:bCs/>
-                <w:color w:val="FF9800"/>
+                <w:color w:val="27AE60"/>
                 <w:sz w:val="36"/>
                 <w:szCs w:val="36"/>
               </w:rPr>
-              <w:t xml:space="preserve">79.1%</w:t>
+              <w:t xml:space="preserve">80.0%</w:t>
             </w:r>
           </w:p>
         </w:tc>
@@ -359,7 +359,7 @@
                 <w:sz w:val="36"/>
                 <w:szCs w:val="36"/>
               </w:rPr>
-              <w:t xml:space="preserve">7.8%</w:t>
+              <w:t xml:space="preserve">7.5%</w:t>
             </w:r>
           </w:p>
         </w:tc>
@@ -408,7 +408,7 @@
                 <w:sz w:val="36"/>
                 <w:szCs w:val="36"/>
               </w:rPr>
-              <w:t xml:space="preserve">115件</w:t>
+              <w:t xml:space="preserve">120件</w:t>
             </w:r>
           </w:p>
         </w:tc>
@@ -448,7 +448,7 @@
           <w:sz w:val="21"/>
           <w:szCs w:val="21"/>
         </w:rPr>
-        <w:t xml:space="preserve">全体平均スコア8.16点（10点換算）は良好な水準であり、79.1%が高評価（8-10点）に分類されます。低評価（1-4点）は9件（7.8%）で、一定の改善課題があります。じゃらん（10.00点）で特に高い評価を獲得しています。</w:t>
+        <w:t xml:space="preserve">全体平均スコア8.22点（10点換算）は良好な水準であり、80.0%が高評価（8-10点）に分類されます。低評価（1-4点）は9件（7.5%）で、一定の改善課題があります。じゃらん（10.00点）で特に高い評価を獲得しています。</w:t>
       </w:r>
     </w:p>
     <w:p>
@@ -542,7 +542,7 @@
                 <w:sz w:val="20"/>
                 <w:szCs w:val="20"/>
               </w:rPr>
-              <w:t xml:space="preserve">立地・アクセス（20件以上で言及）、スタッフの対応（20件以上で言及）、快適さ・設備（20件以上で言及）</w:t>
+              <w:t xml:space="preserve">立地・アクセス（50件以上で言及）、スタッフの対応（20件以上で言及）、快適さ・設備（20件以上で言及）</w:t>
             </w:r>
           </w:p>
           <w:p>
@@ -567,7 +567,7 @@
                 <w:sz w:val="20"/>
                 <w:szCs w:val="20"/>
               </w:rPr>
-              <w:t xml:space="preserve">エアコン・空調（25件）、浴室・水回り（20件）、部屋の狭さ（13件）、設備の老朽化（9件）</w:t>
+              <w:t xml:space="preserve">エアコン・空調（25件）、浴室・水回り（21件）、部屋の狭さ（14件）、設備の老朽化（10件）</w:t>
             </w:r>
           </w:p>
           <w:p>
@@ -1229,7 +1229,7 @@
                 <w:sz w:val="20"/>
                 <w:szCs w:val="20"/>
               </w:rPr>
-              <w:t xml:space="preserve">7</w:t>
+              <w:t xml:space="preserve">8</w:t>
             </w:r>
           </w:p>
         </w:tc>
@@ -1264,7 +1264,7 @@
                 <w:sz w:val="20"/>
                 <w:szCs w:val="20"/>
               </w:rPr>
-              <w:t xml:space="preserve">9.71</w:t>
+              <w:t xml:space="preserve">9.75</w:t>
             </w:r>
           </w:p>
         </w:tc>
@@ -1334,7 +1334,7 @@
                 <w:sz w:val="20"/>
                 <w:szCs w:val="20"/>
               </w:rPr>
-              <w:t xml:space="preserve">9.71</w:t>
+              <w:t xml:space="preserve">9.75</w:t>
             </w:r>
           </w:p>
         </w:tc>
@@ -1474,7 +1474,7 @@
                 <w:sz w:val="20"/>
                 <w:szCs w:val="20"/>
               </w:rPr>
-              <w:t xml:space="preserve">13</w:t>
+              <w:t xml:space="preserve">15</w:t>
             </w:r>
           </w:p>
         </w:tc>
@@ -1508,7 +1508,7 @@
                 <w:sz w:val="20"/>
                 <w:szCs w:val="20"/>
               </w:rPr>
-              <w:t xml:space="preserve">4.23</w:t>
+              <w:t xml:space="preserve">4.33</w:t>
             </w:r>
           </w:p>
         </w:tc>
@@ -1576,7 +1576,7 @@
                 <w:sz w:val="20"/>
                 <w:szCs w:val="20"/>
               </w:rPr>
-              <w:t xml:space="preserve">8.46</w:t>
+              <w:t xml:space="preserve">8.67</w:t>
             </w:r>
           </w:p>
         </w:tc>
@@ -1961,7 +1961,7 @@
                 <w:sz w:val="20"/>
                 <w:szCs w:val="20"/>
               </w:rPr>
-              <w:t xml:space="preserve">31</w:t>
+              <w:t xml:space="preserve">33</w:t>
             </w:r>
           </w:p>
         </w:tc>
@@ -1995,7 +1995,7 @@
                 <w:sz w:val="20"/>
                 <w:szCs w:val="20"/>
               </w:rPr>
-              <w:t xml:space="preserve">3.81</w:t>
+              <w:t xml:space="preserve">3.85</w:t>
             </w:r>
           </w:p>
         </w:tc>
@@ -2063,7 +2063,7 @@
                 <w:sz w:val="20"/>
                 <w:szCs w:val="20"/>
               </w:rPr>
-              <w:t xml:space="preserve">7.61</w:t>
+              <w:t xml:space="preserve">7.7</w:t>
             </w:r>
           </w:p>
         </w:tc>
@@ -2418,7 +2418,7 @@
           <w:sz w:val="21"/>
           <w:szCs w:val="21"/>
         </w:rPr>
-        <w:t xml:space="preserve">評価分布は10点（33.0%）に最も多く、8点以上の高評価が79.1%を占めています。低評価（1-4点）は計9件（7.8%）です。</w:t>
+        <w:t xml:space="preserve">評価分布は10点（35.0%）に最も多く、8点以上の高評価が80.0%を占め、高い顧客満足度を示しています。低評価（1-4点）は計9件（7.5%）です。</w:t>
       </w:r>
     </w:p>
     <w:p>
@@ -2653,7 +2653,7 @@
                 <w:sz w:val="20"/>
                 <w:szCs w:val="20"/>
               </w:rPr>
-              <w:t xml:space="preserve">38</w:t>
+              <w:t xml:space="preserve">42</w:t>
             </w:r>
           </w:p>
         </w:tc>
@@ -2688,7 +2688,7 @@
                 <w:sz w:val="20"/>
                 <w:szCs w:val="20"/>
               </w:rPr>
-              <w:t xml:space="preserve">33.0%</w:t>
+              <w:t xml:space="preserve">35.0%</w:t>
             </w:r>
           </w:p>
         </w:tc>
@@ -2726,7 +2726,7 @@
                 <w:sz w:val="18"/>
                 <w:szCs w:val="18"/>
               </w:rPr>
-              <w:t xml:space="preserve"> 38件</w:t>
+              <w:t xml:space="preserve"> 42件</w:t>
             </w:r>
           </w:p>
         </w:tc>
@@ -2833,7 +2833,7 @@
                 <w:sz w:val="20"/>
                 <w:szCs w:val="20"/>
               </w:rPr>
-              <w:t xml:space="preserve">13.9%</w:t>
+              <w:t xml:space="preserve">13.3%</w:t>
             </w:r>
           </w:p>
         </w:tc>
@@ -2942,7 +2942,7 @@
                 <w:sz w:val="20"/>
                 <w:szCs w:val="20"/>
               </w:rPr>
-              <w:t xml:space="preserve">37</w:t>
+              <w:t xml:space="preserve">38</w:t>
             </w:r>
           </w:p>
         </w:tc>
@@ -2977,7 +2977,7 @@
                 <w:sz w:val="20"/>
                 <w:szCs w:val="20"/>
               </w:rPr>
-              <w:t xml:space="preserve">32.2%</w:t>
+              <w:t xml:space="preserve">31.7%</w:t>
             </w:r>
           </w:p>
         </w:tc>
@@ -3006,7 +3006,7 @@
                 <w:sz w:val="20"/>
                 <w:szCs w:val="20"/>
               </w:rPr>
-              <w:t xml:space="preserve">███████████████████</w:t>
+              <w:t xml:space="preserve">██████████████████</w:t>
             </w:r>
             <w:r>
               <w:rPr>
@@ -3015,7 +3015,7 @@
                 <w:sz w:val="18"/>
                 <w:szCs w:val="18"/>
               </w:rPr>
-              <w:t xml:space="preserve"> 37件</w:t>
+              <w:t xml:space="preserve"> 38件</w:t>
             </w:r>
           </w:p>
         </w:tc>
@@ -3122,7 +3122,7 @@
                 <w:sz w:val="20"/>
                 <w:szCs w:val="20"/>
               </w:rPr>
-              <w:t xml:space="preserve">7.0%</w:t>
+              <w:t xml:space="preserve">6.7%</w:t>
             </w:r>
           </w:p>
         </w:tc>
@@ -3266,7 +3266,7 @@
                 <w:sz w:val="20"/>
                 <w:szCs w:val="20"/>
               </w:rPr>
-              <w:t xml:space="preserve">4.3%</w:t>
+              <w:t xml:space="preserve">4.2%</w:t>
             </w:r>
           </w:p>
         </w:tc>
@@ -3295,7 +3295,7 @@
                 <w:sz w:val="20"/>
                 <w:szCs w:val="20"/>
               </w:rPr>
-              <w:t xml:space="preserve">███</w:t>
+              <w:t xml:space="preserve">██</w:t>
             </w:r>
             <w:r>
               <w:rPr>
@@ -3700,7 +3700,7 @@
                 <w:sz w:val="20"/>
                 <w:szCs w:val="20"/>
               </w:rPr>
-              <w:t xml:space="preserve">6.1%</w:t>
+              <w:t xml:space="preserve">5.8%</w:t>
             </w:r>
           </w:p>
         </w:tc>
@@ -3729,7 +3729,7 @@
                 <w:sz w:val="20"/>
                 <w:szCs w:val="20"/>
               </w:rPr>
-              <w:t xml:space="preserve">████</w:t>
+              <w:t xml:space="preserve">███</w:t>
             </w:r>
             <w:r>
               <w:rPr>
@@ -3814,7 +3814,7 @@
                 <w:sz w:val="24"/>
                 <w:szCs w:val="24"/>
               </w:rPr>
-              <w:t xml:space="preserve">91件（79.1%）</w:t>
+              <w:t xml:space="preserve">96件（80.0%）</w:t>
             </w:r>
           </w:p>
         </w:tc>
@@ -3865,7 +3865,7 @@
                 <w:sz w:val="24"/>
                 <w:szCs w:val="24"/>
               </w:rPr>
-              <w:t xml:space="preserve">15件（13.0%）</w:t>
+              <w:t xml:space="preserve">15件（12.5%）</w:t>
             </w:r>
           </w:p>
         </w:tc>
@@ -3916,7 +3916,7 @@
                 <w:sz w:val="24"/>
                 <w:szCs w:val="24"/>
               </w:rPr>
-              <w:t xml:space="preserve">9件（7.8%）</w:t>
+              <w:t xml:space="preserve">9件（7.5%）</w:t>
             </w:r>
           </w:p>
         </w:tc>
@@ -4155,7 +4155,7 @@
                 <w:sz w:val="20"/>
                 <w:szCs w:val="20"/>
               </w:rPr>
-              <w:t xml:space="preserve">20件以上</w:t>
+              <w:t xml:space="preserve">50件以上</w:t>
             </w:r>
           </w:p>
         </w:tc>
@@ -4190,7 +4190,7 @@
                 <w:sz w:val="20"/>
                 <w:szCs w:val="20"/>
               </w:rPr>
-              <w:t xml:space="preserve">「The location and very comfortable place to stay」「立地は良いが部屋は狭く、外国人観光客も多いからか壁紙等も綺麗ではない」</w:t>
+              <w:t xml:space="preserve">「駅からも近く部屋はベッド４つで添い寝も問題なくゆったりとした部屋で大満足」「The location and very comfortable place to stay」</w:t>
             </w:r>
           </w:p>
         </w:tc>
@@ -4294,7 +4294,7 @@
                 <w:sz w:val="20"/>
                 <w:szCs w:val="20"/>
               </w:rPr>
-              <w:t xml:space="preserve">「駅からちかい スタッフの感じがいい」「ウエルカムドリンクはコーヒーと紅茶（大好きなティーアース♡）があり2階に自販機、氷、レンジがあり便利でした(⁠◍⁠...」</w:t>
+              <w:t xml:space="preserve">「完全不親切に気分が悪い」「スタッフの対応も良くいい時間を過ごすことができました」</w:t>
             </w:r>
           </w:p>
         </w:tc>
@@ -4401,7 +4401,7 @@
                 <w:sz w:val="20"/>
                 <w:szCs w:val="20"/>
               </w:rPr>
-              <w:t xml:space="preserve">「The location and very comfortable place to stay」「とにかくここファミリールームのツインベッドルームはエキストラベッドに増えて4人まで入るのに十分ですね」</w:t>
+              <w:t xml:space="preserve">「とにかくここファミリールームのツインベッドルームはエキストラベッドに増えて4人まで入るのに十分ですね」「10分舒服的一間酒店設備又齊全非常新淨價錢合分合理，再來也會選擇他 とても快適で、設備も新しく、料金も非常にリーズ...」</w:t>
             </w:r>
           </w:p>
         </w:tc>
@@ -4505,7 +4505,7 @@
                 <w:sz w:val="20"/>
                 <w:szCs w:val="20"/>
               </w:rPr>
-              <w:t xml:space="preserve">「立地は良いが部屋は狭く、外国人観光客も多いからか壁紙等も綺麗ではない」「比較的綺麗に保たれるようだが昔のようではないよう」</w:t>
+              <w:t xml:space="preserve">「比較的綺麗に保たれるようだが昔のようではないよう」「とても綺麗なお部屋で満足しました」</w:t>
             </w:r>
           </w:p>
         </w:tc>
@@ -4612,7 +4612,7 @@
                 <w:sz w:val="20"/>
                 <w:szCs w:val="20"/>
               </w:rPr>
-              <w:t xml:space="preserve">「ウエルカムドリンクはコーヒーと紅茶（大好きなティーアース♡）があり2階に自販機、氷、レンジがあり便利でした(⁠◍⁠...」「タイ風の朝食は本当に美味しく、期待以上で、ぜひおすすめします」</w:t>
+              <w:t xml:space="preserve">「ウエルカムドリンクはコーヒーと紅茶（大好きなティーアース♡）があり2階に自販機、氷、レンジがあり便利でした(⁠◍⁠...」「タイ式の朝食は本当に美味しく、期待以上で、ぜひおすすめします」</w:t>
             </w:r>
           </w:p>
         </w:tc>
@@ -4756,7 +4756,7 @@
           <w:sz w:val="21"/>
           <w:szCs w:val="21"/>
         </w:rPr>
-        <w:t xml:space="preserve">口コミの多数で「立地・アクセス」に関するポジティブな言及が見られ、コンフォートイン六本木の最大の差別化要因となっています。The location and very comfortable place to stayといった声が多数寄せられています。</w:t>
+        <w:t xml:space="preserve">口コミの多数で「立地・アクセス」に関するポジティブな言及が見られ、コンフォートイン六本木の最大の差別化要因となっています。駅からも近く部屋はベッド４つで添い寝も問題なくゆったりとした部屋で大満足といった声が多数寄せられています。</w:t>
       </w:r>
     </w:p>
     <w:p>
@@ -4775,7 +4775,7 @@
           <w:sz w:val="21"/>
           <w:szCs w:val="21"/>
         </w:rPr>
-        <w:t xml:space="preserve">The location and very comfortable place to stay</w:t>
+        <w:t xml:space="preserve">駅からも近く部屋はベッド４つで添い寝も問題なくゆったりとした部屋で大満足</w:t>
       </w:r>
     </w:p>
     <w:p>
@@ -4794,7 +4794,7 @@
           <w:sz w:val="21"/>
           <w:szCs w:val="21"/>
         </w:rPr>
-        <w:t xml:space="preserve">立地は良いが部屋は狭く、外国人観光客も多いからか壁紙等も綺麗ではない</w:t>
+        <w:t xml:space="preserve">The location and very comfortable place to stay</w:t>
       </w:r>
     </w:p>
     <w:p>
@@ -4813,7 +4813,7 @@
           <w:sz w:val="21"/>
           <w:szCs w:val="21"/>
         </w:rPr>
-        <w:t xml:space="preserve">駅からちかい スタッフの感じがいい</w:t>
+        <w:t xml:space="preserve">立地は良いが部屋は狭く、外国人観光客も多いからか壁紙等も綺麗ではない</w:t>
       </w:r>
     </w:p>
     <w:p>
@@ -4850,7 +4850,7 @@
           <w:sz w:val="21"/>
           <w:szCs w:val="21"/>
         </w:rPr>
-        <w:t xml:space="preserve">スタッフの対応に関するポジティブな評価も多く寄せられています。「駅からちかい スタッフの感じがいい」といったコメントが見られます。</w:t>
+        <w:t xml:space="preserve">スタッフの対応に関するポジティブな評価も多く寄せられています。「完全不親切に気分が悪い」といったコメントが見られます。</w:t>
       </w:r>
     </w:p>
     <w:p>
@@ -5328,7 +5328,7 @@
                 <w:sz w:val="20"/>
                 <w:szCs w:val="20"/>
               </w:rPr>
-              <w:t xml:space="preserve">重大・20件</w:t>
+              <w:t xml:space="preserve">重大・21件</w:t>
             </w:r>
           </w:p>
         </w:tc>
@@ -5433,7 +5433,7 @@
                 <w:sz w:val="20"/>
                 <w:szCs w:val="20"/>
               </w:rPr>
-              <w:t xml:space="preserve">自分は狭い部屋に追いやられたのかと思ってしまうくらい部屋は狭いです</w:t>
+              <w:t xml:space="preserve">バスルーム、トイレは小さいですが、そのまま水がよく出て水伝も最近変えたようです</w:t>
             </w:r>
           </w:p>
         </w:tc>
@@ -5467,7 +5467,7 @@
                 <w:sz w:val="20"/>
                 <w:szCs w:val="20"/>
               </w:rPr>
-              <w:t xml:space="preserve">重大・13件</w:t>
+              <w:t xml:space="preserve">重大・14件</w:t>
             </w:r>
           </w:p>
         </w:tc>
@@ -5606,7 +5606,7 @@
                 <w:sz w:val="20"/>
                 <w:szCs w:val="20"/>
               </w:rPr>
-              <w:t xml:space="preserve">重大・9件</w:t>
+              <w:t xml:space="preserve">重大・10件</w:t>
             </w:r>
           </w:p>
         </w:tc>
@@ -5711,7 +5711,7 @@
                 <w:sz w:val="20"/>
                 <w:szCs w:val="20"/>
               </w:rPr>
-              <w:t xml:space="preserve">短所/窓の外がすぐに高架道路があるので防音がうまくいきません</w:t>
+              <w:t xml:space="preserve">窓の外にすぐに高架道路があるので防音がうまくいきません</w:t>
             </w:r>
           </w:p>
         </w:tc>
@@ -5745,7 +5745,7 @@
                 <w:sz w:val="20"/>
                 <w:szCs w:val="20"/>
               </w:rPr>
-              <w:t xml:space="preserve">重大・7件</w:t>
+              <w:t xml:space="preserve">重大・8件</w:t>
             </w:r>
           </w:p>
         </w:tc>
@@ -5816,7 +5816,7 @@
                 <w:sz w:val="20"/>
                 <w:szCs w:val="20"/>
               </w:rPr>
-              <w:t xml:space="preserve">対応・サービスの不満</w:t>
+              <w:t xml:space="preserve">防音性能</w:t>
             </w:r>
           </w:p>
         </w:tc>
@@ -5850,7 +5850,7 @@
                 <w:sz w:val="20"/>
                 <w:szCs w:val="20"/>
               </w:rPr>
-              <w:t xml:space="preserve">這裏太方便了，樓下就是地鐵站，不論是自己或是朋友一起來都非常之方便，最重要的是客服人員態度10分好，10分推薦 こ...</w:t>
+              <w:t xml:space="preserve">窓の外にすぐに高架道路があるので防音がうまくいきません</w:t>
             </w:r>
           </w:p>
         </w:tc>
@@ -7047,7 +7047,7 @@
                 <w:sz w:val="20"/>
                 <w:szCs w:val="20"/>
               </w:rPr>
-              <w:t xml:space="preserve">8.16点</w:t>
+              <w:t xml:space="preserve">8.22点</w:t>
             </w:r>
           </w:p>
         </w:tc>
@@ -7187,7 +7187,7 @@
                 <w:sz w:val="20"/>
                 <w:szCs w:val="20"/>
               </w:rPr>
-              <w:t xml:space="preserve">79.1%</w:t>
+              <w:t xml:space="preserve">80.0%</w:t>
             </w:r>
           </w:p>
         </w:tc>
@@ -7222,7 +7222,7 @@
                 <w:sz w:val="20"/>
                 <w:szCs w:val="20"/>
               </w:rPr>
-              <w:t xml:space="preserve">84%以上</w:t>
+              <w:t xml:space="preserve">85%以上</w:t>
             </w:r>
           </w:p>
         </w:tc>
@@ -7327,7 +7327,7 @@
                 <w:sz w:val="20"/>
                 <w:szCs w:val="20"/>
               </w:rPr>
-              <w:t xml:space="preserve">7.8%</w:t>
+              <w:t xml:space="preserve">7.5%</w:t>
             </w:r>
           </w:p>
         </w:tc>
@@ -7878,7 +7878,151 @@
           <w:sz w:val="22"/>
           <w:szCs w:val="22"/>
         </w:rPr>
-        <w:t xml:space="preserve">[1] Booking.com / 10点 / 2026-03-22</w:t>
+        <w:t xml:space="preserve">[1] Google / 8点 / 2026-03-23</w:t>
+      </w:r>
+    </w:p>
+    <w:p>
+      <w:pPr>
+        <w:spacing w:after="120" w:line="320"/>
+        <w:jc w:val="left"/>
+      </w:pPr>
+      <w:r>
+        <w:rPr>
+          <w:rFonts w:ascii="Arial" w:cs="Arial" w:eastAsia="Arial" w:hAnsi="Arial"/>
+          <w:color w:val="333333"/>
+          <w:sz w:val="21"/>
+          <w:szCs w:val="21"/>
+        </w:rPr>
+        <w:t xml:space="preserve">2泊スケジュール。古いホテルです。日本ビジネスホテルの代表ランナーでもあります。古いホテルですが、かなり大きな部屋を手に入れることができてここで決めました。東京ビジネス級で3つ星ホテルでは、なぜならこの程度の大きさの部屋を手に入れることが難しいようです。コスト面では一ヶ月前の予約ですが、最近の国際情勢が不安なうえ、日本も物価がどんどん上がっているのか、価格が安くはありません。   比較的綺麗...</w:t>
+      </w:r>
+    </w:p>
+    <w:p>
+      <w:pPr>
+        <w:spacing w:after="60"/>
+      </w:pPr>
+    </w:p>
+    <w:p>
+      <w:pPr>
+        <w:spacing w:after="120" w:before="200"/>
+      </w:pPr>
+      <w:r>
+        <w:rPr>
+          <w:rFonts w:ascii="Arial" w:cs="Arial" w:eastAsia="Arial" w:hAnsi="Arial"/>
+          <w:b/>
+          <w:bCs/>
+          <w:color w:val="1B3A5C"/>
+          <w:sz w:val="22"/>
+          <w:szCs w:val="22"/>
+        </w:rPr>
+        <w:t xml:space="preserve">[2] 楽天トラベル / 10点 / 2026-03-23</w:t>
+      </w:r>
+    </w:p>
+    <w:p>
+      <w:pPr>
+        <w:spacing w:after="120" w:line="320"/>
+        <w:jc w:val="left"/>
+      </w:pPr>
+      <w:r>
+        <w:rPr>
+          <w:rFonts w:ascii="Arial" w:cs="Arial" w:eastAsia="Arial" w:hAnsi="Arial"/>
+          <w:color w:val="333333"/>
+          <w:sz w:val="21"/>
+          <w:szCs w:val="21"/>
+        </w:rPr>
+        <w:t xml:space="preserve">とても綺麗なお部屋で満足しました。</w:t>
+      </w:r>
+    </w:p>
+    <w:p>
+      <w:pPr>
+        <w:spacing w:after="60"/>
+      </w:pPr>
+    </w:p>
+    <w:p>
+      <w:pPr>
+        <w:spacing w:after="120" w:before="200"/>
+      </w:pPr>
+      <w:r>
+        <w:rPr>
+          <w:rFonts w:ascii="Arial" w:cs="Arial" w:eastAsia="Arial" w:hAnsi="Arial"/>
+          <w:b/>
+          <w:bCs/>
+          <w:color w:val="1B3A5C"/>
+          <w:sz w:val="22"/>
+          <w:szCs w:val="22"/>
+        </w:rPr>
+        <w:t xml:space="preserve">[3] Trip.com / 10点 / 2026-03-23</w:t>
+      </w:r>
+    </w:p>
+    <w:p>
+      <w:pPr>
+        <w:spacing w:after="120" w:line="320"/>
+        <w:jc w:val="left"/>
+      </w:pPr>
+      <w:r>
+        <w:rPr>
+          <w:rFonts w:ascii="Arial" w:cs="Arial" w:eastAsia="Arial" w:hAnsi="Arial"/>
+          <w:color w:val="333333"/>
+          <w:sz w:val="21"/>
+          <w:szCs w:val="21"/>
+        </w:rPr>
+        <w:t xml:space="preserve">とても快適で、設備も新しく、料金も非常にリーズナブルです。間違いなくまた利用したいと思います。</w:t>
+      </w:r>
+    </w:p>
+    <w:p>
+      <w:pPr>
+        <w:spacing w:after="60"/>
+      </w:pPr>
+    </w:p>
+    <w:p>
+      <w:pPr>
+        <w:spacing w:after="120" w:before="200"/>
+      </w:pPr>
+      <w:r>
+        <w:rPr>
+          <w:rFonts w:ascii="Arial" w:cs="Arial" w:eastAsia="Arial" w:hAnsi="Arial"/>
+          <w:b/>
+          <w:bCs/>
+          <w:color w:val="1B3A5C"/>
+          <w:sz w:val="22"/>
+          <w:szCs w:val="22"/>
+        </w:rPr>
+        <w:t xml:space="preserve">[4] 楽天トラベル / 10点 / 2026-03-23</w:t>
+      </w:r>
+    </w:p>
+    <w:p>
+      <w:pPr>
+        <w:spacing w:after="120" w:line="320"/>
+        <w:jc w:val="left"/>
+      </w:pPr>
+      <w:r>
+        <w:rPr>
+          <w:rFonts w:ascii="Arial" w:cs="Arial" w:eastAsia="Arial" w:hAnsi="Arial"/>
+          <w:color w:val="333333"/>
+          <w:sz w:val="21"/>
+          <w:szCs w:val="21"/>
+        </w:rPr>
+        <w:t xml:space="preserve">大人４人未就学児１人で利用しました。駅からも近く部屋はベッド４つで添い寝も問題なくゆったりとした部屋で大満足。スタッフの対応も良くいい時間を過ごすことができました。東京へ行く機会があればまた利用したいと思います。</w:t>
+      </w:r>
+    </w:p>
+    <w:p>
+      <w:pPr>
+        <w:spacing w:after="60"/>
+      </w:pPr>
+    </w:p>
+    <w:p>
+      <w:pPr>
+        <w:spacing w:after="120" w:before="200"/>
+      </w:pPr>
+      <w:r>
+        <w:rPr>
+          <w:rFonts w:ascii="Arial" w:cs="Arial" w:eastAsia="Arial" w:hAnsi="Arial"/>
+          <w:b/>
+          <w:bCs/>
+          <w:color w:val="1B3A5C"/>
+          <w:sz w:val="22"/>
+          <w:szCs w:val="22"/>
+        </w:rPr>
+        <w:t xml:space="preserve">[5] Booking.com / 10点 / 2026-03-22</w:t>
       </w:r>
     </w:p>
     <w:p>
@@ -7920,150 +8064,6 @@
           <w:szCs w:val="21"/>
         </w:rPr>
         <w:t xml:space="preserve">何もない。</w:t>
-      </w:r>
-    </w:p>
-    <w:p>
-      <w:pPr>
-        <w:spacing w:after="60"/>
-      </w:pPr>
-    </w:p>
-    <w:p>
-      <w:pPr>
-        <w:spacing w:after="120" w:before="200"/>
-      </w:pPr>
-      <w:r>
-        <w:rPr>
-          <w:rFonts w:ascii="Arial" w:cs="Arial" w:eastAsia="Arial" w:hAnsi="Arial"/>
-          <w:b/>
-          <w:bCs/>
-          <w:color w:val="1B3A5C"/>
-          <w:sz w:val="22"/>
-          <w:szCs w:val="22"/>
-        </w:rPr>
-        <w:t xml:space="preserve">[2] Booking.com / 8点 / 2026-03-22</w:t>
-      </w:r>
-    </w:p>
-    <w:p>
-      <w:pPr>
-        <w:spacing w:after="120" w:line="320"/>
-        <w:jc w:val="left"/>
-      </w:pPr>
-      <w:r>
-        <w:rPr>
-          <w:rFonts w:ascii="Arial" w:cs="Arial" w:eastAsia="Arial" w:hAnsi="Arial"/>
-          <w:color w:val="333333"/>
-          <w:sz w:val="21"/>
-          <w:szCs w:val="21"/>
-        </w:rPr>
-        <w:t xml:space="preserve">駅からちかい スタッフの感じがいい</w:t>
-      </w:r>
-    </w:p>
-    <w:p>
-      <w:pPr>
-        <w:spacing w:after="60"/>
-      </w:pPr>
-    </w:p>
-    <w:p>
-      <w:pPr>
-        <w:spacing w:after="120" w:before="200"/>
-      </w:pPr>
-      <w:r>
-        <w:rPr>
-          <w:rFonts w:ascii="Arial" w:cs="Arial" w:eastAsia="Arial" w:hAnsi="Arial"/>
-          <w:b/>
-          <w:bCs/>
-          <w:color w:val="1B3A5C"/>
-          <w:sz w:val="22"/>
-          <w:szCs w:val="22"/>
-        </w:rPr>
-        <w:t xml:space="preserve">[3] Google / 8点 / 2026-03-22</w:t>
-      </w:r>
-    </w:p>
-    <w:p>
-      <w:pPr>
-        <w:spacing w:after="120" w:line="320"/>
-        <w:jc w:val="left"/>
-      </w:pPr>
-      <w:r>
-        <w:rPr>
-          <w:rFonts w:ascii="Arial" w:cs="Arial" w:eastAsia="Arial" w:hAnsi="Arial"/>
-          <w:color w:val="333333"/>
-          <w:sz w:val="21"/>
-          <w:szCs w:val="21"/>
-        </w:rPr>
-        <w:t xml:space="preserve">古いホテルです。日本ビジネスホテルの代表ランナーでもあります。古いホテルですが、かなり大きな部屋を手に入れることができてここで決めました。東京ビジネス級で3つ星ホテルでは、なぜならこれくらいの大きさの部屋を手に入れることは難しいですが、最近の国際情勢が不安なうえ、日本も物価がどんどん上がっているのか、価格が安くはありません。比較的綺麗に保たれるようだが昔のようではないよう。よく覗くとほこりが...</w:t>
-      </w:r>
-    </w:p>
-    <w:p>
-      <w:pPr>
-        <w:spacing w:after="60"/>
-      </w:pPr>
-    </w:p>
-    <w:p>
-      <w:pPr>
-        <w:spacing w:after="120" w:before="200"/>
-      </w:pPr>
-      <w:r>
-        <w:rPr>
-          <w:rFonts w:ascii="Arial" w:cs="Arial" w:eastAsia="Arial" w:hAnsi="Arial"/>
-          <w:b/>
-          <w:bCs/>
-          <w:color w:val="1B3A5C"/>
-          <w:sz w:val="22"/>
-          <w:szCs w:val="22"/>
-        </w:rPr>
-        <w:t xml:space="preserve">[4] Agoda / 10点 / 2026-03-21</w:t>
-      </w:r>
-    </w:p>
-    <w:p>
-      <w:pPr>
-        <w:spacing w:after="120" w:line="320"/>
-        <w:jc w:val="left"/>
-      </w:pPr>
-      <w:r>
-        <w:rPr>
-          <w:rFonts w:ascii="Arial" w:cs="Arial" w:eastAsia="Arial" w:hAnsi="Arial"/>
-          <w:color w:val="333333"/>
-          <w:sz w:val="21"/>
-          <w:szCs w:val="21"/>
-        </w:rPr>
-        <w:t xml:space="preserve">チェックイン前に荷物も預かってもらえ助かりました(^^) アメニティは最小限ある感じでフロントでヘアアイロン貸出があるので良かったです! ウエルカムドリンクはコーヒーと紅茶（大好きなティーアース♡）があり2階に自販機、氷、レンジがあり便利でした(⁠◍⁠•⁠ᴗ⁠•⁠◍⁠)⁠ バスタブは広くてベッドはやわらかふわふわでした☆ 朝食はトムヤムクンやタイ風お粥、パンどれも美味しくてついつい食べ過ぎて...</w:t>
-      </w:r>
-    </w:p>
-    <w:p>
-      <w:pPr>
-        <w:spacing w:after="60"/>
-      </w:pPr>
-    </w:p>
-    <w:p>
-      <w:pPr>
-        <w:spacing w:after="120" w:before="200"/>
-      </w:pPr>
-      <w:r>
-        <w:rPr>
-          <w:rFonts w:ascii="Arial" w:cs="Arial" w:eastAsia="Arial" w:hAnsi="Arial"/>
-          <w:b/>
-          <w:bCs/>
-          <w:color w:val="1B3A5C"/>
-          <w:sz w:val="22"/>
-          <w:szCs w:val="22"/>
-        </w:rPr>
-        <w:t xml:space="preserve">[5] Google / 8点 / 2026-03-21</w:t>
-      </w:r>
-    </w:p>
-    <w:p>
-      <w:pPr>
-        <w:spacing w:after="120" w:line="320"/>
-        <w:jc w:val="left"/>
-      </w:pPr>
-      <w:r>
-        <w:rPr>
-          <w:rFonts w:ascii="Arial" w:cs="Arial" w:eastAsia="Arial" w:hAnsi="Arial"/>
-          <w:color w:val="333333"/>
-          <w:sz w:val="21"/>
-          <w:szCs w:val="21"/>
-        </w:rPr>
-        <w:t xml:space="preserve">古いホテルです。日本ビジネスホテルの代表ランナーでもあります。古いホテルですが、かなり大きな部屋を手に入れることができてここで決めました。東京ビジネス級で3つ星ホテルでは、なぜならこの程度の大きさの部屋を手に入れることが難しいようです。比較的清潔に保たれる点は賞賛されます。  ファミリールームのツインベッドルームはエキストラベッドに増やして4人まで入るのに十分ですね。 44平方平方です。コス...</w:t>
       </w:r>
     </w:p>
     <w:p>
@@ -8412,7 +8412,7 @@
                 <w:sz w:val="21"/>
                 <w:szCs w:val="21"/>
               </w:rPr>
-              <w:t xml:space="preserve">コンフォートイン六本木は、全体平均8.16点（10点換算）、高評価率79.1%という良好な顧客満足度を維持しているホテルです。特に「立地・アクセス」「スタッフの対応」が多くのゲストから高く評価されています。</w:t>
+              <w:t xml:space="preserve">コンフォートイン六本木は、全体平均8.22点（10点換算）、高評価率80.0%という良好な顧客満足度を維持しているホテルです。特に「立地・アクセス」「スタッフの対応」が多くのゲストから高く評価されています。</w:t>
             </w:r>
           </w:p>
           <w:p>

--- a/納品レポート/ホテル別レポート/comfort_roppongi_口コミ分析改善レポート.docx
+++ b/納品レポート/ホテル別レポート/comfort_roppongi_口コミ分析改善レポート.docx
@@ -96,7 +96,7 @@
           <w:sz w:val="22"/>
           <w:szCs w:val="22"/>
         </w:rPr>
-        <w:t xml:space="preserve">レビュー総数：120件（6サイト）</w:t>
+        <w:t xml:space="preserve">レビュー総数：122件（6サイト）</w:t>
       </w:r>
     </w:p>
     <w:p>
@@ -131,7 +131,7 @@
           <w:sz w:val="20"/>
           <w:szCs w:val="20"/>
         </w:rPr>
-        <w:t xml:space="preserve">作成日：2026年3月24日</w:t>
+        <w:t xml:space="preserve">作成日：2026年3月25日</w:t>
       </w:r>
     </w:p>
     <w:p>
@@ -189,7 +189,7 @@
           <w:sz w:val="21"/>
           <w:szCs w:val="21"/>
         </w:rPr>
-        <w:t xml:space="preserve">2026年2月〜3月に各OTAサイト・口コミサイトに投稿された120件のレビューを包括的に分析しました。以下が主要な発見事項です。</w:t>
+        <w:t xml:space="preserve">2026年2月〜3月に各OTAサイト・口コミサイトに投稿された122件のレビューを包括的に分析しました。以下が主要な発見事項です。</w:t>
       </w:r>
     </w:p>
     <w:p>
@@ -261,7 +261,7 @@
                 <w:sz w:val="36"/>
                 <w:szCs w:val="36"/>
               </w:rPr>
-              <w:t xml:space="preserve">8.22</w:t>
+              <w:t xml:space="preserve">8.23</w:t>
             </w:r>
           </w:p>
         </w:tc>
@@ -310,7 +310,7 @@
                 <w:sz w:val="36"/>
                 <w:szCs w:val="36"/>
               </w:rPr>
-              <w:t xml:space="preserve">80.0%</w:t>
+              <w:t xml:space="preserve">80.3%</w:t>
             </w:r>
           </w:p>
         </w:tc>
@@ -359,7 +359,7 @@
                 <w:sz w:val="36"/>
                 <w:szCs w:val="36"/>
               </w:rPr>
-              <w:t xml:space="preserve">7.5%</w:t>
+              <w:t xml:space="preserve">7.4%</w:t>
             </w:r>
           </w:p>
         </w:tc>
@@ -408,7 +408,7 @@
                 <w:sz w:val="36"/>
                 <w:szCs w:val="36"/>
               </w:rPr>
-              <w:t xml:space="preserve">120件</w:t>
+              <w:t xml:space="preserve">122件</w:t>
             </w:r>
           </w:p>
         </w:tc>
@@ -448,7 +448,7 @@
           <w:sz w:val="21"/>
           <w:szCs w:val="21"/>
         </w:rPr>
-        <w:t xml:space="preserve">全体平均スコア8.22点（10点換算）は良好な水準であり、80.0%が高評価（8-10点）に分類されます。低評価（1-4点）は9件（7.5%）で、一定の改善課題があります。じゃらん（10.00点）で特に高い評価を獲得しています。</w:t>
+        <w:t xml:space="preserve">全体平均スコア8.23点（10点換算）は良好な水準であり、80.3%が高評価（8-10点）に分類されます。低評価（1-4点）は9件（7.4%）で、一定の改善課題があります。じゃらん（10.00点）で特に高い評価を獲得しています。</w:t>
       </w:r>
     </w:p>
     <w:p>
@@ -567,7 +567,7 @@
                 <w:sz w:val="20"/>
                 <w:szCs w:val="20"/>
               </w:rPr>
-              <w:t xml:space="preserve">エアコン・空調（25件）、浴室・水回り（21件）、部屋の狭さ（14件）、設備の老朽化（10件）</w:t>
+              <w:t xml:space="preserve">エアコン・空調（26件）、浴室・水回り（22件）、部屋の狭さ（14件）、設備の老朽化（10件）</w:t>
             </w:r>
           </w:p>
           <w:p>
@@ -1716,7 +1716,7 @@
                 <w:sz w:val="20"/>
                 <w:szCs w:val="20"/>
               </w:rPr>
-              <w:t xml:space="preserve">58</w:t>
+              <w:t xml:space="preserve">60</w:t>
             </w:r>
           </w:p>
         </w:tc>
@@ -1751,7 +1751,7 @@
                 <w:sz w:val="20"/>
                 <w:szCs w:val="20"/>
               </w:rPr>
-              <w:t xml:space="preserve">8.22</w:t>
+              <w:t xml:space="preserve">8.25</w:t>
             </w:r>
           </w:p>
         </w:tc>
@@ -1821,7 +1821,7 @@
                 <w:sz w:val="20"/>
                 <w:szCs w:val="20"/>
               </w:rPr>
-              <w:t xml:space="preserve">8.22</w:t>
+              <w:t xml:space="preserve">8.25</w:t>
             </w:r>
           </w:p>
         </w:tc>
@@ -2418,7 +2418,7 @@
           <w:sz w:val="21"/>
           <w:szCs w:val="21"/>
         </w:rPr>
-        <w:t xml:space="preserve">評価分布は10点（35.0%）に最も多く、8点以上の高評価が80.0%を占め、高い顧客満足度を示しています。低評価（1-4点）は計9件（7.5%）です。</w:t>
+        <w:t xml:space="preserve">評価分布は10点（35.2%）に最も多く、8点以上の高評価が80.3%を占め、高い顧客満足度を示しています。低評価（1-4点）は計9件（7.4%）です。</w:t>
       </w:r>
     </w:p>
     <w:p>
@@ -2653,7 +2653,7 @@
                 <w:sz w:val="20"/>
                 <w:szCs w:val="20"/>
               </w:rPr>
-              <w:t xml:space="preserve">42</w:t>
+              <w:t xml:space="preserve">43</w:t>
             </w:r>
           </w:p>
         </w:tc>
@@ -2688,7 +2688,7 @@
                 <w:sz w:val="20"/>
                 <w:szCs w:val="20"/>
               </w:rPr>
-              <w:t xml:space="preserve">35.0%</w:t>
+              <w:t xml:space="preserve">35.2%</w:t>
             </w:r>
           </w:p>
         </w:tc>
@@ -2726,7 +2726,7 @@
                 <w:sz w:val="18"/>
                 <w:szCs w:val="18"/>
               </w:rPr>
-              <w:t xml:space="preserve"> 42件</w:t>
+              <w:t xml:space="preserve"> 43件</w:t>
             </w:r>
           </w:p>
         </w:tc>
@@ -2833,7 +2833,7 @@
                 <w:sz w:val="20"/>
                 <w:szCs w:val="20"/>
               </w:rPr>
-              <w:t xml:space="preserve">13.3%</w:t>
+              <w:t xml:space="preserve">13.1%</w:t>
             </w:r>
           </w:p>
         </w:tc>
@@ -2861,7 +2861,7 @@
                 <w:sz w:val="20"/>
                 <w:szCs w:val="20"/>
               </w:rPr>
-              <w:t xml:space="preserve">████████</w:t>
+              <w:t xml:space="preserve">███████</w:t>
             </w:r>
             <w:r>
               <w:rPr>
@@ -2942,7 +2942,7 @@
                 <w:sz w:val="20"/>
                 <w:szCs w:val="20"/>
               </w:rPr>
-              <w:t xml:space="preserve">38</w:t>
+              <w:t xml:space="preserve">39</w:t>
             </w:r>
           </w:p>
         </w:tc>
@@ -2977,7 +2977,7 @@
                 <w:sz w:val="20"/>
                 <w:szCs w:val="20"/>
               </w:rPr>
-              <w:t xml:space="preserve">31.7%</w:t>
+              <w:t xml:space="preserve">32.0%</w:t>
             </w:r>
           </w:p>
         </w:tc>
@@ -3015,7 +3015,7 @@
                 <w:sz w:val="18"/>
                 <w:szCs w:val="18"/>
               </w:rPr>
-              <w:t xml:space="preserve"> 38件</w:t>
+              <w:t xml:space="preserve"> 39件</w:t>
             </w:r>
           </w:p>
         </w:tc>
@@ -3122,7 +3122,7 @@
                 <w:sz w:val="20"/>
                 <w:szCs w:val="20"/>
               </w:rPr>
-              <w:t xml:space="preserve">6.7%</w:t>
+              <w:t xml:space="preserve">6.6%</w:t>
             </w:r>
           </w:p>
         </w:tc>
@@ -3266,7 +3266,7 @@
                 <w:sz w:val="20"/>
                 <w:szCs w:val="20"/>
               </w:rPr>
-              <w:t xml:space="preserve">4.2%</w:t>
+              <w:t xml:space="preserve">4.1%</w:t>
             </w:r>
           </w:p>
         </w:tc>
@@ -3411,7 +3411,7 @@
                 <w:sz w:val="20"/>
                 <w:szCs w:val="20"/>
               </w:rPr>
-              <w:t xml:space="preserve">1.7%</w:t>
+              <w:t xml:space="preserve">1.6%</w:t>
             </w:r>
           </w:p>
         </w:tc>
@@ -3555,7 +3555,7 @@
                 <w:sz w:val="20"/>
                 <w:szCs w:val="20"/>
               </w:rPr>
-              <w:t xml:space="preserve">1.7%</w:t>
+              <w:t xml:space="preserve">1.6%</w:t>
             </w:r>
           </w:p>
         </w:tc>
@@ -3700,7 +3700,7 @@
                 <w:sz w:val="20"/>
                 <w:szCs w:val="20"/>
               </w:rPr>
-              <w:t xml:space="preserve">5.8%</w:t>
+              <w:t xml:space="preserve">5.7%</w:t>
             </w:r>
           </w:p>
         </w:tc>
@@ -3814,7 +3814,7 @@
                 <w:sz w:val="24"/>
                 <w:szCs w:val="24"/>
               </w:rPr>
-              <w:t xml:space="preserve">96件（80.0%）</w:t>
+              <w:t xml:space="preserve">98件（80.3%）</w:t>
             </w:r>
           </w:p>
         </w:tc>
@@ -3865,7 +3865,7 @@
                 <w:sz w:val="24"/>
                 <w:szCs w:val="24"/>
               </w:rPr>
-              <w:t xml:space="preserve">15件（12.5%）</w:t>
+              <w:t xml:space="preserve">15件（12.3%）</w:t>
             </w:r>
           </w:p>
         </w:tc>
@@ -3916,7 +3916,7 @@
                 <w:sz w:val="24"/>
                 <w:szCs w:val="24"/>
               </w:rPr>
-              <w:t xml:space="preserve">9件（7.5%）</w:t>
+              <w:t xml:space="preserve">9件（7.4%）</w:t>
             </w:r>
           </w:p>
         </w:tc>
@@ -4401,7 +4401,7 @@
                 <w:sz w:val="20"/>
                 <w:szCs w:val="20"/>
               </w:rPr>
-              <w:t xml:space="preserve">「とにかくここファミリールームのツインベッドルームはエキストラベッドに増えて4人まで入るのに十分ですね」「10分舒服的一間酒店設備又齊全非常新淨價錢合分合理，再來也會選擇他 とても快適で、設備も新しく、料金も非常にリーズ...」</w:t>
+              <w:t xml:space="preserve">「The room was very comfortable, with a very large bathroom...」「とにかくここファミリールームのツインベッドルームはエキストラベッドに増えて4人まで入るのに十分ですね」</w:t>
             </w:r>
           </w:p>
         </w:tc>
@@ -4612,7 +4612,7 @@
                 <w:sz w:val="20"/>
                 <w:szCs w:val="20"/>
               </w:rPr>
-              <w:t xml:space="preserve">「ウエルカムドリンクはコーヒーと紅茶（大好きなティーアース♡）があり2階に自販機、氷、レンジがあり便利でした(⁠◍⁠...」「タイ式の朝食は本当に美味しく、期待以上で、ぜひおすすめします」</w:t>
+              <w:t xml:space="preserve">「The Thai breakfast was a pleasant surprise」「ウエルカムドリンクはコーヒーと紅茶（大好きなティーアース♡）があり2階に自販機、氷、レンジがあり便利でした(⁠◍⁠...」</w:t>
             </w:r>
           </w:p>
         </w:tc>
@@ -4716,7 +4716,7 @@
                 <w:sz w:val="20"/>
                 <w:szCs w:val="20"/>
               </w:rPr>
-              <w:t xml:space="preserve">「スペースをゆっくりと使えていいです」「I booked a room with a queen bed, which I found quite spa...」</w:t>
+              <w:t xml:space="preserve">「The room was very comfortable, with a very large bathroom...」「スペースをゆっくりと使えていいです」</w:t>
             </w:r>
           </w:p>
         </w:tc>
@@ -5155,7 +5155,7 @@
                 <w:sz w:val="20"/>
                 <w:szCs w:val="20"/>
               </w:rPr>
-              <w:t xml:space="preserve">The location and very comfortable place to stay</w:t>
+              <w:t xml:space="preserve">While not the best Thai food I have aver tasted in Tokyo,...</w:t>
             </w:r>
           </w:p>
         </w:tc>
@@ -5189,7 +5189,7 @@
                 <w:sz w:val="20"/>
                 <w:szCs w:val="20"/>
               </w:rPr>
-              <w:t xml:space="preserve">重大・25件</w:t>
+              <w:t xml:space="preserve">重大・26件</w:t>
             </w:r>
           </w:p>
         </w:tc>
@@ -5294,7 +5294,7 @@
                 <w:sz w:val="20"/>
                 <w:szCs w:val="20"/>
               </w:rPr>
-              <w:t xml:space="preserve">バスルーム、トイレは小さいですが、そのまま水がよく出て水伝も最近変えたようです</w:t>
+              <w:t xml:space="preserve">The room was very comfortable, with a very large bathroom...</w:t>
             </w:r>
           </w:p>
         </w:tc>
@@ -5328,7 +5328,7 @@
                 <w:sz w:val="20"/>
                 <w:szCs w:val="20"/>
               </w:rPr>
-              <w:t xml:space="preserve">重大・21件</w:t>
+              <w:t xml:space="preserve">重大・22件</w:t>
             </w:r>
           </w:p>
         </w:tc>
@@ -7047,7 +7047,7 @@
                 <w:sz w:val="20"/>
                 <w:szCs w:val="20"/>
               </w:rPr>
-              <w:t xml:space="preserve">8.22点</w:t>
+              <w:t xml:space="preserve">8.23点</w:t>
             </w:r>
           </w:p>
         </w:tc>
@@ -7187,7 +7187,7 @@
                 <w:sz w:val="20"/>
                 <w:szCs w:val="20"/>
               </w:rPr>
-              <w:t xml:space="preserve">80.0%</w:t>
+              <w:t xml:space="preserve">80.3%</w:t>
             </w:r>
           </w:p>
         </w:tc>
@@ -7327,7 +7327,7 @@
                 <w:sz w:val="20"/>
                 <w:szCs w:val="20"/>
               </w:rPr>
-              <w:t xml:space="preserve">7.5%</w:t>
+              <w:t xml:space="preserve">7.4%</w:t>
             </w:r>
           </w:p>
         </w:tc>
@@ -7361,7 +7361,7 @@
                 <w:sz w:val="20"/>
                 <w:szCs w:val="20"/>
               </w:rPr>
-              <w:t xml:space="preserve">5%以下</w:t>
+              <w:t xml:space="preserve">4%以下</w:t>
             </w:r>
           </w:p>
         </w:tc>
@@ -7747,7 +7747,7 @@
                 <w:sz w:val="20"/>
                 <w:szCs w:val="20"/>
               </w:rPr>
-              <w:t xml:space="preserve">約25件/期間</w:t>
+              <w:t xml:space="preserve">約26件/期間</w:t>
             </w:r>
           </w:p>
         </w:tc>
@@ -7782,7 +7782,7 @@
                 <w:sz w:val="20"/>
                 <w:szCs w:val="20"/>
               </w:rPr>
-              <w:t xml:space="preserve">12件以下</w:t>
+              <w:t xml:space="preserve">13件以下</w:t>
             </w:r>
           </w:p>
         </w:tc>
@@ -7878,7 +7878,7 @@
           <w:sz w:val="22"/>
           <w:szCs w:val="22"/>
         </w:rPr>
-        <w:t xml:space="preserve">[1] Google / 8点 / 2026-03-23</w:t>
+        <w:t xml:space="preserve">[1] Booking.com / 8点 / 2026-03-24</w:t>
       </w:r>
     </w:p>
     <w:p>
@@ -7893,7 +7893,33 @@
           <w:sz w:val="21"/>
           <w:szCs w:val="21"/>
         </w:rPr>
-        <w:t xml:space="preserve">2泊スケジュール。古いホテルです。日本ビジネスホテルの代表ランナーでもあります。古いホテルですが、かなり大きな部屋を手に入れることができてここで決めました。東京ビジネス級で3つ星ホテルでは、なぜならこの程度の大きさの部屋を手に入れることが難しいようです。コスト面では一ヶ月前の予約ですが、最近の国際情勢が不安なうえ、日本も物価がどんどん上がっているのか、価格が安くはありません。   比較的綺麗...</w:t>
+        <w:t xml:space="preserve">The Thai breakfast was a pleasant surprise. While not the best Thai food I have aver tasted in Tokyo, it was still good and a nice change from standard hotel breakfast fare. The room was very comfo...</w:t>
+      </w:r>
+    </w:p>
+    <w:p>
+      <w:pPr>
+        <w:spacing w:after="120" w:line="320"/>
+        <w:jc w:val="left"/>
+      </w:pPr>
+      <w:r>
+        <w:rPr>
+          <w:rFonts w:ascii="Arial" w:cs="Arial" w:eastAsia="Arial" w:hAnsi="Arial"/>
+          <w:b/>
+          <w:bCs/>
+          <w:color w:val="C0392B"/>
+          <w:sz w:val="21"/>
+          <w:szCs w:val="21"/>
+        </w:rPr>
+        <w:t xml:space="preserve">【改善点】</w:t>
+      </w:r>
+      <w:r>
+        <w:rPr>
+          <w:rFonts w:ascii="Arial" w:cs="Arial" w:eastAsia="Arial" w:hAnsi="Arial"/>
+          <w:color w:val="333333"/>
+          <w:sz w:val="21"/>
+          <w:szCs w:val="21"/>
+        </w:rPr>
+        <w:t xml:space="preserve">思い当たる節はない。</w:t>
       </w:r>
     </w:p>
     <w:p>
@@ -7914,7 +7940,7 @@
           <w:sz w:val="22"/>
           <w:szCs w:val="22"/>
         </w:rPr>
-        <w:t xml:space="preserve">[2] 楽天トラベル / 10点 / 2026-03-23</w:t>
+        <w:t xml:space="preserve">[2] Google / 8点 / 2026-03-23</w:t>
       </w:r>
     </w:p>
     <w:p>
@@ -7929,7 +7955,7 @@
           <w:sz w:val="21"/>
           <w:szCs w:val="21"/>
         </w:rPr>
-        <w:t xml:space="preserve">とても綺麗なお部屋で満足しました。</w:t>
+        <w:t xml:space="preserve">2泊スケジュール。古いホテルです。日本ビジネスホテルの代表ランナーでもあります。古いホテルですが、かなり大きな部屋を手に入れることができてここで決めました。東京ビジネス級で3つ星ホテルでは、なぜならこの程度の大きさの部屋を手に入れることが難しいようです。コスト面では一ヶ月前の予約ですが、最近の国際情勢が不安なうえ、日本も物価がどんどん上がっているのか、価格が安くはありません。   比較的綺麗...</w:t>
       </w:r>
     </w:p>
     <w:p>
@@ -7950,7 +7976,7 @@
           <w:sz w:val="22"/>
           <w:szCs w:val="22"/>
         </w:rPr>
-        <w:t xml:space="preserve">[3] Trip.com / 10点 / 2026-03-23</w:t>
+        <w:t xml:space="preserve">[3] 楽天トラベル / 10点 / 2026-03-23</w:t>
       </w:r>
     </w:p>
     <w:p>
@@ -7965,7 +7991,7 @@
           <w:sz w:val="21"/>
           <w:szCs w:val="21"/>
         </w:rPr>
-        <w:t xml:space="preserve">とても快適で、設備も新しく、料金も非常にリーズナブルです。間違いなくまた利用したいと思います。</w:t>
+        <w:t xml:space="preserve">とても綺麗なお部屋で満足しました。</w:t>
       </w:r>
     </w:p>
     <w:p>
@@ -7986,7 +8012,7 @@
           <w:sz w:val="22"/>
           <w:szCs w:val="22"/>
         </w:rPr>
-        <w:t xml:space="preserve">[4] 楽天トラベル / 10点 / 2026-03-23</w:t>
+        <w:t xml:space="preserve">[4] Trip.com / 10点 / 2026-03-23</w:t>
       </w:r>
     </w:p>
     <w:p>
@@ -8001,7 +8027,7 @@
           <w:sz w:val="21"/>
           <w:szCs w:val="21"/>
         </w:rPr>
-        <w:t xml:space="preserve">大人４人未就学児１人で利用しました。駅からも近く部屋はベッド４つで添い寝も問題なくゆったりとした部屋で大満足。スタッフの対応も良くいい時間を過ごすことができました。東京へ行く機会があればまた利用したいと思います。</w:t>
+        <w:t xml:space="preserve">とても快適で、設備も新しく、料金も非常にリーズナブルです。間違いなくまた利用したいと思います。</w:t>
       </w:r>
     </w:p>
     <w:p>
@@ -8022,7 +8048,7 @@
           <w:sz w:val="22"/>
           <w:szCs w:val="22"/>
         </w:rPr>
-        <w:t xml:space="preserve">[5] Booking.com / 10点 / 2026-03-22</w:t>
+        <w:t xml:space="preserve">[5] 楽天トラベル / 10点 / 2026-03-23</w:t>
       </w:r>
     </w:p>
     <w:p>
@@ -8037,7 +8063,79 @@
           <w:sz w:val="21"/>
           <w:szCs w:val="21"/>
         </w:rPr>
-        <w:t xml:space="preserve">The location and very comfortable place to stay.</w:t>
+        <w:t xml:space="preserve">大人４人未就学児１人で利用しました。駅からも近く部屋はベッド４つで添い寝も問題なくゆったりとした部屋で大満足。スタッフの対応も良くいい時間を過ごすことができました。東京へ行く機会があればまた利用したいと思います。</w:t>
+      </w:r>
+    </w:p>
+    <w:p>
+      <w:pPr>
+        <w:spacing w:after="60"/>
+      </w:pPr>
+    </w:p>
+    <w:p>
+      <w:pPr>
+        <w:spacing w:after="120" w:before="200"/>
+      </w:pPr>
+      <w:r>
+        <w:rPr>
+          <w:rFonts w:ascii="Arial" w:cs="Arial" w:eastAsia="Arial" w:hAnsi="Arial"/>
+          <w:b/>
+          <w:bCs/>
+          <w:color w:val="1B3A5C"/>
+          <w:sz w:val="22"/>
+          <w:szCs w:val="22"/>
+        </w:rPr>
+        <w:t xml:space="preserve">[6] Agoda / 5点 / 2026-03-22</w:t>
+      </w:r>
+    </w:p>
+    <w:p>
+      <w:pPr>
+        <w:spacing w:after="120" w:line="320"/>
+        <w:jc w:val="left"/>
+      </w:pPr>
+      <w:r>
+        <w:rPr>
+          <w:rFonts w:ascii="Arial" w:cs="Arial" w:eastAsia="Arial" w:hAnsi="Arial"/>
+          <w:color w:val="333333"/>
+          <w:sz w:val="21"/>
+          <w:szCs w:val="21"/>
+        </w:rPr>
+        <w:t xml:space="preserve">立地は良いが部屋は狭く、外国人観光客も多いからか壁紙等も綺麗ではない。自分は狭い部屋に追いやられたのかと思ってしまうくらい部屋は狭いです。</w:t>
+      </w:r>
+    </w:p>
+    <w:p>
+      <w:pPr>
+        <w:spacing w:after="60"/>
+      </w:pPr>
+    </w:p>
+    <w:p>
+      <w:pPr>
+        <w:spacing w:after="120" w:before="200"/>
+      </w:pPr>
+      <w:r>
+        <w:rPr>
+          <w:rFonts w:ascii="Arial" w:cs="Arial" w:eastAsia="Arial" w:hAnsi="Arial"/>
+          <w:b/>
+          <w:bCs/>
+          <w:color w:val="1B3A5C"/>
+          <w:sz w:val="22"/>
+          <w:szCs w:val="22"/>
+        </w:rPr>
+        <w:t xml:space="preserve">[7] Booking.com / 6点 / 2026-03-20</w:t>
+      </w:r>
+    </w:p>
+    <w:p>
+      <w:pPr>
+        <w:spacing w:after="120" w:line="320"/>
+        <w:jc w:val="left"/>
+      </w:pPr>
+      <w:r>
+        <w:rPr>
+          <w:rFonts w:ascii="Arial" w:cs="Arial" w:eastAsia="Arial" w:hAnsi="Arial"/>
+          <w:color w:val="333333"/>
+          <w:sz w:val="21"/>
+          <w:szCs w:val="21"/>
+        </w:rPr>
+        <w:t xml:space="preserve">Good location and nice reception staff</w:t>
       </w:r>
     </w:p>
     <w:p>
@@ -8063,7 +8161,7 @@
           <w:sz w:val="21"/>
           <w:szCs w:val="21"/>
         </w:rPr>
-        <w:t xml:space="preserve">何もない。</w:t>
+        <w:t xml:space="preserve">コーヒーマシンが滞在中ほとんど故障していた</w:t>
       </w:r>
     </w:p>
     <w:p>
@@ -8084,7 +8182,7 @@
           <w:sz w:val="22"/>
           <w:szCs w:val="22"/>
         </w:rPr>
-        <w:t xml:space="preserve">[6] Agoda / 5点 / 2026-03-22</w:t>
+        <w:t xml:space="preserve">[8] Booking.com / 6点 / 2026-03-16</w:t>
       </w:r>
     </w:p>
     <w:p>
@@ -8099,7 +8197,33 @@
           <w:sz w:val="21"/>
           <w:szCs w:val="21"/>
         </w:rPr>
-        <w:t xml:space="preserve">立地は良いが部屋は狭く、外国人観光客も多いからか壁紙等も綺麗ではない。自分は狭い部屋に追いやられたのかと思ってしまうくらい部屋は狭いです。</w:t>
+        <w:t xml:space="preserve">スタッフの対応</w:t>
+      </w:r>
+    </w:p>
+    <w:p>
+      <w:pPr>
+        <w:spacing w:after="120" w:line="320"/>
+        <w:jc w:val="left"/>
+      </w:pPr>
+      <w:r>
+        <w:rPr>
+          <w:rFonts w:ascii="Arial" w:cs="Arial" w:eastAsia="Arial" w:hAnsi="Arial"/>
+          <w:b/>
+          <w:bCs/>
+          <w:color w:val="C0392B"/>
+          <w:sz w:val="21"/>
+          <w:szCs w:val="21"/>
+        </w:rPr>
+        <w:t xml:space="preserve">【改善点】</w:t>
+      </w:r>
+      <w:r>
+        <w:rPr>
+          <w:rFonts w:ascii="Arial" w:cs="Arial" w:eastAsia="Arial" w:hAnsi="Arial"/>
+          <w:color w:val="333333"/>
+          <w:sz w:val="21"/>
+          <w:szCs w:val="21"/>
+        </w:rPr>
+        <w:t xml:space="preserve">洗面ボール中のカビ</w:t>
       </w:r>
     </w:p>
     <w:p>
@@ -8120,7 +8244,7 @@
           <w:sz w:val="22"/>
           <w:szCs w:val="22"/>
         </w:rPr>
-        <w:t xml:space="preserve">[7] Booking.com / 6点 / 2026-03-20</w:t>
+        <w:t xml:space="preserve">[9] Agoda / 6点 / 2026-03-16</w:t>
       </w:r>
     </w:p>
     <w:p>
@@ -8135,7 +8259,7 @@
           <w:sz w:val="21"/>
           <w:szCs w:val="21"/>
         </w:rPr>
-        <w:t xml:space="preserve">Good location and nice reception staff</w:t>
+        <w:t xml:space="preserve">スタッフの対応</w:t>
       </w:r>
     </w:p>
     <w:p>
@@ -8161,7 +8285,7 @@
           <w:sz w:val="21"/>
           <w:szCs w:val="21"/>
         </w:rPr>
-        <w:t xml:space="preserve">コーヒーマシンが滞在中ほとんど故障していた</w:t>
+        <w:t xml:space="preserve">洗面ボール中のカビ</w:t>
       </w:r>
     </w:p>
     <w:p>
@@ -8182,7 +8306,7 @@
           <w:sz w:val="22"/>
           <w:szCs w:val="22"/>
         </w:rPr>
-        <w:t xml:space="preserve">[8] Booking.com / 6点 / 2026-03-16</w:t>
+        <w:t xml:space="preserve">[10] Booking.com / 6点 / 2026-03-14</w:t>
       </w:r>
     </w:p>
     <w:p>
@@ -8197,7 +8321,7 @@
           <w:sz w:val="21"/>
           <w:szCs w:val="21"/>
         </w:rPr>
-        <w:t xml:space="preserve">スタッフの対応</w:t>
+        <w:t xml:space="preserve">The car that we booked to return to the airport didn't appear to have turned up. However the receptionist went out of his way to find where it was. he found the driver sitting in the car at the bac...</w:t>
       </w:r>
     </w:p>
     <w:p>
@@ -8223,131 +8347,7 @@
           <w:sz w:val="21"/>
           <w:szCs w:val="21"/>
         </w:rPr>
-        <w:t xml:space="preserve">洗面ボール中のカビ</w:t>
-      </w:r>
-    </w:p>
-    <w:p>
-      <w:pPr>
-        <w:spacing w:after="60"/>
-      </w:pPr>
-    </w:p>
-    <w:p>
-      <w:pPr>
-        <w:spacing w:after="120" w:before="200"/>
-      </w:pPr>
-      <w:r>
-        <w:rPr>
-          <w:rFonts w:ascii="Arial" w:cs="Arial" w:eastAsia="Arial" w:hAnsi="Arial"/>
-          <w:b/>
-          <w:bCs/>
-          <w:color w:val="1B3A5C"/>
-          <w:sz w:val="22"/>
-          <w:szCs w:val="22"/>
-        </w:rPr>
-        <w:t xml:space="preserve">[9] Agoda / 6点 / 2026-03-16</w:t>
-      </w:r>
-    </w:p>
-    <w:p>
-      <w:pPr>
-        <w:spacing w:after="120" w:line="320"/>
-        <w:jc w:val="left"/>
-      </w:pPr>
-      <w:r>
-        <w:rPr>
-          <w:rFonts w:ascii="Arial" w:cs="Arial" w:eastAsia="Arial" w:hAnsi="Arial"/>
-          <w:color w:val="333333"/>
-          <w:sz w:val="21"/>
-          <w:szCs w:val="21"/>
-        </w:rPr>
-        <w:t xml:space="preserve">スタッフの対応</w:t>
-      </w:r>
-    </w:p>
-    <w:p>
-      <w:pPr>
-        <w:spacing w:after="120" w:line="320"/>
-        <w:jc w:val="left"/>
-      </w:pPr>
-      <w:r>
-        <w:rPr>
-          <w:rFonts w:ascii="Arial" w:cs="Arial" w:eastAsia="Arial" w:hAnsi="Arial"/>
-          <w:b/>
-          <w:bCs/>
-          <w:color w:val="C0392B"/>
-          <w:sz w:val="21"/>
-          <w:szCs w:val="21"/>
-        </w:rPr>
-        <w:t xml:space="preserve">【改善点】</w:t>
-      </w:r>
-      <w:r>
-        <w:rPr>
-          <w:rFonts w:ascii="Arial" w:cs="Arial" w:eastAsia="Arial" w:hAnsi="Arial"/>
-          <w:color w:val="333333"/>
-          <w:sz w:val="21"/>
-          <w:szCs w:val="21"/>
-        </w:rPr>
-        <w:t xml:space="preserve">洗面ボール中のカビ</w:t>
-      </w:r>
-    </w:p>
-    <w:p>
-      <w:pPr>
-        <w:spacing w:after="60"/>
-      </w:pPr>
-    </w:p>
-    <w:p>
-      <w:pPr>
-        <w:spacing w:after="120" w:before="200"/>
-      </w:pPr>
-      <w:r>
-        <w:rPr>
-          <w:rFonts w:ascii="Arial" w:cs="Arial" w:eastAsia="Arial" w:hAnsi="Arial"/>
-          <w:b/>
-          <w:bCs/>
-          <w:color w:val="1B3A5C"/>
-          <w:sz w:val="22"/>
-          <w:szCs w:val="22"/>
-        </w:rPr>
-        <w:t xml:space="preserve">[10] Booking.com / 6点 / 2026-03-14</w:t>
-      </w:r>
-    </w:p>
-    <w:p>
-      <w:pPr>
-        <w:spacing w:after="120" w:line="320"/>
-        <w:jc w:val="left"/>
-      </w:pPr>
-      <w:r>
-        <w:rPr>
-          <w:rFonts w:ascii="Arial" w:cs="Arial" w:eastAsia="Arial" w:hAnsi="Arial"/>
-          <w:color w:val="333333"/>
-          <w:sz w:val="21"/>
-          <w:szCs w:val="21"/>
-        </w:rPr>
-        <w:t xml:space="preserve">The car that we booked to return to the airport didn't appear to have turned up. However the receptionist went out of his way to find where it was. he found the driver sitting in the car at the bac...</w:t>
-      </w:r>
-    </w:p>
-    <w:p>
-      <w:pPr>
-        <w:spacing w:after="120" w:line="320"/>
-        <w:jc w:val="left"/>
-      </w:pPr>
-      <w:r>
-        <w:rPr>
-          <w:rFonts w:ascii="Arial" w:cs="Arial" w:eastAsia="Arial" w:hAnsi="Arial"/>
-          <w:b/>
-          <w:bCs/>
-          <w:color w:val="C0392B"/>
-          <w:sz w:val="21"/>
-          <w:szCs w:val="21"/>
-        </w:rPr>
-        <w:t xml:space="preserve">【改善点】</w:t>
-      </w:r>
-      <w:r>
-        <w:rPr>
-          <w:rFonts w:ascii="Arial" w:cs="Arial" w:eastAsia="Arial" w:hAnsi="Arial"/>
-          <w:color w:val="333333"/>
-          <w:sz w:val="21"/>
-          <w:szCs w:val="21"/>
-        </w:rPr>
-        <w:t xml:space="preserve">最初に割り当てられた部屋はとても狭かった。アップグレードをリクエストしたところ、対応してもらえたものの、追加料金が少し高いと感じた。</w:t>
+        <w:t xml:space="preserve">最初に割り当てられた部屋はとても狭かった。アップグレードをリクエストしたところ、対応してもらえたが、追加料金が少し高いと感じた。</w:t>
       </w:r>
     </w:p>
     <w:p>
@@ -8412,7 +8412,7 @@
                 <w:sz w:val="21"/>
                 <w:szCs w:val="21"/>
               </w:rPr>
-              <w:t xml:space="preserve">コンフォートイン六本木は、全体平均8.22点（10点換算）、高評価率80.0%という良好な顧客満足度を維持しているホテルです。特に「立地・アクセス」「スタッフの対応」が多くのゲストから高く評価されています。</w:t>
+              <w:t xml:space="preserve">コンフォートイン六本木は、全体平均8.23点（10点換算）、高評価率80.3%という良好な顧客満足度を維持しているホテルです。特に「立地・アクセス」「スタッフの対応」が多くのゲストから高く評価されています。</w:t>
             </w:r>
           </w:p>
           <w:p>

--- a/納品レポート/ホテル別レポート/comfort_roppongi_口コミ分析改善レポート.docx
+++ b/納品レポート/ホテル別レポート/comfort_roppongi_口コミ分析改善レポート.docx
@@ -96,7 +96,7 @@
           <w:sz w:val="22"/>
           <w:szCs w:val="22"/>
         </w:rPr>
-        <w:t xml:space="preserve">レビュー総数：122件（6サイト）</w:t>
+        <w:t xml:space="preserve">レビュー総数：124件（6サイト）</w:t>
       </w:r>
     </w:p>
     <w:p>
@@ -131,7 +131,7 @@
           <w:sz w:val="20"/>
           <w:szCs w:val="20"/>
         </w:rPr>
-        <w:t xml:space="preserve">作成日：2026年3月25日</w:t>
+        <w:t xml:space="preserve">作成日：2026年3月26日</w:t>
       </w:r>
     </w:p>
     <w:p>
@@ -189,7 +189,7 @@
           <w:sz w:val="21"/>
           <w:szCs w:val="21"/>
         </w:rPr>
-        <w:t xml:space="preserve">2026年2月〜3月に各OTAサイト・口コミサイトに投稿された122件のレビューを包括的に分析しました。以下が主要な発見事項です。</w:t>
+        <w:t xml:space="preserve">2026年2月〜3月に各OTAサイト・口コミサイトに投稿された124件のレビューを包括的に分析しました。以下が主要な発見事項です。</w:t>
       </w:r>
     </w:p>
     <w:p>
@@ -274,7 +274,7 @@
               <w:bottom w:val="none" w:sz="0"/>
               <w:right w:val="single" w:color="DDDDDD" w:sz="1"/>
             </w:tcBorders>
-            <w:shd w:fill="E8F5E9" w:val="clear"/>
+            <w:shd w:fill="FFF3E0" w:val="clear"/>
             <w:tcMar>
               <w:top w:type="dxa" w:w="160"/>
               <w:left w:type="dxa" w:w="200"/>
@@ -306,11 +306,11 @@
                 <w:rFonts w:ascii="Arial" w:cs="Arial" w:eastAsia="Arial" w:hAnsi="Arial"/>
                 <w:b/>
                 <w:bCs/>
-                <w:color w:val="27AE60"/>
+                <w:color w:val="FF9800"/>
                 <w:sz w:val="36"/>
                 <w:szCs w:val="36"/>
               </w:rPr>
-              <w:t xml:space="preserve">80.3%</w:t>
+              <w:t xml:space="preserve">79.8%</w:t>
             </w:r>
           </w:p>
         </w:tc>
@@ -359,7 +359,7 @@
                 <w:sz w:val="36"/>
                 <w:szCs w:val="36"/>
               </w:rPr>
-              <w:t xml:space="preserve">7.4%</w:t>
+              <w:t xml:space="preserve">7.3%</w:t>
             </w:r>
           </w:p>
         </w:tc>
@@ -408,7 +408,7 @@
                 <w:sz w:val="36"/>
                 <w:szCs w:val="36"/>
               </w:rPr>
-              <w:t xml:space="preserve">122件</w:t>
+              <w:t xml:space="preserve">124件</w:t>
             </w:r>
           </w:p>
         </w:tc>
@@ -448,7 +448,7 @@
           <w:sz w:val="21"/>
           <w:szCs w:val="21"/>
         </w:rPr>
-        <w:t xml:space="preserve">全体平均スコア8.23点（10点換算）は良好な水準であり、80.3%が高評価（8-10点）に分類されます。低評価（1-4点）は9件（7.4%）で、一定の改善課題があります。じゃらん（10.00点）で特に高い評価を獲得しています。</w:t>
+        <w:t xml:space="preserve">全体平均スコア8.23点（10点換算）は良好な水準であり、79.8%が高評価（8-10点）に分類されます。低評価（1-4点）は9件（7.3%）で、一定の改善課題があります。じゃらん（10.00点）で特に高い評価を獲得しています。</w:t>
       </w:r>
     </w:p>
     <w:p>
@@ -1716,7 +1716,7 @@
                 <w:sz w:val="20"/>
                 <w:szCs w:val="20"/>
               </w:rPr>
-              <w:t xml:space="preserve">60</w:t>
+              <w:t xml:space="preserve">62</w:t>
             </w:r>
           </w:p>
         </w:tc>
@@ -1751,7 +1751,7 @@
                 <w:sz w:val="20"/>
                 <w:szCs w:val="20"/>
               </w:rPr>
-              <w:t xml:space="preserve">8.25</w:t>
+              <w:t xml:space="preserve">8.26</w:t>
             </w:r>
           </w:p>
         </w:tc>
@@ -1821,7 +1821,7 @@
                 <w:sz w:val="20"/>
                 <w:szCs w:val="20"/>
               </w:rPr>
-              <w:t xml:space="preserve">8.25</w:t>
+              <w:t xml:space="preserve">8.26</w:t>
             </w:r>
           </w:p>
         </w:tc>
@@ -2418,7 +2418,7 @@
           <w:sz w:val="21"/>
           <w:szCs w:val="21"/>
         </w:rPr>
-        <w:t xml:space="preserve">評価分布は10点（35.2%）に最も多く、8点以上の高評価が80.3%を占め、高い顧客満足度を示しています。低評価（1-4点）は計9件（7.4%）です。</w:t>
+        <w:t xml:space="preserve">評価分布は10点（35.5%）に最も多く、8点以上の高評価が79.8%を占めています。低評価（1-4点）は計9件（7.3%）です。</w:t>
       </w:r>
     </w:p>
     <w:p>
@@ -2653,7 +2653,7 @@
                 <w:sz w:val="20"/>
                 <w:szCs w:val="20"/>
               </w:rPr>
-              <w:t xml:space="preserve">43</w:t>
+              <w:t xml:space="preserve">44</w:t>
             </w:r>
           </w:p>
         </w:tc>
@@ -2688,7 +2688,7 @@
                 <w:sz w:val="20"/>
                 <w:szCs w:val="20"/>
               </w:rPr>
-              <w:t xml:space="preserve">35.2%</w:t>
+              <w:t xml:space="preserve">35.5%</w:t>
             </w:r>
           </w:p>
         </w:tc>
@@ -2726,7 +2726,7 @@
                 <w:sz w:val="18"/>
                 <w:szCs w:val="18"/>
               </w:rPr>
-              <w:t xml:space="preserve"> 43件</w:t>
+              <w:t xml:space="preserve"> 44件</w:t>
             </w:r>
           </w:p>
         </w:tc>
@@ -2833,7 +2833,7 @@
                 <w:sz w:val="20"/>
                 <w:szCs w:val="20"/>
               </w:rPr>
-              <w:t xml:space="preserve">13.1%</w:t>
+              <w:t xml:space="preserve">12.9%</w:t>
             </w:r>
           </w:p>
         </w:tc>
@@ -2977,7 +2977,7 @@
                 <w:sz w:val="20"/>
                 <w:szCs w:val="20"/>
               </w:rPr>
-              <w:t xml:space="preserve">32.0%</w:t>
+              <w:t xml:space="preserve">31.5%</w:t>
             </w:r>
           </w:p>
         </w:tc>
@@ -3087,7 +3087,7 @@
                 <w:sz w:val="20"/>
                 <w:szCs w:val="20"/>
               </w:rPr>
-              <w:t xml:space="preserve">8</w:t>
+              <w:t xml:space="preserve">9</w:t>
             </w:r>
           </w:p>
         </w:tc>
@@ -3122,7 +3122,7 @@
                 <w:sz w:val="20"/>
                 <w:szCs w:val="20"/>
               </w:rPr>
-              <w:t xml:space="preserve">6.6%</w:t>
+              <w:t xml:space="preserve">7.3%</w:t>
             </w:r>
           </w:p>
         </w:tc>
@@ -3159,7 +3159,7 @@
                 <w:sz w:val="18"/>
                 <w:szCs w:val="18"/>
               </w:rPr>
-              <w:t xml:space="preserve"> 8件</w:t>
+              <w:t xml:space="preserve"> 9件</w:t>
             </w:r>
           </w:p>
         </w:tc>
@@ -3266,7 +3266,7 @@
                 <w:sz w:val="20"/>
                 <w:szCs w:val="20"/>
               </w:rPr>
-              <w:t xml:space="preserve">4.1%</w:t>
+              <w:t xml:space="preserve">4.0%</w:t>
             </w:r>
           </w:p>
         </w:tc>
@@ -3700,7 +3700,7 @@
                 <w:sz w:val="20"/>
                 <w:szCs w:val="20"/>
               </w:rPr>
-              <w:t xml:space="preserve">5.7%</w:t>
+              <w:t xml:space="preserve">5.6%</w:t>
             </w:r>
           </w:p>
         </w:tc>
@@ -3814,7 +3814,7 @@
                 <w:sz w:val="24"/>
                 <w:szCs w:val="24"/>
               </w:rPr>
-              <w:t xml:space="preserve">98件（80.3%）</w:t>
+              <w:t xml:space="preserve">99件（79.8%）</w:t>
             </w:r>
           </w:p>
         </w:tc>
@@ -3865,7 +3865,7 @@
                 <w:sz w:val="24"/>
                 <w:szCs w:val="24"/>
               </w:rPr>
-              <w:t xml:space="preserve">15件（12.3%）</w:t>
+              <w:t xml:space="preserve">16件（12.9%）</w:t>
             </w:r>
           </w:p>
         </w:tc>
@@ -3916,7 +3916,7 @@
                 <w:sz w:val="24"/>
                 <w:szCs w:val="24"/>
               </w:rPr>
-              <w:t xml:space="preserve">9件（7.4%）</w:t>
+              <w:t xml:space="preserve">9件（7.3%）</w:t>
             </w:r>
           </w:p>
         </w:tc>
@@ -4190,7 +4190,7 @@
                 <w:sz w:val="20"/>
                 <w:szCs w:val="20"/>
               </w:rPr>
-              <w:t xml:space="preserve">「駅からも近く部屋はベッド４つで添い寝も問題なくゆったりとした部屋で大満足」「The location and very comfortable place to stay」</w:t>
+              <w:t xml:space="preserve">「Everything was fine clean room staff were amazing great l...」「駅からも近く部屋はベッド４つで添い寝も問題なくゆったりとした部屋で大満足」</w:t>
             </w:r>
           </w:p>
         </w:tc>
@@ -4294,7 +4294,7 @@
                 <w:sz w:val="20"/>
                 <w:szCs w:val="20"/>
               </w:rPr>
-              <w:t xml:space="preserve">「完全不親切に気分が悪い」「スタッフの対応も良くいい時間を過ごすことができました」</w:t>
+              <w:t xml:space="preserve">「Everything was fine clean room staff were amazing great l...」「完全不親切に気分が悪い」</w:t>
             </w:r>
           </w:p>
         </w:tc>
@@ -4505,7 +4505,7 @@
                 <w:sz w:val="20"/>
                 <w:szCs w:val="20"/>
               </w:rPr>
-              <w:t xml:space="preserve">「比較的綺麗に保たれるようだが昔のようではないよう」「とても綺麗なお部屋で満足しました」</w:t>
+              <w:t xml:space="preserve">「Everything was fine clean room staff were amazing great l...」「比較的綺麗に保たれるようだが昔のようではないよう」</w:t>
             </w:r>
           </w:p>
         </w:tc>
@@ -4612,7 +4612,7 @@
                 <w:sz w:val="20"/>
                 <w:szCs w:val="20"/>
               </w:rPr>
-              <w:t xml:space="preserve">「The Thai breakfast was a pleasant surprise」「ウエルカムドリンクはコーヒーと紅茶（大好きなティーアース♡）があり2階に自販機、氷、レンジがあり便利でした(⁠◍⁠...」</w:t>
+              <w:t xml:space="preserve">「Everything was fine clean room staff were amazing great l...」「The Thai breakfast was a pleasant surprise」</w:t>
             </w:r>
           </w:p>
         </w:tc>
@@ -4756,7 +4756,7 @@
           <w:sz w:val="21"/>
           <w:szCs w:val="21"/>
         </w:rPr>
-        <w:t xml:space="preserve">口コミの多数で「立地・アクセス」に関するポジティブな言及が見られ、コンフォートイン六本木の最大の差別化要因となっています。駅からも近く部屋はベッド４つで添い寝も問題なくゆったりとした部屋で大満足といった声が多数寄せられています。</w:t>
+        <w:t xml:space="preserve">口コミの多数で「立地・アクセス」に関するポジティブな言及が見られ、コンフォートイン六本木の最大の差別化要因となっています。Everything was fine clean room staff were amazing great l...といった声が多数寄せられています。</w:t>
       </w:r>
     </w:p>
     <w:p>
@@ -4775,7 +4775,7 @@
           <w:sz w:val="21"/>
           <w:szCs w:val="21"/>
         </w:rPr>
-        <w:t xml:space="preserve">駅からも近く部屋はベッド４つで添い寝も問題なくゆったりとした部屋で大満足</w:t>
+        <w:t xml:space="preserve">Everything was fine clean room staff were amazing great l...</w:t>
       </w:r>
     </w:p>
     <w:p>
@@ -4794,7 +4794,7 @@
           <w:sz w:val="21"/>
           <w:szCs w:val="21"/>
         </w:rPr>
-        <w:t xml:space="preserve">The location and very comfortable place to stay</w:t>
+        <w:t xml:space="preserve">駅からも近く部屋はベッド４つで添い寝も問題なくゆったりとした部屋で大満足</w:t>
       </w:r>
     </w:p>
     <w:p>
@@ -4813,7 +4813,7 @@
           <w:sz w:val="21"/>
           <w:szCs w:val="21"/>
         </w:rPr>
-        <w:t xml:space="preserve">立地は良いが部屋は狭く、外国人観光客も多いからか壁紙等も綺麗ではない</w:t>
+        <w:t xml:space="preserve">The location and very comfortable place to stay</w:t>
       </w:r>
     </w:p>
     <w:p>
@@ -4850,7 +4850,7 @@
           <w:sz w:val="21"/>
           <w:szCs w:val="21"/>
         </w:rPr>
-        <w:t xml:space="preserve">スタッフの対応に関するポジティブな評価も多く寄せられています。「完全不親切に気分が悪い」といったコメントが見られます。</w:t>
+        <w:t xml:space="preserve">スタッフの対応に関するポジティブな評価も多く寄せられています。「Everything was fine clean room staff were amazing great l...」といったコメントが見られます。</w:t>
       </w:r>
     </w:p>
     <w:p>
@@ -7187,7 +7187,7 @@
                 <w:sz w:val="20"/>
                 <w:szCs w:val="20"/>
               </w:rPr>
-              <w:t xml:space="preserve">80.3%</w:t>
+              <w:t xml:space="preserve">79.8%</w:t>
             </w:r>
           </w:p>
         </w:tc>
@@ -7327,7 +7327,7 @@
                 <w:sz w:val="20"/>
                 <w:szCs w:val="20"/>
               </w:rPr>
-              <w:t xml:space="preserve">7.4%</w:t>
+              <w:t xml:space="preserve">7.3%</w:t>
             </w:r>
           </w:p>
         </w:tc>
@@ -7878,7 +7878,7 @@
           <w:sz w:val="22"/>
           <w:szCs w:val="22"/>
         </w:rPr>
-        <w:t xml:space="preserve">[1] Booking.com / 8点 / 2026-03-24</w:t>
+        <w:t xml:space="preserve">[1] Booking.com / 10点 / 2026-03-25</w:t>
       </w:r>
     </w:p>
     <w:p>
@@ -7893,7 +7893,7 @@
           <w:sz w:val="21"/>
           <w:szCs w:val="21"/>
         </w:rPr>
-        <w:t xml:space="preserve">The Thai breakfast was a pleasant surprise. While not the best Thai food I have aver tasted in Tokyo, it was still good and a nice change from standard hotel breakfast fare. The room was very comfo...</w:t>
+        <w:t xml:space="preserve">Everything was fine clean room staff were amazing great location</w:t>
       </w:r>
     </w:p>
     <w:p>
@@ -7919,7 +7919,7 @@
           <w:sz w:val="21"/>
           <w:szCs w:val="21"/>
         </w:rPr>
-        <w:t xml:space="preserve">思い当たる節はない。</w:t>
+        <w:t xml:space="preserve">朝食付きだからといってここに泊まるのはお勧めしません。あまり美味しくありませんでした。</w:t>
       </w:r>
     </w:p>
     <w:p>
@@ -7940,7 +7940,7 @@
           <w:sz w:val="22"/>
           <w:szCs w:val="22"/>
         </w:rPr>
-        <w:t xml:space="preserve">[2] Google / 8点 / 2026-03-23</w:t>
+        <w:t xml:space="preserve">[2] Booking.com / 8点 / 2026-03-24</w:t>
       </w:r>
     </w:p>
     <w:p>
@@ -7955,7 +7955,33 @@
           <w:sz w:val="21"/>
           <w:szCs w:val="21"/>
         </w:rPr>
-        <w:t xml:space="preserve">2泊スケジュール。古いホテルです。日本ビジネスホテルの代表ランナーでもあります。古いホテルですが、かなり大きな部屋を手に入れることができてここで決めました。東京ビジネス級で3つ星ホテルでは、なぜならこの程度の大きさの部屋を手に入れることが難しいようです。コスト面では一ヶ月前の予約ですが、最近の国際情勢が不安なうえ、日本も物価がどんどん上がっているのか、価格が安くはありません。   比較的綺麗...</w:t>
+        <w:t xml:space="preserve">The Thai breakfast was a pleasant surprise. While not the best Thai food I have aver tasted in Tokyo, it was still good and a nice change from standard hotel breakfast fare. The room was very comfo...</w:t>
+      </w:r>
+    </w:p>
+    <w:p>
+      <w:pPr>
+        <w:spacing w:after="120" w:line="320"/>
+        <w:jc w:val="left"/>
+      </w:pPr>
+      <w:r>
+        <w:rPr>
+          <w:rFonts w:ascii="Arial" w:cs="Arial" w:eastAsia="Arial" w:hAnsi="Arial"/>
+          <w:b/>
+          <w:bCs/>
+          <w:color w:val="C0392B"/>
+          <w:sz w:val="21"/>
+          <w:szCs w:val="21"/>
+        </w:rPr>
+        <w:t xml:space="preserve">【改善点】</w:t>
+      </w:r>
+      <w:r>
+        <w:rPr>
+          <w:rFonts w:ascii="Arial" w:cs="Arial" w:eastAsia="Arial" w:hAnsi="Arial"/>
+          <w:color w:val="333333"/>
+          <w:sz w:val="21"/>
+          <w:szCs w:val="21"/>
+        </w:rPr>
+        <w:t xml:space="preserve">思い当たる節はない。</w:t>
       </w:r>
     </w:p>
     <w:p>
@@ -7976,7 +8002,7 @@
           <w:sz w:val="22"/>
           <w:szCs w:val="22"/>
         </w:rPr>
-        <w:t xml:space="preserve">[3] 楽天トラベル / 10点 / 2026-03-23</w:t>
+        <w:t xml:space="preserve">[3] Google / 8点 / 2026-03-23</w:t>
       </w:r>
     </w:p>
     <w:p>
@@ -7991,7 +8017,7 @@
           <w:sz w:val="21"/>
           <w:szCs w:val="21"/>
         </w:rPr>
-        <w:t xml:space="preserve">とても綺麗なお部屋で満足しました。</w:t>
+        <w:t xml:space="preserve">2泊スケジュール。古いホテルです。日本ビジネスホテルの代表ランナーでもあります。古いホテルですが、かなり大きな部屋を手に入れることができてここで決めました。東京ビジネス級で3つ星ホテルでは、なぜならこの程度の大きさの部屋を手に入れることが難しいようです。コスト面では一ヶ月前の予約ですが、最近の国際情勢が不安なうえ、日本も物価がどんどん上がっているのか、価格が安くはありません。   比較的綺麗...</w:t>
       </w:r>
     </w:p>
     <w:p>
@@ -8012,7 +8038,7 @@
           <w:sz w:val="22"/>
           <w:szCs w:val="22"/>
         </w:rPr>
-        <w:t xml:space="preserve">[4] Trip.com / 10点 / 2026-03-23</w:t>
+        <w:t xml:space="preserve">[4] 楽天トラベル / 10点 / 2026-03-23</w:t>
       </w:r>
     </w:p>
     <w:p>
@@ -8027,7 +8053,7 @@
           <w:sz w:val="21"/>
           <w:szCs w:val="21"/>
         </w:rPr>
-        <w:t xml:space="preserve">とても快適で、設備も新しく、料金も非常にリーズナブルです。間違いなくまた利用したいと思います。</w:t>
+        <w:t xml:space="preserve">とても綺麗なお部屋で満足しました。</w:t>
       </w:r>
     </w:p>
     <w:p>
@@ -8048,7 +8074,7 @@
           <w:sz w:val="22"/>
           <w:szCs w:val="22"/>
         </w:rPr>
-        <w:t xml:space="preserve">[5] 楽天トラベル / 10点 / 2026-03-23</w:t>
+        <w:t xml:space="preserve">[5] Trip.com / 10点 / 2026-03-23</w:t>
       </w:r>
     </w:p>
     <w:p>
@@ -8063,7 +8089,7 @@
           <w:sz w:val="21"/>
           <w:szCs w:val="21"/>
         </w:rPr>
-        <w:t xml:space="preserve">大人４人未就学児１人で利用しました。駅からも近く部屋はベッド４つで添い寝も問題なくゆったりとした部屋で大満足。スタッフの対応も良くいい時間を過ごすことができました。東京へ行く機会があればまた利用したいと思います。</w:t>
+        <w:t xml:space="preserve">とても快適で、設備も新しく、料金も非常にリーズナブルです。間違いなくまた利用したいと思います。</w:t>
       </w:r>
     </w:p>
     <w:p>
@@ -8412,7 +8438,7 @@
                 <w:sz w:val="21"/>
                 <w:szCs w:val="21"/>
               </w:rPr>
-              <w:t xml:space="preserve">コンフォートイン六本木は、全体平均8.23点（10点換算）、高評価率80.3%という良好な顧客満足度を維持しているホテルです。特に「立地・アクセス」「スタッフの対応」が多くのゲストから高く評価されています。</w:t>
+              <w:t xml:space="preserve">コンフォートイン六本木は、全体平均8.23点（10点換算）、高評価率79.8%という良好な顧客満足度を維持しているホテルです。特に「立地・アクセス」「スタッフの対応」が多くのゲストから高く評価されています。</w:t>
             </w:r>
           </w:p>
           <w:p>

--- a/納品レポート/ホテル別レポート/comfort_roppongi_口コミ分析改善レポート.docx
+++ b/納品レポート/ホテル別レポート/comfort_roppongi_口コミ分析改善レポート.docx
@@ -96,7 +96,7 @@
           <w:sz w:val="22"/>
           <w:szCs w:val="22"/>
         </w:rPr>
-        <w:t xml:space="preserve">レビュー総数：124件（6サイト）</w:t>
+        <w:t xml:space="preserve">レビュー総数：128件（6サイト）</w:t>
       </w:r>
     </w:p>
     <w:p>
@@ -131,7 +131,7 @@
           <w:sz w:val="20"/>
           <w:szCs w:val="20"/>
         </w:rPr>
-        <w:t xml:space="preserve">作成日：2026年3月26日</w:t>
+        <w:t xml:space="preserve">作成日：2026年3月27日</w:t>
       </w:r>
     </w:p>
     <w:p>
@@ -189,7 +189,7 @@
           <w:sz w:val="21"/>
           <w:szCs w:val="21"/>
         </w:rPr>
-        <w:t xml:space="preserve">2026年2月〜3月に各OTAサイト・口コミサイトに投稿された124件のレビューを包括的に分析しました。以下が主要な発見事項です。</w:t>
+        <w:t xml:space="preserve">2026年2月〜3月に各OTAサイト・口コミサイトに投稿された128件のレビューを包括的に分析しました。以下が主要な発見事項です。</w:t>
       </w:r>
     </w:p>
     <w:p>
@@ -310,7 +310,7 @@
                 <w:sz w:val="36"/>
                 <w:szCs w:val="36"/>
               </w:rPr>
-              <w:t xml:space="preserve">79.8%</w:t>
+              <w:t xml:space="preserve">79.7%</w:t>
             </w:r>
           </w:p>
         </w:tc>
@@ -359,7 +359,7 @@
                 <w:sz w:val="36"/>
                 <w:szCs w:val="36"/>
               </w:rPr>
-              <w:t xml:space="preserve">7.3%</w:t>
+              <w:t xml:space="preserve">7.0%</w:t>
             </w:r>
           </w:p>
         </w:tc>
@@ -408,7 +408,7 @@
                 <w:sz w:val="36"/>
                 <w:szCs w:val="36"/>
               </w:rPr>
-              <w:t xml:space="preserve">124件</w:t>
+              <w:t xml:space="preserve">128件</w:t>
             </w:r>
           </w:p>
         </w:tc>
@@ -448,7 +448,7 @@
           <w:sz w:val="21"/>
           <w:szCs w:val="21"/>
         </w:rPr>
-        <w:t xml:space="preserve">全体平均スコア8.23点（10点換算）は良好な水準であり、79.8%が高評価（8-10点）に分類されます。低評価（1-4点）は9件（7.3%）で、一定の改善課題があります。じゃらん（10.00点）で特に高い評価を獲得しています。</w:t>
+        <w:t xml:space="preserve">全体平均スコア8.23点（10点換算）は良好な水準であり、79.7%が高評価（8-10点）に分類されます。低評価（1-4点）は9件（7.0%）で、一定の改善課題があります。じゃらん（10.00点）で特に高い評価を獲得しています。</w:t>
       </w:r>
     </w:p>
     <w:p>
@@ -567,7 +567,7 @@
                 <w:sz w:val="20"/>
                 <w:szCs w:val="20"/>
               </w:rPr>
-              <w:t xml:space="preserve">エアコン・空調（26件）、浴室・水回り（22件）、部屋の狭さ（14件）、設備の老朽化（10件）</w:t>
+              <w:t xml:space="preserve">エアコン・空調（26件）、浴室・水回り（23件）、部屋の狭さ（15件）、設備の老朽化（11件）</w:t>
             </w:r>
           </w:p>
           <w:p>
@@ -1229,7 +1229,7 @@
                 <w:sz w:val="20"/>
                 <w:szCs w:val="20"/>
               </w:rPr>
-              <w:t xml:space="preserve">8</w:t>
+              <w:t xml:space="preserve">9</w:t>
             </w:r>
           </w:p>
         </w:tc>
@@ -1264,7 +1264,7 @@
                 <w:sz w:val="20"/>
                 <w:szCs w:val="20"/>
               </w:rPr>
-              <w:t xml:space="preserve">9.75</w:t>
+              <w:t xml:space="preserve">9.67</w:t>
             </w:r>
           </w:p>
         </w:tc>
@@ -1334,7 +1334,7 @@
                 <w:sz w:val="20"/>
                 <w:szCs w:val="20"/>
               </w:rPr>
-              <w:t xml:space="preserve">9.75</w:t>
+              <w:t xml:space="preserve">9.67</w:t>
             </w:r>
           </w:p>
         </w:tc>
@@ -1474,7 +1474,7 @@
                 <w:sz w:val="20"/>
                 <w:szCs w:val="20"/>
               </w:rPr>
-              <w:t xml:space="preserve">15</w:t>
+              <w:t xml:space="preserve">16</w:t>
             </w:r>
           </w:p>
         </w:tc>
@@ -1508,7 +1508,7 @@
                 <w:sz w:val="20"/>
                 <w:szCs w:val="20"/>
               </w:rPr>
-              <w:t xml:space="preserve">4.33</w:t>
+              <w:t xml:space="preserve">4.31</w:t>
             </w:r>
           </w:p>
         </w:tc>
@@ -1576,7 +1576,7 @@
                 <w:sz w:val="20"/>
                 <w:szCs w:val="20"/>
               </w:rPr>
-              <w:t xml:space="preserve">8.67</w:t>
+              <w:t xml:space="preserve">8.62</w:t>
             </w:r>
           </w:p>
         </w:tc>
@@ -1716,7 +1716,7 @@
                 <w:sz w:val="20"/>
                 <w:szCs w:val="20"/>
               </w:rPr>
-              <w:t xml:space="preserve">62</w:t>
+              <w:t xml:space="preserve">64</w:t>
             </w:r>
           </w:p>
         </w:tc>
@@ -1751,7 +1751,7 @@
                 <w:sz w:val="20"/>
                 <w:szCs w:val="20"/>
               </w:rPr>
-              <w:t xml:space="preserve">8.26</w:t>
+              <w:t xml:space="preserve">8.23</w:t>
             </w:r>
           </w:p>
         </w:tc>
@@ -1821,7 +1821,7 @@
                 <w:sz w:val="20"/>
                 <w:szCs w:val="20"/>
               </w:rPr>
-              <w:t xml:space="preserve">8.26</w:t>
+              <w:t xml:space="preserve">8.23</w:t>
             </w:r>
           </w:p>
         </w:tc>
@@ -2418,7 +2418,7 @@
           <w:sz w:val="21"/>
           <w:szCs w:val="21"/>
         </w:rPr>
-        <w:t xml:space="preserve">評価分布は10点（35.5%）に最も多く、8点以上の高評価が79.8%を占めています。低評価（1-4点）は計9件（7.3%）です。</w:t>
+        <w:t xml:space="preserve">評価分布は10点（34.4%）に最も多く、8点以上の高評価が79.7%を占めています。低評価（1-4点）は計9件（7.0%）です。</w:t>
       </w:r>
     </w:p>
     <w:p>
@@ -2688,7 +2688,7 @@
                 <w:sz w:val="20"/>
                 <w:szCs w:val="20"/>
               </w:rPr>
-              <w:t xml:space="preserve">35.5%</w:t>
+              <w:t xml:space="preserve">34.4%</w:t>
             </w:r>
           </w:p>
         </w:tc>
@@ -2798,7 +2798,7 @@
                 <w:sz w:val="20"/>
                 <w:szCs w:val="20"/>
               </w:rPr>
-              <w:t xml:space="preserve">16</w:t>
+              <w:t xml:space="preserve">17</w:t>
             </w:r>
           </w:p>
         </w:tc>
@@ -2833,7 +2833,7 @@
                 <w:sz w:val="20"/>
                 <w:szCs w:val="20"/>
               </w:rPr>
-              <w:t xml:space="preserve">12.9%</w:t>
+              <w:t xml:space="preserve">13.3%</w:t>
             </w:r>
           </w:p>
         </w:tc>
@@ -2861,7 +2861,7 @@
                 <w:sz w:val="20"/>
                 <w:szCs w:val="20"/>
               </w:rPr>
-              <w:t xml:space="preserve">███████</w:t>
+              <w:t xml:space="preserve">████████</w:t>
             </w:r>
             <w:r>
               <w:rPr>
@@ -2870,7 +2870,7 @@
                 <w:sz w:val="18"/>
                 <w:szCs w:val="18"/>
               </w:rPr>
-              <w:t xml:space="preserve"> 16件</w:t>
+              <w:t xml:space="preserve"> 17件</w:t>
             </w:r>
           </w:p>
         </w:tc>
@@ -2942,7 +2942,7 @@
                 <w:sz w:val="20"/>
                 <w:szCs w:val="20"/>
               </w:rPr>
-              <w:t xml:space="preserve">39</w:t>
+              <w:t xml:space="preserve">41</w:t>
             </w:r>
           </w:p>
         </w:tc>
@@ -2977,7 +2977,7 @@
                 <w:sz w:val="20"/>
                 <w:szCs w:val="20"/>
               </w:rPr>
-              <w:t xml:space="preserve">31.5%</w:t>
+              <w:t xml:space="preserve">32.0%</w:t>
             </w:r>
           </w:p>
         </w:tc>
@@ -3006,7 +3006,7 @@
                 <w:sz w:val="20"/>
                 <w:szCs w:val="20"/>
               </w:rPr>
-              <w:t xml:space="preserve">██████████████████</w:t>
+              <w:t xml:space="preserve">███████████████████</w:t>
             </w:r>
             <w:r>
               <w:rPr>
@@ -3015,7 +3015,7 @@
                 <w:sz w:val="18"/>
                 <w:szCs w:val="18"/>
               </w:rPr>
-              <w:t xml:space="preserve"> 39件</w:t>
+              <w:t xml:space="preserve"> 41件</w:t>
             </w:r>
           </w:p>
         </w:tc>
@@ -3087,7 +3087,7 @@
                 <w:sz w:val="20"/>
                 <w:szCs w:val="20"/>
               </w:rPr>
-              <w:t xml:space="preserve">9</w:t>
+              <w:t xml:space="preserve">10</w:t>
             </w:r>
           </w:p>
         </w:tc>
@@ -3122,7 +3122,7 @@
                 <w:sz w:val="20"/>
                 <w:szCs w:val="20"/>
               </w:rPr>
-              <w:t xml:space="preserve">7.3%</w:t>
+              <w:t xml:space="preserve">7.8%</w:t>
             </w:r>
           </w:p>
         </w:tc>
@@ -3150,7 +3150,7 @@
                 <w:sz w:val="20"/>
                 <w:szCs w:val="20"/>
               </w:rPr>
-              <w:t xml:space="preserve">████</w:t>
+              <w:t xml:space="preserve">█████</w:t>
             </w:r>
             <w:r>
               <w:rPr>
@@ -3159,7 +3159,7 @@
                 <w:sz w:val="18"/>
                 <w:szCs w:val="18"/>
               </w:rPr>
-              <w:t xml:space="preserve"> 9件</w:t>
+              <w:t xml:space="preserve"> 10件</w:t>
             </w:r>
           </w:p>
         </w:tc>
@@ -3266,7 +3266,7 @@
                 <w:sz w:val="20"/>
                 <w:szCs w:val="20"/>
               </w:rPr>
-              <w:t xml:space="preserve">4.0%</w:t>
+              <w:t xml:space="preserve">3.9%</w:t>
             </w:r>
           </w:p>
         </w:tc>
@@ -3700,7 +3700,7 @@
                 <w:sz w:val="20"/>
                 <w:szCs w:val="20"/>
               </w:rPr>
-              <w:t xml:space="preserve">5.6%</w:t>
+              <w:t xml:space="preserve">5.5%</w:t>
             </w:r>
           </w:p>
         </w:tc>
@@ -3814,7 +3814,7 @@
                 <w:sz w:val="24"/>
                 <w:szCs w:val="24"/>
               </w:rPr>
-              <w:t xml:space="preserve">99件（79.8%）</w:t>
+              <w:t xml:space="preserve">102件（79.7%）</w:t>
             </w:r>
           </w:p>
         </w:tc>
@@ -3865,7 +3865,7 @@
                 <w:sz w:val="24"/>
                 <w:szCs w:val="24"/>
               </w:rPr>
-              <w:t xml:space="preserve">16件（12.9%）</w:t>
+              <w:t xml:space="preserve">17件（13.3%）</w:t>
             </w:r>
           </w:p>
         </w:tc>
@@ -3916,7 +3916,7 @@
                 <w:sz w:val="24"/>
                 <w:szCs w:val="24"/>
               </w:rPr>
-              <w:t xml:space="preserve">9件（7.3%）</w:t>
+              <w:t xml:space="preserve">9件（7.0%）</w:t>
             </w:r>
           </w:p>
         </w:tc>
@@ -4190,7 +4190,7 @@
                 <w:sz w:val="20"/>
                 <w:szCs w:val="20"/>
               </w:rPr>
-              <w:t xml:space="preserve">「Everything was fine clean room staff were amazing great l...」「駅からも近く部屋はベッド４つで添い寝も問題なくゆったりとした部屋で大満足」</w:t>
+              <w:t xml:space="preserve">「六本木駅から近い立地で良かったです」「Everything was fine clean room staff were amazing great l...」</w:t>
             </w:r>
           </w:p>
         </w:tc>
@@ -4505,7 +4505,7 @@
                 <w:sz w:val="20"/>
                 <w:szCs w:val="20"/>
               </w:rPr>
-              <w:t xml:space="preserve">「Everything was fine clean room staff were amazing great l...」「比較的綺麗に保たれるようだが昔のようではないよう」</w:t>
+              <w:t xml:space="preserve">「以前シンガポールで泊まった4つ星ホテルのように、古くて狭いだろうと思っていたのだが、部屋は確かに狭かったものの、必...」「Everything was fine clean room staff were amazing great l...」</w:t>
             </w:r>
           </w:p>
         </w:tc>
@@ -4756,7 +4756,7 @@
           <w:sz w:val="21"/>
           <w:szCs w:val="21"/>
         </w:rPr>
-        <w:t xml:space="preserve">口コミの多数で「立地・アクセス」に関するポジティブな言及が見られ、コンフォートイン六本木の最大の差別化要因となっています。Everything was fine clean room staff were amazing great l...といった声が多数寄せられています。</w:t>
+        <w:t xml:space="preserve">口コミの多数で「立地・アクセス」に関するポジティブな言及が見られ、コンフォートイン六本木の最大の差別化要因となっています。六本木駅から近い立地で良かったですといった声が多数寄せられています。</w:t>
       </w:r>
     </w:p>
     <w:p>
@@ -4775,7 +4775,7 @@
           <w:sz w:val="21"/>
           <w:szCs w:val="21"/>
         </w:rPr>
-        <w:t xml:space="preserve">Everything was fine clean room staff were amazing great l...</w:t>
+        <w:t xml:space="preserve">六本木駅から近い立地で良かったです</w:t>
       </w:r>
     </w:p>
     <w:p>
@@ -4794,7 +4794,7 @@
           <w:sz w:val="21"/>
           <w:szCs w:val="21"/>
         </w:rPr>
-        <w:t xml:space="preserve">駅からも近く部屋はベッド４つで添い寝も問題なくゆったりとした部屋で大満足</w:t>
+        <w:t xml:space="preserve">Everything was fine clean room staff were amazing great l...</w:t>
       </w:r>
     </w:p>
     <w:p>
@@ -4813,7 +4813,7 @@
           <w:sz w:val="21"/>
           <w:szCs w:val="21"/>
         </w:rPr>
-        <w:t xml:space="preserve">The location and very comfortable place to stay</w:t>
+        <w:t xml:space="preserve">駅からも近く部屋はベッド４つで添い寝も問題なくゆったりとした部屋で大満足</w:t>
       </w:r>
     </w:p>
     <w:p>
@@ -5294,7 +5294,7 @@
                 <w:sz w:val="20"/>
                 <w:szCs w:val="20"/>
               </w:rPr>
-              <w:t xml:space="preserve">The room was very comfortable, with a very large bathroom...</w:t>
+              <w:t xml:space="preserve">そしてバスルームが少し古い点</w:t>
             </w:r>
           </w:p>
         </w:tc>
@@ -5328,7 +5328,7 @@
                 <w:sz w:val="20"/>
                 <w:szCs w:val="20"/>
               </w:rPr>
-              <w:t xml:space="preserve">重大・22件</w:t>
+              <w:t xml:space="preserve">重大・23件</w:t>
             </w:r>
           </w:p>
         </w:tc>
@@ -5433,7 +5433,7 @@
                 <w:sz w:val="20"/>
                 <w:szCs w:val="20"/>
               </w:rPr>
-              <w:t xml:space="preserve">バスルーム、トイレは小さいですが、そのまま水がよく出て水伝も最近変えたようです</w:t>
+              <w:t xml:space="preserve">以前シンガポールで泊まった4つ星ホテルのように、古くて狭いだろうと思っていたのだが、部屋は確かに狭かったものの、必...</w:t>
             </w:r>
           </w:p>
         </w:tc>
@@ -5467,7 +5467,7 @@
                 <w:sz w:val="20"/>
                 <w:szCs w:val="20"/>
               </w:rPr>
-              <w:t xml:space="preserve">重大・14件</w:t>
+              <w:t xml:space="preserve">重大・15件</w:t>
             </w:r>
           </w:p>
         </w:tc>
@@ -5572,7 +5572,7 @@
                 <w:sz w:val="20"/>
                 <w:szCs w:val="20"/>
               </w:rPr>
-              <w:t xml:space="preserve">古いホテルです</w:t>
+              <w:t xml:space="preserve">そしてバスルームが少し古い点</w:t>
             </w:r>
           </w:p>
         </w:tc>
@@ -5606,7 +5606,7 @@
                 <w:sz w:val="20"/>
                 <w:szCs w:val="20"/>
               </w:rPr>
-              <w:t xml:space="preserve">重大・10件</w:t>
+              <w:t xml:space="preserve">重大・11件</w:t>
             </w:r>
           </w:p>
         </w:tc>
@@ -5711,7 +5711,7 @@
                 <w:sz w:val="20"/>
                 <w:szCs w:val="20"/>
               </w:rPr>
-              <w:t xml:space="preserve">窓の外にすぐに高架道路があるので防音がうまくいきません</w:t>
+              <w:t xml:space="preserve">唯一の難点は、窓が開かず、プライバシーフィルムが貼られていたため、外が全く見えなかったことだ</w:t>
             </w:r>
           </w:p>
         </w:tc>
@@ -5745,7 +5745,7 @@
                 <w:sz w:val="20"/>
                 <w:szCs w:val="20"/>
               </w:rPr>
-              <w:t xml:space="preserve">重大・8件</w:t>
+              <w:t xml:space="preserve">重大・9件</w:t>
             </w:r>
           </w:p>
         </w:tc>
@@ -7187,7 +7187,7 @@
                 <w:sz w:val="20"/>
                 <w:szCs w:val="20"/>
               </w:rPr>
-              <w:t xml:space="preserve">79.8%</w:t>
+              <w:t xml:space="preserve">79.7%</w:t>
             </w:r>
           </w:p>
         </w:tc>
@@ -7327,7 +7327,7 @@
                 <w:sz w:val="20"/>
                 <w:szCs w:val="20"/>
               </w:rPr>
-              <w:t xml:space="preserve">7.3%</w:t>
+              <w:t xml:space="preserve">7.0%</w:t>
             </w:r>
           </w:p>
         </w:tc>
@@ -7878,7 +7878,79 @@
           <w:sz w:val="22"/>
           <w:szCs w:val="22"/>
         </w:rPr>
-        <w:t xml:space="preserve">[1] Booking.com / 10点 / 2026-03-25</w:t>
+        <w:t xml:space="preserve">[1] 楽天トラベル / 8点 / 2026-03-26</w:t>
+      </w:r>
+    </w:p>
+    <w:p>
+      <w:pPr>
+        <w:spacing w:after="120" w:line="320"/>
+        <w:jc w:val="left"/>
+      </w:pPr>
+      <w:r>
+        <w:rPr>
+          <w:rFonts w:ascii="Arial" w:cs="Arial" w:eastAsia="Arial" w:hAnsi="Arial"/>
+          <w:color w:val="333333"/>
+          <w:sz w:val="21"/>
+          <w:szCs w:val="21"/>
+        </w:rPr>
+        <w:t xml:space="preserve">六本木駅から近い立地で良かったです。 コンビニも割と近くにあり、利便性も良いですね。 部屋はコンパクトでは有りますが、立地と価格を考えたら良い方かな？とは思います。 コーヒーのウェルカムドリンクが有りました。</w:t>
+      </w:r>
+    </w:p>
+    <w:p>
+      <w:pPr>
+        <w:spacing w:after="60"/>
+      </w:pPr>
+    </w:p>
+    <w:p>
+      <w:pPr>
+        <w:spacing w:after="120" w:before="200"/>
+      </w:pPr>
+      <w:r>
+        <w:rPr>
+          <w:rFonts w:ascii="Arial" w:cs="Arial" w:eastAsia="Arial" w:hAnsi="Arial"/>
+          <w:b/>
+          <w:bCs/>
+          <w:color w:val="1B3A5C"/>
+          <w:sz w:val="22"/>
+          <w:szCs w:val="22"/>
+        </w:rPr>
+        <w:t xml:space="preserve">[2] Trip.com / 9点 / 2026-03-26</w:t>
+      </w:r>
+    </w:p>
+    <w:p>
+      <w:pPr>
+        <w:spacing w:after="120" w:line="320"/>
+        <w:jc w:val="left"/>
+      </w:pPr>
+      <w:r>
+        <w:rPr>
+          <w:rFonts w:ascii="Arial" w:cs="Arial" w:eastAsia="Arial" w:hAnsi="Arial"/>
+          <w:color w:val="333333"/>
+          <w:sz w:val="21"/>
+          <w:szCs w:val="21"/>
+        </w:rPr>
+        <w:t xml:space="preserve">格安ホテルだったにもかかわらず、意外にも良かった。以前シンガポールで泊まった4つ星ホテルのように、古くて狭いだろうと思っていたのだが、部屋は確かに狭かったものの、必要なものはすべて揃っていて、とても清潔だった。唯一の難点は、窓が開かず、プライバシーフィルムが貼られていたため、外が全く見えなかったことだ。これは中国のホテルとは違っていた。</w:t>
+      </w:r>
+    </w:p>
+    <w:p>
+      <w:pPr>
+        <w:spacing w:after="60"/>
+      </w:pPr>
+    </w:p>
+    <w:p>
+      <w:pPr>
+        <w:spacing w:after="120" w:before="200"/>
+      </w:pPr>
+      <w:r>
+        <w:rPr>
+          <w:rFonts w:ascii="Arial" w:cs="Arial" w:eastAsia="Arial" w:hAnsi="Arial"/>
+          <w:b/>
+          <w:bCs/>
+          <w:color w:val="1B3A5C"/>
+          <w:sz w:val="22"/>
+          <w:szCs w:val="22"/>
+        </w:rPr>
+        <w:t xml:space="preserve">[3] Booking.com / 10点 / 2026-03-25</w:t>
       </w:r>
     </w:p>
     <w:p>
@@ -7940,7 +8012,7 @@
           <w:sz w:val="22"/>
           <w:szCs w:val="22"/>
         </w:rPr>
-        <w:t xml:space="preserve">[2] Booking.com / 8点 / 2026-03-24</w:t>
+        <w:t xml:space="preserve">[4] Booking.com / 8点 / 2026-03-24</w:t>
       </w:r>
     </w:p>
     <w:p>
@@ -8002,7 +8074,7 @@
           <w:sz w:val="22"/>
           <w:szCs w:val="22"/>
         </w:rPr>
-        <w:t xml:space="preserve">[3] Google / 8点 / 2026-03-23</w:t>
+        <w:t xml:space="preserve">[5] Google / 8点 / 2026-03-23</w:t>
       </w:r>
     </w:p>
     <w:p>
@@ -8018,78 +8090,6 @@
           <w:szCs w:val="21"/>
         </w:rPr>
         <w:t xml:space="preserve">2泊スケジュール。古いホテルです。日本ビジネスホテルの代表ランナーでもあります。古いホテルですが、かなり大きな部屋を手に入れることができてここで決めました。東京ビジネス級で3つ星ホテルでは、なぜならこの程度の大きさの部屋を手に入れることが難しいようです。コスト面では一ヶ月前の予約ですが、最近の国際情勢が不安なうえ、日本も物価がどんどん上がっているのか、価格が安くはありません。   比較的綺麗...</w:t>
-      </w:r>
-    </w:p>
-    <w:p>
-      <w:pPr>
-        <w:spacing w:after="60"/>
-      </w:pPr>
-    </w:p>
-    <w:p>
-      <w:pPr>
-        <w:spacing w:after="120" w:before="200"/>
-      </w:pPr>
-      <w:r>
-        <w:rPr>
-          <w:rFonts w:ascii="Arial" w:cs="Arial" w:eastAsia="Arial" w:hAnsi="Arial"/>
-          <w:b/>
-          <w:bCs/>
-          <w:color w:val="1B3A5C"/>
-          <w:sz w:val="22"/>
-          <w:szCs w:val="22"/>
-        </w:rPr>
-        <w:t xml:space="preserve">[4] 楽天トラベル / 10点 / 2026-03-23</w:t>
-      </w:r>
-    </w:p>
-    <w:p>
-      <w:pPr>
-        <w:spacing w:after="120" w:line="320"/>
-        <w:jc w:val="left"/>
-      </w:pPr>
-      <w:r>
-        <w:rPr>
-          <w:rFonts w:ascii="Arial" w:cs="Arial" w:eastAsia="Arial" w:hAnsi="Arial"/>
-          <w:color w:val="333333"/>
-          <w:sz w:val="21"/>
-          <w:szCs w:val="21"/>
-        </w:rPr>
-        <w:t xml:space="preserve">とても綺麗なお部屋で満足しました。</w:t>
-      </w:r>
-    </w:p>
-    <w:p>
-      <w:pPr>
-        <w:spacing w:after="60"/>
-      </w:pPr>
-    </w:p>
-    <w:p>
-      <w:pPr>
-        <w:spacing w:after="120" w:before="200"/>
-      </w:pPr>
-      <w:r>
-        <w:rPr>
-          <w:rFonts w:ascii="Arial" w:cs="Arial" w:eastAsia="Arial" w:hAnsi="Arial"/>
-          <w:b/>
-          <w:bCs/>
-          <w:color w:val="1B3A5C"/>
-          <w:sz w:val="22"/>
-          <w:szCs w:val="22"/>
-        </w:rPr>
-        <w:t xml:space="preserve">[5] Trip.com / 10点 / 2026-03-23</w:t>
-      </w:r>
-    </w:p>
-    <w:p>
-      <w:pPr>
-        <w:spacing w:after="120" w:line="320"/>
-        <w:jc w:val="left"/>
-      </w:pPr>
-      <w:r>
-        <w:rPr>
-          <w:rFonts w:ascii="Arial" w:cs="Arial" w:eastAsia="Arial" w:hAnsi="Arial"/>
-          <w:color w:val="333333"/>
-          <w:sz w:val="21"/>
-          <w:szCs w:val="21"/>
-        </w:rPr>
-        <w:t xml:space="preserve">とても快適で、設備も新しく、料金も非常にリーズナブルです。間違いなくまた利用したいと思います。</w:t>
       </w:r>
     </w:p>
     <w:p>
@@ -8438,7 +8438,7 @@
                 <w:sz w:val="21"/>
                 <w:szCs w:val="21"/>
               </w:rPr>
-              <w:t xml:space="preserve">コンフォートイン六本木は、全体平均8.23点（10点換算）、高評価率79.8%という良好な顧客満足度を維持しているホテルです。特に「立地・アクセス」「スタッフの対応」が多くのゲストから高く評価されています。</w:t>
+              <w:t xml:space="preserve">コンフォートイン六本木は、全体平均8.23点（10点換算）、高評価率79.7%という良好な顧客満足度を維持しているホテルです。特に「立地・アクセス」「スタッフの対応」が多くのゲストから高く評価されています。</w:t>
             </w:r>
           </w:p>
           <w:p>

--- a/納品レポート/ホテル別レポート/comfort_roppongi_口コミ分析改善レポート.docx
+++ b/納品レポート/ホテル別レポート/comfort_roppongi_口コミ分析改善レポート.docx
@@ -96,7 +96,7 @@
           <w:sz w:val="22"/>
           <w:szCs w:val="22"/>
         </w:rPr>
-        <w:t xml:space="preserve">レビュー総数：128件（6サイト）</w:t>
+        <w:t xml:space="preserve">レビュー総数：131件（6サイト）</w:t>
       </w:r>
     </w:p>
     <w:p>
@@ -131,7 +131,7 @@
           <w:sz w:val="20"/>
           <w:szCs w:val="20"/>
         </w:rPr>
-        <w:t xml:space="preserve">作成日：2026年3月27日</w:t>
+        <w:t xml:space="preserve">作成日：2026年3月28日</w:t>
       </w:r>
     </w:p>
     <w:p>
@@ -189,7 +189,7 @@
           <w:sz w:val="21"/>
           <w:szCs w:val="21"/>
         </w:rPr>
-        <w:t xml:space="preserve">2026年2月〜3月に各OTAサイト・口コミサイトに投稿された128件のレビューを包括的に分析しました。以下が主要な発見事項です。</w:t>
+        <w:t xml:space="preserve">2026年2月〜3月に各OTAサイト・口コミサイトに投稿された131件のレビューを包括的に分析しました。以下が主要な発見事項です。</w:t>
       </w:r>
     </w:p>
     <w:p>
@@ -261,7 +261,7 @@
                 <w:sz w:val="36"/>
                 <w:szCs w:val="36"/>
               </w:rPr>
-              <w:t xml:space="preserve">8.23</w:t>
+              <w:t xml:space="preserve">8.19</w:t>
             </w:r>
           </w:p>
         </w:tc>
@@ -310,7 +310,7 @@
                 <w:sz w:val="36"/>
                 <w:szCs w:val="36"/>
               </w:rPr>
-              <w:t xml:space="preserve">79.7%</w:t>
+              <w:t xml:space="preserve">78.6%</w:t>
             </w:r>
           </w:p>
         </w:tc>
@@ -359,7 +359,7 @@
                 <w:sz w:val="36"/>
                 <w:szCs w:val="36"/>
               </w:rPr>
-              <w:t xml:space="preserve">7.0%</w:t>
+              <w:t xml:space="preserve">6.9%</w:t>
             </w:r>
           </w:p>
         </w:tc>
@@ -408,7 +408,7 @@
                 <w:sz w:val="36"/>
                 <w:szCs w:val="36"/>
               </w:rPr>
-              <w:t xml:space="preserve">128件</w:t>
+              <w:t xml:space="preserve">131件</w:t>
             </w:r>
           </w:p>
         </w:tc>
@@ -448,7 +448,7 @@
           <w:sz w:val="21"/>
           <w:szCs w:val="21"/>
         </w:rPr>
-        <w:t xml:space="preserve">全体平均スコア8.23点（10点換算）は良好な水準であり、79.7%が高評価（8-10点）に分類されます。低評価（1-4点）は9件（7.0%）で、一定の改善課題があります。じゃらん（10.00点）で特に高い評価を獲得しています。</w:t>
+        <w:t xml:space="preserve">全体平均スコア8.19点（10点換算）は良好な水準であり、78.6%が高評価（8-10点）に分類されます。低評価（1-4点）は9件（6.9%）で、一定の改善課題があります。じゃらん（10.00点）で特に高い評価を獲得しています。</w:t>
       </w:r>
     </w:p>
     <w:p>
@@ -1474,7 +1474,7 @@
                 <w:sz w:val="20"/>
                 <w:szCs w:val="20"/>
               </w:rPr>
-              <w:t xml:space="preserve">16</w:t>
+              <w:t xml:space="preserve">17</w:t>
             </w:r>
           </w:p>
         </w:tc>
@@ -1508,7 +1508,7 @@
                 <w:sz w:val="20"/>
                 <w:szCs w:val="20"/>
               </w:rPr>
-              <w:t xml:space="preserve">4.31</w:t>
+              <w:t xml:space="preserve">4.24</w:t>
             </w:r>
           </w:p>
         </w:tc>
@@ -1576,7 +1576,7 @@
                 <w:sz w:val="20"/>
                 <w:szCs w:val="20"/>
               </w:rPr>
-              <w:t xml:space="preserve">8.62</w:t>
+              <w:t xml:space="preserve">8.47</w:t>
             </w:r>
           </w:p>
         </w:tc>
@@ -1716,7 +1716,7 @@
                 <w:sz w:val="20"/>
                 <w:szCs w:val="20"/>
               </w:rPr>
-              <w:t xml:space="preserve">64</w:t>
+              <w:t xml:space="preserve">65</w:t>
             </w:r>
           </w:p>
         </w:tc>
@@ -1751,7 +1751,7 @@
                 <w:sz w:val="20"/>
                 <w:szCs w:val="20"/>
               </w:rPr>
-              <w:t xml:space="preserve">8.23</w:t>
+              <w:t xml:space="preserve">8.2</w:t>
             </w:r>
           </w:p>
         </w:tc>
@@ -1821,7 +1821,7 @@
                 <w:sz w:val="20"/>
                 <w:szCs w:val="20"/>
               </w:rPr>
-              <w:t xml:space="preserve">8.23</w:t>
+              <w:t xml:space="preserve">8.2</w:t>
             </w:r>
           </w:p>
         </w:tc>
@@ -1961,7 +1961,7 @@
                 <w:sz w:val="20"/>
                 <w:szCs w:val="20"/>
               </w:rPr>
-              <w:t xml:space="preserve">33</w:t>
+              <w:t xml:space="preserve">34</w:t>
             </w:r>
           </w:p>
         </w:tc>
@@ -2063,7 +2063,7 @@
                 <w:sz w:val="20"/>
                 <w:szCs w:val="20"/>
               </w:rPr>
-              <w:t xml:space="preserve">7.7</w:t>
+              <w:t xml:space="preserve">7.71</w:t>
             </w:r>
           </w:p>
         </w:tc>
@@ -2418,7 +2418,7 @@
           <w:sz w:val="21"/>
           <w:szCs w:val="21"/>
         </w:rPr>
-        <w:t xml:space="preserve">評価分布は10点（34.4%）に最も多く、8点以上の高評価が79.7%を占めています。低評価（1-4点）は計9件（7.0%）です。</w:t>
+        <w:t xml:space="preserve">評価分布は10点（33.6%）に最も多く、8点以上の高評価が78.6%を占めています。低評価（1-4点）は計9件（6.9%）です。</w:t>
       </w:r>
     </w:p>
     <w:p>
@@ -2688,7 +2688,7 @@
                 <w:sz w:val="20"/>
                 <w:szCs w:val="20"/>
               </w:rPr>
-              <w:t xml:space="preserve">34.4%</w:t>
+              <w:t xml:space="preserve">33.6%</w:t>
             </w:r>
           </w:p>
         </w:tc>
@@ -2833,7 +2833,7 @@
                 <w:sz w:val="20"/>
                 <w:szCs w:val="20"/>
               </w:rPr>
-              <w:t xml:space="preserve">13.3%</w:t>
+              <w:t xml:space="preserve">13.0%</w:t>
             </w:r>
           </w:p>
         </w:tc>
@@ -2942,7 +2942,7 @@
                 <w:sz w:val="20"/>
                 <w:szCs w:val="20"/>
               </w:rPr>
-              <w:t xml:space="preserve">41</w:t>
+              <w:t xml:space="preserve">42</w:t>
             </w:r>
           </w:p>
         </w:tc>
@@ -2977,7 +2977,7 @@
                 <w:sz w:val="20"/>
                 <w:szCs w:val="20"/>
               </w:rPr>
-              <w:t xml:space="preserve">32.0%</w:t>
+              <w:t xml:space="preserve">32.1%</w:t>
             </w:r>
           </w:p>
         </w:tc>
@@ -3015,7 +3015,7 @@
                 <w:sz w:val="18"/>
                 <w:szCs w:val="18"/>
               </w:rPr>
-              <w:t xml:space="preserve"> 41件</w:t>
+              <w:t xml:space="preserve"> 42件</w:t>
             </w:r>
           </w:p>
         </w:tc>
@@ -3122,7 +3122,7 @@
                 <w:sz w:val="20"/>
                 <w:szCs w:val="20"/>
               </w:rPr>
-              <w:t xml:space="preserve">7.8%</w:t>
+              <w:t xml:space="preserve">7.6%</w:t>
             </w:r>
           </w:p>
         </w:tc>
@@ -3231,7 +3231,7 @@
                 <w:sz w:val="20"/>
                 <w:szCs w:val="20"/>
               </w:rPr>
-              <w:t xml:space="preserve">5</w:t>
+              <w:t xml:space="preserve">7</w:t>
             </w:r>
           </w:p>
         </w:tc>
@@ -3266,7 +3266,7 @@
                 <w:sz w:val="20"/>
                 <w:szCs w:val="20"/>
               </w:rPr>
-              <w:t xml:space="preserve">3.9%</w:t>
+              <w:t xml:space="preserve">5.3%</w:t>
             </w:r>
           </w:p>
         </w:tc>
@@ -3295,7 +3295,7 @@
                 <w:sz w:val="20"/>
                 <w:szCs w:val="20"/>
               </w:rPr>
-              <w:t xml:space="preserve">██</w:t>
+              <w:t xml:space="preserve">███</w:t>
             </w:r>
             <w:r>
               <w:rPr>
@@ -3304,7 +3304,7 @@
                 <w:sz w:val="18"/>
                 <w:szCs w:val="18"/>
               </w:rPr>
-              <w:t xml:space="preserve"> 5件</w:t>
+              <w:t xml:space="preserve"> 7件</w:t>
             </w:r>
           </w:p>
         </w:tc>
@@ -3411,7 +3411,7 @@
                 <w:sz w:val="20"/>
                 <w:szCs w:val="20"/>
               </w:rPr>
-              <w:t xml:space="preserve">1.6%</w:t>
+              <w:t xml:space="preserve">1.5%</w:t>
             </w:r>
           </w:p>
         </w:tc>
@@ -3555,7 +3555,7 @@
                 <w:sz w:val="20"/>
                 <w:szCs w:val="20"/>
               </w:rPr>
-              <w:t xml:space="preserve">1.6%</w:t>
+              <w:t xml:space="preserve">1.5%</w:t>
             </w:r>
           </w:p>
         </w:tc>
@@ -3700,7 +3700,7 @@
                 <w:sz w:val="20"/>
                 <w:szCs w:val="20"/>
               </w:rPr>
-              <w:t xml:space="preserve">5.5%</w:t>
+              <w:t xml:space="preserve">5.3%</w:t>
             </w:r>
           </w:p>
         </w:tc>
@@ -3814,7 +3814,7 @@
                 <w:sz w:val="24"/>
                 <w:szCs w:val="24"/>
               </w:rPr>
-              <w:t xml:space="preserve">102件（79.7%）</w:t>
+              <w:t xml:space="preserve">103件（78.6%）</w:t>
             </w:r>
           </w:p>
         </w:tc>
@@ -3865,7 +3865,7 @@
                 <w:sz w:val="24"/>
                 <w:szCs w:val="24"/>
               </w:rPr>
-              <w:t xml:space="preserve">17件（13.3%）</w:t>
+              <w:t xml:space="preserve">19件（14.5%）</w:t>
             </w:r>
           </w:p>
         </w:tc>
@@ -3916,7 +3916,7 @@
                 <w:sz w:val="24"/>
                 <w:szCs w:val="24"/>
               </w:rPr>
-              <w:t xml:space="preserve">9件（7.0%）</w:t>
+              <w:t xml:space="preserve">9件（6.9%）</w:t>
             </w:r>
           </w:p>
         </w:tc>
@@ -4190,7 +4190,7 @@
                 <w:sz w:val="20"/>
                 <w:szCs w:val="20"/>
               </w:rPr>
-              <w:t xml:space="preserve">「六本木駅から近い立地で良かったです」「Everything was fine clean room staff were amazing great l...」</w:t>
+              <w:t xml:space="preserve">「立地が良いので付近に来ればまた利用します」「六本木駅から近い立地で良かったです」</w:t>
             </w:r>
           </w:p>
         </w:tc>
@@ -4294,7 +4294,7 @@
                 <w:sz w:val="20"/>
                 <w:szCs w:val="20"/>
               </w:rPr>
-              <w:t xml:space="preserve">「Everything was fine clean room staff were amazing great l...」「完全不親切に気分が悪い」</w:t>
+              <w:t xml:space="preserve">「방이 넓고 위치가 좋음 직원 대응이 별로임 従業員の対応はあまりありません」「従業員さんの接客は良いです」</w:t>
             </w:r>
           </w:p>
         </w:tc>
@@ -4612,7 +4612,7 @@
                 <w:sz w:val="20"/>
                 <w:szCs w:val="20"/>
               </w:rPr>
-              <w:t xml:space="preserve">「Everything was fine clean room staff were amazing great l...」「The Thai breakfast was a pleasant surprise」</w:t>
+              <w:t xml:space="preserve">「タイ料理のバイキング朝食、期待しましたが品数が少なく、すべてタイ系ではなく、ただ、小鉢のトムヤクンラーメンとグリー...」「Everything was fine clean room staff were amazing great l...」</w:t>
             </w:r>
           </w:p>
         </w:tc>
@@ -4756,7 +4756,7 @@
           <w:sz w:val="21"/>
           <w:szCs w:val="21"/>
         </w:rPr>
-        <w:t xml:space="preserve">口コミの多数で「立地・アクセス」に関するポジティブな言及が見られ、コンフォートイン六本木の最大の差別化要因となっています。六本木駅から近い立地で良かったですといった声が多数寄せられています。</w:t>
+        <w:t xml:space="preserve">口コミの多数で「立地・アクセス」に関するポジティブな言及が見られ、コンフォートイン六本木の最大の差別化要因となっています。立地が良いので付近に来ればまた利用しますといった声が多数寄せられています。</w:t>
       </w:r>
     </w:p>
     <w:p>
@@ -4775,7 +4775,7 @@
           <w:sz w:val="21"/>
           <w:szCs w:val="21"/>
         </w:rPr>
-        <w:t xml:space="preserve">六本木駅から近い立地で良かったです</w:t>
+        <w:t xml:space="preserve">立地が良いので付近に来ればまた利用します</w:t>
       </w:r>
     </w:p>
     <w:p>
@@ -4794,7 +4794,7 @@
           <w:sz w:val="21"/>
           <w:szCs w:val="21"/>
         </w:rPr>
-        <w:t xml:space="preserve">Everything was fine clean room staff were amazing great l...</w:t>
+        <w:t xml:space="preserve">六本木駅から近い立地で良かったです</w:t>
       </w:r>
     </w:p>
     <w:p>
@@ -4813,7 +4813,7 @@
           <w:sz w:val="21"/>
           <w:szCs w:val="21"/>
         </w:rPr>
-        <w:t xml:space="preserve">駅からも近く部屋はベッド４つで添い寝も問題なくゆったりとした部屋で大満足</w:t>
+        <w:t xml:space="preserve">Everything was fine clean room staff were amazing great l...</w:t>
       </w:r>
     </w:p>
     <w:p>
@@ -4850,7 +4850,7 @@
           <w:sz w:val="21"/>
           <w:szCs w:val="21"/>
         </w:rPr>
-        <w:t xml:space="preserve">スタッフの対応に関するポジティブな評価も多く寄せられています。「Everything was fine clean room staff were amazing great l...」といったコメントが見られます。</w:t>
+        <w:t xml:space="preserve">スタッフの対応に関するポジティブな評価も多く寄せられています。「방이 넓고 위치가 좋음 직원 대응이 별로임 従業員の対応はあまりありません」といったコメントが見られます。</w:t>
       </w:r>
     </w:p>
     <w:p>
@@ -7047,7 +7047,7 @@
                 <w:sz w:val="20"/>
                 <w:szCs w:val="20"/>
               </w:rPr>
-              <w:t xml:space="preserve">8.23点</w:t>
+              <w:t xml:space="preserve">8.19点</w:t>
             </w:r>
           </w:p>
         </w:tc>
@@ -7187,7 +7187,7 @@
                 <w:sz w:val="20"/>
                 <w:szCs w:val="20"/>
               </w:rPr>
-              <w:t xml:space="preserve">79.7%</w:t>
+              <w:t xml:space="preserve">78.6%</w:t>
             </w:r>
           </w:p>
         </w:tc>
@@ -7222,7 +7222,7 @@
                 <w:sz w:val="20"/>
                 <w:szCs w:val="20"/>
               </w:rPr>
-              <w:t xml:space="preserve">85%以上</w:t>
+              <w:t xml:space="preserve">84%以上</w:t>
             </w:r>
           </w:p>
         </w:tc>
@@ -7327,7 +7327,7 @@
                 <w:sz w:val="20"/>
                 <w:szCs w:val="20"/>
               </w:rPr>
-              <w:t xml:space="preserve">7.0%</w:t>
+              <w:t xml:space="preserve">6.9%</w:t>
             </w:r>
           </w:p>
         </w:tc>
@@ -8110,7 +8110,7 @@
           <w:sz w:val="22"/>
           <w:szCs w:val="22"/>
         </w:rPr>
-        <w:t xml:space="preserve">[6] Agoda / 5点 / 2026-03-22</w:t>
+        <w:t xml:space="preserve">[6] Booking.com / 6点 / 2026-03-27</w:t>
       </w:r>
     </w:p>
     <w:p>
@@ -8125,7 +8125,33 @@
           <w:sz w:val="21"/>
           <w:szCs w:val="21"/>
         </w:rPr>
-        <w:t xml:space="preserve">立地は良いが部屋は狭く、外国人観光客も多いからか壁紙等も綺麗ではない。自分は狭い部屋に追いやられたのかと思ってしまうくらい部屋は狭いです。</w:t>
+        <w:t xml:space="preserve">방이 넓고 위치가 좋음</w:t>
+      </w:r>
+    </w:p>
+    <w:p>
+      <w:pPr>
+        <w:spacing w:after="120" w:line="320"/>
+        <w:jc w:val="left"/>
+      </w:pPr>
+      <w:r>
+        <w:rPr>
+          <w:rFonts w:ascii="Arial" w:cs="Arial" w:eastAsia="Arial" w:hAnsi="Arial"/>
+          <w:b/>
+          <w:bCs/>
+          <w:color w:val="C0392B"/>
+          <w:sz w:val="21"/>
+          <w:szCs w:val="21"/>
+        </w:rPr>
+        <w:t xml:space="preserve">【改善点】</w:t>
+      </w:r>
+      <w:r>
+        <w:rPr>
+          <w:rFonts w:ascii="Arial" w:cs="Arial" w:eastAsia="Arial" w:hAnsi="Arial"/>
+          <w:color w:val="333333"/>
+          <w:sz w:val="21"/>
+          <w:szCs w:val="21"/>
+        </w:rPr>
+        <w:t xml:space="preserve">従業員の対応はあまりありません</w:t>
       </w:r>
     </w:p>
     <w:p>
@@ -8146,7 +8172,79 @@
           <w:sz w:val="22"/>
           <w:szCs w:val="22"/>
         </w:rPr>
-        <w:t xml:space="preserve">[7] Booking.com / 6点 / 2026-03-20</w:t>
+        <w:t xml:space="preserve">[7] 楽天トラベル / 6点 / 2026-03-27</w:t>
+      </w:r>
+    </w:p>
+    <w:p>
+      <w:pPr>
+        <w:spacing w:after="120" w:line="320"/>
+        <w:jc w:val="left"/>
+      </w:pPr>
+      <w:r>
+        <w:rPr>
+          <w:rFonts w:ascii="Arial" w:cs="Arial" w:eastAsia="Arial" w:hAnsi="Arial"/>
+          <w:color w:val="333333"/>
+          <w:sz w:val="21"/>
+          <w:szCs w:val="21"/>
+        </w:rPr>
+        <w:t xml:space="preserve">すべて普通です！ 従業員さんの接客は良いです！ タイ料理のバイキング朝食、期待しましたが品数が少なく、すべてタイ系ではなく、ただ、小鉢のトムヤクンラーメンとグリーンカレーは美味しかったですよ！ 立地が良いので付近に来ればまた利用します！</w:t>
+      </w:r>
+    </w:p>
+    <w:p>
+      <w:pPr>
+        <w:spacing w:after="60"/>
+      </w:pPr>
+    </w:p>
+    <w:p>
+      <w:pPr>
+        <w:spacing w:after="120" w:before="200"/>
+      </w:pPr>
+      <w:r>
+        <w:rPr>
+          <w:rFonts w:ascii="Arial" w:cs="Arial" w:eastAsia="Arial" w:hAnsi="Arial"/>
+          <w:b/>
+          <w:bCs/>
+          <w:color w:val="1B3A5C"/>
+          <w:sz w:val="22"/>
+          <w:szCs w:val="22"/>
+        </w:rPr>
+        <w:t xml:space="preserve">[8] Agoda / 5点 / 2026-03-22</w:t>
+      </w:r>
+    </w:p>
+    <w:p>
+      <w:pPr>
+        <w:spacing w:after="120" w:line="320"/>
+        <w:jc w:val="left"/>
+      </w:pPr>
+      <w:r>
+        <w:rPr>
+          <w:rFonts w:ascii="Arial" w:cs="Arial" w:eastAsia="Arial" w:hAnsi="Arial"/>
+          <w:color w:val="333333"/>
+          <w:sz w:val="21"/>
+          <w:szCs w:val="21"/>
+        </w:rPr>
+        <w:t xml:space="preserve">立地は良いが部屋は狭く、外国人観光客も多いからか壁紙等も綺麗ではない。自分は狭い部屋に追いやられたのかと思ってしまうくらい部屋は狭いです。</w:t>
+      </w:r>
+    </w:p>
+    <w:p>
+      <w:pPr>
+        <w:spacing w:after="60"/>
+      </w:pPr>
+    </w:p>
+    <w:p>
+      <w:pPr>
+        <w:spacing w:after="120" w:before="200"/>
+      </w:pPr>
+      <w:r>
+        <w:rPr>
+          <w:rFonts w:ascii="Arial" w:cs="Arial" w:eastAsia="Arial" w:hAnsi="Arial"/>
+          <w:b/>
+          <w:bCs/>
+          <w:color w:val="1B3A5C"/>
+          <w:sz w:val="22"/>
+          <w:szCs w:val="22"/>
+        </w:rPr>
+        <w:t xml:space="preserve">[9] Booking.com / 6点 / 2026-03-20</w:t>
       </w:r>
     </w:p>
     <w:p>
@@ -8208,7 +8306,7 @@
           <w:sz w:val="22"/>
           <w:szCs w:val="22"/>
         </w:rPr>
-        <w:t xml:space="preserve">[8] Booking.com / 6点 / 2026-03-16</w:t>
+        <w:t xml:space="preserve">[10] Booking.com / 6点 / 2026-03-16</w:t>
       </w:r>
     </w:p>
     <w:p>
@@ -8250,130 +8348,6 @@
           <w:szCs w:val="21"/>
         </w:rPr>
         <w:t xml:space="preserve">洗面ボール中のカビ</w:t>
-      </w:r>
-    </w:p>
-    <w:p>
-      <w:pPr>
-        <w:spacing w:after="60"/>
-      </w:pPr>
-    </w:p>
-    <w:p>
-      <w:pPr>
-        <w:spacing w:after="120" w:before="200"/>
-      </w:pPr>
-      <w:r>
-        <w:rPr>
-          <w:rFonts w:ascii="Arial" w:cs="Arial" w:eastAsia="Arial" w:hAnsi="Arial"/>
-          <w:b/>
-          <w:bCs/>
-          <w:color w:val="1B3A5C"/>
-          <w:sz w:val="22"/>
-          <w:szCs w:val="22"/>
-        </w:rPr>
-        <w:t xml:space="preserve">[9] Agoda / 6点 / 2026-03-16</w:t>
-      </w:r>
-    </w:p>
-    <w:p>
-      <w:pPr>
-        <w:spacing w:after="120" w:line="320"/>
-        <w:jc w:val="left"/>
-      </w:pPr>
-      <w:r>
-        <w:rPr>
-          <w:rFonts w:ascii="Arial" w:cs="Arial" w:eastAsia="Arial" w:hAnsi="Arial"/>
-          <w:color w:val="333333"/>
-          <w:sz w:val="21"/>
-          <w:szCs w:val="21"/>
-        </w:rPr>
-        <w:t xml:space="preserve">スタッフの対応</w:t>
-      </w:r>
-    </w:p>
-    <w:p>
-      <w:pPr>
-        <w:spacing w:after="120" w:line="320"/>
-        <w:jc w:val="left"/>
-      </w:pPr>
-      <w:r>
-        <w:rPr>
-          <w:rFonts w:ascii="Arial" w:cs="Arial" w:eastAsia="Arial" w:hAnsi="Arial"/>
-          <w:b/>
-          <w:bCs/>
-          <w:color w:val="C0392B"/>
-          <w:sz w:val="21"/>
-          <w:szCs w:val="21"/>
-        </w:rPr>
-        <w:t xml:space="preserve">【改善点】</w:t>
-      </w:r>
-      <w:r>
-        <w:rPr>
-          <w:rFonts w:ascii="Arial" w:cs="Arial" w:eastAsia="Arial" w:hAnsi="Arial"/>
-          <w:color w:val="333333"/>
-          <w:sz w:val="21"/>
-          <w:szCs w:val="21"/>
-        </w:rPr>
-        <w:t xml:space="preserve">洗面ボール中のカビ</w:t>
-      </w:r>
-    </w:p>
-    <w:p>
-      <w:pPr>
-        <w:spacing w:after="60"/>
-      </w:pPr>
-    </w:p>
-    <w:p>
-      <w:pPr>
-        <w:spacing w:after="120" w:before="200"/>
-      </w:pPr>
-      <w:r>
-        <w:rPr>
-          <w:rFonts w:ascii="Arial" w:cs="Arial" w:eastAsia="Arial" w:hAnsi="Arial"/>
-          <w:b/>
-          <w:bCs/>
-          <w:color w:val="1B3A5C"/>
-          <w:sz w:val="22"/>
-          <w:szCs w:val="22"/>
-        </w:rPr>
-        <w:t xml:space="preserve">[10] Booking.com / 6点 / 2026-03-14</w:t>
-      </w:r>
-    </w:p>
-    <w:p>
-      <w:pPr>
-        <w:spacing w:after="120" w:line="320"/>
-        <w:jc w:val="left"/>
-      </w:pPr>
-      <w:r>
-        <w:rPr>
-          <w:rFonts w:ascii="Arial" w:cs="Arial" w:eastAsia="Arial" w:hAnsi="Arial"/>
-          <w:color w:val="333333"/>
-          <w:sz w:val="21"/>
-          <w:szCs w:val="21"/>
-        </w:rPr>
-        <w:t xml:space="preserve">The car that we booked to return to the airport didn't appear to have turned up. However the receptionist went out of his way to find where it was. he found the driver sitting in the car at the bac...</w:t>
-      </w:r>
-    </w:p>
-    <w:p>
-      <w:pPr>
-        <w:spacing w:after="120" w:line="320"/>
-        <w:jc w:val="left"/>
-      </w:pPr>
-      <w:r>
-        <w:rPr>
-          <w:rFonts w:ascii="Arial" w:cs="Arial" w:eastAsia="Arial" w:hAnsi="Arial"/>
-          <w:b/>
-          <w:bCs/>
-          <w:color w:val="C0392B"/>
-          <w:sz w:val="21"/>
-          <w:szCs w:val="21"/>
-        </w:rPr>
-        <w:t xml:space="preserve">【改善点】</w:t>
-      </w:r>
-      <w:r>
-        <w:rPr>
-          <w:rFonts w:ascii="Arial" w:cs="Arial" w:eastAsia="Arial" w:hAnsi="Arial"/>
-          <w:color w:val="333333"/>
-          <w:sz w:val="21"/>
-          <w:szCs w:val="21"/>
-        </w:rPr>
-        <w:t xml:space="preserve">最初に割り当てられた部屋はとても狭かった。アップグレードをリクエストしたところ、対応してもらえたが、追加料金が少し高いと感じた。</w:t>
       </w:r>
     </w:p>
     <w:p>
@@ -8438,7 +8412,7 @@
                 <w:sz w:val="21"/>
                 <w:szCs w:val="21"/>
               </w:rPr>
-              <w:t xml:space="preserve">コンフォートイン六本木は、全体平均8.23点（10点換算）、高評価率79.7%という良好な顧客満足度を維持しているホテルです。特に「立地・アクセス」「スタッフの対応」が多くのゲストから高く評価されています。</w:t>
+              <w:t xml:space="preserve">コンフォートイン六本木は、全体平均8.19点（10点換算）、高評価率78.6%という良好な顧客満足度を維持しているホテルです。特に「立地・アクセス」「スタッフの対応」が多くのゲストから高く評価されています。</w:t>
             </w:r>
           </w:p>
           <w:p>

--- a/納品レポート/ホテル別レポート/comfort_roppongi_口コミ分析改善レポート.docx
+++ b/納品レポート/ホテル別レポート/comfort_roppongi_口コミ分析改善レポート.docx
@@ -53,7 +53,7 @@
           <w:sz w:val="24"/>
           <w:szCs w:val="24"/>
         </w:rPr>
-        <w:t xml:space="preserve">2024年1月〜2026年3月　|　総件数 131件　|　2026年3月29日</w:t>
+        <w:t xml:space="preserve">2024年1月〜2026年3月　|　総件数 135件　|　2026年3月29日</w:t>
       </w:r>
     </w:p>
     <w:p>
@@ -84,7 +84,7 @@
           <w:sz w:val="21"/>
           <w:szCs w:val="21"/>
         </w:rPr>
-        <w:t xml:space="preserve">2024年1月〜2026年3月に各OTAサイトに投稿された131件のレビューを分析しました。</w:t>
+        <w:t xml:space="preserve">2024年1月〜2026年3月に各OTAサイトに投稿された135件のレビューを分析しました。</w:t>
       </w:r>
     </w:p>
     <w:p>
@@ -177,7 +177,7 @@
                 <w:szCs w:val="20"/>
               </w:rPr>
               <w:t xml:space="preserve">高評価率
-78.6%</w:t>
+78.5%</w:t>
             </w:r>
           </w:p>
         </w:tc>
@@ -212,7 +212,7 @@
                 <w:szCs w:val="20"/>
               </w:rPr>
               <w:t xml:space="preserve">低評価率
-6.9%</w:t>
+6.7%</w:t>
             </w:r>
           </w:p>
         </w:tc>
@@ -247,7 +247,7 @@
                 <w:szCs w:val="20"/>
               </w:rPr>
               <w:t xml:space="preserve">レビュー総数
-131件</w:t>
+135件</w:t>
             </w:r>
           </w:p>
         </w:tc>
@@ -732,7 +732,7 @@
                 <w:sz w:val="20"/>
                 <w:szCs w:val="20"/>
               </w:rPr>
-              <w:t xml:space="preserve">9</w:t>
+              <w:t xml:space="preserve">11</w:t>
             </w:r>
           </w:p>
         </w:tc>
@@ -767,7 +767,7 @@
                 <w:sz w:val="20"/>
                 <w:szCs w:val="20"/>
               </w:rPr>
-              <w:t xml:space="preserve">9.67/10</w:t>
+              <w:t xml:space="preserve">9.64/10</w:t>
             </w:r>
           </w:p>
         </w:tc>
@@ -802,7 +802,7 @@
                 <w:sz w:val="20"/>
                 <w:szCs w:val="20"/>
               </w:rPr>
-              <w:t xml:space="preserve">9.67</w:t>
+              <w:t xml:space="preserve">9.64</w:t>
             </w:r>
           </w:p>
         </w:tc>
@@ -909,7 +909,7 @@
                 <w:sz w:val="20"/>
                 <w:szCs w:val="20"/>
               </w:rPr>
-              <w:t xml:space="preserve">17</w:t>
+              <w:t xml:space="preserve">15</w:t>
             </w:r>
           </w:p>
         </w:tc>
@@ -944,7 +944,7 @@
                 <w:sz w:val="20"/>
                 <w:szCs w:val="20"/>
               </w:rPr>
-              <w:t xml:space="preserve">4.24/5</w:t>
+              <w:t xml:space="preserve">4.20/5</w:t>
             </w:r>
           </w:p>
         </w:tc>
@@ -979,7 +979,7 @@
                 <w:sz w:val="20"/>
                 <w:szCs w:val="20"/>
               </w:rPr>
-              <w:t xml:space="preserve">8.47</w:t>
+              <w:t xml:space="preserve">8.40</w:t>
             </w:r>
           </w:p>
         </w:tc>
@@ -1086,7 +1086,7 @@
                 <w:sz w:val="20"/>
                 <w:szCs w:val="20"/>
               </w:rPr>
-              <w:t xml:space="preserve">65</w:t>
+              <w:t xml:space="preserve">67</w:t>
             </w:r>
           </w:p>
         </w:tc>
@@ -1121,7 +1121,7 @@
                 <w:sz w:val="20"/>
                 <w:szCs w:val="20"/>
               </w:rPr>
-              <w:t xml:space="preserve">8.20/10</w:t>
+              <w:t xml:space="preserve">8.21/10</w:t>
             </w:r>
           </w:p>
         </w:tc>
@@ -1156,7 +1156,7 @@
                 <w:sz w:val="20"/>
                 <w:szCs w:val="20"/>
               </w:rPr>
-              <w:t xml:space="preserve">8.20</w:t>
+              <w:t xml:space="preserve">8.21</w:t>
             </w:r>
           </w:p>
         </w:tc>
@@ -1263,7 +1263,7 @@
                 <w:sz w:val="20"/>
                 <w:szCs w:val="20"/>
               </w:rPr>
-              <w:t xml:space="preserve">34</w:t>
+              <w:t xml:space="preserve">36</w:t>
             </w:r>
           </w:p>
         </w:tc>
@@ -1298,7 +1298,7 @@
                 <w:sz w:val="20"/>
                 <w:szCs w:val="20"/>
               </w:rPr>
-              <w:t xml:space="preserve">3.85/5</w:t>
+              <w:t xml:space="preserve">3.83/5</w:t>
             </w:r>
           </w:p>
         </w:tc>
@@ -1333,7 +1333,7 @@
                 <w:sz w:val="20"/>
                 <w:szCs w:val="20"/>
               </w:rPr>
-              <w:t xml:space="preserve">7.71</w:t>
+              <w:t xml:space="preserve">7.67</w:t>
             </w:r>
           </w:p>
         </w:tc>
@@ -1764,7 +1764,7 @@
                 <w:sz w:val="20"/>
                 <w:szCs w:val="20"/>
               </w:rPr>
-              <w:t xml:space="preserve">44</w:t>
+              <w:t xml:space="preserve">45</w:t>
             </w:r>
           </w:p>
         </w:tc>
@@ -1799,7 +1799,7 @@
                 <w:sz w:val="20"/>
                 <w:szCs w:val="20"/>
               </w:rPr>
-              <w:t xml:space="preserve">33.6%</w:t>
+              <w:t xml:space="preserve">33.3%</w:t>
             </w:r>
           </w:p>
         </w:tc>
@@ -1871,7 +1871,7 @@
                 <w:sz w:val="20"/>
                 <w:szCs w:val="20"/>
               </w:rPr>
-              <w:t xml:space="preserve">17</w:t>
+              <w:t xml:space="preserve">18</w:t>
             </w:r>
           </w:p>
         </w:tc>
@@ -1906,7 +1906,7 @@
                 <w:sz w:val="20"/>
                 <w:szCs w:val="20"/>
               </w:rPr>
-              <w:t xml:space="preserve">13.0%</w:t>
+              <w:t xml:space="preserve">13.3%</w:t>
             </w:r>
           </w:p>
         </w:tc>
@@ -1978,7 +1978,7 @@
                 <w:sz w:val="20"/>
                 <w:szCs w:val="20"/>
               </w:rPr>
-              <w:t xml:space="preserve">42</w:t>
+              <w:t xml:space="preserve">43</w:t>
             </w:r>
           </w:p>
         </w:tc>
@@ -2013,7 +2013,7 @@
                 <w:sz w:val="20"/>
                 <w:szCs w:val="20"/>
               </w:rPr>
-              <w:t xml:space="preserve">32.1%</w:t>
+              <w:t xml:space="preserve">31.9%</w:t>
             </w:r>
           </w:p>
         </w:tc>
@@ -2085,7 +2085,7 @@
                 <w:sz w:val="20"/>
                 <w:szCs w:val="20"/>
               </w:rPr>
-              <w:t xml:space="preserve">10</w:t>
+              <w:t xml:space="preserve">9</w:t>
             </w:r>
           </w:p>
         </w:tc>
@@ -2120,7 +2120,7 @@
                 <w:sz w:val="20"/>
                 <w:szCs w:val="20"/>
               </w:rPr>
-              <w:t xml:space="preserve">7.6%</w:t>
+              <w:t xml:space="preserve">6.7%</w:t>
             </w:r>
           </w:p>
         </w:tc>
@@ -2192,7 +2192,7 @@
                 <w:sz w:val="20"/>
                 <w:szCs w:val="20"/>
               </w:rPr>
-              <w:t xml:space="preserve">7</w:t>
+              <w:t xml:space="preserve">9</w:t>
             </w:r>
           </w:p>
         </w:tc>
@@ -2227,7 +2227,7 @@
                 <w:sz w:val="20"/>
                 <w:szCs w:val="20"/>
               </w:rPr>
-              <w:t xml:space="preserve">5.3%</w:t>
+              <w:t xml:space="preserve">6.7%</w:t>
             </w:r>
           </w:p>
         </w:tc>
@@ -2548,7 +2548,7 @@
                 <w:sz w:val="20"/>
                 <w:szCs w:val="20"/>
               </w:rPr>
-              <w:t xml:space="preserve">5.3%</w:t>
+              <w:t xml:space="preserve">5.2%</w:t>
             </w:r>
           </w:p>
         </w:tc>
@@ -2784,7 +2784,7 @@
                 <w:sz w:val="20"/>
                 <w:szCs w:val="20"/>
               </w:rPr>
-              <w:t xml:space="preserve">103</w:t>
+              <w:t xml:space="preserve">106</w:t>
             </w:r>
           </w:p>
         </w:tc>
@@ -2818,7 +2818,7 @@
                 <w:sz w:val="20"/>
                 <w:szCs w:val="20"/>
               </w:rPr>
-              <w:t xml:space="preserve">78.6%</w:t>
+              <w:t xml:space="preserve">78.5%</w:t>
             </w:r>
           </w:p>
         </w:tc>
@@ -2924,7 +2924,7 @@
                 <w:sz w:val="20"/>
                 <w:szCs w:val="20"/>
               </w:rPr>
-              <w:t xml:space="preserve">19</w:t>
+              <w:t xml:space="preserve">20</w:t>
             </w:r>
           </w:p>
         </w:tc>
@@ -2959,7 +2959,7 @@
                 <w:sz w:val="20"/>
                 <w:szCs w:val="20"/>
               </w:rPr>
-              <w:t xml:space="preserve">14.5%</w:t>
+              <w:t xml:space="preserve">14.8%</w:t>
             </w:r>
           </w:p>
         </w:tc>
@@ -3098,7 +3098,7 @@
                 <w:sz w:val="20"/>
                 <w:szCs w:val="20"/>
               </w:rPr>
-              <w:t xml:space="preserve">6.9%</w:t>
+              <w:t xml:space="preserve">6.7%</w:t>
             </w:r>
           </w:p>
         </w:tc>
@@ -3712,7 +3712,7 @@
                 <w:sz w:val="20"/>
                 <w:szCs w:val="20"/>
               </w:rPr>
-              <w:t xml:space="preserve">78.6%</w:t>
+              <w:t xml:space="preserve">78.5%</w:t>
             </w:r>
           </w:p>
         </w:tc>
@@ -3747,7 +3747,7 @@
                 <w:sz w:val="20"/>
                 <w:szCs w:val="20"/>
               </w:rPr>
-              <w:t xml:space="preserve">83.6%</w:t>
+              <w:t xml:space="preserve">83.5%</w:t>
             </w:r>
           </w:p>
         </w:tc>
@@ -3852,7 +3852,7 @@
                 <w:sz w:val="20"/>
                 <w:szCs w:val="20"/>
               </w:rPr>
-              <w:t xml:space="preserve">6.9%</w:t>
+              <w:t xml:space="preserve">6.7%</w:t>
             </w:r>
           </w:p>
         </w:tc>
@@ -3886,7 +3886,7 @@
                 <w:sz w:val="20"/>
                 <w:szCs w:val="20"/>
               </w:rPr>
-              <w:t xml:space="preserve">4.9%</w:t>
+              <w:t xml:space="preserve">4.7%</w:t>
             </w:r>
           </w:p>
         </w:tc>
@@ -3963,7 +3963,7 @@
           <w:sz w:val="21"/>
           <w:szCs w:val="21"/>
         </w:rPr>
-        <w:t xml:space="preserve">コンフォートイン六本木は全体平均8.19点（10pt換算）、高評価率78.6%を記録しています。引き続き強みを活かしつつ、低評価レビューに示された課題への対応を継続することで、さらなる顧客満足度向上が期待できます。</w:t>
+        <w:t xml:space="preserve">コンフォートイン六本木は全体平均8.19点（10pt換算）、高評価率78.5%を記録しています。引き続き強みを活かしつつ、低評価レビューに示された課題への対応を継続することで、さらなる顧客満足度向上が期待できます。</w:t>
       </w:r>
     </w:p>
     <w:p>

--- a/納品レポート/ホテル別レポート/comfort_roppongi_口コミ分析改善レポート.docx
+++ b/納品レポート/ホテル別レポート/comfort_roppongi_口コミ分析改善レポート.docx
@@ -53,7 +53,7 @@
           <w:sz w:val="24"/>
           <w:szCs w:val="24"/>
         </w:rPr>
-        <w:t xml:space="preserve">2024年1月〜2026年3月　|　総件数 135件　|　2026年3月29日</w:t>
+        <w:t xml:space="preserve">2024年1月〜2026年3月　|　総件数 137件　|　2026年3月29日</w:t>
       </w:r>
     </w:p>
     <w:p>
@@ -84,7 +84,7 @@
           <w:sz w:val="21"/>
           <w:szCs w:val="21"/>
         </w:rPr>
-        <w:t xml:space="preserve">2024年1月〜2026年3月に各OTAサイトに投稿された135件のレビューを分析しました。</w:t>
+        <w:t xml:space="preserve">2024年1月〜2026年3月に各OTAサイトに投稿された137件のレビューを分析しました。</w:t>
       </w:r>
     </w:p>
     <w:p>
@@ -142,7 +142,7 @@
                 <w:szCs w:val="20"/>
               </w:rPr>
               <w:t xml:space="preserve">全体平均
-8.19点</w:t>
+8.14点</w:t>
             </w:r>
           </w:p>
         </w:tc>
@@ -177,7 +177,7 @@
                 <w:szCs w:val="20"/>
               </w:rPr>
               <w:t xml:space="preserve">高評価率
-78.5%</w:t>
+77.4%</w:t>
             </w:r>
           </w:p>
         </w:tc>
@@ -212,7 +212,7 @@
                 <w:szCs w:val="20"/>
               </w:rPr>
               <w:t xml:space="preserve">低評価率
-6.7%</w:t>
+7.3%</w:t>
             </w:r>
           </w:p>
         </w:tc>
@@ -247,7 +247,7 @@
                 <w:szCs w:val="20"/>
               </w:rPr>
               <w:t xml:space="preserve">レビュー総数
-135件</w:t>
+137件</w:t>
             </w:r>
           </w:p>
         </w:tc>
@@ -909,7 +909,7 @@
                 <w:sz w:val="20"/>
                 <w:szCs w:val="20"/>
               </w:rPr>
-              <w:t xml:space="preserve">15</w:t>
+              <w:t xml:space="preserve">16</w:t>
             </w:r>
           </w:p>
         </w:tc>
@@ -944,7 +944,7 @@
                 <w:sz w:val="20"/>
                 <w:szCs w:val="20"/>
               </w:rPr>
-              <w:t xml:space="preserve">4.20/5</w:t>
+              <w:t xml:space="preserve">4.25/5</w:t>
             </w:r>
           </w:p>
         </w:tc>
@@ -979,7 +979,7 @@
                 <w:sz w:val="20"/>
                 <w:szCs w:val="20"/>
               </w:rPr>
-              <w:t xml:space="preserve">8.40</w:t>
+              <w:t xml:space="preserve">8.50</w:t>
             </w:r>
           </w:p>
         </w:tc>
@@ -1121,7 +1121,7 @@
                 <w:sz w:val="20"/>
                 <w:szCs w:val="20"/>
               </w:rPr>
-              <w:t xml:space="preserve">8.21/10</w:t>
+              <w:t xml:space="preserve">8.18/10</w:t>
             </w:r>
           </w:p>
         </w:tc>
@@ -1156,7 +1156,7 @@
                 <w:sz w:val="20"/>
                 <w:szCs w:val="20"/>
               </w:rPr>
-              <w:t xml:space="preserve">8.21</w:t>
+              <w:t xml:space="preserve">8.18</w:t>
             </w:r>
           </w:p>
         </w:tc>
@@ -1263,7 +1263,7 @@
                 <w:sz w:val="20"/>
                 <w:szCs w:val="20"/>
               </w:rPr>
-              <w:t xml:space="preserve">36</w:t>
+              <w:t xml:space="preserve">37</w:t>
             </w:r>
           </w:p>
         </w:tc>
@@ -1298,7 +1298,7 @@
                 <w:sz w:val="20"/>
                 <w:szCs w:val="20"/>
               </w:rPr>
-              <w:t xml:space="preserve">3.83/5</w:t>
+              <w:t xml:space="preserve">3.76/5</w:t>
             </w:r>
           </w:p>
         </w:tc>
@@ -1333,7 +1333,7 @@
                 <w:sz w:val="20"/>
                 <w:szCs w:val="20"/>
               </w:rPr>
-              <w:t xml:space="preserve">7.67</w:t>
+              <w:t xml:space="preserve">7.51</w:t>
             </w:r>
           </w:p>
         </w:tc>
@@ -1764,7 +1764,7 @@
                 <w:sz w:val="20"/>
                 <w:szCs w:val="20"/>
               </w:rPr>
-              <w:t xml:space="preserve">45</w:t>
+              <w:t xml:space="preserve">46</w:t>
             </w:r>
           </w:p>
         </w:tc>
@@ -1799,7 +1799,7 @@
                 <w:sz w:val="20"/>
                 <w:szCs w:val="20"/>
               </w:rPr>
-              <w:t xml:space="preserve">33.3%</w:t>
+              <w:t xml:space="preserve">33.6%</w:t>
             </w:r>
           </w:p>
         </w:tc>
@@ -1871,7 +1871,7 @@
                 <w:sz w:val="20"/>
                 <w:szCs w:val="20"/>
               </w:rPr>
-              <w:t xml:space="preserve">18</w:t>
+              <w:t xml:space="preserve">17</w:t>
             </w:r>
           </w:p>
         </w:tc>
@@ -1906,7 +1906,7 @@
                 <w:sz w:val="20"/>
                 <w:szCs w:val="20"/>
               </w:rPr>
-              <w:t xml:space="preserve">13.3%</w:t>
+              <w:t xml:space="preserve">12.4%</w:t>
             </w:r>
           </w:p>
         </w:tc>
@@ -2013,7 +2013,7 @@
                 <w:sz w:val="20"/>
                 <w:szCs w:val="20"/>
               </w:rPr>
-              <w:t xml:space="preserve">31.9%</w:t>
+              <w:t xml:space="preserve">31.4%</w:t>
             </w:r>
           </w:p>
         </w:tc>
@@ -2085,7 +2085,7 @@
                 <w:sz w:val="20"/>
                 <w:szCs w:val="20"/>
               </w:rPr>
-              <w:t xml:space="preserve">9</w:t>
+              <w:t xml:space="preserve">10</w:t>
             </w:r>
           </w:p>
         </w:tc>
@@ -2120,7 +2120,7 @@
                 <w:sz w:val="20"/>
                 <w:szCs w:val="20"/>
               </w:rPr>
-              <w:t xml:space="preserve">6.7%</w:t>
+              <w:t xml:space="preserve">7.3%</w:t>
             </w:r>
           </w:p>
         </w:tc>
@@ -2227,7 +2227,7 @@
                 <w:sz w:val="20"/>
                 <w:szCs w:val="20"/>
               </w:rPr>
-              <w:t xml:space="preserve">6.7%</w:t>
+              <w:t xml:space="preserve">6.6%</w:t>
             </w:r>
           </w:p>
         </w:tc>
@@ -2513,7 +2513,7 @@
                 <w:sz w:val="20"/>
                 <w:szCs w:val="20"/>
               </w:rPr>
-              <w:t xml:space="preserve">7</w:t>
+              <w:t xml:space="preserve">8</w:t>
             </w:r>
           </w:p>
         </w:tc>
@@ -2548,7 +2548,7 @@
                 <w:sz w:val="20"/>
                 <w:szCs w:val="20"/>
               </w:rPr>
-              <w:t xml:space="preserve">5.2%</w:t>
+              <w:t xml:space="preserve">5.8%</w:t>
             </w:r>
           </w:p>
         </w:tc>
@@ -2818,7 +2818,7 @@
                 <w:sz w:val="20"/>
                 <w:szCs w:val="20"/>
               </w:rPr>
-              <w:t xml:space="preserve">78.5%</w:t>
+              <w:t xml:space="preserve">77.4%</w:t>
             </w:r>
           </w:p>
         </w:tc>
@@ -2924,7 +2924,7 @@
                 <w:sz w:val="20"/>
                 <w:szCs w:val="20"/>
               </w:rPr>
-              <w:t xml:space="preserve">20</w:t>
+              <w:t xml:space="preserve">21</w:t>
             </w:r>
           </w:p>
         </w:tc>
@@ -2959,7 +2959,7 @@
                 <w:sz w:val="20"/>
                 <w:szCs w:val="20"/>
               </w:rPr>
-              <w:t xml:space="preserve">14.8%</w:t>
+              <w:t xml:space="preserve">15.3%</w:t>
             </w:r>
           </w:p>
         </w:tc>
@@ -3064,7 +3064,7 @@
                 <w:sz w:val="20"/>
                 <w:szCs w:val="20"/>
               </w:rPr>
-              <w:t xml:space="preserve">9</w:t>
+              <w:t xml:space="preserve">10</w:t>
             </w:r>
           </w:p>
         </w:tc>
@@ -3098,7 +3098,7 @@
                 <w:sz w:val="20"/>
                 <w:szCs w:val="20"/>
               </w:rPr>
-              <w:t xml:space="preserve">6.7%</w:t>
+              <w:t xml:space="preserve">7.3%</w:t>
             </w:r>
           </w:p>
         </w:tc>
@@ -3572,7 +3572,7 @@
                 <w:sz w:val="20"/>
                 <w:szCs w:val="20"/>
               </w:rPr>
-              <w:t xml:space="preserve">8.19点</w:t>
+              <w:t xml:space="preserve">8.14点</w:t>
             </w:r>
           </w:p>
         </w:tc>
@@ -3606,7 +3606,7 @@
                 <w:sz w:val="20"/>
                 <w:szCs w:val="20"/>
               </w:rPr>
-              <w:t xml:space="preserve">8.69点</w:t>
+              <w:t xml:space="preserve">8.64点</w:t>
             </w:r>
           </w:p>
         </w:tc>
@@ -3712,7 +3712,7 @@
                 <w:sz w:val="20"/>
                 <w:szCs w:val="20"/>
               </w:rPr>
-              <w:t xml:space="preserve">78.5%</w:t>
+              <w:t xml:space="preserve">77.4%</w:t>
             </w:r>
           </w:p>
         </w:tc>
@@ -3747,7 +3747,7 @@
                 <w:sz w:val="20"/>
                 <w:szCs w:val="20"/>
               </w:rPr>
-              <w:t xml:space="preserve">83.5%</w:t>
+              <w:t xml:space="preserve">82.4%</w:t>
             </w:r>
           </w:p>
         </w:tc>
@@ -3852,7 +3852,7 @@
                 <w:sz w:val="20"/>
                 <w:szCs w:val="20"/>
               </w:rPr>
-              <w:t xml:space="preserve">6.7%</w:t>
+              <w:t xml:space="preserve">7.3%</w:t>
             </w:r>
           </w:p>
         </w:tc>
@@ -3886,7 +3886,7 @@
                 <w:sz w:val="20"/>
                 <w:szCs w:val="20"/>
               </w:rPr>
-              <w:t xml:space="preserve">4.7%</w:t>
+              <w:t xml:space="preserve">5.3%</w:t>
             </w:r>
           </w:p>
         </w:tc>
@@ -3963,7 +3963,7 @@
           <w:sz w:val="21"/>
           <w:szCs w:val="21"/>
         </w:rPr>
-        <w:t xml:space="preserve">コンフォートイン六本木は全体平均8.19点（10pt換算）、高評価率78.5%を記録しています。引き続き強みを活かしつつ、低評価レビューに示された課題への対応を継続することで、さらなる顧客満足度向上が期待できます。</w:t>
+        <w:t xml:space="preserve">コンフォートイン六本木は全体平均8.14点（10pt換算）、高評価率77.4%を記録しています。引き続き強みを活かしつつ、低評価レビューに示された課題への対応を継続することで、さらなる顧客満足度向上が期待できます。</w:t>
       </w:r>
     </w:p>
     <w:p>

--- a/納品レポート/ホテル別レポート/comfort_roppongi_口コミ分析改善レポート.docx
+++ b/納品レポート/ホテル別レポート/comfort_roppongi_口コミ分析改善レポート.docx
@@ -142,7 +142,7 @@
                 <w:szCs w:val="20"/>
               </w:rPr>
               <w:t xml:space="preserve">全体平均
-8.14点</w:t>
+8.15点</w:t>
             </w:r>
           </w:p>
         </w:tc>
@@ -177,7 +177,7 @@
                 <w:szCs w:val="20"/>
               </w:rPr>
               <w:t xml:space="preserve">高評価率
-77.4%</w:t>
+78.1%</w:t>
             </w:r>
           </w:p>
         </w:tc>
@@ -732,7 +732,7 @@
                 <w:sz w:val="20"/>
                 <w:szCs w:val="20"/>
               </w:rPr>
-              <w:t xml:space="preserve">11</w:t>
+              <w:t xml:space="preserve">12</w:t>
             </w:r>
           </w:p>
         </w:tc>
@@ -767,7 +767,7 @@
                 <w:sz w:val="20"/>
                 <w:szCs w:val="20"/>
               </w:rPr>
-              <w:t xml:space="preserve">9.64/10</w:t>
+              <w:t xml:space="preserve">9.58/10</w:t>
             </w:r>
           </w:p>
         </w:tc>
@@ -802,7 +802,7 @@
                 <w:sz w:val="20"/>
                 <w:szCs w:val="20"/>
               </w:rPr>
-              <w:t xml:space="preserve">9.64</w:t>
+              <w:t xml:space="preserve">9.58</w:t>
             </w:r>
           </w:p>
         </w:tc>
@@ -1086,7 +1086,7 @@
                 <w:sz w:val="20"/>
                 <w:szCs w:val="20"/>
               </w:rPr>
-              <w:t xml:space="preserve">67</w:t>
+              <w:t xml:space="preserve">65</w:t>
             </w:r>
           </w:p>
         </w:tc>
@@ -1121,7 +1121,7 @@
                 <w:sz w:val="20"/>
                 <w:szCs w:val="20"/>
               </w:rPr>
-              <w:t xml:space="preserve">8.18/10</w:t>
+              <w:t xml:space="preserve">8.20/10</w:t>
             </w:r>
           </w:p>
         </w:tc>
@@ -1156,7 +1156,7 @@
                 <w:sz w:val="20"/>
                 <w:szCs w:val="20"/>
               </w:rPr>
-              <w:t xml:space="preserve">8.18</w:t>
+              <w:t xml:space="preserve">8.20</w:t>
             </w:r>
           </w:p>
         </w:tc>
@@ -1440,7 +1440,7 @@
                 <w:sz w:val="20"/>
                 <w:szCs w:val="20"/>
               </w:rPr>
-              <w:t xml:space="preserve">5</w:t>
+              <w:t xml:space="preserve">6</w:t>
             </w:r>
           </w:p>
         </w:tc>
@@ -1475,7 +1475,7 @@
                 <w:sz w:val="20"/>
                 <w:szCs w:val="20"/>
               </w:rPr>
-              <w:t xml:space="preserve">7.40/10</w:t>
+              <w:t xml:space="preserve">7.50/10</w:t>
             </w:r>
           </w:p>
         </w:tc>
@@ -1510,7 +1510,7 @@
                 <w:sz w:val="20"/>
                 <w:szCs w:val="20"/>
               </w:rPr>
-              <w:t xml:space="preserve">7.40</w:t>
+              <w:t xml:space="preserve">7.50</w:t>
             </w:r>
           </w:p>
         </w:tc>
@@ -1764,7 +1764,7 @@
                 <w:sz w:val="20"/>
                 <w:szCs w:val="20"/>
               </w:rPr>
-              <w:t xml:space="preserve">46</w:t>
+              <w:t xml:space="preserve">45</w:t>
             </w:r>
           </w:p>
         </w:tc>
@@ -1799,7 +1799,7 @@
                 <w:sz w:val="20"/>
                 <w:szCs w:val="20"/>
               </w:rPr>
-              <w:t xml:space="preserve">33.6%</w:t>
+              <w:t xml:space="preserve">32.8%</w:t>
             </w:r>
           </w:p>
         </w:tc>
@@ -1871,7 +1871,7 @@
                 <w:sz w:val="20"/>
                 <w:szCs w:val="20"/>
               </w:rPr>
-              <w:t xml:space="preserve">17</w:t>
+              <w:t xml:space="preserve">18</w:t>
             </w:r>
           </w:p>
         </w:tc>
@@ -1906,7 +1906,7 @@
                 <w:sz w:val="20"/>
                 <w:szCs w:val="20"/>
               </w:rPr>
-              <w:t xml:space="preserve">12.4%</w:t>
+              <w:t xml:space="preserve">13.1%</w:t>
             </w:r>
           </w:p>
         </w:tc>
@@ -1978,7 +1978,7 @@
                 <w:sz w:val="20"/>
                 <w:szCs w:val="20"/>
               </w:rPr>
-              <w:t xml:space="preserve">43</w:t>
+              <w:t xml:space="preserve">44</w:t>
             </w:r>
           </w:p>
         </w:tc>
@@ -2013,7 +2013,7 @@
                 <w:sz w:val="20"/>
                 <w:szCs w:val="20"/>
               </w:rPr>
-              <w:t xml:space="preserve">31.4%</w:t>
+              <w:t xml:space="preserve">32.1%</w:t>
             </w:r>
           </w:p>
         </w:tc>
@@ -2299,7 +2299,7 @@
                 <w:sz w:val="20"/>
                 <w:szCs w:val="20"/>
               </w:rPr>
-              <w:t xml:space="preserve">2</w:t>
+              <w:t xml:space="preserve">1</w:t>
             </w:r>
           </w:p>
         </w:tc>
@@ -2334,7 +2334,7 @@
                 <w:sz w:val="20"/>
                 <w:szCs w:val="20"/>
               </w:rPr>
-              <w:t xml:space="preserve">1.5%</w:t>
+              <w:t xml:space="preserve">0.7%</w:t>
             </w:r>
           </w:p>
         </w:tc>
@@ -2784,7 +2784,7 @@
                 <w:sz w:val="20"/>
                 <w:szCs w:val="20"/>
               </w:rPr>
-              <w:t xml:space="preserve">106</w:t>
+              <w:t xml:space="preserve">107</w:t>
             </w:r>
           </w:p>
         </w:tc>
@@ -2818,7 +2818,7 @@
                 <w:sz w:val="20"/>
                 <w:szCs w:val="20"/>
               </w:rPr>
-              <w:t xml:space="preserve">77.4%</w:t>
+              <w:t xml:space="preserve">78.1%</w:t>
             </w:r>
           </w:p>
         </w:tc>
@@ -2924,7 +2924,7 @@
                 <w:sz w:val="20"/>
                 <w:szCs w:val="20"/>
               </w:rPr>
-              <w:t xml:space="preserve">21</w:t>
+              <w:t xml:space="preserve">20</w:t>
             </w:r>
           </w:p>
         </w:tc>
@@ -2959,7 +2959,7 @@
                 <w:sz w:val="20"/>
                 <w:szCs w:val="20"/>
               </w:rPr>
-              <w:t xml:space="preserve">15.3%</w:t>
+              <w:t xml:space="preserve">14.6%</w:t>
             </w:r>
           </w:p>
         </w:tc>
@@ -3572,7 +3572,7 @@
                 <w:sz w:val="20"/>
                 <w:szCs w:val="20"/>
               </w:rPr>
-              <w:t xml:space="preserve">8.14点</w:t>
+              <w:t xml:space="preserve">8.15点</w:t>
             </w:r>
           </w:p>
         </w:tc>
@@ -3606,7 +3606,7 @@
                 <w:sz w:val="20"/>
                 <w:szCs w:val="20"/>
               </w:rPr>
-              <w:t xml:space="preserve">8.64点</w:t>
+              <w:t xml:space="preserve">8.65点</w:t>
             </w:r>
           </w:p>
         </w:tc>
@@ -3712,7 +3712,7 @@
                 <w:sz w:val="20"/>
                 <w:szCs w:val="20"/>
               </w:rPr>
-              <w:t xml:space="preserve">77.4%</w:t>
+              <w:t xml:space="preserve">78.1%</w:t>
             </w:r>
           </w:p>
         </w:tc>
@@ -3747,7 +3747,7 @@
                 <w:sz w:val="20"/>
                 <w:szCs w:val="20"/>
               </w:rPr>
-              <w:t xml:space="preserve">82.4%</w:t>
+              <w:t xml:space="preserve">83.1%</w:t>
             </w:r>
           </w:p>
         </w:tc>
@@ -3963,7 +3963,7 @@
           <w:sz w:val="21"/>
           <w:szCs w:val="21"/>
         </w:rPr>
-        <w:t xml:space="preserve">コンフォートイン六本木は全体平均8.14点（10pt換算）、高評価率77.4%を記録しています。引き続き強みを活かしつつ、低評価レビューに示された課題への対応を継続することで、さらなる顧客満足度向上が期待できます。</w:t>
+        <w:t xml:space="preserve">コンフォートイン六本木は全体平均8.15点（10pt換算）、高評価率78.1%を記録しています。引き続き強みを活かしつつ、低評価レビューに示された課題への対応を継続することで、さらなる顧客満足度向上が期待できます。</w:t>
       </w:r>
     </w:p>
     <w:p>

--- a/納品レポート/ホテル別レポート/comfort_roppongi_口コミ分析改善レポート.docx
+++ b/納品レポート/ホテル別レポート/comfort_roppongi_口コミ分析改善レポート.docx
@@ -81,7 +81,7 @@
           <w:sz w:val="22"/>
           <w:szCs w:val="22"/>
         </w:rPr>
-        <w:t xml:space="preserve">分析対象期間：2026年2月〜3月</w:t>
+        <w:t xml:space="preserve">分析対象期間：2026年3月〜4月</w:t>
       </w:r>
     </w:p>
     <w:p>
@@ -96,7 +96,7 @@
           <w:sz w:val="22"/>
           <w:szCs w:val="22"/>
         </w:rPr>
-        <w:t xml:space="preserve">レビュー総数：137件（6サイト）</w:t>
+        <w:t xml:space="preserve">レビュー総数：73件（6サイト）</w:t>
       </w:r>
     </w:p>
     <w:p>
@@ -111,7 +111,7 @@
           <w:sz w:val="20"/>
           <w:szCs w:val="20"/>
         </w:rPr>
-        <w:t xml:space="preserve">対象サイト：じゃらん / Trip.com / 楽天トラベル / Booking.com / Google / Agoda</w:t>
+        <w:t xml:space="preserve">対象サイト：じゃらん / Trip.com / 楽天トラベル / Booking.com / Agoda / Google</w:t>
       </w:r>
     </w:p>
     <w:p>
@@ -131,7 +131,7 @@
           <w:sz w:val="20"/>
           <w:szCs w:val="20"/>
         </w:rPr>
-        <w:t xml:space="preserve">作成日：2026年4月2日</w:t>
+        <w:t xml:space="preserve">作成日：2026年4月5日</w:t>
       </w:r>
     </w:p>
     <w:p>
@@ -189,7 +189,7 @@
           <w:sz w:val="21"/>
           <w:szCs w:val="21"/>
         </w:rPr>
-        <w:t xml:space="preserve">2026年2月〜3月に各OTAサイト・口コミサイトに投稿された137件のレビューを包括的に分析しました。以下が主要な発見事項です。</w:t>
+        <w:t xml:space="preserve">2026年3月〜4月に各OTAサイト・口コミサイトに投稿された73件のレビューを包括的に分析しました。以下が主要な発見事項です。</w:t>
       </w:r>
     </w:p>
     <w:p>
@@ -261,7 +261,7 @@
                 <w:sz w:val="36"/>
                 <w:szCs w:val="36"/>
               </w:rPr>
-              <w:t xml:space="preserve">8.15</w:t>
+              <w:t xml:space="preserve">8.25</w:t>
             </w:r>
           </w:p>
         </w:tc>
@@ -323,7 +323,7 @@
               <w:bottom w:val="none" w:sz="0"/>
               <w:right w:val="single" w:color="DDDDDD" w:sz="1"/>
             </w:tcBorders>
-            <w:shd w:fill="FFF3E0" w:val="clear"/>
+            <w:shd w:fill="E8F5E9" w:val="clear"/>
             <w:tcMar>
               <w:top w:type="dxa" w:w="160"/>
               <w:left w:type="dxa" w:w="200"/>
@@ -355,11 +355,11 @@
                 <w:rFonts w:ascii="Arial" w:cs="Arial" w:eastAsia="Arial" w:hAnsi="Arial"/>
                 <w:b/>
                 <w:bCs/>
-                <w:color w:val="FF9800"/>
+                <w:color w:val="27AE60"/>
                 <w:sz w:val="36"/>
                 <w:szCs w:val="36"/>
               </w:rPr>
-              <w:t xml:space="preserve">7.3%</w:t>
+              <w:t xml:space="preserve">1.4%</w:t>
             </w:r>
           </w:p>
         </w:tc>
@@ -408,7 +408,7 @@
                 <w:sz w:val="36"/>
                 <w:szCs w:val="36"/>
               </w:rPr>
-              <w:t xml:space="preserve">137件</w:t>
+              <w:t xml:space="preserve">73件</w:t>
             </w:r>
           </w:p>
         </w:tc>
@@ -448,7 +448,7 @@
           <w:sz w:val="21"/>
           <w:szCs w:val="21"/>
         </w:rPr>
-        <w:t xml:space="preserve">全体平均スコア8.15点（10点換算）は良好な水準であり、78.1%が高評価（8-10点）に分類されます。低評価（1-4点）は10件（7.3%）で、一定の改善課題があります。じゃらん（10.00点）で特に高い評価を獲得しています。</w:t>
+        <w:t xml:space="preserve">全体平均スコア8.25点（10点換算）は良好な水準であり、78.1%が高評価（8-10点）に分類されます。低評価（1-4点）は1件（1.4%）で、ゲスト満足度は良好です。じゃらん（10.00点）で特に高い評価を獲得しています。</w:t>
       </w:r>
     </w:p>
     <w:p>
@@ -542,7 +542,7 @@
                 <w:sz w:val="20"/>
                 <w:szCs w:val="20"/>
               </w:rPr>
-              <w:t xml:space="preserve">立地・アクセス（50件以上で言及）、スタッフの対応（20件以上で言及）、快適さ・設備（20件以上で言及）</w:t>
+              <w:t xml:space="preserve">立地・アクセス（20件以上で言及）、スタッフの対応（20件以上で言及）、快適さ・設備（20件以上で言及）</w:t>
             </w:r>
           </w:p>
           <w:p>
@@ -567,7 +567,7 @@
                 <w:sz w:val="20"/>
                 <w:szCs w:val="20"/>
               </w:rPr>
-              <w:t xml:space="preserve">エアコン・空調（29件）、浴室・水回り（24件）、部屋の狭さ（18件）、設備の老朽化（11件）</w:t>
+              <w:t xml:space="preserve">エアコン・空調（14件）、部屋の狭さ（10件）、浴室・水回り（10件）、設備の老朽化（5件）</w:t>
             </w:r>
           </w:p>
           <w:p>
@@ -1229,7 +1229,7 @@
                 <w:sz w:val="20"/>
                 <w:szCs w:val="20"/>
               </w:rPr>
-              <w:t xml:space="preserve">12</w:t>
+              <w:t xml:space="preserve">7</w:t>
             </w:r>
           </w:p>
         </w:tc>
@@ -1264,7 +1264,7 @@
                 <w:sz w:val="20"/>
                 <w:szCs w:val="20"/>
               </w:rPr>
-              <w:t xml:space="preserve">9.58</w:t>
+              <w:t xml:space="preserve">9.57</w:t>
             </w:r>
           </w:p>
         </w:tc>
@@ -1334,7 +1334,7 @@
                 <w:sz w:val="20"/>
                 <w:szCs w:val="20"/>
               </w:rPr>
-              <w:t xml:space="preserve">9.58</w:t>
+              <w:t xml:space="preserve">9.57</w:t>
             </w:r>
           </w:p>
         </w:tc>
@@ -1474,7 +1474,7 @@
                 <w:sz w:val="20"/>
                 <w:szCs w:val="20"/>
               </w:rPr>
-              <w:t xml:space="preserve">16</w:t>
+              <w:t xml:space="preserve">10</w:t>
             </w:r>
           </w:p>
         </w:tc>
@@ -1508,7 +1508,7 @@
                 <w:sz w:val="20"/>
                 <w:szCs w:val="20"/>
               </w:rPr>
-              <w:t xml:space="preserve">4.25</w:t>
+              <w:t xml:space="preserve">4.5</w:t>
             </w:r>
           </w:p>
         </w:tc>
@@ -1576,7 +1576,7 @@
                 <w:sz w:val="20"/>
                 <w:szCs w:val="20"/>
               </w:rPr>
-              <w:t xml:space="preserve">8.5</w:t>
+              <w:t xml:space="preserve">9</w:t>
             </w:r>
           </w:p>
         </w:tc>
@@ -1610,7 +1610,7 @@
                 <w:sz w:val="20"/>
                 <w:szCs w:val="20"/>
               </w:rPr>
-              <w:t xml:space="preserve">8</w:t>
+              <w:t xml:space="preserve">10</w:t>
             </w:r>
           </w:p>
         </w:tc>
@@ -1644,7 +1644,7 @@
                 <w:sz w:val="20"/>
                 <w:szCs w:val="20"/>
               </w:rPr>
-              <w:t xml:space="preserve">良好</w:t>
+              <w:t xml:space="preserve">優秀</w:t>
             </w:r>
           </w:p>
         </w:tc>
@@ -1716,7 +1716,7 @@
                 <w:sz w:val="20"/>
                 <w:szCs w:val="20"/>
               </w:rPr>
-              <w:t xml:space="preserve">65</w:t>
+              <w:t xml:space="preserve">38</w:t>
             </w:r>
           </w:p>
         </w:tc>
@@ -1751,7 +1751,7 @@
                 <w:sz w:val="20"/>
                 <w:szCs w:val="20"/>
               </w:rPr>
-              <w:t xml:space="preserve">8.2</w:t>
+              <w:t xml:space="preserve">8.11</w:t>
             </w:r>
           </w:p>
         </w:tc>
@@ -1821,7 +1821,7 @@
                 <w:sz w:val="20"/>
                 <w:szCs w:val="20"/>
               </w:rPr>
-              <w:t xml:space="preserve">8.2</w:t>
+              <w:t xml:space="preserve">8.11</w:t>
             </w:r>
           </w:p>
         </w:tc>
@@ -1927,7 +1927,7 @@
                 <w:sz w:val="20"/>
                 <w:szCs w:val="20"/>
               </w:rPr>
-              <w:t xml:space="preserve">Google</w:t>
+              <w:t xml:space="preserve">Agoda</w:t>
             </w:r>
           </w:p>
         </w:tc>
@@ -1961,7 +1961,7 @@
                 <w:sz w:val="20"/>
                 <w:szCs w:val="20"/>
               </w:rPr>
-              <w:t xml:space="preserve">37</w:t>
+              <w:t xml:space="preserve">6</w:t>
             </w:r>
           </w:p>
         </w:tc>
@@ -1995,7 +1995,7 @@
                 <w:sz w:val="20"/>
                 <w:szCs w:val="20"/>
               </w:rPr>
-              <w:t xml:space="preserve">3.76</w:t>
+              <w:t xml:space="preserve">7.5</w:t>
             </w:r>
           </w:p>
         </w:tc>
@@ -2029,7 +2029,7 @@
                 <w:sz w:val="20"/>
                 <w:szCs w:val="20"/>
               </w:rPr>
-              <w:t xml:space="preserve">/5 (×2)</w:t>
+              <w:t xml:space="preserve">/10</w:t>
             </w:r>
           </w:p>
         </w:tc>
@@ -2063,7 +2063,7 @@
                 <w:sz w:val="20"/>
                 <w:szCs w:val="20"/>
               </w:rPr>
-              <w:t xml:space="preserve">7.51</w:t>
+              <w:t xml:space="preserve">7.5</w:t>
             </w:r>
           </w:p>
         </w:tc>
@@ -2168,7 +2168,7 @@
                 <w:sz w:val="20"/>
                 <w:szCs w:val="20"/>
               </w:rPr>
-              <w:t xml:space="preserve">Agoda</w:t>
+              <w:t xml:space="preserve">Google</w:t>
             </w:r>
           </w:p>
         </w:tc>
@@ -2203,7 +2203,7 @@
                 <w:sz w:val="20"/>
                 <w:szCs w:val="20"/>
               </w:rPr>
-              <w:t xml:space="preserve">6</w:t>
+              <w:t xml:space="preserve">11</w:t>
             </w:r>
           </w:p>
         </w:tc>
@@ -2238,7 +2238,7 @@
                 <w:sz w:val="20"/>
                 <w:szCs w:val="20"/>
               </w:rPr>
-              <w:t xml:space="preserve">7.5</w:t>
+              <w:t xml:space="preserve">3.73</w:t>
             </w:r>
           </w:p>
         </w:tc>
@@ -2273,7 +2273,7 @@
                 <w:sz w:val="20"/>
                 <w:szCs w:val="20"/>
               </w:rPr>
-              <w:t xml:space="preserve">/10</w:t>
+              <w:t xml:space="preserve">/5 (×2)</w:t>
             </w:r>
           </w:p>
         </w:tc>
@@ -2308,7 +2308,7 @@
                 <w:sz w:val="20"/>
                 <w:szCs w:val="20"/>
               </w:rPr>
-              <w:t xml:space="preserve">7.5</w:t>
+              <w:t xml:space="preserve">7.45</w:t>
             </w:r>
           </w:p>
         </w:tc>
@@ -2418,7 +2418,7 @@
           <w:sz w:val="21"/>
           <w:szCs w:val="21"/>
         </w:rPr>
-        <w:t xml:space="preserve">評価分布は10点（32.8%）に最も多く、8点以上の高評価が78.1%を占めています。低評価（1-4点）は計10件（7.3%）です。</w:t>
+        <w:t xml:space="preserve">評価分布は8点（37.0%）に最も多く、8点以上の高評価が78.1%を占めています。低評価（1-4点）は計1件（1.4%）です。</w:t>
       </w:r>
     </w:p>
     <w:p>
@@ -2653,7 +2653,7 @@
                 <w:sz w:val="20"/>
                 <w:szCs w:val="20"/>
               </w:rPr>
-              <w:t xml:space="preserve">45</w:t>
+              <w:t xml:space="preserve">20</w:t>
             </w:r>
           </w:p>
         </w:tc>
@@ -2688,7 +2688,7 @@
                 <w:sz w:val="20"/>
                 <w:szCs w:val="20"/>
               </w:rPr>
-              <w:t xml:space="preserve">32.8%</w:t>
+              <w:t xml:space="preserve">27.4%</w:t>
             </w:r>
           </w:p>
         </w:tc>
@@ -2717,7 +2717,7 @@
                 <w:sz w:val="20"/>
                 <w:szCs w:val="20"/>
               </w:rPr>
-              <w:t xml:space="preserve">████████████████████</w:t>
+              <w:t xml:space="preserve">███████████████</w:t>
             </w:r>
             <w:r>
               <w:rPr>
@@ -2726,7 +2726,7 @@
                 <w:sz w:val="18"/>
                 <w:szCs w:val="18"/>
               </w:rPr>
-              <w:t xml:space="preserve"> 45件</w:t>
+              <w:t xml:space="preserve"> 20件</w:t>
             </w:r>
           </w:p>
         </w:tc>
@@ -2798,7 +2798,7 @@
                 <w:sz w:val="20"/>
                 <w:szCs w:val="20"/>
               </w:rPr>
-              <w:t xml:space="preserve">18</w:t>
+              <w:t xml:space="preserve">10</w:t>
             </w:r>
           </w:p>
         </w:tc>
@@ -2833,7 +2833,7 @@
                 <w:sz w:val="20"/>
                 <w:szCs w:val="20"/>
               </w:rPr>
-              <w:t xml:space="preserve">13.1%</w:t>
+              <w:t xml:space="preserve">13.7%</w:t>
             </w:r>
           </w:p>
         </w:tc>
@@ -2861,7 +2861,7 @@
                 <w:sz w:val="20"/>
                 <w:szCs w:val="20"/>
               </w:rPr>
-              <w:t xml:space="preserve">████████</w:t>
+              <w:t xml:space="preserve">███████</w:t>
             </w:r>
             <w:r>
               <w:rPr>
@@ -2870,7 +2870,7 @@
                 <w:sz w:val="18"/>
                 <w:szCs w:val="18"/>
               </w:rPr>
-              <w:t xml:space="preserve"> 18件</w:t>
+              <w:t xml:space="preserve"> 10件</w:t>
             </w:r>
           </w:p>
         </w:tc>
@@ -2942,7 +2942,7 @@
                 <w:sz w:val="20"/>
                 <w:szCs w:val="20"/>
               </w:rPr>
-              <w:t xml:space="preserve">44</w:t>
+              <w:t xml:space="preserve">27</w:t>
             </w:r>
           </w:p>
         </w:tc>
@@ -2977,7 +2977,7 @@
                 <w:sz w:val="20"/>
                 <w:szCs w:val="20"/>
               </w:rPr>
-              <w:t xml:space="preserve">32.1%</w:t>
+              <w:t xml:space="preserve">37.0%</w:t>
             </w:r>
           </w:p>
         </w:tc>
@@ -3015,7 +3015,7 @@
                 <w:sz w:val="18"/>
                 <w:szCs w:val="18"/>
               </w:rPr>
-              <w:t xml:space="preserve"> 44件</w:t>
+              <w:t xml:space="preserve"> 27件</w:t>
             </w:r>
           </w:p>
         </w:tc>
@@ -3087,7 +3087,7 @@
                 <w:sz w:val="20"/>
                 <w:szCs w:val="20"/>
               </w:rPr>
-              <w:t xml:space="preserve">10</w:t>
+              <w:t xml:space="preserve">5</w:t>
             </w:r>
           </w:p>
         </w:tc>
@@ -3122,7 +3122,7 @@
                 <w:sz w:val="20"/>
                 <w:szCs w:val="20"/>
               </w:rPr>
-              <w:t xml:space="preserve">7.3%</w:t>
+              <w:t xml:space="preserve">6.8%</w:t>
             </w:r>
           </w:p>
         </w:tc>
@@ -3159,7 +3159,7 @@
                 <w:sz w:val="18"/>
                 <w:szCs w:val="18"/>
               </w:rPr>
-              <w:t xml:space="preserve"> 10件</w:t>
+              <w:t xml:space="preserve"> 5件</w:t>
             </w:r>
           </w:p>
         </w:tc>
@@ -3266,7 +3266,7 @@
                 <w:sz w:val="20"/>
                 <w:szCs w:val="20"/>
               </w:rPr>
-              <w:t xml:space="preserve">6.6%</w:t>
+              <w:t xml:space="preserve">12.3%</w:t>
             </w:r>
           </w:p>
         </w:tc>
@@ -3295,7 +3295,7 @@
                 <w:sz w:val="20"/>
                 <w:szCs w:val="20"/>
               </w:rPr>
-              <w:t xml:space="preserve">████</w:t>
+              <w:t xml:space="preserve">███████</w:t>
             </w:r>
             <w:r>
               <w:rPr>
@@ -3411,7 +3411,7 @@
                 <w:sz w:val="20"/>
                 <w:szCs w:val="20"/>
               </w:rPr>
-              <w:t xml:space="preserve">0.7%</w:t>
+              <w:t xml:space="preserve">1.4%</w:t>
             </w:r>
           </w:p>
         </w:tc>
@@ -3485,7 +3485,7 @@
                 <w:sz w:val="20"/>
                 <w:szCs w:val="20"/>
               </w:rPr>
-              <w:t xml:space="preserve">4</w:t>
+              <w:t xml:space="preserve">2</w:t>
             </w:r>
           </w:p>
         </w:tc>
@@ -3520,7 +3520,7 @@
                 <w:sz w:val="20"/>
                 <w:szCs w:val="20"/>
               </w:rPr>
-              <w:t xml:space="preserve">2</w:t>
+              <w:t xml:space="preserve">1</w:t>
             </w:r>
           </w:p>
         </w:tc>
@@ -3555,7 +3555,7 @@
                 <w:sz w:val="20"/>
                 <w:szCs w:val="20"/>
               </w:rPr>
-              <w:t xml:space="preserve">1.5%</w:t>
+              <w:t xml:space="preserve">1.4%</w:t>
             </w:r>
           </w:p>
         </w:tc>
@@ -3593,152 +3593,7 @@
                 <w:sz w:val="18"/>
                 <w:szCs w:val="18"/>
               </w:rPr>
-              <w:t xml:space="preserve"> 2件</w:t>
-            </w:r>
-          </w:p>
-        </w:tc>
-      </w:tr>
-      <w:tr>
-        <w:tc>
-          <w:tcPr>
-            <w:tcW w:type="dxa" w:w="1200"/>
-            <w:tcBorders>
-              <w:top w:val="single" w:color="CCCCCC" w:sz="1"/>
-              <w:left w:val="single" w:color="CCCCCC" w:sz="1"/>
-              <w:bottom w:val="single" w:color="CCCCCC" w:sz="1"/>
-              <w:right w:val="single" w:color="CCCCCC" w:sz="1"/>
-            </w:tcBorders>
-            <w:shd w:fill="F2F2F2" w:val="clear"/>
-            <w:tcMar>
-              <w:top w:type="dxa" w:w="80"/>
-              <w:left w:type="dxa" w:w="120"/>
-              <w:bottom w:type="dxa" w:w="80"/>
-              <w:right w:type="dxa" w:w="120"/>
-            </w:tcMar>
-            <w:vAlign w:val="center"/>
-          </w:tcPr>
-          <w:p>
-            <w:pPr>
-              <w:jc w:val="center"/>
-            </w:pPr>
-            <w:r>
-              <w:rPr>
-                <w:rFonts w:ascii="Arial" w:cs="Arial" w:eastAsia="Arial" w:hAnsi="Arial"/>
-                <w:b/>
-                <w:bCs/>
-                <w:color w:val="333333"/>
-                <w:sz w:val="20"/>
-                <w:szCs w:val="20"/>
-              </w:rPr>
-              <w:t xml:space="preserve">2</w:t>
-            </w:r>
-          </w:p>
-        </w:tc>
-        <w:tc>
-          <w:tcPr>
-            <w:tcW w:type="dxa" w:w="1200"/>
-            <w:tcBorders>
-              <w:top w:val="single" w:color="CCCCCC" w:sz="1"/>
-              <w:left w:val="single" w:color="CCCCCC" w:sz="1"/>
-              <w:bottom w:val="single" w:color="CCCCCC" w:sz="1"/>
-              <w:right w:val="single" w:color="CCCCCC" w:sz="1"/>
-            </w:tcBorders>
-            <w:shd w:fill="F2F2F2" w:val="clear"/>
-            <w:tcMar>
-              <w:top w:type="dxa" w:w="80"/>
-              <w:left w:type="dxa" w:w="120"/>
-              <w:bottom w:type="dxa" w:w="80"/>
-              <w:right w:type="dxa" w:w="120"/>
-            </w:tcMar>
-            <w:vAlign w:val="center"/>
-          </w:tcPr>
-          <w:p>
-            <w:pPr>
-              <w:jc w:val="center"/>
-            </w:pPr>
-            <w:r>
-              <w:rPr>
-                <w:rFonts w:ascii="Arial" w:cs="Arial" w:eastAsia="Arial" w:hAnsi="Arial"/>
-                <w:b w:val="false"/>
-                <w:bCs w:val="false"/>
-                <w:color w:val="333333"/>
-                <w:sz w:val="20"/>
-                <w:szCs w:val="20"/>
-              </w:rPr>
-              <w:t xml:space="preserve">8</w:t>
-            </w:r>
-          </w:p>
-        </w:tc>
-        <w:tc>
-          <w:tcPr>
-            <w:tcW w:type="dxa" w:w="1500"/>
-            <w:tcBorders>
-              <w:top w:val="single" w:color="CCCCCC" w:sz="1"/>
-              <w:left w:val="single" w:color="CCCCCC" w:sz="1"/>
-              <w:bottom w:val="single" w:color="CCCCCC" w:sz="1"/>
-              <w:right w:val="single" w:color="CCCCCC" w:sz="1"/>
-            </w:tcBorders>
-            <w:shd w:fill="F2F2F2" w:val="clear"/>
-            <w:tcMar>
-              <w:top w:type="dxa" w:w="80"/>
-              <w:left w:type="dxa" w:w="120"/>
-              <w:bottom w:type="dxa" w:w="80"/>
-              <w:right w:type="dxa" w:w="120"/>
-            </w:tcMar>
-            <w:vAlign w:val="center"/>
-          </w:tcPr>
-          <w:p>
-            <w:pPr>
-              <w:jc w:val="center"/>
-            </w:pPr>
-            <w:r>
-              <w:rPr>
-                <w:rFonts w:ascii="Arial" w:cs="Arial" w:eastAsia="Arial" w:hAnsi="Arial"/>
-                <w:b w:val="false"/>
-                <w:bCs w:val="false"/>
-                <w:color w:val="333333"/>
-                <w:sz w:val="20"/>
-                <w:szCs w:val="20"/>
-              </w:rPr>
-              <w:t xml:space="preserve">5.8%</w:t>
-            </w:r>
-          </w:p>
-        </w:tc>
-        <w:tc>
-          <w:tcPr>
-            <w:tcW w:type="dxa" w:w="5126"/>
-            <w:tcBorders>
-              <w:top w:val="single" w:color="CCCCCC" w:sz="1"/>
-              <w:left w:val="single" w:color="CCCCCC" w:sz="1"/>
-              <w:bottom w:val="single" w:color="CCCCCC" w:sz="1"/>
-              <w:right w:val="single" w:color="CCCCCC" w:sz="1"/>
-            </w:tcBorders>
-            <w:shd w:fill="F2F2F2" w:val="clear"/>
-            <w:tcMar>
-              <w:top w:type="dxa" w:w="80"/>
-              <w:left w:type="dxa" w:w="120"/>
-              <w:bottom w:type="dxa" w:w="80"/>
-              <w:right w:type="dxa" w:w="120"/>
-            </w:tcMar>
-          </w:tcPr>
-          <w:p>
-            <w:r>
-              <w:rPr>
-                <w:rFonts w:ascii="Arial" w:cs="Arial" w:eastAsia="Arial" w:hAnsi="Arial"/>
-                <w:color w:val="C0392B"/>
-                <w:sz w:val="20"/>
-                <w:szCs w:val="20"/>
-              </w:rPr>
-              <w:t xml:space="preserve">████</w:t>
-            </w:r>
-            <w:r>
-              <w:rPr>
-                <w:rFonts w:ascii="Arial" w:cs="Arial" w:eastAsia="Arial" w:hAnsi="Arial"/>
-                <w:color w:val="666666"/>
-                <w:sz w:val="18"/>
-                <w:szCs w:val="18"/>
-              </w:rPr>
-              <w:t xml:space="preserve"> 8件</w:t>
+              <w:t xml:space="preserve"> 1件</w:t>
             </w:r>
           </w:p>
         </w:tc>
@@ -3814,7 +3669,7 @@
                 <w:sz w:val="24"/>
                 <w:szCs w:val="24"/>
               </w:rPr>
-              <w:t xml:space="preserve">107件（78.1%）</w:t>
+              <w:t xml:space="preserve">57件（78.1%）</w:t>
             </w:r>
           </w:p>
         </w:tc>
@@ -3865,7 +3720,7 @@
                 <w:sz w:val="24"/>
                 <w:szCs w:val="24"/>
               </w:rPr>
-              <w:t xml:space="preserve">20件（14.6%）</w:t>
+              <w:t xml:space="preserve">15件（20.5%）</w:t>
             </w:r>
           </w:p>
         </w:tc>
@@ -3896,7 +3751,7 @@
                 <w:rFonts w:ascii="Arial" w:cs="Arial" w:eastAsia="Arial" w:hAnsi="Arial"/>
                 <w:b/>
                 <w:bCs/>
-                <w:color w:val="FF9800"/>
+                <w:color w:val="27AE60"/>
                 <w:sz w:val="20"/>
                 <w:szCs w:val="20"/>
               </w:rPr>
@@ -3912,11 +3767,11 @@
                 <w:rFonts w:ascii="Arial" w:cs="Arial" w:eastAsia="Arial" w:hAnsi="Arial"/>
                 <w:b/>
                 <w:bCs/>
-                <w:color w:val="FF9800"/>
+                <w:color w:val="27AE60"/>
                 <w:sz w:val="24"/>
                 <w:szCs w:val="24"/>
               </w:rPr>
-              <w:t xml:space="preserve">10件（7.3%）</w:t>
+              <w:t xml:space="preserve">1件（1.4%）</w:t>
             </w:r>
           </w:p>
         </w:tc>
@@ -4155,7 +4010,7 @@
                 <w:sz w:val="20"/>
                 <w:szCs w:val="20"/>
               </w:rPr>
-              <w:t xml:space="preserve">50件以上</w:t>
+              <w:t xml:space="preserve">20件以上</w:t>
             </w:r>
           </w:p>
         </w:tc>
@@ -4190,7 +4045,7 @@
                 <w:sz w:val="20"/>
                 <w:szCs w:val="20"/>
               </w:rPr>
-              <w:t xml:space="preserve">「La ubicación del alojamiento es buena porque se encuentra...」「Wonderful and responsive staff; great location-  1 min wa...」</w:t>
+              <w:t xml:space="preserve">「The location is great next to a subway station, staff are...」「La ubicación del alojamiento es buena porque se encuentra...」</w:t>
             </w:r>
           </w:p>
         </w:tc>
@@ -4294,7 +4149,7 @@
                 <w:sz w:val="20"/>
                 <w:szCs w:val="20"/>
               </w:rPr>
-              <w:t xml:space="preserve">「必要なものはすべて揃っていて、紅茶、コーヒー、浄水器、ランドリー、素晴らしいシャワーなど、スタッフもサービスも最高...」「Wonderful and responsive staff; great location-  1 min wa...」</w:t>
+              <w:t xml:space="preserve">「The location is great next to a subway station, staff are...」「必要なものはすべて揃っていて、紅茶、コーヒー、浄水器、ランドリー、素晴らしいシャワーなど、スタッフもサービスも最高...」</w:t>
             </w:r>
           </w:p>
         </w:tc>
@@ -4471,7 +4326,7 @@
                 <w:sz w:val="20"/>
                 <w:szCs w:val="20"/>
               </w:rPr>
-              <w:t xml:space="preserve">20件以上</w:t>
+              <w:t xml:space="preserve">10件以上</w:t>
             </w:r>
           </w:p>
         </w:tc>
@@ -4577,7 +4432,7 @@
                 <w:sz w:val="20"/>
                 <w:szCs w:val="20"/>
               </w:rPr>
-              <w:t xml:space="preserve">20件以上</w:t>
+              <w:t xml:space="preserve">10件以上</w:t>
             </w:r>
           </w:p>
         </w:tc>
@@ -4612,7 +4467,7 @@
                 <w:sz w:val="20"/>
                 <w:szCs w:val="20"/>
               </w:rPr>
-              <w:t xml:space="preserve">「朝食はタイ料理です」「レストランは利用しなかったし、朝食はタイ料理でした」</w:t>
+              <w:t xml:space="preserve">「Yummy but Very limited breakfast option as they have the ...」「朝食はタイ料理です」</w:t>
             </w:r>
           </w:p>
         </w:tc>
@@ -4682,7 +4537,7 @@
                 <w:sz w:val="20"/>
                 <w:szCs w:val="20"/>
               </w:rPr>
-              <w:t xml:space="preserve">10件以上</w:t>
+              <w:t xml:space="preserve">9件</w:t>
             </w:r>
           </w:p>
         </w:tc>
@@ -4716,7 +4571,7 @@
                 <w:sz w:val="20"/>
                 <w:szCs w:val="20"/>
               </w:rPr>
-              <w:t xml:space="preserve">「大きなスーツケースと機内持ち込みバッグをそれぞれ持っていた2人で海外旅行をしたのですが、どこにもバッグを置くスペー...」「シングルツインベッドを予約したのに、ツインベッドが2台あり、部屋の中で歩くスペースすらありませんでした」</w:t>
+              <w:t xml:space="preserve">「The location is great next to a subway station, staff are...」「大きなスーツケースと機内持ち込みバッグをそれぞれ持っていた2人組が海外旅行をしたのですが、どこにもバッグを置くスペ...」</w:t>
             </w:r>
           </w:p>
         </w:tc>
@@ -4756,7 +4611,7 @@
           <w:sz w:val="21"/>
           <w:szCs w:val="21"/>
         </w:rPr>
-        <w:t xml:space="preserve">口コミの多数で「立地・アクセス」に関するポジティブな言及が見られ、コンフォートイン六本木の最大の差別化要因となっています。La ubicación del alojamiento es buena porque se encuentra...といった声が多数寄せられています。</w:t>
+        <w:t xml:space="preserve">口コミの多数で「立地・アクセス」に関するポジティブな言及が見られ、コンフォートイン六本木の最大の差別化要因となっています。The location is great next to a subway station, staff are...といった声が多数寄せられています。</w:t>
       </w:r>
     </w:p>
     <w:p>
@@ -4775,7 +4630,7 @@
           <w:sz w:val="21"/>
           <w:szCs w:val="21"/>
         </w:rPr>
-        <w:t xml:space="preserve">La ubicación del alojamiento es buena porque se encuentra...</w:t>
+        <w:t xml:space="preserve">The location is great next to a subway station, staff are...</w:t>
       </w:r>
     </w:p>
     <w:p>
@@ -4794,7 +4649,7 @@
           <w:sz w:val="21"/>
           <w:szCs w:val="21"/>
         </w:rPr>
-        <w:t xml:space="preserve">Wonderful and responsive staff; great location-  1 min wa...</w:t>
+        <w:t xml:space="preserve">La ubicación del alojamiento es buena porque se encuentra...</w:t>
       </w:r>
     </w:p>
     <w:p>
@@ -4813,7 +4668,7 @@
           <w:sz w:val="21"/>
           <w:szCs w:val="21"/>
         </w:rPr>
-        <w:t xml:space="preserve">얼리 체크인은 2시부터 가능했는데, 1500엔이 듭니다 総合坪：六本木駅のすぐ隣のコスパの良いホテル</w:t>
+        <w:t xml:space="preserve">Wonderful and responsive staff; great location-  1 min wa...</w:t>
       </w:r>
     </w:p>
     <w:p>
@@ -4850,7 +4705,7 @@
           <w:sz w:val="21"/>
           <w:szCs w:val="21"/>
         </w:rPr>
-        <w:t xml:space="preserve">スタッフの対応に関するポジティブな評価も多く寄せられています。「必要なものはすべて揃っていて、紅茶、コーヒー、浄水器、ランドリー、素晴らしいシャワーなど、スタッフもサービスも最高...」といったコメントが見られます。</w:t>
+        <w:t xml:space="preserve">スタッフの対応に関するポジティブな評価も多く寄せられています。「The location is great next to a subway station, staff are...」といったコメントが見られます。</w:t>
       </w:r>
     </w:p>
     <w:p>
@@ -5155,7 +5010,7 @@
                 <w:sz w:val="20"/>
                 <w:szCs w:val="20"/>
               </w:rPr>
-              <w:t xml:space="preserve">La ubicación del alojamiento es buena porque se encuentra...</w:t>
+              <w:t xml:space="preserve">The location is great next to a subway station, staff are...</w:t>
             </w:r>
           </w:p>
         </w:tc>
@@ -5189,7 +5044,7 @@
                 <w:sz w:val="20"/>
                 <w:szCs w:val="20"/>
               </w:rPr>
-              <w:t xml:space="preserve">重大・29件</w:t>
+              <w:t xml:space="preserve">重大・14件</w:t>
             </w:r>
           </w:p>
         </w:tc>
@@ -5260,7 +5115,7 @@
                 <w:sz w:val="20"/>
                 <w:szCs w:val="20"/>
               </w:rPr>
-              <w:t xml:space="preserve">浴室・水回り</w:t>
+              <w:t xml:space="preserve">部屋の狭さ</w:t>
             </w:r>
           </w:p>
         </w:tc>
@@ -5294,7 +5149,7 @@
                 <w:sz w:val="20"/>
                 <w:szCs w:val="20"/>
               </w:rPr>
-              <w:t xml:space="preserve">必要なものはすべて揃っていて、紅茶、コーヒー、浄水器、ランドリー、素晴らしいシャワーなど、スタッフもサービスも最高...</w:t>
+              <w:t xml:space="preserve">, great staff and service, just the room's are just too s...</w:t>
             </w:r>
           </w:p>
         </w:tc>
@@ -5328,7 +5183,7 @@
                 <w:sz w:val="20"/>
                 <w:szCs w:val="20"/>
               </w:rPr>
-              <w:t xml:space="preserve">重大・24件</w:t>
+              <w:t xml:space="preserve">重大・10件</w:t>
             </w:r>
           </w:p>
         </w:tc>
@@ -5399,7 +5254,7 @@
                 <w:sz w:val="20"/>
                 <w:szCs w:val="20"/>
               </w:rPr>
-              <w:t xml:space="preserve">部屋の狭さ</w:t>
+              <w:t xml:space="preserve">浴室・水回り</w:t>
             </w:r>
           </w:p>
         </w:tc>
@@ -5433,7 +5288,7 @@
                 <w:sz w:val="20"/>
                 <w:szCs w:val="20"/>
               </w:rPr>
-              <w:t xml:space="preserve">, great staff and service, just the room's are just too s...</w:t>
+              <w:t xml:space="preserve">必要なものはすべて揃っていて、紅茶、コーヒー、浄水器、ランドリー、素晴らしいシャワーなど、スタッフもサービスも最高...</w:t>
             </w:r>
           </w:p>
         </w:tc>
@@ -5467,7 +5322,7 @@
                 <w:sz w:val="20"/>
                 <w:szCs w:val="20"/>
               </w:rPr>
-              <w:t xml:space="preserve">重大・18件</w:t>
+              <w:t xml:space="preserve">重大・10件</w:t>
             </w:r>
           </w:p>
         </w:tc>
@@ -5606,7 +5461,7 @@
                 <w:sz w:val="20"/>
                 <w:szCs w:val="20"/>
               </w:rPr>
-              <w:t xml:space="preserve">重大・11件</w:t>
+              <w:t xml:space="preserve">重大・5件</w:t>
             </w:r>
           </w:p>
         </w:tc>
@@ -5745,7 +5600,7 @@
                 <w:sz w:val="20"/>
                 <w:szCs w:val="20"/>
               </w:rPr>
-              <w:t xml:space="preserve">重大・10件</w:t>
+              <w:t xml:space="preserve">重大・5件</w:t>
             </w:r>
           </w:p>
         </w:tc>
@@ -5816,7 +5671,7 @@
                 <w:sz w:val="20"/>
                 <w:szCs w:val="20"/>
               </w:rPr>
-              <w:t xml:space="preserve">対応・サービスの不満</w:t>
+              <w:t xml:space="preserve">防音性能</w:t>
             </w:r>
           </w:p>
         </w:tc>
@@ -5850,7 +5705,7 @@
                 <w:sz w:val="20"/>
                 <w:szCs w:val="20"/>
               </w:rPr>
-              <w:t xml:space="preserve">すぐにホテルに連絡したところ、チェックアウト時に「問題ない」と言われ、キャンセルした分の返金はできないと言われました</w:t>
+              <w:t xml:space="preserve">窓の外にすぐに高架道路があるので防音がうまくいきません</w:t>
             </w:r>
           </w:p>
         </w:tc>
@@ -5884,7 +5739,7 @@
                 <w:sz w:val="20"/>
                 <w:szCs w:val="20"/>
               </w:rPr>
-              <w:t xml:space="preserve">重大・8件</w:t>
+              <w:t xml:space="preserve">中度・4件</w:t>
             </w:r>
           </w:p>
         </w:tc>
@@ -6060,7 +5915,7 @@
           <w:sz w:val="22"/>
           <w:szCs w:val="22"/>
         </w:rPr>
-        <w:t xml:space="preserve">(2) 清掃品質の向上</w:t>
+        <w:t xml:space="preserve">(2) 朝食サービスの改善</w:t>
       </w:r>
     </w:p>
     <w:p>
@@ -6079,7 +5934,7 @@
           <w:sz w:val="21"/>
           <w:szCs w:val="21"/>
         </w:rPr>
-        <w:t xml:space="preserve">清掃チェックリストの見直しと強化（ベッド下・隅の重点確認）</w:t>
+        <w:t xml:space="preserve">メニューの定期的な見直しとバリエーション追加</w:t>
       </w:r>
     </w:p>
     <w:p>
@@ -6098,7 +5953,7 @@
           <w:sz w:val="21"/>
           <w:szCs w:val="21"/>
         </w:rPr>
-        <w:t xml:space="preserve">清掃後のダブルチェック体制の導入</w:t>
+        <w:t xml:space="preserve">補充頻度の向上と品切れ防止</w:t>
       </w:r>
     </w:p>
     <w:p>
@@ -6117,7 +5972,7 @@
           <w:sz w:val="21"/>
           <w:szCs w:val="21"/>
         </w:rPr>
-        <w:t xml:space="preserve">清掃スタッフへの再研修実施</w:t>
+        <w:t xml:space="preserve">宿泊客数に応じた朝食準備量の最適化</w:t>
       </w:r>
     </w:p>
     <w:p>
@@ -6138,7 +5993,7 @@
           <w:sz w:val="22"/>
           <w:szCs w:val="22"/>
         </w:rPr>
-        <w:t xml:space="preserve">(3) 朝食サービスの改善</w:t>
+        <w:t xml:space="preserve">(3) エアコン・空調の定期点検強化</w:t>
       </w:r>
     </w:p>
     <w:p>
@@ -6157,7 +6012,7 @@
           <w:sz w:val="21"/>
           <w:szCs w:val="21"/>
         </w:rPr>
-        <w:t xml:space="preserve">メニューの定期的な見直しとバリエーション追加</w:t>
+        <w:t xml:space="preserve">全室のエアコン設定を季節に応じてデフォルト確認する運用フロー導入</w:t>
       </w:r>
     </w:p>
     <w:p>
@@ -6176,7 +6031,7 @@
           <w:sz w:val="21"/>
           <w:szCs w:val="21"/>
         </w:rPr>
-        <w:t xml:space="preserve">補充頻度の向上と品切れ防止</w:t>
+        <w:t xml:space="preserve">冷暖房の正常動作を定期チェックリストに追加</w:t>
       </w:r>
     </w:p>
     <w:p>
@@ -6195,7 +6050,7 @@
           <w:sz w:val="21"/>
           <w:szCs w:val="21"/>
         </w:rPr>
-        <w:t xml:space="preserve">宿泊客数に応じた朝食準備量の最適化</w:t>
+        <w:t xml:space="preserve">異常報告があった客室の優先メンテナンス実施</w:t>
       </w:r>
     </w:p>
     <w:p>
@@ -6216,7 +6071,7 @@
           <w:sz w:val="22"/>
           <w:szCs w:val="22"/>
         </w:rPr>
-        <w:t xml:space="preserve">(4) エアコン・空調の定期点検強化</w:t>
+        <w:t xml:space="preserve">(4) スタッフ対応品質の統一</w:t>
       </w:r>
     </w:p>
     <w:p>
@@ -6235,7 +6090,7 @@
           <w:sz w:val="21"/>
           <w:szCs w:val="21"/>
         </w:rPr>
-        <w:t xml:space="preserve">全室のエアコン設定を季節に応じてデフォルト確認する運用フロー導入</w:t>
+        <w:t xml:space="preserve">接客マニュアルの見直しと全スタッフへの周知</w:t>
       </w:r>
     </w:p>
     <w:p>
@@ -6254,7 +6109,7 @@
           <w:sz w:val="21"/>
           <w:szCs w:val="21"/>
         </w:rPr>
-        <w:t xml:space="preserve">冷暖房の正常動作を定期チェックリストに追加</w:t>
+        <w:t xml:space="preserve">ゲストからのクレーム対応フローの明確化</w:t>
       </w:r>
     </w:p>
     <w:p>
@@ -6273,7 +6128,7 @@
           <w:sz w:val="21"/>
           <w:szCs w:val="21"/>
         </w:rPr>
-        <w:t xml:space="preserve">異常報告があった客室の優先メンテナンス実施</w:t>
+        <w:t xml:space="preserve">定期的なCS研修の実施</w:t>
       </w:r>
     </w:p>
     <w:p>
@@ -7047,7 +6902,7 @@
                 <w:sz w:val="20"/>
                 <w:szCs w:val="20"/>
               </w:rPr>
-              <w:t xml:space="preserve">8.15点</w:t>
+              <w:t xml:space="preserve">8.25点</w:t>
             </w:r>
           </w:p>
         </w:tc>
@@ -7081,7 +6936,7 @@
                 <w:sz w:val="20"/>
                 <w:szCs w:val="20"/>
               </w:rPr>
-              <w:t xml:space="preserve">8.5点以上</w:t>
+              <w:t xml:space="preserve">8.6点以上</w:t>
             </w:r>
           </w:p>
         </w:tc>
@@ -7327,7 +7182,7 @@
                 <w:sz w:val="20"/>
                 <w:szCs w:val="20"/>
               </w:rPr>
-              <w:t xml:space="preserve">7.3%</w:t>
+              <w:t xml:space="preserve">1.4%</w:t>
             </w:r>
           </w:p>
         </w:tc>
@@ -7361,7 +7216,7 @@
                 <w:sz w:val="20"/>
                 <w:szCs w:val="20"/>
               </w:rPr>
-              <w:t xml:space="preserve">4%以下</w:t>
+              <w:t xml:space="preserve">0%維持</w:t>
             </w:r>
           </w:p>
         </w:tc>
@@ -7432,7 +7287,7 @@
                 <w:sz w:val="20"/>
                 <w:szCs w:val="20"/>
               </w:rPr>
-              <w:t xml:space="preserve">Agoda平均評価</w:t>
+              <w:t xml:space="preserve">Google平均評価</w:t>
             </w:r>
           </w:p>
         </w:tc>
@@ -7502,7 +7357,7 @@
                 <w:sz w:val="20"/>
                 <w:szCs w:val="20"/>
               </w:rPr>
-              <w:t xml:space="preserve">8.5点以上</w:t>
+              <w:t xml:space="preserve">8.4点以上</w:t>
             </w:r>
           </w:p>
         </w:tc>
@@ -7747,7 +7602,7 @@
                 <w:sz w:val="20"/>
                 <w:szCs w:val="20"/>
               </w:rPr>
-              <w:t xml:space="preserve">約29件/期間</w:t>
+              <w:t xml:space="preserve">約14件/期間</w:t>
             </w:r>
           </w:p>
         </w:tc>
@@ -7782,7 +7637,7 @@
                 <w:sz w:val="20"/>
                 <w:szCs w:val="20"/>
               </w:rPr>
-              <w:t xml:space="preserve">14件以下</w:t>
+              <w:t xml:space="preserve">7件以下</w:t>
             </w:r>
           </w:p>
         </w:tc>
@@ -7878,7 +7733,7 @@
           <w:sz w:val="22"/>
           <w:szCs w:val="22"/>
         </w:rPr>
-        <w:t xml:space="preserve">[1] Booking.com / 8点 / 2026-03-31</w:t>
+        <w:t xml:space="preserve">[1] Booking.com / 9点 / 2026-04-03</w:t>
       </w:r>
     </w:p>
     <w:p>
@@ -7893,7 +7748,7 @@
           <w:sz w:val="21"/>
           <w:szCs w:val="21"/>
         </w:rPr>
-        <w:t xml:space="preserve">La ubicación del alojamiento es buena porque se encuentra cerca a dos estaciones del metro. El personal fue muy amable y nos ayudó con el trámite de envío de nuestras maletas al siguiente alojamiento.</w:t>
+        <w:t xml:space="preserve">The location is great next to a subway station, staff are helpful and the room that we had was very spacious.</w:t>
       </w:r>
     </w:p>
     <w:p>
@@ -7919,7 +7774,7 @@
           <w:sz w:val="21"/>
           <w:szCs w:val="21"/>
         </w:rPr>
-        <w:t xml:space="preserve">朝食はタイ料理です。とても美味しかったのですが、他の朝食メニューもあればよかったと思いました。</w:t>
+        <w:t xml:space="preserve">美味しいけど、毎日同じメニューなので朝食の選択肢がすごく限られている。</w:t>
       </w:r>
     </w:p>
     <w:p>
@@ -7940,7 +7795,7 @@
           <w:sz w:val="22"/>
           <w:szCs w:val="22"/>
         </w:rPr>
-        <w:t xml:space="preserve">[2] Trip.com / 9点 / 2026-03-31</w:t>
+        <w:t xml:space="preserve">[2] Booking.com / 8点 / 2026-03-31</w:t>
       </w:r>
     </w:p>
     <w:p>
@@ -7955,7 +7810,33 @@
           <w:sz w:val="21"/>
           <w:szCs w:val="21"/>
         </w:rPr>
-        <w:t xml:space="preserve">必要なものはすべて揃っていて、紅茶、コーヒー、浄水器、ランドリー、素晴らしいシャワーなど、スタッフもサービスも最高だったのですが、部屋がとにかく狭すぎました。大きなスーツケースと機内持ち込みバッグをそれぞれ持っていた2人で海外旅行をしたのですが、どこにもバッグを置くスペースがありませんでした。</w:t>
+        <w:t xml:space="preserve">La ubicación del alojamiento es buena porque se encuentra cerca a dos estaciones del metro. El personal fue muy amable y nos ayudó con el trámite de envío de nuestras maletas al siguiente alojamiento.</w:t>
+      </w:r>
+    </w:p>
+    <w:p>
+      <w:pPr>
+        <w:spacing w:after="120" w:line="320"/>
+        <w:jc w:val="left"/>
+      </w:pPr>
+      <w:r>
+        <w:rPr>
+          <w:rFonts w:ascii="Arial" w:cs="Arial" w:eastAsia="Arial" w:hAnsi="Arial"/>
+          <w:b/>
+          <w:bCs/>
+          <w:color w:val="C0392B"/>
+          <w:sz w:val="21"/>
+          <w:szCs w:val="21"/>
+        </w:rPr>
+        <w:t xml:space="preserve">【改善点】</w:t>
+      </w:r>
+      <w:r>
+        <w:rPr>
+          <w:rFonts w:ascii="Arial" w:cs="Arial" w:eastAsia="Arial" w:hAnsi="Arial"/>
+          <w:color w:val="333333"/>
+          <w:sz w:val="21"/>
+          <w:szCs w:val="21"/>
+        </w:rPr>
+        <w:t xml:space="preserve">朝食はタイ料理です。とても美味しかったのですが、他の朝食メニューもあればよかったと思いました。</w:t>
       </w:r>
     </w:p>
     <w:p>
@@ -7976,7 +7857,7 @@
           <w:sz w:val="22"/>
           <w:szCs w:val="22"/>
         </w:rPr>
-        <w:t xml:space="preserve">[3] Booking.com / 9点 / 2026-03-31</w:t>
+        <w:t xml:space="preserve">[3] Trip.com / 9点 / 2026-03-31</w:t>
       </w:r>
     </w:p>
     <w:p>
@@ -7991,7 +7872,7 @@
           <w:sz w:val="21"/>
           <w:szCs w:val="21"/>
         </w:rPr>
-        <w:t xml:space="preserve">Wonderful and responsive staff; great location-  1 min walk from the subway station, 7-min walk from shopping malls, 4-min walk to DonKi and 3-min walk from the Catholic church! Plus close high-rat...</w:t>
+        <w:t xml:space="preserve">必要なものはすべて揃っていて、紅茶、コーヒー、浄水器、ランドリー、素晴らしいシャワーなど、スタッフもサービスも最高だったのですが、部屋がとにかく狭すぎました。大きなスーツケースと機内持ち込みバッグをそれぞれ持っていた2人組が海外旅行をしたのですが、どこにもバッグを置くスペースがありませんでした。</w:t>
       </w:r>
     </w:p>
     <w:p>
@@ -8012,7 +7893,7 @@
           <w:sz w:val="22"/>
           <w:szCs w:val="22"/>
         </w:rPr>
-        <w:t xml:space="preserve">[4] Trip.com / 9点 / 2026-03-30</w:t>
+        <w:t xml:space="preserve">[4] Booking.com / 9点 / 2026-03-31</w:t>
       </w:r>
     </w:p>
     <w:p>
@@ -8027,7 +7908,7 @@
           <w:sz w:val="21"/>
           <w:szCs w:val="21"/>
         </w:rPr>
-        <w:t xml:space="preserve">総合坪：六本木駅のすぐ隣のコスパの良いホテル。   場所：六本木駅のすぐ隣です。近くにレストランも、パブも多く、ドン・キホーテも近くにあり、スーパーマーケットもありコンビニもあり、ミッドタウンに近いので桜を見るのもとても良かったです。客室：部屋は思ったより小さくなかった。他のレビュー見て心配しましたが綺麗ですね、臭いとかこんなこともありませんでした。ただ窓が開けず、中央冷暖房です。しばらく春...</w:t>
+        <w:t xml:space="preserve">Wonderful and responsive staff; great location-  1 min walk from the subway station, 7-min walk from shopping malls, 4-min walk to DonKi and 3-min walk from the Catholic church! Plus close high-rat...</w:t>
       </w:r>
     </w:p>
     <w:p>
@@ -8048,7 +7929,7 @@
           <w:sz w:val="22"/>
           <w:szCs w:val="22"/>
         </w:rPr>
-        <w:t xml:space="preserve">[5] Booking.com / 8点 / 2026-03-30</w:t>
+        <w:t xml:space="preserve">[5] Trip.com / 9点 / 2026-03-30</w:t>
       </w:r>
     </w:p>
     <w:p>
@@ -8063,7 +7944,7 @@
           <w:sz w:val="21"/>
           <w:szCs w:val="21"/>
         </w:rPr>
-        <w:t xml:space="preserve">スタッフの応対が丁寧で感じ良かった</w:t>
+        <w:t xml:space="preserve">総合坪：六本木駅のすぐ隣のコスパの良いホテル。   場所：六本木駅のすぐ隣です。近くにレストランも、パブも多く、ドン・キホーテも近くにあり、スーパーマーケットもありコンビニもあり、ミッドタウンに近いので桜を見るのもとても良かったです。客室：部屋は思ったより小さくなかった。他のレビュー見て心配しましたが綺麗ですね、臭いとかこんなこともありませんでした。ただ窓が開けず、中央冷暖房です。しばらく春...</w:t>
       </w:r>
     </w:p>
     <w:p>
@@ -8334,7 +8215,7 @@
                 <w:sz w:val="21"/>
                 <w:szCs w:val="21"/>
               </w:rPr>
-              <w:t xml:space="preserve">コンフォートイン六本木は、全体平均8.15点（10点換算）、高評価率78.1%という良好な顧客満足度を維持しているホテルです。特に「立地・アクセス」「スタッフの対応」が多くのゲストから高く評価されています。</w:t>
+              <w:t xml:space="preserve">コンフォートイン六本木は、全体平均8.25点（10点換算）、高評価率78.1%という良好な顧客満足度を維持しているホテルです。特に「立地・アクセス」「スタッフの対応」が多くのゲストから高く評価されています。</w:t>
             </w:r>
           </w:p>
           <w:p>
@@ -8348,7 +8229,7 @@
                 <w:sz w:val="21"/>
                 <w:szCs w:val="21"/>
               </w:rPr>
-              <w:t xml:space="preserve">改善課題としては、エアコン・空調、浴室・水回り、部屋の狭さが主要なテーマとして浮上しています。ただし、これらの課題を指摘するゲストの多くも他の面では高い評価を付けており、ネガティブ要素が全体評価を大きく押し下げているわけではありません。</w:t>
+              <w:t xml:space="preserve">改善課題としては、エアコン・空調、部屋の狭さ、浴室・水回りが主要なテーマとして浮上しています。ただし、これらの課題を指摘するゲストの多くも他の面では高い評価を付けており、ネガティブ要素が全体評価を大きく押し下げているわけではありません。</w:t>
             </w:r>
           </w:p>
           <w:p>
@@ -8376,7 +8257,7 @@
                 <w:sz w:val="21"/>
                 <w:szCs w:val="21"/>
               </w:rPr>
-              <w:t xml:space="preserve">Agodaでの低スコア（7.5点）は、口コミ返信の強化とサービス品質の一貫性確保で改善余地があります。全サイトでの口コミ返信率100%を目指すことで、ホテルの姿勢をゲストに伝え、リピート率の向上につなげることが重要です。</w:t>
+              <w:t xml:space="preserve">Googleでの低スコア（7.5点）は、口コミ返信の強化とサービス品質の一貫性確保で改善余地があります。全サイトでの口コミ返信率100%を目指すことで、ホテルの姿勢をゲストに伝え、リピート率の向上につなげることが重要です。</w:t>
             </w:r>
           </w:p>
           <w:p>

--- a/納品レポート/ホテル別レポート/comfort_roppongi_口コミ分析改善レポート.docx
+++ b/納品レポート/ホテル別レポート/comfort_roppongi_口コミ分析改善レポート.docx
@@ -96,7 +96,7 @@
           <w:sz w:val="22"/>
           <w:szCs w:val="22"/>
         </w:rPr>
-        <w:t xml:space="preserve">レビュー総数：75件（6サイト）</w:t>
+        <w:t xml:space="preserve">レビュー総数：77件（6サイト）</w:t>
       </w:r>
     </w:p>
     <w:p>
@@ -131,7 +131,7 @@
           <w:sz w:val="20"/>
           <w:szCs w:val="20"/>
         </w:rPr>
-        <w:t xml:space="preserve">作成日：2026年4月6日</w:t>
+        <w:t xml:space="preserve">作成日：2026年4月7日</w:t>
       </w:r>
     </w:p>
     <w:p>
@@ -189,7 +189,7 @@
           <w:sz w:val="21"/>
           <w:szCs w:val="21"/>
         </w:rPr>
-        <w:t xml:space="preserve">2026年3月〜4月に各OTAサイト・口コミサイトに投稿された75件のレビューを包括的に分析しました。以下が主要な発見事項です。</w:t>
+        <w:t xml:space="preserve">2026年3月〜4月に各OTAサイト・口コミサイトに投稿された77件のレビューを包括的に分析しました。以下が主要な発見事項です。</w:t>
       </w:r>
     </w:p>
     <w:p>
@@ -261,7 +261,7 @@
                 <w:sz w:val="36"/>
                 <w:szCs w:val="36"/>
               </w:rPr>
-              <w:t xml:space="preserve">8.25</w:t>
+              <w:t xml:space="preserve">8.26</w:t>
             </w:r>
           </w:p>
         </w:tc>
@@ -310,7 +310,7 @@
                 <w:sz w:val="36"/>
                 <w:szCs w:val="36"/>
               </w:rPr>
-              <w:t xml:space="preserve">78.7%</w:t>
+              <w:t xml:space="preserve">77.9%</w:t>
             </w:r>
           </w:p>
         </w:tc>
@@ -408,7 +408,7 @@
                 <w:sz w:val="36"/>
                 <w:szCs w:val="36"/>
               </w:rPr>
-              <w:t xml:space="preserve">75件</w:t>
+              <w:t xml:space="preserve">77件</w:t>
             </w:r>
           </w:p>
         </w:tc>
@@ -448,7 +448,7 @@
           <w:sz w:val="21"/>
           <w:szCs w:val="21"/>
         </w:rPr>
-        <w:t xml:space="preserve">全体平均スコア8.25点（10点換算）は良好な水準であり、78.7%が高評価（8-10点）に分類されます。低評価（1-4点）は1件（1.3%）で、ゲスト満足度は良好です。じゃらん（10.00点）で特に高い評価を獲得しています。</w:t>
+        <w:t xml:space="preserve">全体平均スコア8.26点（10点換算）は良好な水準であり、77.9%が高評価（8-10点）に分類されます。低評価（1-4点）は1件（1.3%）で、ゲスト満足度は良好です。じゃらん（10.00点）で特に高い評価を獲得しています。</w:t>
       </w:r>
     </w:p>
     <w:p>
@@ -567,7 +567,7 @@
                 <w:sz w:val="20"/>
                 <w:szCs w:val="20"/>
               </w:rPr>
-              <w:t xml:space="preserve">エアコン・空調（14件）、浴室・水回り（11件）、部屋の狭さ（10件）、設備の老朽化（6件）</w:t>
+              <w:t xml:space="preserve">エアコン・空調（14件）、浴室・水回り（12件）、部屋の狭さ（10件）、設備の老朽化（6件）</w:t>
             </w:r>
           </w:p>
           <w:p>
@@ -1474,7 +1474,7 @@
                 <w:sz w:val="20"/>
                 <w:szCs w:val="20"/>
               </w:rPr>
-              <w:t xml:space="preserve">11</w:t>
+              <w:t xml:space="preserve">12</w:t>
             </w:r>
           </w:p>
         </w:tc>
@@ -1508,7 +1508,7 @@
                 <w:sz w:val="20"/>
                 <w:szCs w:val="20"/>
               </w:rPr>
-              <w:t xml:space="preserve">4.45</w:t>
+              <w:t xml:space="preserve">4.5</w:t>
             </w:r>
           </w:p>
         </w:tc>
@@ -1576,7 +1576,7 @@
                 <w:sz w:val="20"/>
                 <w:szCs w:val="20"/>
               </w:rPr>
-              <w:t xml:space="preserve">8.91</w:t>
+              <w:t xml:space="preserve">9</w:t>
             </w:r>
           </w:p>
         </w:tc>
@@ -1644,7 +1644,7 @@
                 <w:sz w:val="20"/>
                 <w:szCs w:val="20"/>
               </w:rPr>
-              <w:t xml:space="preserve">良好</w:t>
+              <w:t xml:space="preserve">優秀</w:t>
             </w:r>
           </w:p>
         </w:tc>
@@ -1716,7 +1716,7 @@
                 <w:sz w:val="20"/>
                 <w:szCs w:val="20"/>
               </w:rPr>
-              <w:t xml:space="preserve">39</w:t>
+              <w:t xml:space="preserve">40</w:t>
             </w:r>
           </w:p>
         </w:tc>
@@ -1751,7 +1751,7 @@
                 <w:sz w:val="20"/>
                 <w:szCs w:val="20"/>
               </w:rPr>
-              <w:t xml:space="preserve">8.13</w:t>
+              <w:t xml:space="preserve">8.1</w:t>
             </w:r>
           </w:p>
         </w:tc>
@@ -1821,7 +1821,7 @@
                 <w:sz w:val="20"/>
                 <w:szCs w:val="20"/>
               </w:rPr>
-              <w:t xml:space="preserve">8.13</w:t>
+              <w:t xml:space="preserve">8.1</w:t>
             </w:r>
           </w:p>
         </w:tc>
@@ -2418,7 +2418,7 @@
           <w:sz w:val="21"/>
           <w:szCs w:val="21"/>
         </w:rPr>
-        <w:t xml:space="preserve">評価分布は8点（37.3%）に最も多く、8点以上の高評価が78.7%を占めています。低評価（1-4点）は計1件（1.3%）です。</w:t>
+        <w:t xml:space="preserve">評価分布は8点（36.4%）に最も多く、8点以上の高評価が77.9%を占めています。低評価（1-4点）は計1件（1.3%）です。</w:t>
       </w:r>
     </w:p>
     <w:p>
@@ -2653,7 +2653,7 @@
                 <w:sz w:val="20"/>
                 <w:szCs w:val="20"/>
               </w:rPr>
-              <w:t xml:space="preserve">20</w:t>
+              <w:t xml:space="preserve">21</w:t>
             </w:r>
           </w:p>
         </w:tc>
@@ -2688,7 +2688,7 @@
                 <w:sz w:val="20"/>
                 <w:szCs w:val="20"/>
               </w:rPr>
-              <w:t xml:space="preserve">26.7%</w:t>
+              <w:t xml:space="preserve">27.3%</w:t>
             </w:r>
           </w:p>
         </w:tc>
@@ -2717,7 +2717,7 @@
                 <w:sz w:val="20"/>
                 <w:szCs w:val="20"/>
               </w:rPr>
-              <w:t xml:space="preserve">██████████████</w:t>
+              <w:t xml:space="preserve">███████████████</w:t>
             </w:r>
             <w:r>
               <w:rPr>
@@ -2726,7 +2726,7 @@
                 <w:sz w:val="18"/>
                 <w:szCs w:val="18"/>
               </w:rPr>
-              <w:t xml:space="preserve"> 20件</w:t>
+              <w:t xml:space="preserve"> 21件</w:t>
             </w:r>
           </w:p>
         </w:tc>
@@ -2833,7 +2833,7 @@
                 <w:sz w:val="20"/>
                 <w:szCs w:val="20"/>
               </w:rPr>
-              <w:t xml:space="preserve">14.7%</w:t>
+              <w:t xml:space="preserve">14.3%</w:t>
             </w:r>
           </w:p>
         </w:tc>
@@ -2977,7 +2977,7 @@
                 <w:sz w:val="20"/>
                 <w:szCs w:val="20"/>
               </w:rPr>
-              <w:t xml:space="preserve">37.3%</w:t>
+              <w:t xml:space="preserve">36.4%</w:t>
             </w:r>
           </w:p>
         </w:tc>
@@ -3087,7 +3087,7 @@
                 <w:sz w:val="20"/>
                 <w:szCs w:val="20"/>
               </w:rPr>
-              <w:t xml:space="preserve">5</w:t>
+              <w:t xml:space="preserve">6</w:t>
             </w:r>
           </w:p>
         </w:tc>
@@ -3122,7 +3122,7 @@
                 <w:sz w:val="20"/>
                 <w:szCs w:val="20"/>
               </w:rPr>
-              <w:t xml:space="preserve">6.7%</w:t>
+              <w:t xml:space="preserve">7.8%</w:t>
             </w:r>
           </w:p>
         </w:tc>
@@ -3159,7 +3159,7 @@
                 <w:sz w:val="18"/>
                 <w:szCs w:val="18"/>
               </w:rPr>
-              <w:t xml:space="preserve"> 5件</w:t>
+              <w:t xml:space="preserve"> 6件</w:t>
             </w:r>
           </w:p>
         </w:tc>
@@ -3266,7 +3266,7 @@
                 <w:sz w:val="20"/>
                 <w:szCs w:val="20"/>
               </w:rPr>
-              <w:t xml:space="preserve">12.0%</w:t>
+              <w:t xml:space="preserve">11.7%</w:t>
             </w:r>
           </w:p>
         </w:tc>
@@ -3669,7 +3669,7 @@
                 <w:sz w:val="24"/>
                 <w:szCs w:val="24"/>
               </w:rPr>
-              <w:t xml:space="preserve">59件（78.7%）</w:t>
+              <w:t xml:space="preserve">60件（77.9%）</w:t>
             </w:r>
           </w:p>
         </w:tc>
@@ -3720,7 +3720,7 @@
                 <w:sz w:val="24"/>
                 <w:szCs w:val="24"/>
               </w:rPr>
-              <w:t xml:space="preserve">15件（20.0%）</w:t>
+              <w:t xml:space="preserve">16件（20.8%）</w:t>
             </w:r>
           </w:p>
         </w:tc>
@@ -4045,7 +4045,7 @@
                 <w:sz w:val="20"/>
                 <w:szCs w:val="20"/>
               </w:rPr>
-              <w:t xml:space="preserve">「六本木駅前という立地ですが、ホテル周辺は落ち着いていて静かで、治安の良さも感じられました」「The location is great next to a subway station, staff are...」</w:t>
+              <w:t xml:space="preserve">「六本木駅5番出口から近くて便利」「六本木駅前という立地ですが、ホテル周辺は落ち着いていて静かで、治安の良さも感じられました」</w:t>
             </w:r>
           </w:p>
         </w:tc>
@@ -4149,7 +4149,7 @@
                 <w:sz w:val="20"/>
                 <w:szCs w:val="20"/>
               </w:rPr>
-              <w:t xml:space="preserve">「The location is great next to a subway station, staff are...」「必要なものはすべて揃っていて、紅茶、コーヒー、浄水器、ランドリー、素晴らしいシャワーなど、スタッフもサービスも最高...」</w:t>
+              <w:t xml:space="preserve">「スタッフさんの気遣いもとてもよかった」「The location is great next to a subway station, staff are...」</w:t>
             </w:r>
           </w:p>
         </w:tc>
@@ -4256,7 +4256,7 @@
                 <w:sz w:val="20"/>
                 <w:szCs w:val="20"/>
               </w:rPr>
-              <w:t xml:space="preserve">「部屋は想像していたよりも広く、バストイレもゆったりしていて快適でした」「部屋は4ベッドルームでしたが、今までのホテルで一番広くて、ソファもあるので部屋食もゆっくり楽しめました」</w:t>
+              <w:t xml:space="preserve">「大人2人と幼児2人でキングベッドの一部屋を利用」「部屋は想像していたよりも広く、バストイレもゆったりしていて快適でした」</w:t>
             </w:r>
           </w:p>
         </w:tc>
@@ -4360,7 +4360,7 @@
                 <w:sz w:val="20"/>
                 <w:szCs w:val="20"/>
               </w:rPr>
-              <w:t xml:space="preserve">「他のレビュー見て心配しましたが綺麗ですね、臭いとかこんなこともありませんでした」「新美術館への道は時期的に桜が綺麗で、ホテルの方に教えていただいた近隣の飲食店もとても良かったです」</w:t>
+              <w:t xml:space="preserve">「特に掃除後は、尿の臭いがひどくなる日もありました」「清掃は行き届いているのでキレイ」</w:t>
             </w:r>
           </w:p>
         </w:tc>
@@ -4467,7 +4467,7 @@
                 <w:sz w:val="20"/>
                 <w:szCs w:val="20"/>
               </w:rPr>
-              <w:t xml:space="preserve">「Yummy but Very limited breakfast option as they have the ...」「朝食はタイ料理です」</w:t>
+              <w:t xml:space="preserve">「朝食は値段が高い上に種類も少なく（パンが3種類、ジャム、バター、シリアル、卵、それだけです」「Yummy but Very limited breakfast option as they have the ...」</w:t>
             </w:r>
           </w:p>
         </w:tc>
@@ -4571,7 +4571,7 @@
                 <w:sz w:val="20"/>
                 <w:szCs w:val="20"/>
               </w:rPr>
-              <w:t xml:space="preserve">「The location is great next to a subway station, staff are...」「大きなスーツケースと機内持ち込みバッグをそれぞれ持っていた2人組が海外旅行をしたのですが、どこにもバッグを置くスペ...」</w:t>
+              <w:t xml:space="preserve">「The location is great next to a subway station, staff are...」「大きなスーツケースと機内持ち込みバッグをそれぞれ持っていた2人で海外旅行をしたのですが、どこにもバッグを置くスペー...」</w:t>
             </w:r>
           </w:p>
         </w:tc>
@@ -4611,7 +4611,7 @@
           <w:sz w:val="21"/>
           <w:szCs w:val="21"/>
         </w:rPr>
-        <w:t xml:space="preserve">口コミの多数で「立地・アクセス」に関するポジティブな言及が見られ、コンフォートイン六本木の最大の差別化要因となっています。六本木駅前という立地ですが、ホテル周辺は落ち着いていて静かで、治安の良さも感じられましたといった声が多数寄せられています。</w:t>
+        <w:t xml:space="preserve">口コミの多数で「立地・アクセス」に関するポジティブな言及が見られ、コンフォートイン六本木の最大の差別化要因となっています。六本木駅5番出口から近くて便利といった声が多数寄せられています。</w:t>
       </w:r>
     </w:p>
     <w:p>
@@ -4630,7 +4630,7 @@
           <w:sz w:val="21"/>
           <w:szCs w:val="21"/>
         </w:rPr>
-        <w:t xml:space="preserve">六本木駅前という立地ですが、ホテル周辺は落ち着いていて静かで、治安の良さも感じられました</w:t>
+        <w:t xml:space="preserve">六本木駅5番出口から近くて便利</w:t>
       </w:r>
     </w:p>
     <w:p>
@@ -4649,7 +4649,7 @@
           <w:sz w:val="21"/>
           <w:szCs w:val="21"/>
         </w:rPr>
-        <w:t xml:space="preserve">The location is great next to a subway station, staff are...</w:t>
+        <w:t xml:space="preserve">六本木駅前という立地ですが、ホテル周辺は落ち着いていて静かで、治安の良さも感じられました</w:t>
       </w:r>
     </w:p>
     <w:p>
@@ -4668,7 +4668,7 @@
           <w:sz w:val="21"/>
           <w:szCs w:val="21"/>
         </w:rPr>
-        <w:t xml:space="preserve">La ubicación del alojamiento es buena porque se encuentra...</w:t>
+        <w:t xml:space="preserve">The location is great next to a subway station, staff are...</w:t>
       </w:r>
     </w:p>
     <w:p>
@@ -4705,7 +4705,7 @@
           <w:sz w:val="21"/>
           <w:szCs w:val="21"/>
         </w:rPr>
-        <w:t xml:space="preserve">スタッフの対応に関するポジティブな評価も多く寄せられています。「The location is great next to a subway station, staff are...」といったコメントが見られます。</w:t>
+        <w:t xml:space="preserve">スタッフの対応に関するポジティブな評価も多く寄せられています。「スタッフさんの気遣いもとてもよかった」といったコメントが見られます。</w:t>
       </w:r>
     </w:p>
     <w:p>
@@ -5149,7 +5149,7 @@
                 <w:sz w:val="20"/>
                 <w:szCs w:val="20"/>
               </w:rPr>
-              <w:t xml:space="preserve">部屋は想像していたよりも広く、バストイレもゆったりしていて快適でした</w:t>
+              <w:t xml:space="preserve">トイレは少し水漏れしていて、排水口からかなり強い臭いがしました</w:t>
             </w:r>
           </w:p>
         </w:tc>
@@ -5183,7 +5183,7 @@
                 <w:sz w:val="20"/>
                 <w:szCs w:val="20"/>
               </w:rPr>
-              <w:t xml:space="preserve">重大・11件</w:t>
+              <w:t xml:space="preserve">重大・12件</w:t>
             </w:r>
           </w:p>
         </w:tc>
@@ -6902,7 +6902,7 @@
                 <w:sz w:val="20"/>
                 <w:szCs w:val="20"/>
               </w:rPr>
-              <w:t xml:space="preserve">8.25点</w:t>
+              <w:t xml:space="preserve">8.26点</w:t>
             </w:r>
           </w:p>
         </w:tc>
@@ -7042,7 +7042,7 @@
                 <w:sz w:val="20"/>
                 <w:szCs w:val="20"/>
               </w:rPr>
-              <w:t xml:space="preserve">78.7%</w:t>
+              <w:t xml:space="preserve">77.9%</w:t>
             </w:r>
           </w:p>
         </w:tc>
@@ -7077,7 +7077,7 @@
                 <w:sz w:val="20"/>
                 <w:szCs w:val="20"/>
               </w:rPr>
-              <w:t xml:space="preserve">84%以上</w:t>
+              <w:t xml:space="preserve">83%以上</w:t>
             </w:r>
           </w:p>
         </w:tc>
@@ -7733,7 +7733,7 @@
           <w:sz w:val="22"/>
           <w:szCs w:val="22"/>
         </w:rPr>
-        <w:t xml:space="preserve">[1] 楽天トラベル / 8点 / 2026-04-05</w:t>
+        <w:t xml:space="preserve">[1] 楽天トラベル / 10点 / 2026-04-06</w:t>
       </w:r>
     </w:p>
     <w:p>
@@ -7748,7 +7748,7 @@
           <w:sz w:val="21"/>
           <w:szCs w:val="21"/>
         </w:rPr>
-        <w:t xml:space="preserve">国立競技場でのライブ参戦のために宿泊しました。 国立競技場までのアクセスが良く、移動がとてもスムーズでした。  部屋は想像していたよりも広く、バストイレもゆったりしていて快適でした。 ツインベッドもあっても広く感じました！ 浴槽などは、少し古さを感じる部分もありましたが、特に気になるほどではありませんでした。 六本木駅前という立地ですが、ホテル周辺は落ち着いていて静かで、治安の良さも感じられ...</w:t>
+        <w:t xml:space="preserve">六本木駅5番出口から近くて便利！大人2人と幼児2人でキングベッドの一部屋を利用。スタッフさんの気遣いもとてもよかった。ただ部屋が狭かったのは残念。都心の駅近と料金を考えると仕方がない…。清掃は行き届いているのでキレイ！</w:t>
       </w:r>
     </w:p>
     <w:p>
@@ -7769,7 +7769,43 @@
           <w:sz w:val="22"/>
           <w:szCs w:val="22"/>
         </w:rPr>
-        <w:t xml:space="preserve">[2] Booking.com / 9点 / 2026-04-03</w:t>
+        <w:t xml:space="preserve">[2] 楽天トラベル / 8点 / 2026-04-05</w:t>
+      </w:r>
+    </w:p>
+    <w:p>
+      <w:pPr>
+        <w:spacing w:after="120" w:line="320"/>
+        <w:jc w:val="left"/>
+      </w:pPr>
+      <w:r>
+        <w:rPr>
+          <w:rFonts w:ascii="Arial" w:cs="Arial" w:eastAsia="Arial" w:hAnsi="Arial"/>
+          <w:color w:val="333333"/>
+          <w:sz w:val="21"/>
+          <w:szCs w:val="21"/>
+        </w:rPr>
+        <w:t xml:space="preserve">国立競技場でのライブ参戦のために宿泊しました。 国立競技場までのアクセスが良く、移動がとてもスムーズでした。  部屋は想像していたよりも広く、バストイレもゆったりしていて快適でした。 ツインベッドもあっても広く感じました！ 浴槽などは、少し古さを感じる部分もありましたが、特に気になるほどではありませんでした。 六本木駅前という立地ですが、ホテル周辺は落ち着いていて静かで、治安の良さも感じられ...</w:t>
+      </w:r>
+    </w:p>
+    <w:p>
+      <w:pPr>
+        <w:spacing w:after="60"/>
+      </w:pPr>
+    </w:p>
+    <w:p>
+      <w:pPr>
+        <w:spacing w:after="120" w:before="200"/>
+      </w:pPr>
+      <w:r>
+        <w:rPr>
+          <w:rFonts w:ascii="Arial" w:cs="Arial" w:eastAsia="Arial" w:hAnsi="Arial"/>
+          <w:b/>
+          <w:bCs/>
+          <w:color w:val="1B3A5C"/>
+          <w:sz w:val="22"/>
+          <w:szCs w:val="22"/>
+        </w:rPr>
+        <w:t xml:space="preserve">[3] Booking.com / 9点 / 2026-04-03</w:t>
       </w:r>
     </w:p>
     <w:p>
@@ -7831,7 +7867,7 @@
           <w:sz w:val="22"/>
           <w:szCs w:val="22"/>
         </w:rPr>
-        <w:t xml:space="preserve">[3] Booking.com / 8点 / 2026-03-31</w:t>
+        <w:t xml:space="preserve">[4] Booking.com / 8点 / 2026-03-31</w:t>
       </w:r>
     </w:p>
     <w:p>
@@ -7893,7 +7929,7 @@
           <w:sz w:val="22"/>
           <w:szCs w:val="22"/>
         </w:rPr>
-        <w:t xml:space="preserve">[4] Trip.com / 9点 / 2026-03-31</w:t>
+        <w:t xml:space="preserve">[5] Trip.com / 9点 / 2026-03-31</w:t>
       </w:r>
     </w:p>
     <w:p>
@@ -7908,43 +7944,7 @@
           <w:sz w:val="21"/>
           <w:szCs w:val="21"/>
         </w:rPr>
-        <w:t xml:space="preserve">必要なものはすべて揃っていて、紅茶、コーヒー、浄水器、ランドリー、素晴らしいシャワーなど、スタッフもサービスも最高だったのですが、部屋がとにかく狭すぎました。大きなスーツケースと機内持ち込みバッグをそれぞれ持っていた2人組が海外旅行をしたのですが、どこにもバッグを置くスペースがありませんでした。</w:t>
-      </w:r>
-    </w:p>
-    <w:p>
-      <w:pPr>
-        <w:spacing w:after="60"/>
-      </w:pPr>
-    </w:p>
-    <w:p>
-      <w:pPr>
-        <w:spacing w:after="120" w:before="200"/>
-      </w:pPr>
-      <w:r>
-        <w:rPr>
-          <w:rFonts w:ascii="Arial" w:cs="Arial" w:eastAsia="Arial" w:hAnsi="Arial"/>
-          <w:b/>
-          <w:bCs/>
-          <w:color w:val="1B3A5C"/>
-          <w:sz w:val="22"/>
-          <w:szCs w:val="22"/>
-        </w:rPr>
-        <w:t xml:space="preserve">[5] Booking.com / 9点 / 2026-03-31</w:t>
-      </w:r>
-    </w:p>
-    <w:p>
-      <w:pPr>
-        <w:spacing w:after="120" w:line="320"/>
-        <w:jc w:val="left"/>
-      </w:pPr>
-      <w:r>
-        <w:rPr>
-          <w:rFonts w:ascii="Arial" w:cs="Arial" w:eastAsia="Arial" w:hAnsi="Arial"/>
-          <w:color w:val="333333"/>
-          <w:sz w:val="21"/>
-          <w:szCs w:val="21"/>
-        </w:rPr>
-        <w:t xml:space="preserve">Wonderful and responsive staff; great location-  1 min walk from the subway station, 7-min walk from shopping malls, 4-min walk to DonKi and 3-min walk from the Catholic church! Plus close high-rat...</w:t>
+        <w:t xml:space="preserve">必要なものはすべて揃っていて、紅茶、コーヒー、浄水器、ランドリー、素晴らしいシャワーなど、スタッフもサービスも最高だったのですが、部屋がとにかく狭すぎました。大きなスーツケースと機内持ち込みバッグをそれぞれ持っていた2人で海外旅行をしたのですが、どこにもバッグを置くスペースがありませんでした。</w:t>
       </w:r>
     </w:p>
     <w:p>
@@ -8215,7 +8215,7 @@
                 <w:sz w:val="21"/>
                 <w:szCs w:val="21"/>
               </w:rPr>
-              <w:t xml:space="preserve">コンフォートイン六本木は、全体平均8.25点（10点換算）、高評価率78.7%という良好な顧客満足度を維持しているホテルです。特に「立地・アクセス」「スタッフの対応」が多くのゲストから高く評価されています。</w:t>
+              <w:t xml:space="preserve">コンフォートイン六本木は、全体平均8.26点（10点換算）、高評価率77.9%という良好な顧客満足度を維持しているホテルです。特に「立地・アクセス」「スタッフの対応」が多くのゲストから高く評価されています。</w:t>
             </w:r>
           </w:p>
           <w:p>

--- a/納品レポート/ホテル別レポート/comfort_roppongi_口コミ分析改善レポート.docx
+++ b/納品レポート/ホテル別レポート/comfort_roppongi_口コミ分析改善レポート.docx
@@ -131,7 +131,7 @@
           <w:sz w:val="20"/>
           <w:szCs w:val="20"/>
         </w:rPr>
-        <w:t xml:space="preserve">作成日：2026年4月7日</w:t>
+        <w:t xml:space="preserve">作成日：2026年4月8日</w:t>
       </w:r>
     </w:p>
     <w:p>
@@ -4571,7 +4571,7 @@
                 <w:sz w:val="20"/>
                 <w:szCs w:val="20"/>
               </w:rPr>
-              <w:t xml:space="preserve">「The location is great next to a subway station, staff are...」「大きなスーツケースと機内持ち込みバッグをそれぞれ持っていた2人で海外旅行をしたのですが、どこにもバッグを置くスペー...」</w:t>
+              <w:t xml:space="preserve">「The location is great next to a subway station, staff are...」「大きなスーツケースと機内持ち込みバッグをそれぞれ持っていた2人組が海外旅行をしたのですが、どこにもバッグを置くスペ...」</w:t>
             </w:r>
           </w:p>
         </w:tc>
@@ -7846,7 +7846,7 @@
           <w:sz w:val="21"/>
           <w:szCs w:val="21"/>
         </w:rPr>
-        <w:t xml:space="preserve">美味しいけど、毎日同じメニューなので朝食の選択肢がすごく限られている。</w:t>
+        <w:t xml:space="preserve">美味しいけど、毎日同じメニューなので朝食の選択肢がすごく限られている</w:t>
       </w:r>
     </w:p>
     <w:p>
@@ -7944,7 +7944,7 @@
           <w:sz w:val="21"/>
           <w:szCs w:val="21"/>
         </w:rPr>
-        <w:t xml:space="preserve">必要なものはすべて揃っていて、紅茶、コーヒー、浄水器、ランドリー、素晴らしいシャワーなど、スタッフもサービスも最高だったのですが、部屋がとにかく狭すぎました。大きなスーツケースと機内持ち込みバッグをそれぞれ持っていた2人で海外旅行をしたのですが、どこにもバッグを置くスペースがありませんでした。</w:t>
+        <w:t xml:space="preserve">必要なものはすべて揃っていて、紅茶、コーヒー、浄水器、ランドリー、素晴らしいシャワーなど、スタッフもサービスも最高だったのですが、部屋がとにかく狭すぎました。大きなスーツケースと機内持ち込みバッグをそれぞれ持っていた2人組が海外旅行をしたのですが、どこにもバッグを置くスペースがありませんでした。</w:t>
       </w:r>
     </w:p>
     <w:p>

--- a/納品レポート/ホテル別レポート/comfort_roppongi_口コミ分析改善レポート.docx
+++ b/納品レポート/ホテル別レポート/comfort_roppongi_口コミ分析改善レポート.docx
@@ -131,7 +131,7 @@
           <w:sz w:val="20"/>
           <w:szCs w:val="20"/>
         </w:rPr>
-        <w:t xml:space="preserve">作成日：2026年4月10日</w:t>
+        <w:t xml:space="preserve">作成日：2026年4月11日</w:t>
       </w:r>
     </w:p>
     <w:p>

--- a/納品レポート/ホテル別レポート/comfort_roppongi_口コミ分析改善レポート.docx
+++ b/納品レポート/ホテル別レポート/comfort_roppongi_口コミ分析改善レポート.docx
@@ -131,7 +131,7 @@
           <w:sz w:val="20"/>
           <w:szCs w:val="20"/>
         </w:rPr>
-        <w:t xml:space="preserve">作成日：2026年4月11日</w:t>
+        <w:t xml:space="preserve">作成日：2026年4月13日</w:t>
       </w:r>
     </w:p>
     <w:p>
@@ -4571,7 +4571,7 @@
                 <w:sz w:val="20"/>
                 <w:szCs w:val="20"/>
               </w:rPr>
-              <w:t xml:space="preserve">「大きなスーツケースと機内持ち込みバッグをそれぞれ持っていた2人で海外旅行をしたのですが、どこにもバッグを置くスペー...」「シングルツインベッドを予約したのに、ツインベッドが2台あり、部屋の中で歩くスペースすらありませんでした」</w:t>
+              <w:t xml:space="preserve">「大きなスーツケースと機内持ち込みバッグをそれぞれ持っていた2人組が海外旅行をしたのですが、どこにもバッグを置くスペ...」「シングルツインベッドを予約したのに、ツインベッドが2台あり、部屋の中で歩くスペースすらありませんでした」</w:t>
             </w:r>
           </w:p>
         </w:tc>
@@ -7810,7 +7810,7 @@
           <w:sz w:val="21"/>
           <w:szCs w:val="21"/>
         </w:rPr>
-        <w:t xml:space="preserve">必要なものはすべて揃っていて、紅茶、コーヒー、浄水器、ランドリー、素晴らしいシャワーなど、スタッフもサービスも最高だったのですが、部屋がとにかく狭すぎました。大きなスーツケースと機内持ち込みバッグをそれぞれ持っていた2人で海外旅行をしたのですが、どこにもバッグを置くスペースがありませんでした。</w:t>
+        <w:t xml:space="preserve">必要なものはすべて揃っていて、紅茶、コーヒー、浄水器、ランドリー、素晴らしいシャワーなど、スタッフもサービスも最高だったのですが、部屋がとにかく狭すぎました。大きなスーツケースと機内持ち込みバッグをそれぞれ持っていた2人組が海外旅行をしたのですが、どこにもバッグを置くスペースがありませんでした。</w:t>
       </w:r>
     </w:p>
     <w:p>

--- a/納品レポート/ホテル別レポート/comfort_roppongi_口コミ分析改善レポート.docx
+++ b/納品レポート/ホテル別レポート/comfort_roppongi_口コミ分析改善レポート.docx
@@ -131,7 +131,7 @@
           <w:sz w:val="20"/>
           <w:szCs w:val="20"/>
         </w:rPr>
-        <w:t xml:space="preserve">作成日：2026年4月13日</w:t>
+        <w:t xml:space="preserve">作成日：2026年4月15日</w:t>
       </w:r>
     </w:p>
     <w:p>
@@ -4571,7 +4571,7 @@
                 <w:sz w:val="20"/>
                 <w:szCs w:val="20"/>
               </w:rPr>
-              <w:t xml:space="preserve">「大きなスーツケースと機内持ち込みバッグをそれぞれ持っていた2人組が海外旅行をしたのですが、どこにもバッグを置くスペ...」「シングルツインベッドを予約したのに、ツインベッドが2台あり、部屋の中で歩くスペースすらありませんでした」</w:t>
+              <w:t xml:space="preserve">「大きなスーツケースと機内持ち込みバッグをそれぞれ持っていた2人で海外旅行をしたのですが、どこにもバッグを置くスペー...」「シングルツインベッドを予約したのに、ツインベッドが2台あり、部屋の中で歩くスペースすらありませんでした」</w:t>
             </w:r>
           </w:p>
         </w:tc>
@@ -7810,7 +7810,7 @@
           <w:sz w:val="21"/>
           <w:szCs w:val="21"/>
         </w:rPr>
-        <w:t xml:space="preserve">必要なものはすべて揃っていて、紅茶、コーヒー、浄水器、ランドリー、素晴らしいシャワーなど、スタッフもサービスも最高だったのですが、部屋がとにかく狭すぎました。大きなスーツケースと機内持ち込みバッグをそれぞれ持っていた2人組が海外旅行をしたのですが、どこにもバッグを置くスペースがありませんでした。</w:t>
+        <w:t xml:space="preserve">必要なものはすべて揃っていて、紅茶、コーヒー、浄水器、ランドリー、素晴らしいシャワーなど、スタッフもサービスも最高だったのですが、部屋がとにかく狭すぎました。大きなスーツケースと機内持ち込みバッグをそれぞれ持っていた2人で海外旅行をしたのですが、どこにもバッグを置くスペースがありませんでした。</w:t>
       </w:r>
     </w:p>
     <w:p>

--- a/納品レポート/ホテル別レポート/comfort_roppongi_口コミ分析改善レポート.docx
+++ b/納品レポート/ホテル別レポート/comfort_roppongi_口コミ分析改善レポート.docx
@@ -131,7 +131,7 @@
           <w:sz w:val="20"/>
           <w:szCs w:val="20"/>
         </w:rPr>
-        <w:t xml:space="preserve">作成日：2026年4月16日</w:t>
+        <w:t xml:space="preserve">作成日：2026年4月20日</w:t>
       </w:r>
     </w:p>
     <w:p>

--- a/納品レポート/ホテル別レポート/comfort_roppongi_口コミ分析改善レポート.docx
+++ b/納品レポート/ホテル別レポート/comfort_roppongi_口コミ分析改善レポート.docx
@@ -131,7 +131,7 @@
           <w:sz w:val="20"/>
           <w:szCs w:val="20"/>
         </w:rPr>
-        <w:t xml:space="preserve">作成日：2026年4月20日</w:t>
+        <w:t xml:space="preserve">作成日：2026年4月21日</w:t>
       </w:r>
     </w:p>
     <w:p>
@@ -4571,7 +4571,7 @@
                 <w:sz w:val="20"/>
                 <w:szCs w:val="20"/>
               </w:rPr>
-              <w:t xml:space="preserve">「大きなスーツケースと機内持ち込みバッグをそれぞれ持っていた2人で海外旅行をしたのですが、どこにもバッグを置くスペー...」「シングルツインベッドを予約したのに、ツインベッドが2台あり、部屋の中で歩くスペースすらありませんでした」</w:t>
+              <w:t xml:space="preserve">「大きなスーツケースと機内持ち込みバッグをそれぞれ持っていた2人組が海外旅行をしたのですが、どこにもバッグを置くスペ...」「シングルツインベッドを予約したのに、ツインベッドが2台あり、部屋の中で歩くスペースすらありませんでした」</w:t>
             </w:r>
           </w:p>
         </w:tc>
@@ -7810,7 +7810,7 @@
           <w:sz w:val="21"/>
           <w:szCs w:val="21"/>
         </w:rPr>
-        <w:t xml:space="preserve">必要なものはすべて揃っていて、紅茶、コーヒー、浄水器、ランドリー、素晴らしいシャワーなど、スタッフもサービスも最高だったのですが、部屋がとにかく狭すぎました。大きなスーツケースと機内持ち込みバッグをそれぞれ持っていた2人で海外旅行をしたのですが、どこにもバッグを置くスペースがありませんでした。</w:t>
+        <w:t xml:space="preserve">必要なものはすべて揃っていて、紅茶、コーヒー、浄水器、ランドリー、素晴らしいシャワーなど、スタッフもサービスも最高だったのですが、部屋がとにかく狭すぎました。大きなスーツケースと機内持ち込みバッグをそれぞれ持っていた2人組が海外旅行をしたのですが、どこにもバッグを置くスペースがありませんでした。</w:t>
       </w:r>
     </w:p>
     <w:p>

--- a/納品レポート/ホテル別レポート/comfort_roppongi_口コミ分析改善レポート.docx
+++ b/納品レポート/ホテル別レポート/comfort_roppongi_口コミ分析改善レポート.docx
@@ -131,7 +131,7 @@
           <w:sz w:val="20"/>
           <w:szCs w:val="20"/>
         </w:rPr>
-        <w:t xml:space="preserve">作成日：2026年4月21日</w:t>
+        <w:t xml:space="preserve">作成日：2026年4月22日</w:t>
       </w:r>
     </w:p>
     <w:p>
